--- a/Dokumen Laporan Skripsi/Draft TA Skripsi - 202210370311094 - M. Heykal Dhafariel Rajendra.docx
+++ b/Dokumen Laporan Skripsi/Draft TA Skripsi - 202210370311094 - M. Heykal Dhafariel Rajendra.docx
@@ -7828,7 +7828,7 @@
                 <w:noProof/>
                 <w:webHidden/>
               </w:rPr>
-              <w:t>77</w:t>
+              <w:t>76</w:t>
             </w:r>
             <w:r>
               <w:rPr>
@@ -8662,7 +8662,7 @@
             <w:noProof/>
             <w:webHidden/>
           </w:rPr>
-          <w:t>68</w:t>
+          <w:t>67</w:t>
         </w:r>
         <w:r>
           <w:rPr>
@@ -8734,7 +8734,7 @@
             <w:noProof/>
             <w:webHidden/>
           </w:rPr>
-          <w:t>69</w:t>
+          <w:t>68</w:t>
         </w:r>
         <w:r>
           <w:rPr>
@@ -8806,7 +8806,7 @@
             <w:noProof/>
             <w:webHidden/>
           </w:rPr>
-          <w:t>70</w:t>
+          <w:t>69</w:t>
         </w:r>
         <w:r>
           <w:rPr>
@@ -8878,7 +8878,7 @@
             <w:noProof/>
             <w:webHidden/>
           </w:rPr>
-          <w:t>71</w:t>
+          <w:t>70</w:t>
         </w:r>
         <w:r>
           <w:rPr>
@@ -9094,7 +9094,7 @@
             <w:noProof/>
             <w:webHidden/>
           </w:rPr>
-          <w:t>75</w:t>
+          <w:t>74</w:t>
         </w:r>
         <w:r>
           <w:rPr>
@@ -11103,11 +11103,29 @@
         <w:ind w:firstLine="720"/>
       </w:pPr>
       <w:r>
-        <w:t xml:space="preserve">Pemilik King Aluminium Malang menyampaikan bahwa pengelolaan material menjadi salah satu masalah utama dalam operasional toko. Permintaan material dari pengawas lapangan sering kali terlambat disampaikan atau tidak tersusun rapi, sehingga stok tidak terpantau dengan baik dan pembelian kerap dilakukan secara mendadak. Keluhan ini sejalan dengan masukan dari pihak gudang yang menyatakan bahwa pencatatan stok masih menggunakan Microsoft Excel </w:t>
+        <w:t xml:space="preserve">Pemilik King Aluminium Malang menyampaikan bahwa pengelolaan material menjadi salah satu masalah utama dalam operasional toko. Permintaan material dari pengawas lapangan sering kali terlambat disampaikan atau tidak tersusun rapi, sehingga stok tidak terpantau dengan baik dan pembelian kerap dilakukan secara mendadak. Keluhan ini sejalan dengan masukan dari pihak gudang yang menyatakan bahwa pencatatan stok masih menggunakan </w:t>
+      </w:r>
+      <w:r>
+        <w:rPr>
+          <w:i/>
+        </w:rPr>
+        <w:t>Microsoft Excel</w:t>
+      </w:r>
+      <w:r>
+        <w:t xml:space="preserve"> </w:t>
       </w:r>
       <w:r>
         <w:lastRenderedPageBreak/>
-        <w:t>sederhana, tanpa formula terintegrasi atau daftar riwayat keluar–masuk material. Sementara itu, administrasi kantor juga mengeluhkan bahwa proses persetujuan pembelian menjadi lambat karena harus memilah banyak pesan WhatsApp yang bercampur dengan pesan non-operasional. Pengawas lapangan juga merasakan dampak dari sistem manual tersebut, terutama ketika material tidak tersedia atau terjadi miskomunikasi antara bagian lapangan dan gudang.</w:t>
+        <w:t xml:space="preserve">sederhana, tanpa formula terintegrasi atau daftar riwayat keluar–masuk material. Sementara itu, administrasi kantor juga mengeluhkan bahwa proses persetujuan pembelian menjadi lambat karena harus memilah banyak pesan </w:t>
+      </w:r>
+      <w:r>
+        <w:rPr>
+          <w:i/>
+        </w:rPr>
+        <w:t>WhatsApp</w:t>
+      </w:r>
+      <w:r>
+        <w:t xml:space="preserve"> yang bercampur dengan pesan non-operasional. Pengawas lapangan juga merasakan dampak dari sistem manual tersebut, terutama ketika material tidak tersedia atau terjadi miskomunikasi antara bagian lapangan dan gudang.</w:t>
       </w:r>
     </w:p>
     <w:p>
@@ -11116,7 +11134,34 @@
         <w:ind w:firstLine="720"/>
       </w:pPr>
       <w:r>
-        <w:t>Proses permintaan material dari pengawas lapangan kepada bagian gudang dilakukan melalui komunikasi informal menggunakan aplikasi WhatsApp. Setelah menerima permintaan, bagian gudang melakukan pengecekan ketersediaan material dengan menggunakan file Microsoft Excel sederhana yang tidak dilengkapi dengan perhitungan otomatis maupun riwayat transaksi material masuk dan keluar. Apabila stok tersedia, material dikeluarkan dan dicatat secara manual. Namun, apabila stok tidak mencukupi, bagian gudang menghubungi admin kantor untuk diteruskan kepada pemilik sebagai permohonan persetujuan pembelian material. Setelah persetujuan diberikan, proses pembelian dilakukan dan barang yang diterima kembali dicatat secara manual menggunakan Excel.</w:t>
+        <w:t xml:space="preserve">Proses permintaan material dari pengawas lapangan kepada bagian gudang dilakukan melalui komunikasi informal menggunakan aplikasi </w:t>
+      </w:r>
+      <w:r>
+        <w:rPr>
+          <w:i/>
+        </w:rPr>
+        <w:t>WhatsApp</w:t>
+      </w:r>
+      <w:r>
+        <w:t xml:space="preserve">. Setelah menerima permintaan, bagian gudang melakukan pengecekan ketersediaan material dengan menggunakan file </w:t>
+      </w:r>
+      <w:r>
+        <w:rPr>
+          <w:i/>
+        </w:rPr>
+        <w:t>Microsoft Excel</w:t>
+      </w:r>
+      <w:r>
+        <w:t xml:space="preserve"> sederhana yang tidak dilengkapi dengan perhitungan otomatis maupun riwayat transaksi material masuk dan keluar. Apabila stok tersedia, material dikeluarkan dan dicatat secara manual. Namun, apabila stok tidak mencukupi, bagian gudang menghubungi admin kantor untuk diteruskan kepada pemilik sebagai permohonan persetujuan pembelian material. Setelah persetujuan diberikan, proses pembelian dilakukan dan barang yang diterima kembali dicatat secara manual menggunakan </w:t>
+      </w:r>
+      <w:r>
+        <w:rPr>
+          <w:i/>
+        </w:rPr>
+        <w:t>Excel</w:t>
+      </w:r>
+      <w:r>
+        <w:t>.</w:t>
       </w:r>
     </w:p>
     <w:p>
@@ -11138,7 +11183,34 @@
       </w:r>
       <w:r>
         <w:lastRenderedPageBreak/>
-        <w:t>informal yang banyak digunakan oleh UMKM, seperti pemanfaatan aplikasi WhatsApp, jarang dijadikan perhatian utama dalam pemetaan alur bisnis. Penelitian terdahulu juga umumnya tidak menggunakan pemodelan proses bisnis seperti Business Process Model and Notation (BPMN) untuk menggambarkan kondisi aktual sebelum sistem dirancang.</w:t>
+        <w:t xml:space="preserve">informal yang banyak digunakan oleh UMKM, seperti pemanfaatan aplikasi </w:t>
+      </w:r>
+      <w:r>
+        <w:rPr>
+          <w:i/>
+        </w:rPr>
+        <w:t>WhatsApp</w:t>
+      </w:r>
+      <w:r>
+        <w:t xml:space="preserve">, jarang dijadikan perhatian utama dalam pemetaan alur bisnis. Penelitian terdahulu juga umumnya tidak menggunakan pemodelan proses bisnis seperti </w:t>
+      </w:r>
+      <w:r>
+        <w:rPr>
+          <w:i/>
+        </w:rPr>
+        <w:t>Business Process Model and Notation</w:t>
+      </w:r>
+      <w:r>
+        <w:t xml:space="preserve"> </w:t>
+      </w:r>
+      <w:r>
+        <w:rPr>
+          <w:i/>
+        </w:rPr>
+        <w:t>(BPMN)</w:t>
+      </w:r>
+      <w:r>
+        <w:t xml:space="preserve"> untuk menggambarkan kondisi aktual sebelum sistem dirancang.</w:t>
       </w:r>
     </w:p>
     <w:p>
@@ -11156,7 +11228,43 @@
         <w:ind w:firstLine="720"/>
       </w:pPr>
       <w:r>
-        <w:t>Dalam penelitian ini, metode yang digunakan untuk mengimplementasikan model sistem adalah Personal Extreme Programming (PXP). PXP merupakan adaptasi dari metode Extreme Programming (XP) yang dirancang untuk pengembangan perangkat lunak secara individual. Metode ini memiliki tahapan eksplorasi, perencanaan, iterasi, dan dokumentasi yang sederhana namun sistematis. Keunggulan PXP terletak pada fleksibilitasnya dalam menyesuaikan kebutuhan pengguna, kemampuannya untuk digunakan oleh satu orang pengembang, serta sifatnya yang adaptif terhadap perubahan kebutuhan selama proses pengembangan berlangsung.</w:t>
+        <w:t xml:space="preserve">Dalam penelitian ini, metode yang digunakan untuk mengimplementasikan model sistem adalah </w:t>
+      </w:r>
+      <w:r>
+        <w:rPr>
+          <w:i/>
+        </w:rPr>
+        <w:t>Personal Extreme Programming (PXP)</w:t>
+      </w:r>
+      <w:r>
+        <w:t xml:space="preserve">. </w:t>
+      </w:r>
+      <w:r>
+        <w:rPr>
+          <w:i/>
+        </w:rPr>
+        <w:t>PXP</w:t>
+      </w:r>
+      <w:r>
+        <w:t xml:space="preserve"> merupakan adaptasi dari metode </w:t>
+      </w:r>
+      <w:r>
+        <w:rPr>
+          <w:i/>
+        </w:rPr>
+        <w:t>Extreme Programming (XP)</w:t>
+      </w:r>
+      <w:r>
+        <w:t xml:space="preserve"> yang dirancang untuk pengembangan perangkat lunak secara individual. Metode ini memiliki tahapan eksplorasi, perencanaan, iterasi, dan dokumentasi yang sederhana namun sistematis. Keunggulan </w:t>
+      </w:r>
+      <w:r>
+        <w:rPr>
+          <w:i/>
+        </w:rPr>
+        <w:t>PXP</w:t>
+      </w:r>
+      <w:r>
+        <w:t xml:space="preserve"> terletak pada fleksibilitasnya dalam menyesuaikan kebutuhan pengguna, kemampuannya untuk digunakan oleh satu orang pengembang, serta sifatnya yang adaptif terhadap perubahan kebutuhan selama proses pengembangan berlangsung.</w:t>
       </w:r>
     </w:p>
     <w:p>
@@ -11187,7 +11295,25 @@
         <w:ind w:firstLine="720"/>
       </w:pPr>
       <w:r>
-        <w:t>Secara akademik, sebagian penelitian terdahulu mengenai sistem inventori pada UMKM cenderung berfokus pada pengembangan sistem tanpa didahului pemetaan proses bisnis aktual menggunakan BPMN serta tanpa menyoroti pola komunikasi informal yang umum terjadi di lapangan. Penelitian ini menjadi penting karena tidak hanya menghasilkan model sistem, tetapi juga mendasarkan perancangan pada pemodelan proses bisnis As-Is yang merepresentasikan kondisi nyata operasional. Dengan demikian, penelitian ini diharapkan dapat memberikan kontribusi yang lebih kontekstual terhadap implementasi model sistem pada skala UMKM.</w:t>
+        <w:t xml:space="preserve">Secara akademik, sebagian penelitian terdahulu mengenai sistem inventori pada UMKM cenderung berfokus pada pengembangan sistem tanpa didahului pemetaan proses bisnis aktual menggunakan </w:t>
+      </w:r>
+      <w:r>
+        <w:rPr>
+          <w:i/>
+        </w:rPr>
+        <w:t>BPMN</w:t>
+      </w:r>
+      <w:r>
+        <w:t xml:space="preserve"> serta tanpa menyoroti pola komunikasi informal yang umum terjadi di lapangan. Penelitian ini menjadi penting karena tidak hanya menghasilkan model sistem, tetapi juga mendasarkan perancangan pada pemodelan proses bisnis </w:t>
+      </w:r>
+      <w:r>
+        <w:rPr>
+          <w:i/>
+        </w:rPr>
+        <w:t>As-Is</w:t>
+      </w:r>
+      <w:r>
+        <w:t xml:space="preserve"> yang merepresentasikan kondisi nyata operasional. Dengan demikian, penelitian ini diharapkan dapat memberikan kontribusi yang lebih kontekstual terhadap implementasi model sistem pada skala UMKM.</w:t>
       </w:r>
     </w:p>
     <w:p>
@@ -11250,7 +11376,16 @@
         <w:ind w:left="567" w:hanging="425"/>
       </w:pPr>
       <w:r>
-        <w:t>Bagaimana penerapan metode Personal Extreme Programming (PXP) dalam mendukung proses pembuatan sistem pengecekan stok dan pengadaan material tersebut?</w:t>
+        <w:t xml:space="preserve">Bagaimana penerapan metode </w:t>
+      </w:r>
+      <w:r>
+        <w:rPr>
+          <w:i/>
+        </w:rPr>
+        <w:t>Personal Extreme Programming (PXP)</w:t>
+      </w:r>
+      <w:r>
+        <w:t xml:space="preserve"> dalam mendukung proses pembuatan sistem pengecekan stok dan pengadaan material tersebut?</w:t>
       </w:r>
     </w:p>
     <w:p>
@@ -11317,7 +11452,16 @@
         <w:ind w:left="567" w:hanging="425"/>
       </w:pPr>
       <w:r>
-        <w:t>Untuk menerapkan metode Personal Extreme Programming (PXP) dalam proses pembuatan sistem pengecekan stok dan pengadaan material.</w:t>
+        <w:t xml:space="preserve">Untuk menerapkan metode </w:t>
+      </w:r>
+      <w:r>
+        <w:rPr>
+          <w:i/>
+        </w:rPr>
+        <w:t>Personal Extreme Programming (PXP)</w:t>
+      </w:r>
+      <w:r>
+        <w:t xml:space="preserve"> dalam proses pembuatan sistem pengecekan stok dan pengadaan material.</w:t>
       </w:r>
     </w:p>
     <w:p>
@@ -11464,7 +11608,16 @@
         <w:ind w:left="567" w:hanging="425"/>
       </w:pPr>
       <w:r>
-        <w:t>Metode pengembangan sistem yang digunakan secara eksklusif adalah Personal Extreme Programming (PXP) tanpa melakukan perbandingan dengan metode pengembangan sistem lainnya.</w:t>
+        <w:t xml:space="preserve">Metode pengembangan sistem yang digunakan secara eksklusif adalah </w:t>
+      </w:r>
+      <w:r>
+        <w:rPr>
+          <w:i/>
+        </w:rPr>
+        <w:t>Personal Extreme Programming (PXP)</w:t>
+      </w:r>
+      <w:r>
+        <w:t xml:space="preserve"> tanpa melakukan perbandingan dengan metode pengembangan sistem lainnya.</w:t>
       </w:r>
     </w:p>
     <w:p>
@@ -11478,7 +11631,16 @@
         <w:ind w:left="567" w:hanging="425"/>
       </w:pPr>
       <w:r>
-        <w:t>Penelitian ini tidak membahas aspek keamanan data, pengujian beban (load testing), maupun performa teknis sistem.</w:t>
+        <w:t xml:space="preserve">Penelitian ini tidak membahas aspek keamanan data, pengujian beban </w:t>
+      </w:r>
+      <w:r>
+        <w:rPr>
+          <w:i/>
+        </w:rPr>
+        <w:t>(load testing)</w:t>
+      </w:r>
+      <w:r>
+        <w:t>, maupun performa teknis sistem.</w:t>
       </w:r>
     </w:p>
     <w:p>
@@ -11525,7 +11687,16 @@
       </w:pPr>
       <w:r>
         <w:lastRenderedPageBreak/>
-        <w:t>Penelitian ini hanya melihat bagaimana menggunakan model sistem dalam bentuk prototype fungsional; itu tidak mencakup penggunaan sistem secara menyeluruh dalam lingkungan produksi nyata. Model sistem yang dikembangkan hanya berkonsentrasi pada proses inti, yaitu permintaan material, pengecekan stok, pengajuan pengadaan, persetujuan pembelian, dan pencatatan barang masuk untuk material aluminium. Aspek keamanan sistem, kinerja teknis, integrasi dengan vendor eksternal, dan modul keuangan dan akuntansi tidak dibahas dalam penelitian ini. Dengan batasan ini, fokus penelitian tetap pada perancangan dan evaluasi model sistem untuk kebutuhan operasional.</w:t>
+        <w:t xml:space="preserve">Penelitian ini hanya melihat bagaimana menggunakan model sistem dalam bentuk </w:t>
+      </w:r>
+      <w:r>
+        <w:rPr>
+          <w:i/>
+        </w:rPr>
+        <w:t>prototype</w:t>
+      </w:r>
+      <w:r>
+        <w:t xml:space="preserve"> fungsional; itu tidak mencakup penggunaan sistem secara menyeluruh dalam lingkungan produksi nyata. Model sistem yang dikembangkan hanya berkonsentrasi pada proses inti, yaitu permintaan material, pengecekan stok, pengajuan pengadaan, persetujuan pembelian, dan pencatatan barang masuk untuk material aluminium. Aspek keamanan sistem, kinerja teknis, integrasi dengan vendor eksternal, dan modul keuangan dan akuntansi tidak dibahas dalam penelitian ini. Dengan batasan ini, fokus penelitian tetap pada perancangan dan evaluasi model sistem untuk kebutuhan operasional.</w:t>
       </w:r>
       <w:r>
         <w:br w:type="page"/>
@@ -11576,7 +11747,59 @@
         <w:rPr>
           <w:lang w:val="en-US"/>
         </w:rPr>
-        <w:t>Dalam penyusunan penelitian ini, diperlukan kajian terhadap penelitian-penelitian terdahulu yang memiliki relevansi dengan topik pengelolaan stok, pengadaan material, pemodelan proses bisnis (BPMN), perancangan antarmuka (UI/UX), serta penerapan metode pengembangan sistem Personal Extreme Programming (PXP). Hal ini bertujuan untuk memetakan posisi penelitian (state of the art), mengidentifikasi kesenjangan penelitian, serta menghindari terjadinya duplikasi penelitian. Rangkuman penelitian terdahulu disajikan pada Tabel 2.1.</w:t>
+        <w:t>Dalam penyusunan penelitian ini, diperlukan kajian terhadap penelitian-penelitian terdahulu yang memiliki relevansi dengan topik pengelolaan stok, pengadaan material, pemodelan proses bisnis (</w:t>
+      </w:r>
+      <w:r>
+        <w:rPr>
+          <w:i/>
+          <w:lang w:val="en-US"/>
+        </w:rPr>
+        <w:t>BPMN</w:t>
+      </w:r>
+      <w:r>
+        <w:rPr>
+          <w:lang w:val="en-US"/>
+        </w:rPr>
+        <w:t>), perancangan antarmuka (</w:t>
+      </w:r>
+      <w:r>
+        <w:rPr>
+          <w:i/>
+          <w:lang w:val="en-US"/>
+        </w:rPr>
+        <w:t>UI/UX</w:t>
+      </w:r>
+      <w:r>
+        <w:rPr>
+          <w:lang w:val="en-US"/>
+        </w:rPr>
+        <w:t xml:space="preserve">), serta penerapan metode pengembangan sistem </w:t>
+      </w:r>
+      <w:r>
+        <w:rPr>
+          <w:i/>
+          <w:lang w:val="en-US"/>
+        </w:rPr>
+        <w:t>Personal Extreme Programming (PXP)</w:t>
+      </w:r>
+      <w:r>
+        <w:rPr>
+          <w:lang w:val="en-US"/>
+        </w:rPr>
+        <w:t>. Hal ini bertujuan untuk memetakan posisi penelitian (</w:t>
+      </w:r>
+      <w:r>
+        <w:rPr>
+          <w:i/>
+          <w:lang w:val="en-US"/>
+        </w:rPr>
+        <w:t>state of the art</w:t>
+      </w:r>
+      <w:r>
+        <w:rPr>
+          <w:lang w:val="en-US"/>
+        </w:rPr>
+        <w:t>), mengidentifikasi kesenjangan penelitian, serta menghindari terjadinya duplikasi penelitian. Rangkuman penelitian terdahulu disajikan pada Tabel 2.1.</w:t>
       </w:r>
     </w:p>
     <w:p>
@@ -11857,7 +12080,22 @@
                 <w:color w:val="1F1F1F"/>
                 <w:bdr w:val="none" w:sz="0" w:space="0" w:color="auto" w:frame="1"/>
               </w:rPr>
-              <w:t>Perancangan Sistem Informasi Inventory Barang Berbasis Web Menggunakan Metode Personal Extreme Programming [1]</w:t>
+              <w:t xml:space="preserve">Perancangan Sistem Informasi Inventory Barang Berbasis Web Menggunakan Metode </w:t>
+            </w:r>
+            <w:r>
+              <w:rPr>
+                <w:i/>
+                <w:color w:val="1F1F1F"/>
+                <w:bdr w:val="none" w:sz="0" w:space="0" w:color="auto" w:frame="1"/>
+              </w:rPr>
+              <w:t>Personal Extreme Programming</w:t>
+            </w:r>
+            <w:r>
+              <w:rPr>
+                <w:color w:val="1F1F1F"/>
+                <w:bdr w:val="none" w:sz="0" w:space="0" w:color="auto" w:frame="1"/>
+              </w:rPr>
+              <w:t xml:space="preserve"> [1]</w:t>
             </w:r>
           </w:p>
         </w:tc>
@@ -11923,7 +12161,22 @@
                 <w:color w:val="1F1F1F"/>
                 <w:bdr w:val="none" w:sz="0" w:space="0" w:color="auto" w:frame="1"/>
               </w:rPr>
-              <w:t>Metode PXP efektif untuk skala UMKM karena menghasilkan dokumentasi ringkas dan terstruktur sesuai kebutuhan pengguna.</w:t>
+              <w:t xml:space="preserve">Metode </w:t>
+            </w:r>
+            <w:r>
+              <w:rPr>
+                <w:i/>
+                <w:color w:val="1F1F1F"/>
+                <w:bdr w:val="none" w:sz="0" w:space="0" w:color="auto" w:frame="1"/>
+              </w:rPr>
+              <w:t>PXP</w:t>
+            </w:r>
+            <w:r>
+              <w:rPr>
+                <w:color w:val="1F1F1F"/>
+                <w:bdr w:val="none" w:sz="0" w:space="0" w:color="auto" w:frame="1"/>
+              </w:rPr>
+              <w:t xml:space="preserve"> efektif untuk skala UMKM karena menghasilkan dokumentasi ringkas dan terstruktur sesuai kebutuhan pengguna.</w:t>
             </w:r>
           </w:p>
         </w:tc>
@@ -11977,7 +12230,37 @@
                 <w:color w:val="1F1F1F"/>
                 <w:bdr w:val="none" w:sz="0" w:space="0" w:color="auto" w:frame="1"/>
               </w:rPr>
-              <w:t>Implementasi Metode Personal Extreme Programming pada Sistem Manajemen Stok Gudang Berbasis Web [3]</w:t>
+              <w:t xml:space="preserve">Implementasi Metode </w:t>
+            </w:r>
+            <w:r>
+              <w:rPr>
+                <w:i/>
+                <w:color w:val="1F1F1F"/>
+                <w:bdr w:val="none" w:sz="0" w:space="0" w:color="auto" w:frame="1"/>
+              </w:rPr>
+              <w:t>Personal Extreme Programming</w:t>
+            </w:r>
+            <w:r>
+              <w:rPr>
+                <w:color w:val="1F1F1F"/>
+                <w:bdr w:val="none" w:sz="0" w:space="0" w:color="auto" w:frame="1"/>
+              </w:rPr>
+              <w:t xml:space="preserve"> pada Sistem Manajemen Stok Gudang Berbasis </w:t>
+            </w:r>
+            <w:r>
+              <w:rPr>
+                <w:i/>
+                <w:color w:val="1F1F1F"/>
+                <w:bdr w:val="none" w:sz="0" w:space="0" w:color="auto" w:frame="1"/>
+              </w:rPr>
+              <w:t>Web</w:t>
+            </w:r>
+            <w:r>
+              <w:rPr>
+                <w:color w:val="1F1F1F"/>
+                <w:bdr w:val="none" w:sz="0" w:space="0" w:color="auto" w:frame="1"/>
+              </w:rPr>
+              <w:t xml:space="preserve"> [3]</w:t>
             </w:r>
           </w:p>
         </w:tc>
@@ -12040,10 +12323,33 @@
             </w:pPr>
             <w:r>
               <w:rPr>
+                <w:i/>
                 <w:color w:val="1F1F1F"/>
                 <w:bdr w:val="none" w:sz="0" w:space="0" w:color="auto" w:frame="1"/>
               </w:rPr>
-              <w:t>PXP sangat cocok digunakan oleh pengembang tunggal (solo developer) untuk menghasilkan prototipe manajemen stok yang adaptif.</w:t>
+              <w:t>PXP</w:t>
+            </w:r>
+            <w:r>
+              <w:rPr>
+                <w:color w:val="1F1F1F"/>
+                <w:bdr w:val="none" w:sz="0" w:space="0" w:color="auto" w:frame="1"/>
+              </w:rPr>
+              <w:t xml:space="preserve"> sangat cocok digunakan oleh pengembang tunggal (</w:t>
+            </w:r>
+            <w:r>
+              <w:rPr>
+                <w:i/>
+                <w:color w:val="1F1F1F"/>
+                <w:bdr w:val="none" w:sz="0" w:space="0" w:color="auto" w:frame="1"/>
+              </w:rPr>
+              <w:t>solo developer</w:t>
+            </w:r>
+            <w:r>
+              <w:rPr>
+                <w:color w:val="1F1F1F"/>
+                <w:bdr w:val="none" w:sz="0" w:space="0" w:color="auto" w:frame="1"/>
+              </w:rPr>
+              <w:t>) untuk menghasilkan prototipe manajemen stok yang adaptif.</w:t>
             </w:r>
           </w:p>
         </w:tc>
@@ -12097,13 +12403,28 @@
                 <w:color w:val="1F1F1F"/>
                 <w:bdr w:val="none" w:sz="0" w:space="0" w:color="auto" w:frame="1"/>
               </w:rPr>
-              <w:t xml:space="preserve">Implementasi Model PXP Pada Sistem Informasi Laboratorium Infokom Universitas </w:t>
-            </w:r>
-            <w:r>
-              <w:rPr>
+              <w:t xml:space="preserve">Implementasi Model </w:t>
+            </w:r>
+            <w:r>
+              <w:rPr>
+                <w:i/>
                 <w:color w:val="1F1F1F"/>
                 <w:bdr w:val="none" w:sz="0" w:space="0" w:color="auto" w:frame="1"/>
               </w:rPr>
+              <w:t>PXP</w:t>
+            </w:r>
+            <w:r>
+              <w:rPr>
+                <w:color w:val="1F1F1F"/>
+                <w:bdr w:val="none" w:sz="0" w:space="0" w:color="auto" w:frame="1"/>
+              </w:rPr>
+              <w:t xml:space="preserve"> Pada Sistem Informasi Laboratorium Infokom Universitas </w:t>
+            </w:r>
+            <w:r>
+              <w:rPr>
+                <w:color w:val="1F1F1F"/>
+                <w:bdr w:val="none" w:sz="0" w:space="0" w:color="auto" w:frame="1"/>
+              </w:rPr>
               <w:lastRenderedPageBreak/>
               <w:t>Muhammadiyah Malang [16]</w:t>
             </w:r>
@@ -12181,13 +12502,28 @@
                 <w:color w:val="1F1F1F"/>
                 <w:bdr w:val="none" w:sz="0" w:space="0" w:color="auto" w:frame="1"/>
               </w:rPr>
-              <w:t xml:space="preserve">Metode PXP mampu mendukung pengembangan perangkat lunak oleh satu pengembang secara terstruktur dan fleksibel </w:t>
-            </w:r>
-            <w:r>
-              <w:rPr>
+              <w:t xml:space="preserve">Metode </w:t>
+            </w:r>
+            <w:r>
+              <w:rPr>
+                <w:i/>
                 <w:color w:val="1F1F1F"/>
                 <w:bdr w:val="none" w:sz="0" w:space="0" w:color="auto" w:frame="1"/>
               </w:rPr>
+              <w:t>PXP</w:t>
+            </w:r>
+            <w:r>
+              <w:rPr>
+                <w:color w:val="1F1F1F"/>
+                <w:bdr w:val="none" w:sz="0" w:space="0" w:color="auto" w:frame="1"/>
+              </w:rPr>
+              <w:t xml:space="preserve"> mampu mendukung pengembangan perangkat lunak oleh satu pengembang secara terstruktur dan fleksibel </w:t>
+            </w:r>
+            <w:r>
+              <w:rPr>
+                <w:color w:val="1F1F1F"/>
+                <w:bdr w:val="none" w:sz="0" w:space="0" w:color="auto" w:frame="1"/>
+              </w:rPr>
               <w:lastRenderedPageBreak/>
               <w:t>serta menghasilkan sistem yang sesuai kebutuhan pengguna;</w:t>
             </w:r>
@@ -12244,7 +12580,22 @@
                 <w:color w:val="1F1F1F"/>
                 <w:bdr w:val="none" w:sz="0" w:space="0" w:color="auto" w:frame="1"/>
               </w:rPr>
-              <w:t>Perancangan dan Evaluasi Desain User Interface Prototype Aplikasi Manajemen Kandang PT XYZ [17]</w:t>
+              <w:t xml:space="preserve">Perancangan dan Evaluasi Desain </w:t>
+            </w:r>
+            <w:r>
+              <w:rPr>
+                <w:i/>
+                <w:color w:val="1F1F1F"/>
+                <w:bdr w:val="none" w:sz="0" w:space="0" w:color="auto" w:frame="1"/>
+              </w:rPr>
+              <w:t>User Interface Prototype</w:t>
+            </w:r>
+            <w:r>
+              <w:rPr>
+                <w:color w:val="1F1F1F"/>
+                <w:bdr w:val="none" w:sz="0" w:space="0" w:color="auto" w:frame="1"/>
+              </w:rPr>
+              <w:t xml:space="preserve"> Aplikasi Manajemen Kandang PT XYZ [17]</w:t>
             </w:r>
           </w:p>
         </w:tc>
@@ -12310,7 +12661,37 @@
                 <w:color w:val="1F1F1F"/>
                 <w:bdr w:val="none" w:sz="0" w:space="0" w:color="auto" w:frame="1"/>
               </w:rPr>
-              <w:t>Evaluasi usability pada prototipe UI menunjukkan peningkatan kemudahan penggunaan dan efektivitas sistem dalam mendukung operasional perusahaan.</w:t>
+              <w:t xml:space="preserve">Evaluasi </w:t>
+            </w:r>
+            <w:r>
+              <w:rPr>
+                <w:i/>
+                <w:color w:val="1F1F1F"/>
+                <w:bdr w:val="none" w:sz="0" w:space="0" w:color="auto" w:frame="1"/>
+              </w:rPr>
+              <w:t>usability</w:t>
+            </w:r>
+            <w:r>
+              <w:rPr>
+                <w:color w:val="1F1F1F"/>
+                <w:bdr w:val="none" w:sz="0" w:space="0" w:color="auto" w:frame="1"/>
+              </w:rPr>
+              <w:t xml:space="preserve"> pada prototipe </w:t>
+            </w:r>
+            <w:r>
+              <w:rPr>
+                <w:i/>
+                <w:color w:val="1F1F1F"/>
+                <w:bdr w:val="none" w:sz="0" w:space="0" w:color="auto" w:frame="1"/>
+              </w:rPr>
+              <w:t>UI</w:t>
+            </w:r>
+            <w:r>
+              <w:rPr>
+                <w:color w:val="1F1F1F"/>
+                <w:bdr w:val="none" w:sz="0" w:space="0" w:color="auto" w:frame="1"/>
+              </w:rPr>
+              <w:t xml:space="preserve"> menunjukkan peningkatan kemudahan penggunaan dan efektivitas sistem dalam mendukung operasional perusahaan.</w:t>
             </w:r>
           </w:p>
         </w:tc>
@@ -12364,7 +12745,22 @@
                 <w:color w:val="1F1F1F"/>
                 <w:bdr w:val="none" w:sz="0" w:space="0" w:color="auto" w:frame="1"/>
               </w:rPr>
-              <w:t>Pengembangan Sistem Manajemen Aset pada PT. PELINDO IV Cabang Balikpapan Berbasis Android [18]</w:t>
+              <w:t xml:space="preserve">Pengembangan Sistem Manajemen Aset pada PT. PELINDO IV Cabang Balikpapan Berbasis </w:t>
+            </w:r>
+            <w:r>
+              <w:rPr>
+                <w:i/>
+                <w:color w:val="1F1F1F"/>
+                <w:bdr w:val="none" w:sz="0" w:space="0" w:color="auto" w:frame="1"/>
+              </w:rPr>
+              <w:t>Android</w:t>
+            </w:r>
+            <w:r>
+              <w:rPr>
+                <w:color w:val="1F1F1F"/>
+                <w:bdr w:val="none" w:sz="0" w:space="0" w:color="auto" w:frame="1"/>
+              </w:rPr>
+              <w:t xml:space="preserve"> [18]</w:t>
             </w:r>
           </w:p>
         </w:tc>
@@ -12430,7 +12826,22 @@
                 <w:color w:val="1F1F1F"/>
                 <w:bdr w:val="none" w:sz="0" w:space="0" w:color="auto" w:frame="1"/>
               </w:rPr>
-              <w:t>Sistem manajemen aset berbasis mobile meningkatkan akurasi pencatatan dan kemudahan monitoring aset perusahaan.</w:t>
+              <w:t xml:space="preserve">Sistem manajemen aset berbasis </w:t>
+            </w:r>
+            <w:r>
+              <w:rPr>
+                <w:i/>
+                <w:color w:val="1F1F1F"/>
+                <w:bdr w:val="none" w:sz="0" w:space="0" w:color="auto" w:frame="1"/>
+              </w:rPr>
+              <w:t xml:space="preserve">mobile </w:t>
+            </w:r>
+            <w:r>
+              <w:rPr>
+                <w:color w:val="1F1F1F"/>
+                <w:bdr w:val="none" w:sz="0" w:space="0" w:color="auto" w:frame="1"/>
+              </w:rPr>
+              <w:t>meningkatkan akurasi pencatatan dan kemudahan monitoring aset perusahaan.</w:t>
             </w:r>
           </w:p>
         </w:tc>
@@ -12448,7 +12859,33 @@
         <w:rPr>
           <w:lang w:val="en-US"/>
         </w:rPr>
-        <w:t>Penelitian pertama yang dilakukan oleh Bimo Permadi Adji dan Agus Suharto (2023) menyimpulkan bahwa penggunaan metode Personal Extreme Programming (PXP) efektif bagi pengembang tunggal dalam merancang sistem inventori yang sesuai dengan kebutuhan pengguna secara cepat dan terstruktur [1]. Penelitian ini memiliki kesamaan pada penggunaan metode PXP, namun objek penelitian tersebut masih bersifat inventori umum, sedangkan penelitian ini berfokus pada material aluminium.</w:t>
+        <w:t xml:space="preserve">Penelitian pertama yang dilakukan oleh Bimo Permadi Adji dan Agus Suharto (2023) menyimpulkan bahwa penggunaan metode </w:t>
+      </w:r>
+      <w:r>
+        <w:rPr>
+          <w:i/>
+          <w:lang w:val="en-US"/>
+        </w:rPr>
+        <w:t>Personal Extreme Programming (PXP)</w:t>
+      </w:r>
+      <w:r>
+        <w:rPr>
+          <w:lang w:val="en-US"/>
+        </w:rPr>
+        <w:t xml:space="preserve"> efektif bagi pengembang tunggal dalam merancang sistem inventori yang sesuai dengan kebutuhan pengguna secara cepat dan terstruktur [1]. Penelitian ini memiliki kesamaan pada penggunaan metode </w:t>
+      </w:r>
+      <w:r>
+        <w:rPr>
+          <w:i/>
+          <w:lang w:val="en-US"/>
+        </w:rPr>
+        <w:t>PXP</w:t>
+      </w:r>
+      <w:r>
+        <w:rPr>
+          <w:lang w:val="en-US"/>
+        </w:rPr>
+        <w:t>, namun objek penelitian tersebut masih bersifat inventori umum, sedangkan penelitian ini berfokus pada material aluminium.</w:t>
       </w:r>
     </w:p>
     <w:p>
@@ -12463,14 +12900,53 @@
         <w:rPr>
           <w:lang w:val="en-US"/>
         </w:rPr>
-        <w:t xml:space="preserve">Penelitian kedua oleh Abdur Rohman dan Afrizal Zein (2023) menunjukkan bahwa penerapan PXP pada sistem manajemen stok gudang berbasis web </w:t>
+        <w:t xml:space="preserve">Penelitian kedua oleh Abdur Rohman dan Afrizal Zein (2023) menunjukkan bahwa penerapan </w:t>
+      </w:r>
+      <w:r>
+        <w:rPr>
+          <w:i/>
+          <w:lang w:val="en-US"/>
+        </w:rPr>
+        <w:t>PXP</w:t>
+      </w:r>
+      <w:r>
+        <w:rPr>
+          <w:lang w:val="en-US"/>
+        </w:rPr>
+        <w:t xml:space="preserve"> pada sistem manajemen stok gudang berbasis </w:t>
+      </w:r>
+      <w:r>
+        <w:rPr>
+          <w:i/>
+          <w:lang w:val="en-US"/>
+        </w:rPr>
+        <w:t>web</w:t>
+      </w:r>
+      <w:r>
+        <w:rPr>
+          <w:lang w:val="en-US"/>
+        </w:rPr>
+        <w:t xml:space="preserve"> </w:t>
       </w:r>
       <w:r>
         <w:rPr>
           <w:lang w:val="en-US"/>
         </w:rPr>
         <w:lastRenderedPageBreak/>
-        <w:t>memberikan fleksibilitas tinggi terhadap perubahan kebutuhan pengguna serta mempercepat proses pengembangan sistem oleh pengembang tunggal [3]. Hal ini memperkuat pemilihan metode PXP sebagai pendekatan implementasi model sistem dalam penelitian ini.</w:t>
+        <w:t xml:space="preserve">memberikan fleksibilitas tinggi terhadap perubahan kebutuhan pengguna serta mempercepat proses pengembangan sistem oleh pengembang tunggal [3]. Hal ini memperkuat pemilihan metode </w:t>
+      </w:r>
+      <w:r>
+        <w:rPr>
+          <w:i/>
+          <w:lang w:val="en-US"/>
+        </w:rPr>
+        <w:t>PXP</w:t>
+      </w:r>
+      <w:r>
+        <w:rPr>
+          <w:lang w:val="en-US"/>
+        </w:rPr>
+        <w:t xml:space="preserve"> sebagai pendekatan implementasi model sistem dalam penelitian ini.</w:t>
       </w:r>
     </w:p>
     <w:p>
@@ -12485,7 +12961,20 @@
         <w:rPr>
           <w:lang w:val="en-US"/>
         </w:rPr>
-        <w:t>Penelitian ketiga oleh Abdur Rohman dan Afrizal Zein (2023) memperkuat bahwa PXP memiliki fleksibilitas tinggi terhadap perubahan kebutuhan pengguna, sehingga sesuai untuk pengembangan sistem oleh satu orang pengembang.</w:t>
+        <w:t xml:space="preserve">Penelitian ketiga oleh Abdur Rohman dan Afrizal Zein (2023) memperkuat bahwa </w:t>
+      </w:r>
+      <w:r>
+        <w:rPr>
+          <w:i/>
+          <w:lang w:val="en-US"/>
+        </w:rPr>
+        <w:t>PXP</w:t>
+      </w:r>
+      <w:r>
+        <w:rPr>
+          <w:lang w:val="en-US"/>
+        </w:rPr>
+        <w:t xml:space="preserve"> memiliki fleksibilitas tinggi terhadap perubahan kebutuhan pengguna, sehingga sesuai untuk pengembangan sistem oleh satu orang pengembang.</w:t>
       </w:r>
     </w:p>
     <w:p>
@@ -12500,7 +12989,59 @@
         <w:rPr>
           <w:lang w:val="en-US"/>
         </w:rPr>
-        <w:t>Selanjutnya, penelitian yang dilakukan oleh Benny Indriawan Priatmaja, Ilyas Nuryasin, dan Wildan Suharso (2021) membahas implementasi model Personal Extreme Programming (PXP) dalam pengembangan Sistem Informasi Laboratorium Infokom Universitas Muhammadiyah Malang. Penelitian tersebut menunjukkan bahwa metode PXP mampu mendukung proses pengembangan perangkat lunak yang dilakukan oleh satu orang pengembang secara terstruktur, fleksibel, dan adaptif terhadap perubahan kebutuhan sistem. Hasil penelitian ini memperlihatkan bahwa penerapan tahapan PXP, mulai dari perencanaan, desain, pengkodean, hingga pengujian, dapat menghasilkan sistem yang sesuai dengan kebutuhan pengguna. Oleh karena itu, penelitian ini menjadi rujukan yang relevan dalam penerapan metode PXP pada pengembangan sistem pengecekan stok dan pengadaan material.</w:t>
+        <w:t xml:space="preserve">Selanjutnya, penelitian yang dilakukan oleh Benny Indriawan Priatmaja, Ilyas Nuryasin, dan Wildan Suharso (2021) membahas implementasi model </w:t>
+      </w:r>
+      <w:r>
+        <w:rPr>
+          <w:i/>
+          <w:lang w:val="en-US"/>
+        </w:rPr>
+        <w:t>Personal Extreme Programming (PXP)</w:t>
+      </w:r>
+      <w:r>
+        <w:rPr>
+          <w:lang w:val="en-US"/>
+        </w:rPr>
+        <w:t xml:space="preserve"> dalam pengembangan Sistem Informasi Laboratorium Infokom Universitas Muhammadiyah Malang. Penelitian tersebut menunjukkan bahwa metode </w:t>
+      </w:r>
+      <w:r>
+        <w:rPr>
+          <w:i/>
+          <w:lang w:val="en-US"/>
+        </w:rPr>
+        <w:t>PXP</w:t>
+      </w:r>
+      <w:r>
+        <w:rPr>
+          <w:lang w:val="en-US"/>
+        </w:rPr>
+        <w:t xml:space="preserve"> mampu mendukung proses pengembangan perangkat lunak yang dilakukan oleh satu orang pengembang secara terstruktur, fleksibel, dan adaptif terhadap perubahan kebutuhan sistem. Hasil penelitian ini memperlihatkan bahwa penerapan tahapan </w:t>
+      </w:r>
+      <w:r>
+        <w:rPr>
+          <w:i/>
+          <w:lang w:val="en-US"/>
+        </w:rPr>
+        <w:t>PXP</w:t>
+      </w:r>
+      <w:r>
+        <w:rPr>
+          <w:lang w:val="en-US"/>
+        </w:rPr>
+        <w:t xml:space="preserve">, mulai dari perencanaan, desain, pengkodean, hingga pengujian, dapat menghasilkan sistem yang sesuai dengan kebutuhan pengguna. Oleh karena itu, penelitian ini menjadi rujukan yang relevan dalam penerapan metode </w:t>
+      </w:r>
+      <w:r>
+        <w:rPr>
+          <w:i/>
+          <w:lang w:val="en-US"/>
+        </w:rPr>
+        <w:t>PXP</w:t>
+      </w:r>
+      <w:r>
+        <w:rPr>
+          <w:lang w:val="en-US"/>
+        </w:rPr>
+        <w:t xml:space="preserve"> pada pengembangan sistem pengecekan stok dan pengadaan material.</w:t>
       </w:r>
     </w:p>
     <w:p>
@@ -12515,7 +13056,33 @@
         <w:rPr>
           <w:lang w:val="en-US"/>
         </w:rPr>
-        <w:t>Penelitian Briansyah Setio Wiyono, Muhammad Zulfiqor Lilhaq, Wildan Suharso, dan Firdatul Nurul Ramadha (2024) menitikberatkan pada perancangan dan evaluasi antarmuka pengguna (UI) pada sistem manajemen operasional [17]. Hasil evaluasi usability menunjukkan bahwa prototipe yang dirancang mampu meningkatkan kemudahan penggunaan dan efektivitas kerja pengguna. Hal ini relevan dengan penelitian ini yang juga menghasilkan prototipe sistem sebagai model solusi.</w:t>
+        <w:t>Penelitian Briansyah Setio Wiyono, Muhammad Zulfiqor Lilhaq, Wildan Suharso, dan Firdatul Nurul Ramadha (2024) menitikberatkan pada perancangan dan evaluasi antarmuka pengguna (</w:t>
+      </w:r>
+      <w:r>
+        <w:rPr>
+          <w:i/>
+          <w:lang w:val="en-US"/>
+        </w:rPr>
+        <w:t>UI</w:t>
+      </w:r>
+      <w:r>
+        <w:rPr>
+          <w:lang w:val="en-US"/>
+        </w:rPr>
+        <w:t xml:space="preserve">) pada sistem manajemen operasional [17]. Hasil evaluasi </w:t>
+      </w:r>
+      <w:r>
+        <w:rPr>
+          <w:i/>
+          <w:lang w:val="en-US"/>
+        </w:rPr>
+        <w:t>usability</w:t>
+      </w:r>
+      <w:r>
+        <w:rPr>
+          <w:lang w:val="en-US"/>
+        </w:rPr>
+        <w:t xml:space="preserve"> menunjukkan bahwa prototipe yang dirancang mampu meningkatkan kemudahan penggunaan dan efektivitas kerja pengguna. Hal ini relevan dengan penelitian ini yang juga menghasilkan prototipe sistem sebagai model solusi.</w:t>
       </w:r>
     </w:p>
     <w:p>
@@ -12530,7 +13097,20 @@
         <w:rPr>
           <w:lang w:val="en-US"/>
         </w:rPr>
-        <w:t>Penelitian Riswandi Meifi Mardani, Wildan Suharso, dan Ilyas Nuryasin (2023) mengembangkan sistem manajemen aset berbasis Android yang terbukti meningkatkan akurasi pencatatan dan monitoring aset [18]. Penelitian tersebut memperkuat pentingnya digitalisasi proses pencatatan operasional untuk meningkatkan keandalan data.</w:t>
+        <w:t xml:space="preserve">Penelitian Riswandi Meifi Mardani, Wildan Suharso, dan Ilyas Nuryasin (2023) mengembangkan sistem manajemen aset berbasis </w:t>
+      </w:r>
+      <w:r>
+        <w:rPr>
+          <w:i/>
+          <w:lang w:val="en-US"/>
+        </w:rPr>
+        <w:t>Android</w:t>
+      </w:r>
+      <w:r>
+        <w:rPr>
+          <w:lang w:val="en-US"/>
+        </w:rPr>
+        <w:t xml:space="preserve"> yang terbukti meningkatkan akurasi pencatatan dan monitoring aset [18]. Penelitian tersebut memperkuat pentingnya digitalisasi proses pencatatan operasional untuk meningkatkan keandalan data.</w:t>
       </w:r>
     </w:p>
     <w:p>
@@ -12546,7 +13126,20 @@
           <w:lang w:val="en-US"/>
         </w:rPr>
         <w:lastRenderedPageBreak/>
-        <w:t>Selain itu, penelitian yang dilakukan oleh Luqmanul Hakim (2023) juga menerapkan pendekatan sensus dalam evaluasi sistem informasi berbasis web karena jumlah pengguna sistem terbatas dan penelitian berfokus pada pengukuran penerimaan pengguna, bukan inferensi statistik. Hasil penelitian tersebut menunjukkan bahwa penggunaan sampling jenuh valid dan relevan dalam penelitian pengembangan sistem dengan populasi kecil [19].</w:t>
+        <w:t xml:space="preserve">Selain itu, penelitian yang dilakukan oleh Luqmanul Hakim (2023) juga menerapkan pendekatan sensus dalam evaluasi sistem informasi berbasis </w:t>
+      </w:r>
+      <w:r>
+        <w:rPr>
+          <w:i/>
+          <w:lang w:val="en-US"/>
+        </w:rPr>
+        <w:t>web</w:t>
+      </w:r>
+      <w:r>
+        <w:rPr>
+          <w:lang w:val="en-US"/>
+        </w:rPr>
+        <w:t xml:space="preserve"> karena jumlah pengguna sistem terbatas dan penelitian berfokus pada pengukuran penerimaan pengguna, bukan inferensi statistik. Hasil penelitian tersebut menunjukkan bahwa penggunaan sampling jenuh valid dan relevan dalam penelitian pengembangan sistem dengan populasi kecil [19].</w:t>
       </w:r>
     </w:p>
     <w:p>
@@ -12561,7 +13154,33 @@
         <w:rPr>
           <w:lang w:val="en-US"/>
         </w:rPr>
-        <w:t>Berdasarkan tinjauan tersebut, kebaruan penelitian ini terletak pada integrasi pemodelan proses bisnis menggunakan BPMN sebagai dasar analisis kebutuhan [16], implementasi model sistem menggunakan metode Personal Extreme Programming (PXP) oleh pengembang tunggal [1][3], serta perancangan prototipe antarmuka yang mengacu pada evaluasi usability penelitian terdahulu [17] dan penguatan digitalisasi pencatatan operasional berbasis sistem informasi [18] pada studi kasus UMKM King Aluminium Malang.</w:t>
+        <w:t xml:space="preserve">Berdasarkan tinjauan tersebut, kebaruan penelitian ini terletak pada integrasi pemodelan proses bisnis menggunakan </w:t>
+      </w:r>
+      <w:r>
+        <w:rPr>
+          <w:i/>
+          <w:lang w:val="en-US"/>
+        </w:rPr>
+        <w:t>BPMN</w:t>
+      </w:r>
+      <w:r>
+        <w:rPr>
+          <w:lang w:val="en-US"/>
+        </w:rPr>
+        <w:t xml:space="preserve"> sebagai dasar analisis kebutuhan [16], implementasi model sistem menggunakan metode </w:t>
+      </w:r>
+      <w:r>
+        <w:rPr>
+          <w:i/>
+          <w:lang w:val="en-US"/>
+        </w:rPr>
+        <w:t>Personal Extreme Programming (PXP)</w:t>
+      </w:r>
+      <w:r>
+        <w:rPr>
+          <w:lang w:val="en-US"/>
+        </w:rPr>
+        <w:t xml:space="preserve"> oleh pengembang tunggal [1][3], serta perancangan prototipe antarmuka yang mengacu pada evaluasi usability penelitian terdahulu [17] dan penguatan digitalisasi pencatatan operasional berbasis sistem informasi [18] pada studi kasus UMKM King Aluminium Malang.</w:t>
       </w:r>
     </w:p>
     <w:p>
@@ -12608,7 +13227,16 @@
         <w:ind w:firstLine="567"/>
       </w:pPr>
       <w:r>
-        <w:t>Manajemen stok adalah proses perencanaan, pengorganisasian, dan pengendalian persediaan barang untuk memastikan ketersediaan material saat dibutuhkan dalam proses produksi [6]. Dalam konteks industri manufaktur dan konstruksi seperti aluminium, keterlambatan material dapat menghambat seluruh rantai proyek. Pengadaan (procurement) adalah proses perolehan barang atau jasa yang meliputi permintaan pembelian, pemilihan vendor, pemesanan, hingga penerimaan barang [7]. Pada skala UMKM, pengadaan seringkali dilakukan secara reaktif, sehingga diperlukan sistem yang dapat mengubah pola tersebut menjadi lebih terencana.</w:t>
+        <w:t>Manajemen stok adalah proses perencanaan, pengorganisasian, dan pengendalian persediaan barang untuk memastikan ketersediaan material saat dibutuhkan dalam proses produksi [6]. Dalam konteks industri manufaktur dan konstruksi seperti aluminium, keterlambatan material dapat menghambat seluruh rantai proyek. Pengadaan (</w:t>
+      </w:r>
+      <w:r>
+        <w:rPr>
+          <w:i/>
+        </w:rPr>
+        <w:t>procurement</w:t>
+      </w:r>
+      <w:r>
+        <w:t>) adalah proses perolehan barang atau jasa yang meliputi permintaan pembelian, pemilihan vendor, pemesanan, hingga penerimaan barang [7]. Pada skala UMKM, pengadaan seringkali dilakukan secara reaktif, sehingga diperlukan sistem yang dapat mengubah pola tersebut menjadi lebih terencana.</w:t>
       </w:r>
     </w:p>
     <w:p>
@@ -12636,7 +13264,25 @@
         <w:ind w:firstLine="567"/>
       </w:pPr>
       <w:r>
-        <w:t xml:space="preserve">Untuk memberikan gambaran menyeluruh mengenai alur pengadaan material yang berjalan saat ini di King Aluminium Malang, proses tersebut dimodelkan menggunakan Business Process Model and Notation (BPMN). Diagram BPMN As-Is disusun oleh peneliti berdasarkan hasil observasi yang dilakukan selama periode </w:t>
+        <w:t xml:space="preserve">Untuk memberikan gambaran menyeluruh mengenai alur pengadaan material yang berjalan saat ini di King Aluminium Malang, proses tersebut dimodelkan menggunakan </w:t>
+      </w:r>
+      <w:r>
+        <w:rPr>
+          <w:i/>
+        </w:rPr>
+        <w:t>Business Process Model and Notation (BPMN)</w:t>
+      </w:r>
+      <w:r>
+        <w:t xml:space="preserve">. Diagram </w:t>
+      </w:r>
+      <w:r>
+        <w:rPr>
+          <w:i/>
+        </w:rPr>
+        <w:t>BPMN As-Is</w:t>
+      </w:r>
+      <w:r>
+        <w:t xml:space="preserve"> disusun oleh peneliti berdasarkan hasil observasi yang dilakukan selama periode </w:t>
       </w:r>
       <w:r>
         <w:lastRenderedPageBreak/>
@@ -12646,7 +13292,16 @@
         <w:t xml:space="preserve"> </w:t>
       </w:r>
       <w:r>
-        <w:t>3 (tiga) bulan, terhitung mulai bulan Juni hingga Agustus 2025, serta diperkuat dengan hasil wawancara terhadap pemilik usaha, staf administrasi, staf gudang, dan pengawas lapangan. Seluruh informasi yang diperoleh kemudian dianalisis dan dipetakan ke dalam diagram BPMN sehingga mampu merepresentasikan kondisi aktual proses bisnis pengadaan material yang berlangsung di lapangan secara visual.</w:t>
+        <w:t xml:space="preserve">3 (tiga) bulan, terhitung mulai bulan Juni hingga Agustus 2025, serta diperkuat dengan hasil wawancara terhadap pemilik usaha, staf administrasi, staf gudang, dan pengawas lapangan. Seluruh informasi yang diperoleh kemudian dianalisis dan dipetakan ke dalam diagram </w:t>
+      </w:r>
+      <w:r>
+        <w:rPr>
+          <w:i/>
+        </w:rPr>
+        <w:t>BPMN</w:t>
+      </w:r>
+      <w:r>
+        <w:t xml:space="preserve"> sehingga mampu merepresentasikan kondisi aktual proses bisnis pengadaan material yang berlangsung di lapangan secara visual.</w:t>
       </w:r>
       <w:r>
         <w:br w:type="page"/>
@@ -12799,7 +13454,35 @@
           <w:sz w:val="24"/>
           <w:szCs w:val="24"/>
         </w:rPr>
-        <w:t xml:space="preserve"> BPMN Proses Pengadaan Material As-Is</w:t>
+        <w:t xml:space="preserve"> </w:t>
+      </w:r>
+      <w:r>
+        <w:rPr>
+          <w:b/>
+          <w:color w:val="auto"/>
+          <w:sz w:val="24"/>
+          <w:szCs w:val="24"/>
+        </w:rPr>
+        <w:t>BPMN</w:t>
+      </w:r>
+      <w:r>
+        <w:rPr>
+          <w:b/>
+          <w:i w:val="0"/>
+          <w:color w:val="auto"/>
+          <w:sz w:val="24"/>
+          <w:szCs w:val="24"/>
+        </w:rPr>
+        <w:t xml:space="preserve"> Proses Pengadaan Material </w:t>
+      </w:r>
+      <w:r>
+        <w:rPr>
+          <w:b/>
+          <w:color w:val="auto"/>
+          <w:sz w:val="24"/>
+          <w:szCs w:val="24"/>
+        </w:rPr>
+        <w:t>As-Is</w:t>
       </w:r>
       <w:bookmarkEnd w:id="23"/>
       <w:r>
@@ -12825,7 +13508,25 @@
         <w:t>saat ini</w:t>
       </w:r>
       <w:r>
-        <w:t>. Pemodelan dilakukan menggunakan Business Process Model and Notation (BPMN) dengan tujuan mendokumentasikan alur kerja aktual yang terjadi di lapangan. Pemodelan ini tidak dimaksudkan untuk melakukan perancangan ulang proses bisnis maupun Business Process Reengineering (BPR), melainkan sebagai deskripsi kondisi nyata yang menjadi latar belakang permasalahan penelitian.</w:t>
+        <w:t xml:space="preserve">. Pemodelan dilakukan menggunakan </w:t>
+      </w:r>
+      <w:r>
+        <w:rPr>
+          <w:i/>
+        </w:rPr>
+        <w:t>Business Process Model and Notation (BPMN)</w:t>
+      </w:r>
+      <w:r>
+        <w:t xml:space="preserve"> dengan tujuan mendokumentasikan alur kerja aktual yang terjadi di lapangan. Pemodelan ini tidak dimaksudkan untuk melakukan perancangan ulang proses bisnis maupun </w:t>
+      </w:r>
+      <w:r>
+        <w:rPr>
+          <w:i/>
+        </w:rPr>
+        <w:t>Business Process Reengineering (BPR)</w:t>
+      </w:r>
+      <w:r>
+        <w:t>, melainkan sebagai deskripsi kondisi nyata yang menjadi latar belakang permasalahan penelitian.</w:t>
       </w:r>
     </w:p>
     <w:p>
@@ -12834,7 +13535,25 @@
         <w:ind w:firstLine="567"/>
       </w:pPr>
       <w:r>
-        <w:t>Proses pengadaan material diawali ketika pengawas lapangan mengidentifikasi kebutuhan material untuk suatu proyek. Permintaan material disampaikan kepada bagian gudang melalui media komunikasi informal, yaitu aplikasi WhatsApp. Setelah menerima permintaan tersebut, bagian gudang melakukan pengecekan ketersediaan stok material menggunakan pencatatan manual berbasis Microsoft Excel serta pengecekan fisik di gudang.</w:t>
+        <w:t xml:space="preserve">Proses pengadaan material diawali ketika pengawas lapangan mengidentifikasi kebutuhan material untuk suatu proyek. Permintaan material disampaikan kepada bagian gudang melalui media komunikasi informal, yaitu aplikasi </w:t>
+      </w:r>
+      <w:r>
+        <w:rPr>
+          <w:i/>
+        </w:rPr>
+        <w:t>WhatsApp</w:t>
+      </w:r>
+      <w:r>
+        <w:t xml:space="preserve">. Setelah menerima permintaan tersebut, bagian gudang melakukan pengecekan ketersediaan stok material menggunakan pencatatan manual berbasis </w:t>
+      </w:r>
+      <w:r>
+        <w:rPr>
+          <w:i/>
+        </w:rPr>
+        <w:t>Microsoft Excel</w:t>
+      </w:r>
+      <w:r>
+        <w:t xml:space="preserve"> serta pengecekan fisik di gudang.</w:t>
       </w:r>
     </w:p>
     <w:p>
@@ -12852,7 +13571,16 @@
         <w:ind w:firstLine="567"/>
       </w:pPr>
       <w:r>
-        <w:t>Pemilik usaha meninjau permohonan pengadaan dan memberikan keputusan persetujuan. Jika pengadaan disetujui, pemilik melakukan pembelian material kepada supplier. Material yang telah dibeli kemudian diterima oleh gudang dan dicatat kembali secara manual sebagai barang masuk. Seluruh proses pencatatan material masuk dan keluar masih dilakukan secara terpisah dan belum terintegrasi dalam suatu sistem informasi.</w:t>
+        <w:t xml:space="preserve">Pemilik usaha meninjau permohonan pengadaan dan memberikan keputusan persetujuan. Jika pengadaan disetujui, pemilik melakukan pembelian material kepada </w:t>
+      </w:r>
+      <w:r>
+        <w:rPr>
+          <w:i/>
+        </w:rPr>
+        <w:t>supplier</w:t>
+      </w:r>
+      <w:r>
+        <w:t>. Material yang telah dibeli kemudian diterima oleh gudang dan dicatat kembali secara manual sebagai barang masuk. Seluruh proses pencatatan material masuk dan keluar masih dilakukan secara terpisah dan belum terintegrasi dalam suatu sistem informasi.</w:t>
       </w:r>
     </w:p>
     <w:p>
@@ -12861,7 +13589,16 @@
         <w:ind w:firstLine="567"/>
       </w:pPr>
       <w:r>
-        <w:t>Gambaran proses ini menunjukkan bahwa alur pengadaan material di King Aluminium Malang masih bergantung pada pencatatan manual dan komunikasi informal, sehingga berpotensi menimbulkan keterlambatan informasi, kesalahan pencatatan, serta kesulitan dalam penelusuran riwayat material. BPMN As-Is digunakan pada penelitian ini sebagai dasar pemahaman kondisi awal sebelum dilakukan perancangan model sistem.</w:t>
+        <w:t xml:space="preserve">Gambaran proses ini menunjukkan bahwa alur pengadaan material di King Aluminium Malang masih bergantung pada pencatatan manual dan komunikasi informal, sehingga berpotensi menimbulkan keterlambatan informasi, kesalahan pencatatan, serta kesulitan dalam penelusuran riwayat material. </w:t>
+      </w:r>
+      <w:r>
+        <w:rPr>
+          <w:i/>
+        </w:rPr>
+        <w:t>BPMN As-Is</w:t>
+      </w:r>
+      <w:r>
+        <w:t xml:space="preserve"> digunakan pada penelitian ini sebagai dasar pemahaman kondisi awal sebelum dilakukan perancangan model sistem.</w:t>
       </w:r>
       <w:r>
         <w:br w:type="page"/>
@@ -12880,7 +13617,13 @@
       <w:bookmarkStart w:id="24" w:name="_Toc236608633"/>
       <w:r>
         <w:lastRenderedPageBreak/>
-        <w:t>Metode Personal Extreme Programming (PXP)</w:t>
+        <w:t xml:space="preserve">Metode </w:t>
+      </w:r>
+      <w:r>
+        <w:rPr>
+          <w:i/>
+        </w:rPr>
+        <w:t>Personal Extreme Programming (PXP)</w:t>
       </w:r>
       <w:bookmarkEnd w:id="24"/>
     </w:p>
@@ -12890,7 +13633,76 @@
         <w:ind w:firstLine="567"/>
       </w:pPr>
       <w:r>
-        <w:t>Personal Extreme Programming (PXP) adalah adaptasi dari metodologi Extreme Programming (XP) yang dirancang khusus untuk pengembangan perangkat lunak yang dilakukan oleh satu orang (solo developer) [9]. PXP mempertahankan nilai-nilai XP seperti kesederhanaan, komunikasi, dan umpan balik, namun memodifikasi praktik teknisnya agar sesuai dengan kerja individu. Meskipun penelitian ini dibatasi pada implementasi model dan tidak sampai pada pengkodean kompleks (full deployment), tahapan PXP tetap digunakan sebagai kerangka kerja pengembangan rancangan. Menurut [10], tahapan PXP meliputi:</w:t>
+        <w:rPr>
+          <w:i/>
+        </w:rPr>
+        <w:t>Personal Extreme Programming (PXP)</w:t>
+      </w:r>
+      <w:r>
+        <w:t xml:space="preserve"> adalah adaptasi dari metodologi </w:t>
+      </w:r>
+      <w:r>
+        <w:rPr>
+          <w:i/>
+        </w:rPr>
+        <w:t>Extreme Programming (XP)</w:t>
+      </w:r>
+      <w:r>
+        <w:t xml:space="preserve"> yang dirancang khusus untuk pengembangan perangkat lunak yang dilakukan oleh satu orang (</w:t>
+      </w:r>
+      <w:r>
+        <w:rPr>
+          <w:i/>
+        </w:rPr>
+        <w:t>solo developer</w:t>
+      </w:r>
+      <w:r>
+        <w:t xml:space="preserve">) [9]. </w:t>
+      </w:r>
+      <w:r>
+        <w:rPr>
+          <w:i/>
+        </w:rPr>
+        <w:t xml:space="preserve">PXP </w:t>
+      </w:r>
+      <w:r>
+        <w:t xml:space="preserve">mempertahankan nilai-nilai </w:t>
+      </w:r>
+      <w:r>
+        <w:rPr>
+          <w:i/>
+        </w:rPr>
+        <w:t>XP</w:t>
+      </w:r>
+      <w:r>
+        <w:t xml:space="preserve"> seperti kesederhanaan, komunikasi, dan umpan balik, namun memodifikasi praktik teknisnya agar sesuai dengan kerja individu. Meskipun penelitian ini dibatasi pada implementasi model dan tidak sampai pada pengkodean kompleks (</w:t>
+      </w:r>
+      <w:r>
+        <w:rPr>
+          <w:i/>
+        </w:rPr>
+        <w:t>full deployment</w:t>
+      </w:r>
+      <w:r>
+        <w:t xml:space="preserve">), tahapan </w:t>
+      </w:r>
+      <w:r>
+        <w:rPr>
+          <w:i/>
+        </w:rPr>
+        <w:t xml:space="preserve">PXP </w:t>
+      </w:r>
+      <w:r>
+        <w:t xml:space="preserve">tetap digunakan sebagai kerangka kerja pengembangan rancangan. Menurut [10], tahapan </w:t>
+      </w:r>
+      <w:r>
+        <w:rPr>
+          <w:i/>
+        </w:rPr>
+        <w:t xml:space="preserve">PXP </w:t>
+      </w:r>
+      <w:r>
+        <w:t>meliputi:</w:t>
       </w:r>
     </w:p>
     <w:p>
@@ -12904,7 +13716,22 @@
         <w:ind w:left="567" w:hanging="425"/>
       </w:pPr>
       <w:r>
-        <w:t>Requirements: Menggali kebutuhan pengguna (User Stories).</w:t>
+        <w:rPr>
+          <w:i/>
+        </w:rPr>
+        <w:t>Requirements</w:t>
+      </w:r>
+      <w:r>
+        <w:t>: Menggali kebutuhan pengguna (</w:t>
+      </w:r>
+      <w:r>
+        <w:rPr>
+          <w:i/>
+        </w:rPr>
+        <w:t>User Stories</w:t>
+      </w:r>
+      <w:r>
+        <w:t>).</w:t>
       </w:r>
     </w:p>
     <w:p>
@@ -12918,7 +13745,13 @@
         <w:ind w:left="567" w:hanging="425"/>
       </w:pPr>
       <w:r>
-        <w:t>Planning: Merencanakan iterasi dan prioritas fitur.</w:t>
+        <w:rPr>
+          <w:i/>
+        </w:rPr>
+        <w:t>Planning</w:t>
+      </w:r>
+      <w:r>
+        <w:t>: Merencanakan iterasi dan prioritas fitur.</w:t>
       </w:r>
     </w:p>
     <w:p>
@@ -12932,7 +13765,13 @@
         <w:ind w:left="567" w:hanging="425"/>
       </w:pPr>
       <w:r>
-        <w:t>Iteration Initialization: Persiapan iterasi desain.</w:t>
+        <w:rPr>
+          <w:i/>
+        </w:rPr>
+        <w:t>Iteration Initialization</w:t>
+      </w:r>
+      <w:r>
+        <w:t>: Persiapan iterasi desain.</w:t>
       </w:r>
     </w:p>
     <w:p>
@@ -12946,7 +13785,22 @@
         <w:ind w:left="567" w:hanging="425"/>
       </w:pPr>
       <w:r>
-        <w:t>Design: Merancang antarmuka (UI) dan struktur data.</w:t>
+        <w:rPr>
+          <w:i/>
+        </w:rPr>
+        <w:t>Design</w:t>
+      </w:r>
+      <w:r>
+        <w:t>: Merancang antarmuka (</w:t>
+      </w:r>
+      <w:r>
+        <w:rPr>
+          <w:i/>
+        </w:rPr>
+        <w:t>UI</w:t>
+      </w:r>
+      <w:r>
+        <w:t>) dan struktur data.</w:t>
       </w:r>
     </w:p>
     <w:p>
@@ -12960,7 +13814,22 @@
         <w:ind w:left="567" w:hanging="425"/>
       </w:pPr>
       <w:r>
-        <w:t>Implementation: Dalam konteks ini, difokuskan pada pembuatan prototype fungsional.</w:t>
+        <w:rPr>
+          <w:i/>
+        </w:rPr>
+        <w:t>Implementation</w:t>
+      </w:r>
+      <w:r>
+        <w:t xml:space="preserve">: Dalam konteks ini, difokuskan pada pembuatan </w:t>
+      </w:r>
+      <w:r>
+        <w:rPr>
+          <w:i/>
+        </w:rPr>
+        <w:t>prototype</w:t>
+      </w:r>
+      <w:r>
+        <w:t xml:space="preserve"> fungsional.</w:t>
       </w:r>
     </w:p>
     <w:p>
@@ -12974,7 +13843,13 @@
         <w:ind w:left="567" w:hanging="425"/>
       </w:pPr>
       <w:r>
-        <w:t>System Testing: Pengujian fungsionalitas model.</w:t>
+        <w:rPr>
+          <w:i/>
+        </w:rPr>
+        <w:t>System Testing</w:t>
+      </w:r>
+      <w:r>
+        <w:t>: Pengujian fungsionalitas model.</w:t>
       </w:r>
     </w:p>
     <w:p>
@@ -12988,21 +13863,40 @@
         <w:ind w:left="567" w:hanging="425"/>
       </w:pPr>
       <w:r>
-        <w:t>Retrospective: Evaluasi hasil iterasi.</w:t>
-      </w:r>
-    </w:p>
-    <w:p>
-      <w:pPr>
-        <w:spacing w:line="360" w:lineRule="auto"/>
-        <w:rPr>
-          <w:b/>
-        </w:rPr>
-      </w:pPr>
-      <w:r>
-        <w:rPr>
-          <w:b/>
-        </w:rPr>
-        <w:t>Alasan Pemilihan Metode PXP dalam Penelitian Ini</w:t>
+        <w:rPr>
+          <w:i/>
+        </w:rPr>
+        <w:t>Retrospective</w:t>
+      </w:r>
+      <w:r>
+        <w:t>: Evaluasi hasil iterasi.</w:t>
+      </w:r>
+    </w:p>
+    <w:p>
+      <w:pPr>
+        <w:spacing w:line="360" w:lineRule="auto"/>
+        <w:rPr>
+          <w:b/>
+        </w:rPr>
+      </w:pPr>
+      <w:r>
+        <w:rPr>
+          <w:b/>
+        </w:rPr>
+        <w:t xml:space="preserve">Alasan Pemilihan Metode </w:t>
+      </w:r>
+      <w:r>
+        <w:rPr>
+          <w:b/>
+          <w:i/>
+        </w:rPr>
+        <w:t>PXP</w:t>
+      </w:r>
+      <w:r>
+        <w:rPr>
+          <w:b/>
+        </w:rPr>
+        <w:t xml:space="preserve"> dalam Penelitian Ini</w:t>
       </w:r>
     </w:p>
     <w:p>
@@ -13011,7 +13905,43 @@
         <w:ind w:firstLine="567"/>
       </w:pPr>
       <w:r>
-        <w:t>Metode Personal Extreme Programming (PXP) dipilih dalam penelitian ini karena proses pengembangan dilakukan oleh satu orang pengembang (solo developer), sehingga membutuhkan metode yang fleksibel, adaptif, dan tidak memerlukan struktur tim yang kompleks. PXP dirancang sebagai adaptasi dari Extreme Programming yang disesuaikan untuk pengembangan individual, dengan tahapan yang sistematis namun tetap sederhana.</w:t>
+        <w:t xml:space="preserve">Metode </w:t>
+      </w:r>
+      <w:r>
+        <w:rPr>
+          <w:i/>
+        </w:rPr>
+        <w:t>Personal Extreme Programming (PXP)</w:t>
+      </w:r>
+      <w:r>
+        <w:t xml:space="preserve"> dipilih dalam penelitian ini karena proses pengembangan dilakukan oleh satu orang pengembang (</w:t>
+      </w:r>
+      <w:r>
+        <w:rPr>
+          <w:i/>
+        </w:rPr>
+        <w:t>solo developer</w:t>
+      </w:r>
+      <w:r>
+        <w:t xml:space="preserve">), sehingga membutuhkan metode yang fleksibel, adaptif, dan tidak memerlukan struktur tim yang kompleks. </w:t>
+      </w:r>
+      <w:r>
+        <w:rPr>
+          <w:i/>
+        </w:rPr>
+        <w:t>PXP</w:t>
+      </w:r>
+      <w:r>
+        <w:t xml:space="preserve"> dirancang sebagai adaptasi dari </w:t>
+      </w:r>
+      <w:r>
+        <w:rPr>
+          <w:i/>
+        </w:rPr>
+        <w:t>Extreme Programming</w:t>
+      </w:r>
+      <w:r>
+        <w:t xml:space="preserve"> yang disesuaikan untuk pengembangan individual, dengan tahapan yang sistematis namun tetap sederhana.</w:t>
       </w:r>
     </w:p>
     <w:p>
@@ -13020,11 +13950,71 @@
         <w:ind w:firstLine="567"/>
       </w:pPr>
       <w:r>
-        <w:t xml:space="preserve">Selain itu, penelitian ini berfokus pada implementasi model sistem dan pembuatan prototype, bukan pada pengembangan sistem produksi skala penuh. Oleh karena itu, metode PXP dinilai sesuai karena mendukung pengembangan iteratif berbasis kebutuhan pengguna (user stories), memungkinkan evaluasi berulang melalui tahapan testing dan retrospective, serta tidak membutuhkan manajemen sprint formal sebagaimana pada metode agile berbasis tim seperti </w:t>
-      </w:r>
-      <w:r>
+        <w:t xml:space="preserve">Selain itu, penelitian ini berfokus pada implementasi model sistem dan pembuatan </w:t>
+      </w:r>
+      <w:r>
+        <w:rPr>
+          <w:i/>
+        </w:rPr>
+        <w:t>prototype</w:t>
+      </w:r>
+      <w:r>
+        <w:t xml:space="preserve">, bukan pada pengembangan sistem produksi skala penuh. Oleh karena itu, metode </w:t>
+      </w:r>
+      <w:r>
+        <w:rPr>
+          <w:i/>
+        </w:rPr>
+        <w:t>PXP</w:t>
+      </w:r>
+      <w:r>
+        <w:t xml:space="preserve"> dinilai sesuai karena mendukung pengembangan iteratif berbasis kebutuhan pengguna (</w:t>
+      </w:r>
+      <w:r>
+        <w:rPr>
+          <w:i/>
+        </w:rPr>
+        <w:t>user stories</w:t>
+      </w:r>
+      <w:r>
+        <w:t xml:space="preserve">), memungkinkan evaluasi berulang melalui tahapan testing dan retrospective, serta tidak membutuhkan manajemen </w:t>
+      </w:r>
+      <w:r>
+        <w:rPr>
+          <w:i/>
+        </w:rPr>
+        <w:t>sprint</w:t>
+      </w:r>
+      <w:r>
+        <w:t xml:space="preserve"> formal sebagaimana pada metode </w:t>
+      </w:r>
+      <w:r>
+        <w:rPr>
+          <w:i/>
+        </w:rPr>
+        <w:t xml:space="preserve">agile </w:t>
+      </w:r>
+      <w:r>
+        <w:t xml:space="preserve">berbasis tim seperti </w:t>
+      </w:r>
+      <w:r>
+        <w:rPr>
+          <w:i/>
+        </w:rPr>
         <w:lastRenderedPageBreak/>
-        <w:t>Scrum. Dengan pertimbangan tersebut, PXP dipandang paling relevan dengan karakteristik penelitian ini.</w:t>
+        <w:t>Scrum</w:t>
+      </w:r>
+      <w:r>
+        <w:t xml:space="preserve">. Dengan pertimbangan tersebut, </w:t>
+      </w:r>
+      <w:r>
+        <w:rPr>
+          <w:i/>
+        </w:rPr>
+        <w:t xml:space="preserve">PXP </w:t>
+      </w:r>
+      <w:r>
+        <w:t>dipandang paling relevan dengan karakteristik penelitian ini.</w:t>
       </w:r>
     </w:p>
     <w:p>
@@ -13036,9 +14026,15 @@
         </w:numPr>
         <w:spacing w:line="360" w:lineRule="auto"/>
         <w:ind w:left="567" w:hanging="567"/>
+        <w:rPr>
+          <w:i/>
+        </w:rPr>
       </w:pPr>
       <w:bookmarkStart w:id="25" w:name="_Toc236608634"/>
       <w:r>
+        <w:rPr>
+          <w:i/>
+        </w:rPr>
         <w:t>Unified Modeling Language (UML)</w:t>
       </w:r>
       <w:bookmarkEnd w:id="25"/>
@@ -13049,7 +14045,22 @@
         <w:ind w:firstLine="567"/>
       </w:pPr>
       <w:r>
-        <w:t>UML adalah bahasa standar untuk menspesifikasikan, memvisualisasikan, membangun, dan mendokumentasikan artefak dari sistem perangkat lunak [11]. Diagram UML yang relevan digunakan dalam perancangan model ini meliputi:</w:t>
+        <w:rPr>
+          <w:i/>
+        </w:rPr>
+        <w:t>UML</w:t>
+      </w:r>
+      <w:r>
+        <w:t xml:space="preserve"> adalah bahasa standar untuk menspesifikasikan, memvisualisasikan, membangun, dan mendokumentasikan artefak dari sistem perangkat lunak [11]. Diagram </w:t>
+      </w:r>
+      <w:r>
+        <w:rPr>
+          <w:i/>
+        </w:rPr>
+        <w:t xml:space="preserve">UML </w:t>
+      </w:r>
+      <w:r>
+        <w:t>yang relevan digunakan dalam perancangan model ini meliputi:</w:t>
       </w:r>
     </w:p>
     <w:p>
@@ -13063,7 +14074,13 @@
         <w:ind w:left="567" w:hanging="425"/>
       </w:pPr>
       <w:r>
-        <w:t>Use Case Diagram: Menggambarkan interaksi antara aktor (</w:t>
+        <w:rPr>
+          <w:i/>
+        </w:rPr>
+        <w:t>Use Case Diagram</w:t>
+      </w:r>
+      <w:r>
+        <w:t>: Menggambarkan interaksi antara aktor (</w:t>
       </w:r>
       <w:r>
         <w:t xml:space="preserve">Staf </w:t>
@@ -13089,7 +14106,13 @@
         <w:ind w:left="567" w:hanging="425"/>
       </w:pPr>
       <w:r>
-        <w:t>Activity Diagram: Menggambarkan alur kerja operasional dalam siste</w:t>
+        <w:rPr>
+          <w:i/>
+        </w:rPr>
+        <w:t>Activity Diagram</w:t>
+      </w:r>
+      <w:r>
+        <w:t>: Menggambarkan alur kerja operasional dalam siste</w:t>
       </w:r>
       <w:r>
         <w:t>m.</w:t>
@@ -13104,10 +14127,19 @@
         </w:numPr>
         <w:spacing w:line="360" w:lineRule="auto"/>
         <w:ind w:left="567" w:hanging="567"/>
+        <w:rPr>
+          <w:i/>
+        </w:rPr>
       </w:pPr>
       <w:bookmarkStart w:id="26" w:name="_Toc236608635"/>
       <w:r>
-        <w:t>Pengujian Kuantitatif dan User Acceptance Test (UAT)</w:t>
+        <w:t xml:space="preserve">Pengujian Kuantitatif dan </w:t>
+      </w:r>
+      <w:r>
+        <w:rPr>
+          <w:i/>
+        </w:rPr>
+        <w:t>User Acceptance Test (UAT)</w:t>
       </w:r>
       <w:bookmarkEnd w:id="26"/>
     </w:p>
@@ -13117,7 +14149,43 @@
         <w:ind w:firstLine="567"/>
       </w:pPr>
       <w:r>
-        <w:t xml:space="preserve">Untuk memvalidasi model sistem yang dirancang, diperlukan pengujian yang dapat diukur (kuantitatif). User Acceptance Test (UAT) adalah proses verifikasi bahwa solusi yang dibuat bekerja untuk pengguna [13]. Pengukuran kuantitatif dalam UAT sering menggunakan Skala Likert. Skala Likert digunakan untuk mengukur sikap, pendapat, dan persepsi seseorang atau sekelompok orang tentang fenomena sosial [14]. Responden (karyawan King Aluminium) akan diminta memberikan skor persetujuan terhadap pernyataan terkait kemudahan dan kegunaan model sistem, misalnya dengan skala 1 (Sangat Tidak Setuju) hingga </w:t>
+        <w:t xml:space="preserve">Untuk memvalidasi model sistem yang dirancang, diperlukan pengujian yang dapat diukur (kuantitatif). </w:t>
+      </w:r>
+      <w:r>
+        <w:rPr>
+          <w:i/>
+        </w:rPr>
+        <w:t>User Acceptance Test (UAT)</w:t>
+      </w:r>
+      <w:r>
+        <w:t xml:space="preserve"> adalah proses verifikasi bahwa solusi yang dibuat bekerja untuk pengguna [13]. Pengukuran kuantitatif dalam </w:t>
+      </w:r>
+      <w:r>
+        <w:rPr>
+          <w:i/>
+        </w:rPr>
+        <w:t>UAT</w:t>
+      </w:r>
+      <w:r>
+        <w:t xml:space="preserve"> sering menggunakan Skala </w:t>
+      </w:r>
+      <w:r>
+        <w:rPr>
+          <w:i/>
+        </w:rPr>
+        <w:t>Likert</w:t>
+      </w:r>
+      <w:r>
+        <w:t xml:space="preserve">. Skala </w:t>
+      </w:r>
+      <w:r>
+        <w:rPr>
+          <w:i/>
+        </w:rPr>
+        <w:t>Likert</w:t>
+      </w:r>
+      <w:r>
+        <w:t xml:space="preserve"> digunakan untuk mengukur sikap, pendapat, dan persepsi seseorang atau sekelompok orang tentang fenomena sosial [14]. Responden (karyawan King Aluminium) akan diminta memberikan skor persetujuan terhadap pernyataan terkait kemudahan dan kegunaan model sistem, misalnya dengan skala 1 (Sangat Tidak Setuju) hingga </w:t>
       </w:r>
       <w:r>
         <w:t>4</w:t>
@@ -13348,7 +14416,34 @@
       </w:pPr>
       <w:r>
         <w:lastRenderedPageBreak/>
-        <w:t>Rumus (1) digunakan untuk menghitung persentase kelayakan sistem berdasarkan hasil User Acceptance Test (UAT) yang diperoleh melalui kuesioner skala Likert. Perhitungan dilakukan dengan membandingkan Total Skor Aktual, yaitu akumulasi seluruh skor jawaban responden terhadap pernyataan yang diberikan, dengan Total Skor Ideal, yaitu skor maksimum yang diperoleh dari perkalian skor tertinggi skala Likert dengan jumlah responden. Hasil perbandingan tersebut kemudian dikalikan 100% untuk memperoleh nilai persentase, yang menunjukkan tingkat penerimaan pengguna terhadap sistem, di mana semakin tinggi persentase yang dihasilkan maka semakin baik tingkat kelayakan dan penerimaan sistem oleh pengguna.</w:t>
+        <w:t xml:space="preserve">Rumus (1) digunakan untuk menghitung persentase kelayakan sistem berdasarkan hasil </w:t>
+      </w:r>
+      <w:r>
+        <w:rPr>
+          <w:i/>
+        </w:rPr>
+        <w:t>User Acceptance Test (UAT)</w:t>
+      </w:r>
+      <w:r>
+        <w:t xml:space="preserve"> yang diperoleh melalui kuesioner skala </w:t>
+      </w:r>
+      <w:r>
+        <w:rPr>
+          <w:i/>
+        </w:rPr>
+        <w:t>Likert</w:t>
+      </w:r>
+      <w:r>
+        <w:t xml:space="preserve">. Perhitungan dilakukan dengan membandingkan Total Skor Aktual, yaitu akumulasi seluruh skor jawaban responden terhadap pernyataan yang diberikan, dengan Total Skor Ideal, yaitu skor maksimum yang diperoleh dari perkalian skor tertinggi skala </w:t>
+      </w:r>
+      <w:r>
+        <w:rPr>
+          <w:i/>
+        </w:rPr>
+        <w:t>Likert</w:t>
+      </w:r>
+      <w:r>
+        <w:t xml:space="preserve"> dengan jumlah responden. Hasil perbandingan tersebut kemudian dikalikan 100% untuk memperoleh nilai persentase, yang menunjukkan tingkat penerimaan pengguna terhadap sistem, di mana semakin tinggi persentase yang dihasilkan maka semakin baik tingkat kelayakan dan penerimaan sistem oleh pengguna.</w:t>
       </w:r>
       <w:r>
         <w:br w:type="page"/>
@@ -13572,7 +14667,25 @@
         <w:ind w:left="66" w:firstLine="501"/>
       </w:pPr>
       <w:r>
-        <w:t>Berdasarkan hasil pengamatan di lapangan, diketahui bahwa proses pengecekan stok dan pengadaan material masih dilakukan secara manual dan belum terintregrasi dalam suatu sisem informasi. Pencatatan stok material dilakukan menggunakan Microsoft Excel sederhana tanpa adanya sistem otomatis yang mampu memperbarui data secara real-time. Selain itu, tidak terdapat pencatatan riwayat material masuk dan keluar yang terstruktur, sehingga menyulitkan proses penelusuran data.</w:t>
+        <w:t xml:space="preserve">Berdasarkan hasil pengamatan di lapangan, diketahui bahwa proses pengecekan stok dan pengadaan material masih dilakukan secara manual dan belum terintregrasi dalam suatu sisem informasi. Pencatatan stok material dilakukan menggunakan </w:t>
+      </w:r>
+      <w:r>
+        <w:rPr>
+          <w:i/>
+        </w:rPr>
+        <w:t>Microsoft Excel</w:t>
+      </w:r>
+      <w:r>
+        <w:t xml:space="preserve"> sederhana tanpa adanya sistem otomatis yang mampu memperbarui data secara </w:t>
+      </w:r>
+      <w:r>
+        <w:rPr>
+          <w:i/>
+        </w:rPr>
+        <w:t>real-time</w:t>
+      </w:r>
+      <w:r>
+        <w:t>. Selain itu, tidak terdapat pencatatan riwayat material masuk dan keluar yang terstruktur, sehingga menyulitkan proses penelusuran data.</w:t>
       </w:r>
     </w:p>
     <w:p>
@@ -13581,7 +14694,16 @@
         <w:ind w:left="66" w:firstLine="501"/>
       </w:pPr>
       <w:r>
-        <w:t xml:space="preserve">Dari sisi komunikasi, proses permintaan material dari pengawas lapangan kepada bagian gudang dilakukan melalui aplikasi WhatsApp. Penggunaan media </w:t>
+        <w:t xml:space="preserve">Dari sisi komunikasi, proses permintaan material dari pengawas lapangan kepada bagian gudang dilakukan melalui aplikasi </w:t>
+      </w:r>
+      <w:r>
+        <w:rPr>
+          <w:i/>
+        </w:rPr>
+        <w:t>WhatsApp</w:t>
+      </w:r>
+      <w:r>
+        <w:t xml:space="preserve">. Penggunaan media </w:t>
       </w:r>
       <w:r>
         <w:lastRenderedPageBreak/>
@@ -13617,7 +14739,16 @@
         <w:ind w:left="567" w:hanging="425"/>
       </w:pPr>
       <w:r>
-        <w:t>Proses pengecekan stok masih dilakukan secara manual dan tidak real-time.</w:t>
+        <w:t xml:space="preserve">Proses pengecekan stok masih dilakukan secara manual dan tidak </w:t>
+      </w:r>
+      <w:r>
+        <w:rPr>
+          <w:i/>
+        </w:rPr>
+        <w:t>real-time</w:t>
+      </w:r>
+      <w:r>
+        <w:t>.</w:t>
       </w:r>
     </w:p>
     <w:p>
@@ -13645,7 +14776,16 @@
         <w:ind w:left="567" w:hanging="425"/>
       </w:pPr>
       <w:r>
-        <w:t>Proses permintaan material masih menggunakan komunikasi informal (WhatsApp).</w:t>
+        <w:t>Proses permintaan material masih menggunakan komunikasi informal (</w:t>
+      </w:r>
+      <w:r>
+        <w:rPr>
+          <w:i/>
+        </w:rPr>
+        <w:t>WhatsApp</w:t>
+      </w:r>
+      <w:r>
+        <w:t>).</w:t>
       </w:r>
     </w:p>
     <w:p>
@@ -13742,7 +14882,20 @@
         <w:rPr>
           <w:lang w:val="en-US"/>
         </w:rPr>
-        <w:t>Observasi (Observation)</w:t>
+        <w:t>Observasi (</w:t>
+      </w:r>
+      <w:r>
+        <w:rPr>
+          <w:i/>
+          <w:lang w:val="en-US"/>
+        </w:rPr>
+        <w:t>Observation</w:t>
+      </w:r>
+      <w:r>
+        <w:rPr>
+          <w:lang w:val="en-US"/>
+        </w:rPr>
+        <w:t>)</w:t>
       </w:r>
     </w:p>
     <w:p>
@@ -13793,7 +14946,20 @@
         <w:rPr>
           <w:lang w:val="en-US"/>
         </w:rPr>
-        <w:t>. Fokus observasi meliputi proses pencatatan stok material yang masih dilakukan secara manual, kegiatan pengecekan fisik ketersediaan material di gudang, proses permintaan dan pengadaan material, serta alur komunikasi antara staf gudang, admin, pemilik usaha, dan pemasok (supplier) dalam memenuhi kebutuhan material. Selain itu, peneliti juga mengamati proses pencatatan barang masuk dan barang keluar serta mekanisme pelaporan stok yang diterapkan oleh perusahaan.</w:t>
+        <w:t>. Fokus observasi meliputi proses pencatatan stok material yang masih dilakukan secara manual, kegiatan pengecekan fisik ketersediaan material di gudang, proses permintaan dan pengadaan material, serta alur komunikasi antara staf gudang, admin, pemilik usaha, dan pemasok (</w:t>
+      </w:r>
+      <w:r>
+        <w:rPr>
+          <w:i/>
+          <w:lang w:val="en-US"/>
+        </w:rPr>
+        <w:t>supplier</w:t>
+      </w:r>
+      <w:r>
+        <w:rPr>
+          <w:lang w:val="en-US"/>
+        </w:rPr>
+        <w:t>) dalam memenuhi kebutuhan material. Selain itu, peneliti juga mengamati proses pencatatan barang masuk dan barang keluar serta mekanisme pelaporan stok yang diterapkan oleh perusahaan.</w:t>
       </w:r>
     </w:p>
     <w:p>
@@ -13809,7 +14975,46 @@
         <w:rPr>
           <w:lang w:val="en-US"/>
         </w:rPr>
-        <w:t>Data yang diperoleh melalui observasi partisipatif digunakan sebagai dasar untuk memahami proses bisnis yang sedang berjalan (current state), mengidentifikasi permasalahan yang terjadi pada proses pengecekan stok dan pengadaan material, serta menyusun kebutuhan sistem yang kemudian dimodelkan menggunakan Business Process Model and Notation (BPMN) dan dikembangkan melalui metode Personal Extreme Programming (PXP).</w:t>
+        <w:t>Data yang diperoleh melalui observasi partisipatif digunakan sebagai dasar untuk memahami proses bisnis yang sedang berjalan (</w:t>
+      </w:r>
+      <w:r>
+        <w:rPr>
+          <w:i/>
+          <w:lang w:val="en-US"/>
+        </w:rPr>
+        <w:t>current state</w:t>
+      </w:r>
+      <w:r>
+        <w:rPr>
+          <w:lang w:val="en-US"/>
+        </w:rPr>
+        <w:t xml:space="preserve">), mengidentifikasi permasalahan yang terjadi pada proses pengecekan stok dan pengadaan material, serta menyusun kebutuhan sistem yang kemudian dimodelkan menggunakan </w:t>
+      </w:r>
+      <w:r>
+        <w:rPr>
+          <w:i/>
+          <w:lang w:val="en-US"/>
+        </w:rPr>
+        <w:t>Business Process Model and Notation (BPMN)</w:t>
+      </w:r>
+      <w:r>
+        <w:rPr>
+          <w:lang w:val="en-US"/>
+        </w:rPr>
+        <w:t xml:space="preserve"> dan dikembangkan melalui metode </w:t>
+      </w:r>
+      <w:r>
+        <w:rPr>
+          <w:i/>
+          <w:lang w:val="en-US"/>
+        </w:rPr>
+        <w:t>Personal Extreme Programming (PXP)</w:t>
+      </w:r>
+      <w:r>
+        <w:rPr>
+          <w:lang w:val="en-US"/>
+        </w:rPr>
+        <w:t>.</w:t>
       </w:r>
     </w:p>
     <w:p>
@@ -13829,7 +15034,20 @@
         <w:rPr>
           <w:lang w:val="en-US"/>
         </w:rPr>
-        <w:t xml:space="preserve">Wawancara (Interview) </w:t>
+        <w:t>Wawancara (</w:t>
+      </w:r>
+      <w:r>
+        <w:rPr>
+          <w:i/>
+          <w:lang w:val="en-US"/>
+        </w:rPr>
+        <w:t>Interview</w:t>
+      </w:r>
+      <w:r>
+        <w:rPr>
+          <w:lang w:val="en-US"/>
+        </w:rPr>
+        <w:t xml:space="preserve">) </w:t>
       </w:r>
     </w:p>
     <w:p>
@@ -13888,14 +15106,53 @@
         <w:rPr>
           <w:lang w:val="en-US"/>
         </w:rPr>
-        <w:t xml:space="preserve">Analisis kebutuhan sistem dilakukan untuk mengubah data yang diperoleh dari hasil observasi dan wawancara menjadi kebutuhan sistem yang terstruktur. Proses analisis dilakukan secara bertahap sehingga setiap kebutuhan sistem yang dihasilkan berasal dari kondisi nyata operasional King Aluminium Malang. Hasil analisis pada tahap ini berupa kebutuhan fungsional, identifikasi aktor sistem, dan user stories yang digunakan sebagai dasar pelaksanaan tahap Requirements pada </w:t>
+        <w:t xml:space="preserve">Analisis kebutuhan sistem dilakukan untuk mengubah data yang diperoleh dari hasil observasi dan wawancara menjadi kebutuhan sistem yang terstruktur. Proses analisis dilakukan secara bertahap sehingga setiap kebutuhan sistem yang dihasilkan berasal dari kondisi nyata operasional King Aluminium Malang. Hasil analisis pada tahap ini berupa kebutuhan fungsional, identifikasi aktor sistem, dan </w:t>
+      </w:r>
+      <w:r>
+        <w:rPr>
+          <w:i/>
+          <w:lang w:val="en-US"/>
+        </w:rPr>
+        <w:t>user stories</w:t>
+      </w:r>
+      <w:r>
+        <w:rPr>
+          <w:lang w:val="en-US"/>
+        </w:rPr>
+        <w:t xml:space="preserve"> yang digunakan sebagai dasar pelaksanaan tahap </w:t>
+      </w:r>
+      <w:r>
+        <w:rPr>
+          <w:i/>
+          <w:lang w:val="en-US"/>
+        </w:rPr>
+        <w:t>Requirements</w:t>
+      </w:r>
+      <w:r>
+        <w:rPr>
+          <w:lang w:val="en-US"/>
+        </w:rPr>
+        <w:t xml:space="preserve"> pada </w:t>
       </w:r>
       <w:r>
         <w:rPr>
           <w:lang w:val="en-US"/>
         </w:rPr>
         <w:lastRenderedPageBreak/>
-        <w:t>metode Personal Extreme Programming (PXP).</w:t>
+        <w:t xml:space="preserve">metode </w:t>
+      </w:r>
+      <w:r>
+        <w:rPr>
+          <w:i/>
+          <w:lang w:val="en-US"/>
+        </w:rPr>
+        <w:t>Personal Extreme Programming (PXP)</w:t>
+      </w:r>
+      <w:r>
+        <w:rPr>
+          <w:lang w:val="en-US"/>
+        </w:rPr>
+        <w:t>.</w:t>
       </w:r>
       <w:r>
         <w:rPr>
@@ -14542,7 +15799,20 @@
         <w:rPr>
           <w:lang w:val="en-US"/>
         </w:rPr>
-        <w:t>Instrumen wawancara digunakan sebagai pedoman dalam memperoleh informasi secara langsung dari setiap stakeholder. Pertanyaan disusun berdasarkan hasil observasi awal sehingga mampu menggali informasi mengenai kebutuhan pengguna, permasalahan yang dihadapi, serta harapan terhadap sistem yang akan dikembangkan.</w:t>
+        <w:t xml:space="preserve">Instrumen wawancara digunakan sebagai pedoman dalam memperoleh informasi secara langsung dari setiap </w:t>
+      </w:r>
+      <w:r>
+        <w:rPr>
+          <w:i/>
+          <w:lang w:val="en-US"/>
+        </w:rPr>
+        <w:t>stakeholder</w:t>
+      </w:r>
+      <w:r>
+        <w:rPr>
+          <w:lang w:val="en-US"/>
+        </w:rPr>
+        <w:t>. Pertanyaan disusun berdasarkan hasil observasi awal sehingga mampu menggali informasi mengenai kebutuhan pengguna, permasalahan yang dihadapi, serta harapan terhadap sistem yang akan dikembangkan.</w:t>
       </w:r>
     </w:p>
     <w:p>
@@ -14805,7 +16075,20 @@
         <w:rPr>
           <w:lang w:val="en-US"/>
         </w:rPr>
-        <w:t>Menentukan stakeholder yang menjadi sumber data penelitian.</w:t>
+        <w:t xml:space="preserve">Menentukan </w:t>
+      </w:r>
+      <w:r>
+        <w:rPr>
+          <w:i/>
+          <w:lang w:val="en-US"/>
+        </w:rPr>
+        <w:t>stakeholder</w:t>
+      </w:r>
+      <w:r>
+        <w:rPr>
+          <w:lang w:val="en-US"/>
+        </w:rPr>
+        <w:t xml:space="preserve"> yang menjadi sumber data penelitian.</w:t>
       </w:r>
     </w:p>
     <w:p>
@@ -14865,7 +16148,20 @@
         <w:rPr>
           <w:lang w:val="en-US"/>
         </w:rPr>
-        <w:t>Melaksanakan wawancara kepada setiap stakeholder menggunakan instrumen yang telah disusun.</w:t>
+        <w:t xml:space="preserve">Melaksanakan wawancara kepada setiap </w:t>
+      </w:r>
+      <w:r>
+        <w:rPr>
+          <w:i/>
+          <w:lang w:val="en-US"/>
+        </w:rPr>
+        <w:t>stakeholder</w:t>
+      </w:r>
+      <w:r>
+        <w:rPr>
+          <w:lang w:val="en-US"/>
+        </w:rPr>
+        <w:t xml:space="preserve"> menggunakan instrumen yang telah disusun.</w:t>
       </w:r>
     </w:p>
     <w:p>
@@ -15010,7 +16306,20 @@
         <w:rPr>
           <w:lang w:val="en-US"/>
         </w:rPr>
-        <w:t>Menyusun ringkasan hasil observasi dan wawancara berdasarkan masing-masing stakeholder.</w:t>
+        <w:t xml:space="preserve">Menyusun ringkasan hasil observasi dan wawancara berdasarkan masing-masing </w:t>
+      </w:r>
+      <w:r>
+        <w:rPr>
+          <w:i/>
+          <w:lang w:val="en-US"/>
+        </w:rPr>
+        <w:t>stakeholder</w:t>
+      </w:r>
+      <w:r>
+        <w:rPr>
+          <w:lang w:val="en-US"/>
+        </w:rPr>
+        <w:t>.</w:t>
       </w:r>
     </w:p>
     <w:p>
@@ -15108,7 +16417,20 @@
         <w:rPr>
           <w:lang w:val="en-US"/>
         </w:rPr>
-        <w:t>Mengelompokkan aktivitas yang dilakukan oleh setiap stakeholder.</w:t>
+        <w:t xml:space="preserve">Mengelompokkan aktivitas yang dilakukan oleh setiap </w:t>
+      </w:r>
+      <w:r>
+        <w:rPr>
+          <w:i/>
+          <w:lang w:val="en-US"/>
+        </w:rPr>
+        <w:t>stakeholder</w:t>
+      </w:r>
+      <w:r>
+        <w:rPr>
+          <w:lang w:val="en-US"/>
+        </w:rPr>
+        <w:t>.</w:t>
       </w:r>
     </w:p>
     <w:p>
@@ -15148,7 +16470,20 @@
         <w:rPr>
           <w:lang w:val="en-US"/>
         </w:rPr>
-        <w:t>Mengelompokkan kebutuhan yang disampaikan oleh stakeholder.</w:t>
+        <w:t xml:space="preserve">Mengelompokkan kebutuhan yang disampaikan oleh </w:t>
+      </w:r>
+      <w:r>
+        <w:rPr>
+          <w:i/>
+          <w:lang w:val="en-US"/>
+        </w:rPr>
+        <w:t>stakeholder</w:t>
+      </w:r>
+      <w:r>
+        <w:rPr>
+          <w:lang w:val="en-US"/>
+        </w:rPr>
+        <w:t>.</w:t>
       </w:r>
     </w:p>
     <w:p>
@@ -15168,7 +16503,20 @@
         <w:rPr>
           <w:lang w:val="en-US"/>
         </w:rPr>
-        <w:t>Mengelompokkan usulan solusi yang diharapkan oleh stakeholder.</w:t>
+        <w:t xml:space="preserve">Mengelompokkan usulan solusi yang diharapkan oleh </w:t>
+      </w:r>
+      <w:r>
+        <w:rPr>
+          <w:i/>
+          <w:lang w:val="en-US"/>
+        </w:rPr>
+        <w:t>stakeholder</w:t>
+      </w:r>
+      <w:r>
+        <w:rPr>
+          <w:lang w:val="en-US"/>
+        </w:rPr>
+        <w:t>.</w:t>
       </w:r>
     </w:p>
     <w:p>
@@ -15241,7 +16589,20 @@
         <w:rPr>
           <w:lang w:val="en-US"/>
         </w:rPr>
-        <w:t>Mengidentifikasi kebutuhan yang disampaikan oleh stakeholder.</w:t>
+        <w:t xml:space="preserve">Mengidentifikasi kebutuhan yang disampaikan oleh </w:t>
+      </w:r>
+      <w:r>
+        <w:rPr>
+          <w:i/>
+          <w:lang w:val="en-US"/>
+        </w:rPr>
+        <w:t>stakeholder</w:t>
+      </w:r>
+      <w:r>
+        <w:rPr>
+          <w:lang w:val="en-US"/>
+        </w:rPr>
+        <w:t>.</w:t>
       </w:r>
     </w:p>
     <w:p>
@@ -15332,7 +16693,20 @@
         <w:rPr>
           <w:lang w:val="en-US"/>
         </w:rPr>
-        <w:t>Tahap identifikasi aktor sistem dilakukan untuk menentukan pihak-pihak yang akan berinteraksi secara langsung dengan sistem yang dikembangkan. Penentuan aktor didasarkan pada hasil observasi terhadap aktivitas kerja serta hasil wawancara mengenai tugas dan tanggung jawab masing-masing stakeholder.</w:t>
+        <w:t xml:space="preserve">Tahap identifikasi aktor sistem dilakukan untuk menentukan pihak-pihak yang akan berinteraksi secara langsung dengan sistem yang dikembangkan. Penentuan aktor didasarkan pada hasil observasi terhadap aktivitas kerja serta hasil wawancara mengenai tugas dan tanggung jawab masing-masing </w:t>
+      </w:r>
+      <w:r>
+        <w:rPr>
+          <w:i/>
+          <w:lang w:val="en-US"/>
+        </w:rPr>
+        <w:t>stakeholder</w:t>
+      </w:r>
+      <w:r>
+        <w:rPr>
+          <w:lang w:val="en-US"/>
+        </w:rPr>
+        <w:t>.</w:t>
       </w:r>
     </w:p>
     <w:p>
@@ -15366,7 +16740,20 @@
         <w:rPr>
           <w:lang w:val="en-US"/>
         </w:rPr>
-        <w:t>Mengidentifikasi seluruh stakeholder yang terlibat.</w:t>
+        <w:t xml:space="preserve">Mengidentifikasi seluruh </w:t>
+      </w:r>
+      <w:r>
+        <w:rPr>
+          <w:i/>
+          <w:lang w:val="en-US"/>
+        </w:rPr>
+        <w:t>stakeholder</w:t>
+      </w:r>
+      <w:r>
+        <w:rPr>
+          <w:lang w:val="en-US"/>
+        </w:rPr>
+        <w:t xml:space="preserve"> yang terlibat.</w:t>
       </w:r>
     </w:p>
     <w:p>
@@ -15386,7 +16773,20 @@
         <w:rPr>
           <w:lang w:val="en-US"/>
         </w:rPr>
-        <w:t>Menentukan stakeholder yang menggunakan sistem secara langsung.</w:t>
+        <w:t xml:space="preserve">Menentukan </w:t>
+      </w:r>
+      <w:r>
+        <w:rPr>
+          <w:i/>
+          <w:lang w:val="en-US"/>
+        </w:rPr>
+        <w:t>stakeholder</w:t>
+      </w:r>
+      <w:r>
+        <w:rPr>
+          <w:lang w:val="en-US"/>
+        </w:rPr>
+        <w:t xml:space="preserve"> yang menggunakan sistem secara langsung.</w:t>
       </w:r>
     </w:p>
     <w:p>
@@ -15406,7 +16806,20 @@
         <w:rPr>
           <w:lang w:val="en-US"/>
         </w:rPr>
-        <w:t>Mengidentifikasi aktivitas yang dilakukan oleh masing-masing stakeholder.</w:t>
+        <w:t xml:space="preserve">Mengidentifikasi aktivitas yang dilakukan oleh masing-masing </w:t>
+      </w:r>
+      <w:r>
+        <w:rPr>
+          <w:i/>
+          <w:lang w:val="en-US"/>
+        </w:rPr>
+        <w:t>stakeholder</w:t>
+      </w:r>
+      <w:r>
+        <w:rPr>
+          <w:lang w:val="en-US"/>
+        </w:rPr>
+        <w:t>.</w:t>
       </w:r>
     </w:p>
     <w:p>
@@ -15443,7 +16856,15 @@
           <w:b/>
           <w:lang w:val="en-US"/>
         </w:rPr>
-        <w:t>Tahap 6.  Penyusunan User Stories</w:t>
+        <w:t xml:space="preserve">Tahap 6.  Penyusunan </w:t>
+      </w:r>
+      <w:r>
+        <w:rPr>
+          <w:b/>
+          <w:i/>
+          <w:lang w:val="en-US"/>
+        </w:rPr>
+        <w:t>User Stories</w:t>
       </w:r>
     </w:p>
     <w:p>
@@ -15458,21 +16879,86 @@
         <w:rPr>
           <w:lang w:val="en-US"/>
         </w:rPr>
-        <w:t>Tahap terakhir dalam analisis kebutuhan sistem adalah menyusun user stories. Penyusunan user stories bertujuan untuk menggambarkan kebutuhan sistem dari sudut pandang pengguna sehingga dapat menjadi acuan pada tahap Requirements dalam metode Personal Extreme Programming (PXP).</w:t>
-      </w:r>
-    </w:p>
-    <w:p>
-      <w:pPr>
-        <w:spacing w:line="360" w:lineRule="auto"/>
-        <w:rPr>
-          <w:lang w:val="en-US"/>
-        </w:rPr>
-      </w:pPr>
-      <w:r>
-        <w:rPr>
-          <w:lang w:val="en-US"/>
-        </w:rPr>
-        <w:t>Adapun langkah-langkah penyusunan user stories dilakukan sebagai berikut.</w:t>
+        <w:t xml:space="preserve">Tahap terakhir dalam analisis kebutuhan sistem adalah menyusun </w:t>
+      </w:r>
+      <w:r>
+        <w:rPr>
+          <w:i/>
+          <w:lang w:val="en-US"/>
+        </w:rPr>
+        <w:t>user stories</w:t>
+      </w:r>
+      <w:r>
+        <w:rPr>
+          <w:lang w:val="en-US"/>
+        </w:rPr>
+        <w:t xml:space="preserve">. Penyusunan </w:t>
+      </w:r>
+      <w:r>
+        <w:rPr>
+          <w:i/>
+          <w:lang w:val="en-US"/>
+        </w:rPr>
+        <w:t>user stories</w:t>
+      </w:r>
+      <w:r>
+        <w:rPr>
+          <w:lang w:val="en-US"/>
+        </w:rPr>
+        <w:t xml:space="preserve"> bertujuan untuk menggambarkan kebutuhan sistem dari sudut pandang pengguna sehingga dapat menjadi acuan pada tahap </w:t>
+      </w:r>
+      <w:r>
+        <w:rPr>
+          <w:i/>
+          <w:lang w:val="en-US"/>
+        </w:rPr>
+        <w:t>Requirements</w:t>
+      </w:r>
+      <w:r>
+        <w:rPr>
+          <w:lang w:val="en-US"/>
+        </w:rPr>
+        <w:t xml:space="preserve"> dalam metode </w:t>
+      </w:r>
+      <w:r>
+        <w:rPr>
+          <w:i/>
+          <w:lang w:val="en-US"/>
+        </w:rPr>
+        <w:t>Personal Extreme Programming (PXP)</w:t>
+      </w:r>
+      <w:r>
+        <w:rPr>
+          <w:lang w:val="en-US"/>
+        </w:rPr>
+        <w:t>.</w:t>
+      </w:r>
+    </w:p>
+    <w:p>
+      <w:pPr>
+        <w:spacing w:line="360" w:lineRule="auto"/>
+        <w:rPr>
+          <w:lang w:val="en-US"/>
+        </w:rPr>
+      </w:pPr>
+      <w:r>
+        <w:rPr>
+          <w:lang w:val="en-US"/>
+        </w:rPr>
+        <w:t xml:space="preserve">Adapun langkah-langkah penyusunan </w:t>
+      </w:r>
+      <w:r>
+        <w:rPr>
+          <w:i/>
+          <w:lang w:val="en-US"/>
+        </w:rPr>
+        <w:t>user stories</w:t>
+      </w:r>
+      <w:r>
+        <w:rPr>
+          <w:lang w:val="en-US"/>
+        </w:rPr>
+        <w:t xml:space="preserve"> dilakukan sebagai berikut.</w:t>
       </w:r>
     </w:p>
     <w:p>
@@ -15552,7 +17038,20 @@
         <w:rPr>
           <w:lang w:val="en-US"/>
         </w:rPr>
-        <w:t xml:space="preserve">Menyusun user stories menggunakan format </w:t>
+        <w:t xml:space="preserve">Menyusun </w:t>
+      </w:r>
+      <w:r>
+        <w:rPr>
+          <w:i/>
+          <w:lang w:val="en-US"/>
+        </w:rPr>
+        <w:t>user stories</w:t>
+      </w:r>
+      <w:r>
+        <w:rPr>
+          <w:lang w:val="en-US"/>
+        </w:rPr>
+        <w:t xml:space="preserve"> menggunakan format </w:t>
       </w:r>
       <w:proofErr w:type="gramStart"/>
       <w:r>
@@ -15652,8 +17151,6 @@
           </wp:inline>
         </w:drawing>
       </w:r>
-      <w:bookmarkStart w:id="35" w:name="_GoBack"/>
-      <w:bookmarkEnd w:id="35"/>
     </w:p>
     <w:p>
       <w:pPr>
@@ -15662,13 +17159,12 @@
         <w:jc w:val="center"/>
         <w:rPr>
           <w:b/>
-          <w:i w:val="0"/>
           <w:color w:val="auto"/>
           <w:sz w:val="24"/>
           <w:szCs w:val="24"/>
         </w:rPr>
       </w:pPr>
-      <w:bookmarkStart w:id="36" w:name="_Toc236358138"/>
+      <w:bookmarkStart w:id="35" w:name="_Toc236358138"/>
       <w:r>
         <w:rPr>
           <w:b/>
@@ -15738,9 +17234,18 @@
           <w:sz w:val="24"/>
           <w:szCs w:val="24"/>
         </w:rPr>
-        <w:t xml:space="preserve"> Diagram PXP</w:t>
-      </w:r>
-      <w:bookmarkEnd w:id="36"/>
+        <w:t xml:space="preserve"> Diagram </w:t>
+      </w:r>
+      <w:r>
+        <w:rPr>
+          <w:b/>
+          <w:color w:val="auto"/>
+          <w:sz w:val="24"/>
+          <w:szCs w:val="24"/>
+        </w:rPr>
+        <w:t>PXP</w:t>
+      </w:r>
+      <w:bookmarkEnd w:id="35"/>
     </w:p>
     <w:p>
       <w:pPr>
@@ -15749,7 +17254,43 @@
       </w:pPr>
       <w:r>
         <w:lastRenderedPageBreak/>
-        <w:t>Metode pengembangan sistem yang digunakan dalam penelitian ini adalah Personal Extreme Programming (PXP). Metode ini dipilih karena pengembangan dilakukan oleh satu orang (solo developer) dan membutuhkan fleksibilitas tinggi dalam menyesuaikan kebutuhan pengguna. Mengingat batasan penelitian yang difokuskan pada perancangan model sistem dan evaluasi desain, tahapan PXP dalam penelitian ini diadaptasi agar sesuai dengan ruang lingkup tersebut. Setiap tahapan PXP dijelaskan secara rinci untuk menunjukkan aktivitas teknis yang dilakukan oleh peneliti.</w:t>
+        <w:t xml:space="preserve">Metode pengembangan sistem yang digunakan dalam penelitian ini adalah </w:t>
+      </w:r>
+      <w:r>
+        <w:rPr>
+          <w:i/>
+        </w:rPr>
+        <w:t>Personal Extreme Programming (PXP)</w:t>
+      </w:r>
+      <w:r>
+        <w:t>. Metode ini dipilih karena pengembangan dilakukan oleh satu orang (</w:t>
+      </w:r>
+      <w:r>
+        <w:rPr>
+          <w:i/>
+        </w:rPr>
+        <w:t>solo developer</w:t>
+      </w:r>
+      <w:r>
+        <w:t xml:space="preserve">) dan membutuhkan fleksibilitas tinggi dalam menyesuaikan kebutuhan pengguna. Mengingat batasan penelitian yang difokuskan pada perancangan model sistem dan evaluasi desain, tahapan </w:t>
+      </w:r>
+      <w:r>
+        <w:rPr>
+          <w:i/>
+        </w:rPr>
+        <w:t xml:space="preserve">PXP </w:t>
+      </w:r>
+      <w:r>
+        <w:t xml:space="preserve">dalam penelitian ini diadaptasi agar sesuai dengan ruang lingkup tersebut. Setiap tahapan </w:t>
+      </w:r>
+      <w:r>
+        <w:rPr>
+          <w:i/>
+        </w:rPr>
+        <w:t xml:space="preserve">PXP </w:t>
+      </w:r>
+      <w:r>
+        <w:t>dijelaskan secara rinci untuk menunjukkan aktivitas teknis yang dilakukan oleh peneliti.</w:t>
       </w:r>
     </w:p>
     <w:p>
@@ -15758,7 +17299,16 @@
         <w:ind w:firstLine="567"/>
       </w:pPr>
       <w:r>
-        <w:t>Metode pengembangan sistem dalam penelitian ini dibatasi pada implementasi model sistem dalam bentuk prototype interaktif. Ruang lingkup pengembangan hanya mencakup fitur inti yang berhubungan langsung dengan proses pengecekan stok dan pengadaan material aluminium. Pengembangan tidak mencakup integrasi basis data produksi skala penuh, sistem keamanan lanjutan, maupun pengujian performa teknis. Pembatasan ini dilakukan agar proses pengembangan tetap terfokus pada validasi model sistem sesuai kebutuhan operasional pengguna.</w:t>
+        <w:t xml:space="preserve">Metode pengembangan sistem dalam penelitian ini dibatasi pada implementasi model sistem dalam bentuk </w:t>
+      </w:r>
+      <w:r>
+        <w:rPr>
+          <w:i/>
+        </w:rPr>
+        <w:t>prototype</w:t>
+      </w:r>
+      <w:r>
+        <w:t xml:space="preserve"> interaktif. Ruang lingkup pengembangan hanya mencakup fitur inti yang berhubungan langsung dengan proses pengecekan stok dan pengadaan material aluminium. Pengembangan tidak mencakup integrasi basis data produksi skala penuh, sistem keamanan lanjutan, maupun pengujian performa teknis. Pembatasan ini dilakukan agar proses pengembangan tetap terfokus pada validasi model sistem sesuai kebutuhan operasional pengguna.</w:t>
       </w:r>
     </w:p>
     <w:p>
@@ -15771,11 +17321,17 @@
         <w:spacing w:line="360" w:lineRule="auto"/>
         <w:ind w:left="567" w:hanging="567"/>
       </w:pPr>
-      <w:bookmarkStart w:id="37" w:name="_Toc236608641"/>
-      <w:r>
-        <w:t>Requirements</w:t>
-      </w:r>
-      <w:bookmarkEnd w:id="37"/>
+      <w:bookmarkStart w:id="36" w:name="_Toc236608641"/>
+      <w:r>
+        <w:rPr>
+          <w:i/>
+        </w:rPr>
+        <w:t>Requirement</w:t>
+      </w:r>
+      <w:r>
+        <w:t>s</w:t>
+      </w:r>
+      <w:bookmarkEnd w:id="36"/>
     </w:p>
     <w:p>
       <w:pPr>
@@ -15783,7 +17339,22 @@
         <w:ind w:firstLine="567"/>
       </w:pPr>
       <w:r>
-        <w:t>Tahap Requirements merupakan tahapan awal dalam metode Personal Extreme Programming (PXP) yang bertujuan untuk mengidentifikasi dan menetapkan kebutuhan sistem berdasarkan kondisi nyata pada objek penelitian. Pada penelitian ini, kebutuhan sistem diperoleh dari data hasil identifikasi stakeholder, observasi partisipatif, dan wawancara semi-terstruktur yang telah dijelaskan pada Subbab 3.4 Metode Pengumpulan Data.</w:t>
+        <w:t xml:space="preserve">Tahap Requirements merupakan tahapan awal dalam metode </w:t>
+      </w:r>
+      <w:r>
+        <w:rPr>
+          <w:i/>
+        </w:rPr>
+        <w:t>Personal Extreme Programming (PXP)</w:t>
+      </w:r>
+      <w:r>
+        <w:t xml:space="preserve"> yang bertujuan untuk mengidentifikasi dan menetapkan kebutuhan sistem berdasarkan kondisi nyata pada objek penelitian. Pada penelitian ini, kebutuhan sistem diperoleh dari data hasil identifikasi stakeholder, observasi partisipatif, dan wawancara semi-terstruktur yang telah dijelaskan pada Subbab 3.</w:t>
+      </w:r>
+      <w:r>
+        <w:t>2</w:t>
+      </w:r>
+      <w:r>
+        <w:t xml:space="preserve"> Metode Pengumpulan Data.</w:t>
       </w:r>
     </w:p>
     <w:p>
@@ -15792,7 +17363,16 @@
         <w:ind w:firstLine="567"/>
       </w:pPr>
       <w:r>
-        <w:t>Data yang diperoleh kemudian dianalisis untuk mengidentifikasi permasalahan pada proses pengecekan stok dan pengadaan material di King Aluminium Malang. Hasil analisis tersebut selanjutnya dirumuskan menjadi kebutuhan fungsional sistem, identifikasi aktor, serta user stories yang merepresentasikan kebutuhan masing-masing pengguna terhadap sistem.</w:t>
+        <w:t xml:space="preserve">Data yang diperoleh kemudian dianalisis untuk mengidentifikasi permasalahan pada proses pengecekan stok dan pengadaan material di King Aluminium Malang. Hasil analisis tersebut selanjutnya dirumuskan menjadi kebutuhan fungsional sistem, identifikasi aktor, serta </w:t>
+      </w:r>
+      <w:r>
+        <w:rPr>
+          <w:i/>
+        </w:rPr>
+        <w:t>user stories</w:t>
+      </w:r>
+      <w:r>
+        <w:t xml:space="preserve"> yang merepresentasikan kebutuhan masing-masing pengguna terhadap sistem.</w:t>
       </w:r>
     </w:p>
     <w:p>
@@ -15801,11 +17381,47 @@
         <w:ind w:firstLine="567"/>
       </w:pPr>
       <w:r>
-        <w:t xml:space="preserve">Keluaran (output) dari tahap Requirements berupa dokumen kebutuhan sistem yang akan digunakan sebagai dasar penyusunan prioritas pengembangan </w:t>
+        <w:t>Keluaran (</w:t>
+      </w:r>
+      <w:r>
+        <w:rPr>
+          <w:i/>
+        </w:rPr>
+        <w:t>output</w:t>
+      </w:r>
+      <w:r>
+        <w:t xml:space="preserve">) dari tahap </w:t>
+      </w:r>
+      <w:r>
+        <w:rPr>
+          <w:i/>
+        </w:rPr>
+        <w:t>Requirements</w:t>
+      </w:r>
+      <w:r>
+        <w:t xml:space="preserve"> berupa dokumen kebutuhan sistem yang akan digunakan sebagai dasar penyusunan prioritas pengembangan </w:t>
       </w:r>
       <w:r>
         <w:lastRenderedPageBreak/>
-        <w:t>pada tahap Planning. Dengan demikian, seluruh proses pengembangan model sistem tetap berorientasi pada kebutuhan pengguna (user-centered) dan permasalahan yang ditemukan selama proses pengumpulan data.</w:t>
+        <w:t xml:space="preserve">pada tahap </w:t>
+      </w:r>
+      <w:r>
+        <w:rPr>
+          <w:i/>
+        </w:rPr>
+        <w:t>Planning</w:t>
+      </w:r>
+      <w:r>
+        <w:t>. Dengan demikian, seluruh proses pengembangan model sistem tetap berorientasi pada kebutuhan pengguna (</w:t>
+      </w:r>
+      <w:r>
+        <w:rPr>
+          <w:i/>
+        </w:rPr>
+        <w:t>user-centered</w:t>
+      </w:r>
+      <w:r>
+        <w:t>) dan permasalahan yang ditemukan selama proses pengumpulan data.</w:t>
       </w:r>
     </w:p>
     <w:p>
@@ -15817,12 +17433,18 @@
         </w:numPr>
         <w:spacing w:line="360" w:lineRule="auto"/>
         <w:ind w:left="567" w:hanging="567"/>
-      </w:pPr>
-      <w:bookmarkStart w:id="38" w:name="_Toc236608642"/>
-      <w:r>
+        <w:rPr>
+          <w:i/>
+        </w:rPr>
+      </w:pPr>
+      <w:bookmarkStart w:id="37" w:name="_Toc236608642"/>
+      <w:r>
+        <w:rPr>
+          <w:i/>
+        </w:rPr>
         <w:t>Planning</w:t>
       </w:r>
-      <w:bookmarkEnd w:id="38"/>
+      <w:bookmarkEnd w:id="37"/>
     </w:p>
     <w:p>
       <w:pPr>
@@ -15830,7 +17452,25 @@
         <w:ind w:firstLine="567"/>
       </w:pPr>
       <w:r>
-        <w:t>Tahap Planning dilakukan untuk menyusun strategi pengembangan model sistem berdasarkan User Stories yang telah diidentifikasi.</w:t>
+        <w:t xml:space="preserve">Tahap </w:t>
+      </w:r>
+      <w:r>
+        <w:rPr>
+          <w:i/>
+        </w:rPr>
+        <w:t>Planning</w:t>
+      </w:r>
+      <w:r>
+        <w:t xml:space="preserve"> dilakukan untuk menyusun strategi pengembangan model sistem berdasarkan </w:t>
+      </w:r>
+      <w:r>
+        <w:rPr>
+          <w:i/>
+        </w:rPr>
+        <w:t>User Stories</w:t>
+      </w:r>
+      <w:r>
+        <w:t xml:space="preserve"> yang telah diidentifikasi.</w:t>
       </w:r>
     </w:p>
     <w:p>
@@ -15858,7 +17498,13 @@
         <w:ind w:left="567" w:hanging="425"/>
       </w:pPr>
       <w:r>
-        <w:t>Prioritisasi User Stories</w:t>
+        <w:t xml:space="preserve">Prioritisasi </w:t>
+      </w:r>
+      <w:r>
+        <w:rPr>
+          <w:i/>
+        </w:rPr>
+        <w:t>User Stories</w:t>
       </w:r>
     </w:p>
     <w:p>
@@ -15872,7 +17518,13 @@
         <w:ind w:left="1134" w:hanging="425"/>
       </w:pPr>
       <w:r>
-        <w:t>User Stories dikelompokkan berdasarkan tingkat urgensi dan dampaknya terhadap penyelesaian masalah utama.</w:t>
+        <w:rPr>
+          <w:i/>
+        </w:rPr>
+        <w:t>User Stories</w:t>
+      </w:r>
+      <w:r>
+        <w:t xml:space="preserve"> dikelompokkan berdasarkan tingkat urgensi dan dampaknya terhadap penyelesaian masalah utama.</w:t>
       </w:r>
     </w:p>
     <w:p>
@@ -15951,7 +17603,25 @@
         <w:ind w:left="567" w:firstLine="567"/>
       </w:pPr>
       <w:r>
-        <w:t>Setiap User Story diterjemahkan ke dalam skenario penggunaan (use scenario) yang menggambarkan bagaimana pengguna berinteraksi dengan sistem dari awal hingga akhir.</w:t>
+        <w:t xml:space="preserve">Setiap </w:t>
+      </w:r>
+      <w:r>
+        <w:rPr>
+          <w:i/>
+        </w:rPr>
+        <w:t>User Story</w:t>
+      </w:r>
+      <w:r>
+        <w:t xml:space="preserve"> diterjemahkan ke dalam skenario penggunaan (</w:t>
+      </w:r>
+      <w:r>
+        <w:rPr>
+          <w:i/>
+        </w:rPr>
+        <w:t>use scenario</w:t>
+      </w:r>
+      <w:r>
+        <w:t>) yang menggambarkan bagaimana pengguna berinteraksi dengan sistem dari awal hingga akhir.</w:t>
       </w:r>
     </w:p>
     <w:p>
@@ -15972,12 +17642,18 @@
         </w:numPr>
         <w:spacing w:line="360" w:lineRule="auto"/>
         <w:ind w:left="567" w:hanging="567"/>
-      </w:pPr>
-      <w:bookmarkStart w:id="39" w:name="_Toc236608643"/>
-      <w:r>
+        <w:rPr>
+          <w:i/>
+        </w:rPr>
+      </w:pPr>
+      <w:bookmarkStart w:id="38" w:name="_Toc236608643"/>
+      <w:r>
+        <w:rPr>
+          <w:i/>
+        </w:rPr>
         <w:t>Iteration Initialization</w:t>
       </w:r>
-      <w:bookmarkEnd w:id="39"/>
+      <w:bookmarkEnd w:id="38"/>
     </w:p>
     <w:p>
       <w:pPr>
@@ -15985,7 +17661,16 @@
         <w:ind w:firstLine="567"/>
       </w:pPr>
       <w:r>
-        <w:t>Tahap Iteration Initialization merupakan tahap persiapan sebelum perancangan teknis dilakukan.</w:t>
+        <w:t xml:space="preserve">Tahap </w:t>
+      </w:r>
+      <w:r>
+        <w:rPr>
+          <w:i/>
+        </w:rPr>
+        <w:t xml:space="preserve">Iteration Initialization </w:t>
+      </w:r>
+      <w:r>
+        <w:t>merupakan tahap persiapan sebelum perancangan teknis dilakukan.</w:t>
       </w:r>
     </w:p>
     <w:p>
@@ -16027,7 +17712,16 @@
         <w:ind w:left="1134" w:hanging="425"/>
       </w:pPr>
       <w:r>
-        <w:t>Peneliti menyusun alur sistem berdasarkan User Stories tanpa memodelkan proses bisnis organisasi.</w:t>
+        <w:t xml:space="preserve">Peneliti menyusun alur sistem berdasarkan </w:t>
+      </w:r>
+      <w:r>
+        <w:rPr>
+          <w:i/>
+        </w:rPr>
+        <w:t>User Stories</w:t>
+      </w:r>
+      <w:r>
+        <w:t xml:space="preserve"> tanpa memodelkan proses bisnis organisasi.</w:t>
       </w:r>
     </w:p>
     <w:p>
@@ -16056,7 +17750,13 @@
         <w:ind w:left="1701" w:hanging="425"/>
       </w:pPr>
       <w:r>
-        <w:t>Input data stok.</w:t>
+        <w:rPr>
+          <w:i/>
+        </w:rPr>
+        <w:t>Input</w:t>
+      </w:r>
+      <w:r>
+        <w:t xml:space="preserve"> data stok.</w:t>
       </w:r>
     </w:p>
     <w:p>
@@ -16212,12 +17912,18 @@
         </w:numPr>
         <w:spacing w:line="360" w:lineRule="auto"/>
         <w:ind w:left="567" w:hanging="567"/>
-      </w:pPr>
-      <w:bookmarkStart w:id="40" w:name="_Toc236608644"/>
-      <w:r>
+        <w:rPr>
+          <w:i/>
+        </w:rPr>
+      </w:pPr>
+      <w:bookmarkStart w:id="39" w:name="_Toc236608644"/>
+      <w:r>
+        <w:rPr>
+          <w:i/>
+        </w:rPr>
         <w:t>Design</w:t>
       </w:r>
-      <w:bookmarkEnd w:id="40"/>
+      <w:bookmarkEnd w:id="39"/>
     </w:p>
     <w:p>
       <w:pPr>
@@ -16225,13 +17931,70 @@
         <w:ind w:firstLine="567"/>
       </w:pPr>
       <w:r>
-        <w:t>Tahap Design bertujuan untuk menghasilkan rancangan model sistem berdasarkan kebutuhan pengguna yang telah diperoleh pada tahap sebelumnya. Perancangan dilakukan dengan memodelkan proses bisnis menggunakan Business Process Model and Notation (BPMN) serta merancang sistem menggunakan Unified Modeling Language (UML) yang terdiri atas Use Case Diagram</w:t>
+        <w:t xml:space="preserve">Tahap </w:t>
+      </w:r>
+      <w:r>
+        <w:rPr>
+          <w:i/>
+        </w:rPr>
+        <w:t>Design</w:t>
+      </w:r>
+      <w:r>
+        <w:t xml:space="preserve"> bertujuan untuk menghasilkan rancangan model sistem berdasarkan kebutuhan pengguna yang telah diperoleh pada tahap sebelumnya. Perancangan dilakukan dengan memodelkan proses bisnis menggunakan </w:t>
+      </w:r>
+      <w:r>
+        <w:rPr>
+          <w:i/>
+        </w:rPr>
+        <w:t>Business Process Model and Notation (BPMN)</w:t>
+      </w:r>
+      <w:r>
+        <w:t xml:space="preserve"> serta merancang sistem menggunakan </w:t>
+      </w:r>
+      <w:r>
+        <w:rPr>
+          <w:i/>
+        </w:rPr>
+        <w:t>Unified Modeling Language (UML)</w:t>
+      </w:r>
+      <w:r>
+        <w:t xml:space="preserve"> yang terdiri atas </w:t>
+      </w:r>
+      <w:r>
+        <w:rPr>
+          <w:i/>
+        </w:rPr>
+        <w:t>Use Case Diagram</w:t>
       </w:r>
       <w:r>
         <w:t xml:space="preserve"> dan </w:t>
       </w:r>
       <w:r>
-        <w:t>Activity Diagram. Selain itu, pada tahap ini juga dilakukan perancangan antarmuka pengguna menggunakan Figma sebagai dasar pembuatan prototype sistem yang akan digunakan pada tahap implementasi dan pengujian.</w:t>
+        <w:rPr>
+          <w:i/>
+        </w:rPr>
+        <w:t>Activity Diagram</w:t>
+      </w:r>
+      <w:r>
+        <w:t xml:space="preserve">. Selain itu, pada tahap ini juga dilakukan perancangan antarmuka pengguna menggunakan </w:t>
+      </w:r>
+      <w:r>
+        <w:rPr>
+          <w:i/>
+        </w:rPr>
+        <w:t>Figma</w:t>
+      </w:r>
+      <w:r>
+        <w:t xml:space="preserve"> sebagai dasar pembuatan </w:t>
+      </w:r>
+      <w:r>
+        <w:rPr>
+          <w:i/>
+        </w:rPr>
+        <w:t>prototype</w:t>
+      </w:r>
+      <w:r>
+        <w:t xml:space="preserve"> sistem yang akan digunakan pada tahap implementasi dan pengujian.</w:t>
       </w:r>
     </w:p>
     <w:p>
@@ -16255,13 +18018,19 @@
         </w:numPr>
         <w:spacing w:line="360" w:lineRule="auto"/>
         <w:ind w:left="567" w:hanging="567"/>
-      </w:pPr>
-      <w:bookmarkStart w:id="41" w:name="_Toc236608645"/>
-      <w:r>
+        <w:rPr>
+          <w:i/>
+        </w:rPr>
+      </w:pPr>
+      <w:bookmarkStart w:id="40" w:name="_Toc236608645"/>
+      <w:r>
+        <w:rPr>
+          <w:i/>
+        </w:rPr>
         <w:lastRenderedPageBreak/>
         <w:t>Implementation</w:t>
       </w:r>
-      <w:bookmarkEnd w:id="41"/>
+      <w:bookmarkEnd w:id="40"/>
     </w:p>
     <w:p>
       <w:pPr>
@@ -16269,7 +18038,25 @@
         <w:ind w:firstLine="567"/>
       </w:pPr>
       <w:r>
-        <w:t>Tahap Implementation dalam penelitian ini diwujudkan dalam bentuk pembuatan prototype fungsional, bukan pengkodean sistem penuh.</w:t>
+        <w:t xml:space="preserve">Tahap </w:t>
+      </w:r>
+      <w:r>
+        <w:rPr>
+          <w:i/>
+        </w:rPr>
+        <w:t>Implementation</w:t>
+      </w:r>
+      <w:r>
+        <w:t xml:space="preserve"> dalam penelitian ini diwujudkan dalam bentuk pembuatan </w:t>
+      </w:r>
+      <w:r>
+        <w:rPr>
+          <w:i/>
+        </w:rPr>
+        <w:t>prototype</w:t>
+      </w:r>
+      <w:r>
+        <w:t xml:space="preserve"> fungsional, bukan pengkodean sistem penuh.</w:t>
       </w:r>
     </w:p>
     <w:p>
@@ -16297,7 +18084,22 @@
         <w:ind w:left="567" w:hanging="425"/>
       </w:pPr>
       <w:r>
-        <w:t>Implementasi desain antarmuka ke dalam prototype interaktif.</w:t>
+        <w:t>Implementasi desain antarmuka ke dalam prototype interaktif</w:t>
+      </w:r>
+      <w:r>
+        <w:t xml:space="preserve"> (</w:t>
+      </w:r>
+      <w:r>
+        <w:rPr>
+          <w:i/>
+        </w:rPr>
+        <w:t>Figma</w:t>
+      </w:r>
+      <w:r>
+        <w:t>)</w:t>
+      </w:r>
+      <w:r>
+        <w:t>.</w:t>
       </w:r>
     </w:p>
     <w:p>
@@ -16337,12 +18139,18 @@
         </w:numPr>
         <w:spacing w:line="360" w:lineRule="auto"/>
         <w:ind w:left="567" w:hanging="567"/>
-      </w:pPr>
-      <w:bookmarkStart w:id="42" w:name="_Toc236608646"/>
-      <w:r>
+        <w:rPr>
+          <w:i/>
+        </w:rPr>
+      </w:pPr>
+      <w:bookmarkStart w:id="41" w:name="_Toc236608646"/>
+      <w:r>
+        <w:rPr>
+          <w:i/>
+        </w:rPr>
         <w:t>System Testing</w:t>
       </w:r>
-      <w:bookmarkEnd w:id="42"/>
+      <w:bookmarkEnd w:id="41"/>
     </w:p>
     <w:p>
       <w:pPr>
@@ -16350,7 +18158,43 @@
         <w:ind w:firstLine="567"/>
       </w:pPr>
       <w:r>
-        <w:t>Tahap System Testing bertujuan untuk mengevaluasi prototype sistem yang telah dikembangkan pada tahap sebelumnya. Pengujian dilakukan menggunakan platform usability testing Maze yang terintegrasi dengan prototype Figma sehingga responden dapat mencoba alur penggunaan sistem secara interaktif berdasarkan skenario yang telah disusun.</w:t>
+        <w:t xml:space="preserve">Tahap </w:t>
+      </w:r>
+      <w:r>
+        <w:rPr>
+          <w:i/>
+        </w:rPr>
+        <w:t>System Testing</w:t>
+      </w:r>
+      <w:r>
+        <w:t xml:space="preserve"> bertujuan untuk mengevaluasi </w:t>
+      </w:r>
+      <w:r>
+        <w:rPr>
+          <w:i/>
+        </w:rPr>
+        <w:t>prototype</w:t>
+      </w:r>
+      <w:r>
+        <w:t xml:space="preserve"> sistem yang telah dikembangkan pada tahap sebelumnya. Pengujian dilakukan menggunakan </w:t>
+      </w:r>
+      <w:r>
+        <w:rPr>
+          <w:i/>
+        </w:rPr>
+        <w:t>platform usability testing Maze</w:t>
+      </w:r>
+      <w:r>
+        <w:t xml:space="preserve"> yang terintegrasi dengan </w:t>
+      </w:r>
+      <w:r>
+        <w:rPr>
+          <w:i/>
+        </w:rPr>
+        <w:t>prototype Figma</w:t>
+      </w:r>
+      <w:r>
+        <w:t xml:space="preserve"> sehingga responden dapat mencoba alur penggunaan sistem secara interaktif berdasarkan skenario yang telah disusun.</w:t>
       </w:r>
     </w:p>
     <w:p>
@@ -16359,7 +18203,16 @@
         <w:ind w:firstLine="567"/>
       </w:pPr>
       <w:r>
-        <w:t xml:space="preserve">Responden yang terlibat dalam pengujian merupakan seluruh stakeholder yang berinteraksi secara langsung dengan proses pengecekan stok dan pengadaan material di King Aluminium Malang. Pengujian melibatkan 1 orang </w:t>
+        <w:t xml:space="preserve">Responden yang terlibat dalam pengujian merupakan seluruh </w:t>
+      </w:r>
+      <w:r>
+        <w:rPr>
+          <w:i/>
+        </w:rPr>
+        <w:t xml:space="preserve">stakeholder </w:t>
+      </w:r>
+      <w:r>
+        <w:t xml:space="preserve">yang berinteraksi secara langsung dengan proses pengecekan stok dan pengadaan material di King Aluminium Malang. Pengujian melibatkan 1 orang </w:t>
       </w:r>
       <w:r>
         <w:t>Pemilik Usaha</w:t>
@@ -16389,21 +18242,37 @@
         <w:t>Pengawas Lapangan</w:t>
       </w:r>
       <w:r>
-        <w:t xml:space="preserve"> (Mas Hega), serta 2 orang Staf Gudang (Pak Joko dan Mas Wahyu). Pemilihan responden menggunakan teknik sampling jenuh (census sampling) karena seluruh populasi yang berkaitan dengan penggunaan sistem dijadikan sebagai responden untuk memperoleh hasil evaluasi yang representatif sesuai kebutuhan pengguna.</w:t>
-      </w:r>
-    </w:p>
-    <w:p>
-      <w:pPr>
-        <w:spacing w:line="360" w:lineRule="auto"/>
-        <w:rPr>
-          <w:b/>
-        </w:rPr>
-      </w:pPr>
-      <w:r>
-        <w:rPr>
-          <w:b/>
-        </w:rPr>
-        <w:t>Skenario Usability Testing</w:t>
+        <w:t xml:space="preserve"> (Mas Hega), serta 2 orang Staf Gudang (Pak Joko dan Mas Wahyu). Pemilihan responden menggunakan teknik sampling jenuh (</w:t>
+      </w:r>
+      <w:r>
+        <w:rPr>
+          <w:i/>
+        </w:rPr>
+        <w:t>census sampling</w:t>
+      </w:r>
+      <w:r>
+        <w:t>) karena seluruh populasi yang berkaitan dengan penggunaan sistem dijadikan sebagai responden untuk memperoleh hasil evaluasi yang representatif sesuai kebutuhan pengguna.</w:t>
+      </w:r>
+    </w:p>
+    <w:p>
+      <w:pPr>
+        <w:spacing w:line="360" w:lineRule="auto"/>
+        <w:rPr>
+          <w:b/>
+        </w:rPr>
+      </w:pPr>
+      <w:r>
+        <w:rPr>
+          <w:b/>
+        </w:rPr>
+        <w:t xml:space="preserve">Skenario </w:t>
+      </w:r>
+      <w:r>
+        <w:rPr>
+          <w:b/>
+          <w:i/>
+        </w:rPr>
+        <w:t>Usability Testing</w:t>
       </w:r>
     </w:p>
     <w:p>
@@ -16412,7 +18281,49 @@
         <w:ind w:firstLine="567"/>
       </w:pPr>
       <w:r>
-        <w:t>Sebelum responden mengisi kuesioner, dilakukan usability testing menggunakan aplikasi Maze. Pengujian dilakukan dengan memberikan beberapa skenario tugas yang mewakili fungsi utama pada prototype sistem. Setiap responden diminta menyelesaikan seluruh tugas secara mandiri tanpa diberikan petunjuk mengenai alur navigasi. Pendekatan ini bertujuan untuk mengetahui tingkat kemudahan penggunaan prototype berdasarkan interaksi nyata pengguna.</w:t>
+        <w:t xml:space="preserve">Sebelum responden mengisi kuesioner, dilakukan </w:t>
+      </w:r>
+      <w:r>
+        <w:rPr>
+          <w:i/>
+        </w:rPr>
+        <w:t>usability testing</w:t>
+      </w:r>
+      <w:r>
+        <w:t xml:space="preserve"> menggunakan </w:t>
+      </w:r>
+      <w:r>
+        <w:rPr>
+          <w:i/>
+        </w:rPr>
+        <w:t>platform</w:t>
+      </w:r>
+      <w:r>
+        <w:rPr>
+          <w:i/>
+        </w:rPr>
+        <w:t xml:space="preserve"> Maze</w:t>
+      </w:r>
+      <w:r>
+        <w:t xml:space="preserve">. Pengujian dilakukan dengan memberikan beberapa skenario tugas yang mewakili fungsi utama pada </w:t>
+      </w:r>
+      <w:r>
+        <w:rPr>
+          <w:i/>
+        </w:rPr>
+        <w:t>prototype</w:t>
+      </w:r>
+      <w:r>
+        <w:t xml:space="preserve"> sistem. Setiap responden diminta menyelesaikan seluruh tugas secara mandiri tanpa diberikan petunjuk mengenai alur navigasi. Pendekatan ini bertujuan untuk mengetahui tingkat kemudahan penggunaan </w:t>
+      </w:r>
+      <w:r>
+        <w:rPr>
+          <w:i/>
+        </w:rPr>
+        <w:t>prototype</w:t>
+      </w:r>
+      <w:r>
+        <w:t xml:space="preserve"> berdasarkan interaksi nyata pengguna.</w:t>
       </w:r>
     </w:p>
     <w:p>
@@ -16428,7 +18339,7 @@
           <w:szCs w:val="24"/>
         </w:rPr>
       </w:pPr>
-      <w:bookmarkStart w:id="43" w:name="_Toc236608701"/>
+      <w:bookmarkStart w:id="42" w:name="_Toc236608701"/>
       <w:r>
         <w:rPr>
           <w:b/>
@@ -16499,8 +18410,19 @@
           <w:sz w:val="24"/>
           <w:szCs w:val="24"/>
         </w:rPr>
-        <w:t xml:space="preserve"> Skenario Usability Testing</w:t>
-      </w:r>
+        <w:t xml:space="preserve"> Skenario </w:t>
+      </w:r>
+      <w:r>
+        <w:rPr>
+          <w:b/>
+          <w:color w:val="auto"/>
+          <w:sz w:val="24"/>
+          <w:szCs w:val="24"/>
+        </w:rPr>
+        <w:t>Usability Testing</w:t>
+      </w:r>
+      <w:bookmarkStart w:id="43" w:name="_GoBack"/>
+      <w:bookmarkEnd w:id="42"/>
       <w:bookmarkEnd w:id="43"/>
     </w:p>
     <w:tbl>
@@ -16909,21 +18831,56 @@
         <w:ind w:firstLine="567"/>
       </w:pPr>
       <w:r>
-        <w:t>Selama proses pengujian, Maze merekam interaksi pengguna, seperti penyelesaian tugas, jalur navigasi, serta tingkat keberhasilan dalam menyelesaikan skenario yang diberikan. Informasi tersebut digunakan untuk mengetahui kemudahan penggunaan (usability) prototype serta mengidentifikasi bagian antarmuka yang masih memerlukan perbaikan.</w:t>
-      </w:r>
-    </w:p>
-    <w:p>
-      <w:pPr>
-        <w:spacing w:line="360" w:lineRule="auto"/>
-        <w:rPr>
-          <w:b/>
-        </w:rPr>
-      </w:pPr>
-      <w:r>
-        <w:rPr>
-          <w:b/>
-        </w:rPr>
-        <w:t>Instrumen Kuisioner User Acceptance Test (UAT)</w:t>
+        <w:t xml:space="preserve">Selama proses pengujian, </w:t>
+      </w:r>
+      <w:r>
+        <w:rPr>
+          <w:i/>
+        </w:rPr>
+        <w:t>Maze</w:t>
+      </w:r>
+      <w:r>
+        <w:t xml:space="preserve"> merekam interaksi pengguna, seperti penyelesaian tugas, jalur navigasi, serta tingkat keberhasilan dalam menyelesaikan skenario yang diberikan. Informasi tersebut digunakan untuk mengetahui kemudahan penggunaan (</w:t>
+      </w:r>
+      <w:r>
+        <w:rPr>
+          <w:i/>
+        </w:rPr>
+        <w:t>usability</w:t>
+      </w:r>
+      <w:r>
+        <w:t xml:space="preserve">) </w:t>
+      </w:r>
+      <w:r>
+        <w:rPr>
+          <w:i/>
+        </w:rPr>
+        <w:t>prototype</w:t>
+      </w:r>
+      <w:r>
+        <w:t xml:space="preserve"> serta mengidentifikasi bagian antarmuka yang masih memerlukan perbaikan.</w:t>
+      </w:r>
+    </w:p>
+    <w:p>
+      <w:pPr>
+        <w:spacing w:line="360" w:lineRule="auto"/>
+        <w:rPr>
+          <w:b/>
+          <w:i/>
+        </w:rPr>
+      </w:pPr>
+      <w:r>
+        <w:rPr>
+          <w:b/>
+        </w:rPr>
+        <w:t xml:space="preserve">Instrumen Kuisioner </w:t>
+      </w:r>
+      <w:r>
+        <w:rPr>
+          <w:b/>
+          <w:i/>
+        </w:rPr>
+        <w:t>User Acceptance Test (UAT)</w:t>
       </w:r>
     </w:p>
     <w:p>
@@ -16932,11 +18889,65 @@
         <w:ind w:firstLine="567"/>
       </w:pPr>
       <w:r>
-        <w:t xml:space="preserve">Setelah seluruh skenario pengujian pada Maze selesai dilaksanakan, responden diminta untuk mengisi kuesioner User Acceptance Test (UAT). Kuesioner ini bertujuan untuk mengetahui tingkat penerimaan pengguna terhadap prototype sistem berdasarkan pengalaman mereka setelah menggunakan sistem secara langsung. Penggunaan kedua instrumen tersebut diharapkan mampu </w:t>
+        <w:t xml:space="preserve">Setelah seluruh skenario pengujian pada </w:t>
+      </w:r>
+      <w:r>
+        <w:rPr>
+          <w:i/>
+        </w:rPr>
+        <w:t>Maze</w:t>
+      </w:r>
+      <w:r>
+        <w:t xml:space="preserve"> selesai dilaksanakan, responden diminta untuk mengisi kuesioner </w:t>
+      </w:r>
+      <w:r>
+        <w:rPr>
+          <w:i/>
+        </w:rPr>
+        <w:t>User Acceptance Test (UAT)</w:t>
+      </w:r>
+      <w:r>
+        <w:t xml:space="preserve">. Kuesioner ini bertujuan untuk mengetahui tingkat penerimaan pengguna terhadap </w:t>
+      </w:r>
+      <w:r>
+        <w:rPr>
+          <w:i/>
+        </w:rPr>
+        <w:t>prototype</w:t>
+      </w:r>
+      <w:r>
+        <w:t xml:space="preserve"> sistem berdasarkan pengalaman mereka setelah menggunakan sistem secara langsung. Penggunaan kedua instrumen tersebut diharapkan mampu </w:t>
       </w:r>
       <w:r>
         <w:lastRenderedPageBreak/>
-        <w:t>memberikan hasil evaluasi yang lebih komprehensif karena menggabungkan data objektif dari hasil usability testing dengan data subjektif berupa persepsi pengguna terhadap prototype sistem. Kuesioner disusun menggunakan skala Likert empat tingkat untuk mengukur tingkat persetujuan responden terhadap setiap pernyataan yang diberikan. Skala penilaian yang digunakan ditunjukkan pada Tabel 3.</w:t>
+        <w:t xml:space="preserve">memberikan hasil evaluasi yang lebih komprehensif karena menggabungkan data objektif dari hasil </w:t>
+      </w:r>
+      <w:r>
+        <w:rPr>
+          <w:i/>
+        </w:rPr>
+        <w:t>usability testing</w:t>
+      </w:r>
+      <w:r>
+        <w:t xml:space="preserve"> dengan data subjektif berupa persepsi pengguna terhadap </w:t>
+      </w:r>
+      <w:r>
+        <w:rPr>
+          <w:i/>
+        </w:rPr>
+        <w:t>prototype</w:t>
+      </w:r>
+      <w:r>
+        <w:t xml:space="preserve"> sistem. Kuesioner disusun menggunakan skala </w:t>
+      </w:r>
+      <w:r>
+        <w:rPr>
+          <w:i/>
+        </w:rPr>
+        <w:t>Likert</w:t>
+      </w:r>
+      <w:r>
+        <w:t xml:space="preserve"> empat tingkat untuk mengukur tingkat persetujuan responden terhadap setiap pernyataan yang diberikan. Skala penilaian yang digunakan ditunjukkan pada Tabel 3.</w:t>
       </w:r>
       <w:r>
         <w:t>3</w:t>
@@ -17233,7 +19244,16 @@
         <w:ind w:firstLine="567"/>
       </w:pPr>
       <w:r>
-        <w:t>Instrumen kuesioner disusun berdasarkan tujuan penelitian untuk mengevaluasi tingkat kemudahan penggunaan, kesesuaian fitur, serta penerimaan pengguna terhadap prototype sistem pengecekan stok dan pengadaan material. Daftar pernyataan kuesioner ditunjukkan pada Tabel 3.</w:t>
+        <w:t xml:space="preserve">Instrumen kuesioner disusun berdasarkan tujuan penelitian untuk mengevaluasi tingkat kemudahan penggunaan, kesesuaian fitur, serta penerimaan pengguna terhadap </w:t>
+      </w:r>
+      <w:r>
+        <w:rPr>
+          <w:i/>
+        </w:rPr>
+        <w:t>prototype</w:t>
+      </w:r>
+      <w:r>
+        <w:t xml:space="preserve"> sistem pengecekan stok dan pengadaan material. Daftar pernyataan kuesioner ditunjukkan pada Tabel 3.</w:t>
       </w:r>
       <w:r>
         <w:t>4</w:t>
@@ -17325,7 +19345,16 @@
           <w:sz w:val="24"/>
           <w:szCs w:val="24"/>
         </w:rPr>
-        <w:t xml:space="preserve"> Instrumen Kuesioner User Acceptance Test (UAT)</w:t>
+        <w:t xml:space="preserve"> Instrumen Kuesioner </w:t>
+      </w:r>
+      <w:r>
+        <w:rPr>
+          <w:b/>
+          <w:color w:val="000000" w:themeColor="text1"/>
+          <w:sz w:val="24"/>
+          <w:szCs w:val="24"/>
+        </w:rPr>
+        <w:t>User Acceptance Test (UAT)</w:t>
       </w:r>
       <w:bookmarkEnd w:id="45"/>
     </w:p>
@@ -17405,7 +19434,16 @@
               <w:spacing w:line="360" w:lineRule="auto"/>
             </w:pPr>
             <w:r>
-              <w:t>Saya dapat menyelesaikan seluruh tugas yang diberikan pada prototype sistem dengan baik.</w:t>
+              <w:t xml:space="preserve">Saya dapat menyelesaikan seluruh tugas yang diberikan pada </w:t>
+            </w:r>
+            <w:r>
+              <w:rPr>
+                <w:i/>
+              </w:rPr>
+              <w:t>prototype</w:t>
+            </w:r>
+            <w:r>
+              <w:t xml:space="preserve"> sistem dengan baik.</w:t>
             </w:r>
           </w:p>
         </w:tc>
@@ -17436,7 +19474,13 @@
               <w:spacing w:line="360" w:lineRule="auto"/>
             </w:pPr>
             <w:r>
-              <w:t>Prototype sistem mudah dipelajari ketika pertama kali digunakan.</w:t>
+              <w:rPr>
+                <w:i/>
+              </w:rPr>
+              <w:t>Prototype</w:t>
+            </w:r>
+            <w:r>
+              <w:t xml:space="preserve"> sistem mudah dipelajari ketika pertama kali digunakan.</w:t>
             </w:r>
           </w:p>
         </w:tc>
@@ -17467,7 +19511,16 @@
               <w:spacing w:line="360" w:lineRule="auto"/>
             </w:pPr>
             <w:r>
-              <w:t>Menu dan tombol pada prototype sistem mudah ditemukan.</w:t>
+              <w:t xml:space="preserve">Menu dan tombol pada </w:t>
+            </w:r>
+            <w:r>
+              <w:rPr>
+                <w:i/>
+              </w:rPr>
+              <w:t>prototype</w:t>
+            </w:r>
+            <w:r>
+              <w:t xml:space="preserve"> sistem mudah ditemukan.</w:t>
             </w:r>
           </w:p>
         </w:tc>
@@ -17529,7 +19582,16 @@
               <w:spacing w:line="360" w:lineRule="auto"/>
             </w:pPr>
             <w:r>
-              <w:t>Tampilan prototype sistem menarik, rapi, dan mudah dipahami.</w:t>
+              <w:t xml:space="preserve">Tampilan </w:t>
+            </w:r>
+            <w:r>
+              <w:rPr>
+                <w:i/>
+              </w:rPr>
+              <w:t>prototype</w:t>
+            </w:r>
+            <w:r>
+              <w:t xml:space="preserve"> sistem menarik, rapi, dan mudah dipahami.</w:t>
             </w:r>
           </w:p>
         </w:tc>
@@ -17560,7 +19622,16 @@
               <w:spacing w:line="360" w:lineRule="auto"/>
             </w:pPr>
             <w:r>
-              <w:t>Proses pengecekan stok material mudah dilakukan menggunakan prototype sistem.</w:t>
+              <w:t xml:space="preserve">Proses pengecekan stok material mudah dilakukan menggunakan </w:t>
+            </w:r>
+            <w:r>
+              <w:rPr>
+                <w:i/>
+              </w:rPr>
+              <w:t>prototype</w:t>
+            </w:r>
+            <w:r>
+              <w:t xml:space="preserve"> sistem.</w:t>
             </w:r>
           </w:p>
         </w:tc>
@@ -17591,7 +19662,16 @@
               <w:spacing w:line="360" w:lineRule="auto"/>
             </w:pPr>
             <w:r>
-              <w:t>Proses pengajuan pengadaan material mudah dilakukan menggunakan prototype sistem.</w:t>
+              <w:t xml:space="preserve">Proses pengajuan pengadaan material mudah dilakukan menggunakan </w:t>
+            </w:r>
+            <w:r>
+              <w:rPr>
+                <w:i/>
+              </w:rPr>
+              <w:t>prototype</w:t>
+            </w:r>
+            <w:r>
+              <w:t xml:space="preserve"> sistem.</w:t>
             </w:r>
           </w:p>
         </w:tc>
@@ -17622,7 +19702,13 @@
               <w:spacing w:line="360" w:lineRule="auto"/>
             </w:pPr>
             <w:r>
-              <w:t>Prototype sistem membantu mempercepat proses pengecekan stok dan pengadaan material dibandingkan proses yang berjalan saat ini.</w:t>
+              <w:rPr>
+                <w:i/>
+              </w:rPr>
+              <w:t>Prototype</w:t>
+            </w:r>
+            <w:r>
+              <w:t xml:space="preserve"> sistem membantu mempercepat proses pengecekan stok dan pengadaan material dibandingkan proses yang berjalan saat ini.</w:t>
             </w:r>
           </w:p>
         </w:tc>
@@ -17654,7 +19740,13 @@
               <w:spacing w:line="360" w:lineRule="auto"/>
             </w:pPr>
             <w:r>
-              <w:t>Prototype sistem membantu mengurangi kemungkinan terjadinya kesalahan dalam pencatatan material.</w:t>
+              <w:rPr>
+                <w:i/>
+              </w:rPr>
+              <w:t>Prototype</w:t>
+            </w:r>
+            <w:r>
+              <w:t xml:space="preserve"> sistem membantu mengurangi kemungkinan terjadinya kesalahan dalam pencatatan material.</w:t>
             </w:r>
           </w:p>
         </w:tc>
@@ -17685,7 +19777,16 @@
               <w:spacing w:line="360" w:lineRule="auto"/>
             </w:pPr>
             <w:r>
-              <w:t>Fitur-fitur yang tersedia pada prototype sistem telah sesuai dengan kebutuhan pekerjaan saya.</w:t>
+              <w:t xml:space="preserve">Fitur-fitur yang tersedia pada </w:t>
+            </w:r>
+            <w:r>
+              <w:rPr>
+                <w:i/>
+              </w:rPr>
+              <w:t>prototype</w:t>
+            </w:r>
+            <w:r>
+              <w:t xml:space="preserve"> sistem telah sesuai dengan kebutuhan pekerjaan saya.</w:t>
             </w:r>
           </w:p>
         </w:tc>
@@ -17716,7 +19817,16 @@
               <w:spacing w:line="360" w:lineRule="auto"/>
             </w:pPr>
             <w:r>
-              <w:t>Saya merasa nyaman menggunakan prototype sistem ini.</w:t>
+              <w:t xml:space="preserve">Saya merasa nyaman menggunakan </w:t>
+            </w:r>
+            <w:r>
+              <w:rPr>
+                <w:i/>
+              </w:rPr>
+              <w:t>prototype</w:t>
+            </w:r>
+            <w:r>
+              <w:t xml:space="preserve"> sistem ini.</w:t>
             </w:r>
           </w:p>
         </w:tc>
@@ -17747,7 +19857,16 @@
               <w:spacing w:line="360" w:lineRule="auto"/>
             </w:pPr>
             <w:r>
-              <w:t>Secara keseluruhan saya menerima prototype sistem pengecekan stok dan pengadaan material yang telah dirancang.</w:t>
+              <w:t xml:space="preserve">Secara keseluruhan saya menerima </w:t>
+            </w:r>
+            <w:r>
+              <w:rPr>
+                <w:i/>
+              </w:rPr>
+              <w:t>prototype</w:t>
+            </w:r>
+            <w:r>
+              <w:t xml:space="preserve"> sistem pengecekan stok dan pengadaan material yang telah dirancang.</w:t>
             </w:r>
           </w:p>
         </w:tc>
@@ -17759,13 +19878,31 @@
         <w:ind w:firstLine="567"/>
       </w:pPr>
       <w:r>
-        <w:t>Hasil jawaban responden pada setiap pernyataan selanjutnya dihitung menggunakan skala Likert untuk memperoleh total skor aktual. Total skor tersebut kemudian dibandingkan dengan total skor ideal menggunakan rumus persentase kelayakan yang telah dijelaskan pada Subbab 2.2.</w:t>
+        <w:t xml:space="preserve">Hasil jawaban responden pada setiap pernyataan selanjutnya dihitung menggunakan skala </w:t>
+      </w:r>
+      <w:r>
+        <w:rPr>
+          <w:i/>
+        </w:rPr>
+        <w:t>Likert</w:t>
+      </w:r>
+      <w:r>
+        <w:t xml:space="preserve"> untuk memperoleh total skor aktual. Total skor tersebut kemudian dibandingkan dengan total skor ideal menggunakan rumus persentase kelayakan yang telah dijelaskan pada Subbab 2.2.</w:t>
       </w:r>
       <w:r>
         <w:t>5</w:t>
       </w:r>
       <w:r>
-        <w:t>. Persentase yang diperoleh digunakan untuk mengetahui tingkat penerimaan pengguna terhadap prototype sistem yang telah dikembangkan.</w:t>
+        <w:t xml:space="preserve">. Persentase yang diperoleh digunakan untuk mengetahui tingkat penerimaan pengguna terhadap </w:t>
+      </w:r>
+      <w:r>
+        <w:rPr>
+          <w:i/>
+        </w:rPr>
+        <w:t xml:space="preserve">prototype </w:t>
+      </w:r>
+      <w:r>
+        <w:t>sistem yang telah dikembangkan.</w:t>
       </w:r>
     </w:p>
     <w:p>
@@ -17791,13 +19928,27 @@
         <w:rPr>
           <w:b/>
         </w:rPr>
-        <w:t xml:space="preserve"> pada tahap Sys</w:t>
-      </w:r>
-      <w:r>
-        <w:rPr>
-          <w:b/>
-        </w:rPr>
-        <w:t>tem Testing:</w:t>
+        <w:t xml:space="preserve"> pada tahap </w:t>
+      </w:r>
+      <w:r>
+        <w:rPr>
+          <w:b/>
+          <w:i/>
+        </w:rPr>
+        <w:t>Sys</w:t>
+      </w:r>
+      <w:r>
+        <w:rPr>
+          <w:b/>
+          <w:i/>
+        </w:rPr>
+        <w:t>tem Testing</w:t>
+      </w:r>
+      <w:r>
+        <w:rPr>
+          <w:b/>
+        </w:rPr>
+        <w:t>:</w:t>
       </w:r>
     </w:p>
     <w:p>
@@ -17811,7 +19962,25 @@
         <w:ind w:left="567" w:hanging="425"/>
       </w:pPr>
       <w:r>
-        <w:t>Mengunggah prototype Figma ke platform Maze.</w:t>
+        <w:t xml:space="preserve">Mengunggah </w:t>
+      </w:r>
+      <w:r>
+        <w:rPr>
+          <w:i/>
+        </w:rPr>
+        <w:t>prototype Figma</w:t>
+      </w:r>
+      <w:r>
+        <w:t xml:space="preserve"> ke </w:t>
+      </w:r>
+      <w:r>
+        <w:rPr>
+          <w:i/>
+        </w:rPr>
+        <w:t>platform Maze</w:t>
+      </w:r>
+      <w:r>
+        <w:t>.</w:t>
       </w:r>
     </w:p>
     <w:p>
@@ -17839,7 +20008,25 @@
         <w:ind w:left="567" w:hanging="425"/>
       </w:pPr>
       <w:r>
-        <w:t>Mengundang responden untuk mengikuti usability testing melalui Maze.</w:t>
+        <w:t xml:space="preserve">Mengundang responden untuk mengikuti </w:t>
+      </w:r>
+      <w:r>
+        <w:rPr>
+          <w:i/>
+        </w:rPr>
+        <w:t>usability testing</w:t>
+      </w:r>
+      <w:r>
+        <w:t xml:space="preserve"> melalui </w:t>
+      </w:r>
+      <w:r>
+        <w:rPr>
+          <w:i/>
+        </w:rPr>
+        <w:t>Maze</w:t>
+      </w:r>
+      <w:r>
+        <w:t>.</w:t>
       </w:r>
     </w:p>
     <w:p>
@@ -17867,7 +20054,13 @@
         <w:ind w:left="567" w:hanging="425"/>
       </w:pPr>
       <w:r>
-        <w:t>Mengumpulkan hasil pengujian dari Maze</w:t>
+        <w:t xml:space="preserve">Mengumpulkan hasil pengujian dari </w:t>
+      </w:r>
+      <w:r>
+        <w:rPr>
+          <w:i/>
+        </w:rPr>
+        <w:t>Maze</w:t>
       </w:r>
       <w:r>
         <w:t xml:space="preserve"> dan secara otomatis merekam data berupa:</w:t>
@@ -17921,7 +20114,16 @@
         <w:t>J</w:t>
       </w:r>
       <w:r>
-        <w:t>umlah misclick,</w:t>
+        <w:t xml:space="preserve">umlah </w:t>
+      </w:r>
+      <w:r>
+        <w:rPr>
+          <w:i/>
+        </w:rPr>
+        <w:t>misclick</w:t>
+      </w:r>
+      <w:r>
+        <w:t>,</w:t>
       </w:r>
     </w:p>
     <w:p>
@@ -17952,7 +20154,16 @@
         <w:ind w:left="567" w:hanging="425"/>
       </w:pPr>
       <w:r>
-        <w:t>Responden mengisi kuesioner User Acceptance Test (UAT).</w:t>
+        <w:t xml:space="preserve">Responden mengisi kuesioner </w:t>
+      </w:r>
+      <w:r>
+        <w:rPr>
+          <w:i/>
+        </w:rPr>
+        <w:t>User Acceptance Test (UAT)</w:t>
+      </w:r>
+      <w:r>
+        <w:t>.</w:t>
       </w:r>
     </w:p>
     <w:p>
@@ -17966,7 +20177,25 @@
         <w:ind w:left="567" w:hanging="425"/>
       </w:pPr>
       <w:r>
-        <w:t>Menganalisis hasil usability testing dan UAT sebagai bahan evaluasi.</w:t>
+        <w:t xml:space="preserve">Menganalisis hasil </w:t>
+      </w:r>
+      <w:r>
+        <w:rPr>
+          <w:i/>
+        </w:rPr>
+        <w:t>usability testing</w:t>
+      </w:r>
+      <w:r>
+        <w:t xml:space="preserve"> dan </w:t>
+      </w:r>
+      <w:r>
+        <w:rPr>
+          <w:i/>
+        </w:rPr>
+        <w:t>UAT</w:t>
+      </w:r>
+      <w:r>
+        <w:t xml:space="preserve"> sebagai bahan evaluasi.</w:t>
       </w:r>
     </w:p>
     <w:p>
@@ -17975,7 +20204,52 @@
         <w:ind w:left="66" w:firstLine="501"/>
       </w:pPr>
       <w:r>
-        <w:t xml:space="preserve">Output pada tahap System Testing berupa hasil pengujian usability yang diperoleh melalui platform Maze, meliputi data interaksi pengguna terhadap prototype, serta hasil penilaian User Acceptance Test (UAT) yang menunjukkan </w:t>
+        <w:t xml:space="preserve">Output pada tahap </w:t>
+      </w:r>
+      <w:r>
+        <w:rPr>
+          <w:i/>
+        </w:rPr>
+        <w:t>System Testing</w:t>
+      </w:r>
+      <w:r>
+        <w:t xml:space="preserve"> berupa hasil pengujian </w:t>
+      </w:r>
+      <w:r>
+        <w:rPr>
+          <w:i/>
+        </w:rPr>
+        <w:t xml:space="preserve">usability </w:t>
+      </w:r>
+      <w:r>
+        <w:t xml:space="preserve">yang diperoleh melalui </w:t>
+      </w:r>
+      <w:r>
+        <w:rPr>
+          <w:i/>
+        </w:rPr>
+        <w:t>platform Maze</w:t>
+      </w:r>
+      <w:r>
+        <w:t xml:space="preserve">, meliputi data interaksi pengguna terhadap </w:t>
+      </w:r>
+      <w:r>
+        <w:rPr>
+          <w:i/>
+        </w:rPr>
+        <w:t>prototype</w:t>
+      </w:r>
+      <w:r>
+        <w:t xml:space="preserve">, serta hasil penilaian </w:t>
+      </w:r>
+      <w:r>
+        <w:rPr>
+          <w:i/>
+        </w:rPr>
+        <w:t>User Acceptance Test (UAT)</w:t>
+      </w:r>
+      <w:r>
+        <w:t xml:space="preserve"> yang menunjukkan </w:t>
       </w:r>
       <w:r>
         <w:lastRenderedPageBreak/>
@@ -17991,9 +20265,15 @@
         </w:numPr>
         <w:spacing w:line="360" w:lineRule="auto"/>
         <w:ind w:left="567" w:hanging="567"/>
+        <w:rPr>
+          <w:i/>
+        </w:rPr>
       </w:pPr>
       <w:bookmarkStart w:id="46" w:name="_Toc236608647"/>
       <w:r>
+        <w:rPr>
+          <w:i/>
+        </w:rPr>
         <w:t>Retrospective</w:t>
       </w:r>
       <w:bookmarkEnd w:id="46"/>
@@ -18004,7 +20284,61 @@
         <w:ind w:firstLine="567"/>
       </w:pPr>
       <w:r>
-        <w:t>Tahap Retrospective merupakan tahap evaluasi yang dilakukan setelah proses System Testing. Pada tahap ini, peneliti meninjau kembali hasil pengujian prototype menggunakan platform usability testing Maze serta hasil User Acceptance Test (UAT) untuk mengidentifikasi kelebihan, kekurangan, dan masukan dari pengguna. Hasil evaluasi tersebut digunakan sebagai dasar dalam melakukan penyempurnaan terhadap prototype sehingga model sistem yang dihasilkan lebih sesuai dengan kebutuhan operasional King Aluminium Malang.</w:t>
+        <w:t xml:space="preserve">Tahap </w:t>
+      </w:r>
+      <w:r>
+        <w:rPr>
+          <w:i/>
+        </w:rPr>
+        <w:t>Retrospective</w:t>
+      </w:r>
+      <w:r>
+        <w:t xml:space="preserve"> merupakan tahap evaluasi yang dilakukan setelah proses </w:t>
+      </w:r>
+      <w:r>
+        <w:rPr>
+          <w:i/>
+        </w:rPr>
+        <w:t>System Testing</w:t>
+      </w:r>
+      <w:r>
+        <w:t xml:space="preserve">. Pada tahap ini, peneliti meninjau kembali hasil pengujian </w:t>
+      </w:r>
+      <w:r>
+        <w:rPr>
+          <w:i/>
+        </w:rPr>
+        <w:t>prototype</w:t>
+      </w:r>
+      <w:r>
+        <w:t xml:space="preserve"> menggunakan </w:t>
+      </w:r>
+      <w:r>
+        <w:rPr>
+          <w:i/>
+        </w:rPr>
+        <w:t>platform usability testing Maze</w:t>
+      </w:r>
+      <w:r>
+        <w:t xml:space="preserve"> serta hasil </w:t>
+      </w:r>
+      <w:r>
+        <w:rPr>
+          <w:i/>
+        </w:rPr>
+        <w:t>User Acceptance Test (UAT)</w:t>
+      </w:r>
+      <w:r>
+        <w:t xml:space="preserve"> untuk mengidentifikasi kelebihan, kekurangan, dan masukan dari pengguna. Hasil evaluasi tersebut digunakan sebagai dasar dalam melakukan penyempurnaan terhadap </w:t>
+      </w:r>
+      <w:r>
+        <w:rPr>
+          <w:i/>
+        </w:rPr>
+        <w:t>prototype</w:t>
+      </w:r>
+      <w:r>
+        <w:t xml:space="preserve"> sehingga model sistem yang dihasilkan lebih sesuai dengan kebutuhan operasional King Aluminium Malang.</w:t>
       </w:r>
     </w:p>
     <w:p>
@@ -18310,7 +20644,16 @@
               <w:jc w:val="left"/>
             </w:pPr>
             <w:r>
-              <w:t>Pengecekan stok material dilakukan secara manual oleh staf gudang menggunakan file Microsoft Excel sederhana serta pengecekan fisik barang di gudang.</w:t>
+              <w:t xml:space="preserve">Pengecekan stok material dilakukan secara manual oleh staf gudang menggunakan file </w:t>
+            </w:r>
+            <w:r>
+              <w:rPr>
+                <w:i/>
+              </w:rPr>
+              <w:t xml:space="preserve">Microsoft Excel </w:t>
+            </w:r>
+            <w:r>
+              <w:t>sederhana serta pengecekan fisik barang di gudang.</w:t>
             </w:r>
           </w:p>
         </w:tc>
@@ -18324,7 +20667,16 @@
               <w:jc w:val="left"/>
             </w:pPr>
             <w:r>
-              <w:t>Data stok tidak dapat diperbarui secara real-time dan berpotensi terjadi ketidaksesuaian antara data dan kondisi fisik material.</w:t>
+              <w:t xml:space="preserve">Data stok tidak dapat diperbarui secara </w:t>
+            </w:r>
+            <w:r>
+              <w:rPr>
+                <w:i/>
+              </w:rPr>
+              <w:t>real-time</w:t>
+            </w:r>
+            <w:r>
+              <w:t xml:space="preserve"> dan berpotensi terjadi ketidaksesuaian antara data dan kondisi fisik material.</w:t>
             </w:r>
           </w:p>
         </w:tc>
@@ -18372,7 +20724,16 @@
               <w:jc w:val="left"/>
             </w:pPr>
             <w:r>
-              <w:t>Pencatatan barang masuk dan keluar masih dilakukan secara manual menggunakan Microsoft Excel tanpa riwayat transaksi yang terintegrasi.</w:t>
+              <w:t xml:space="preserve">Pencatatan barang masuk dan keluar masih dilakukan secara manual menggunakan </w:t>
+            </w:r>
+            <w:r>
+              <w:rPr>
+                <w:i/>
+              </w:rPr>
+              <w:t xml:space="preserve">Microsoft Excel </w:t>
+            </w:r>
+            <w:r>
+              <w:t>tanpa riwayat transaksi yang terintegrasi.</w:t>
             </w:r>
           </w:p>
         </w:tc>
@@ -18433,7 +20794,16 @@
               <w:jc w:val="left"/>
             </w:pPr>
             <w:r>
-              <w:t>Pengawas lapangan mengajukan kebutuhan material melalui komunikasi informal menggunakan aplikasi WhatsApp kepada bagian gudang</w:t>
+              <w:t xml:space="preserve">Pengawas lapangan mengajukan kebutuhan material melalui komunikasi informal menggunakan aplikasi </w:t>
+            </w:r>
+            <w:r>
+              <w:rPr>
+                <w:i/>
+              </w:rPr>
+              <w:t>WhatsApp</w:t>
+            </w:r>
+            <w:r>
+              <w:t xml:space="preserve"> kepada bagian gudang</w:t>
             </w:r>
           </w:p>
         </w:tc>
@@ -18555,7 +20925,25 @@
               <w:jc w:val="left"/>
             </w:pPr>
             <w:r>
-              <w:t>Komunikasi antar stakeholder dilakukan melalui pesan WhatsApp dan komunikasi langsung tanpa media terpusat.</w:t>
+              <w:t xml:space="preserve">Komunikasi antar </w:t>
+            </w:r>
+            <w:r>
+              <w:rPr>
+                <w:i/>
+              </w:rPr>
+              <w:t xml:space="preserve">stakeholder </w:t>
+            </w:r>
+            <w:r>
+              <w:t xml:space="preserve">dilakukan melalui pesan </w:t>
+            </w:r>
+            <w:r>
+              <w:rPr>
+                <w:i/>
+              </w:rPr>
+              <w:t>WhatsApp</w:t>
+            </w:r>
+            <w:r>
+              <w:t xml:space="preserve"> dan komunikasi langsung tanpa media terpusat.</w:t>
             </w:r>
           </w:p>
         </w:tc>
@@ -18678,7 +21066,16 @@
               <w:jc w:val="left"/>
             </w:pPr>
             <w:r>
-              <w:t>Monitoring stok dilakukan dengan melihat file Excel dan pengecekan langsung ke gudang.</w:t>
+              <w:t xml:space="preserve">Monitoring stok dilakukan dengan melihat file </w:t>
+            </w:r>
+            <w:r>
+              <w:rPr>
+                <w:i/>
+              </w:rPr>
+              <w:t>Excel</w:t>
+            </w:r>
+            <w:r>
+              <w:t xml:space="preserve"> dan pengecekan langsung ke gudang.</w:t>
             </w:r>
           </w:p>
         </w:tc>
@@ -19114,7 +21511,16 @@
               <w:jc w:val="left"/>
             </w:pPr>
             <w:r>
-              <w:t>Barang masuk dicatat berdasarkan nota pembelian dari supplier, sedangkan barang keluar dicatat saat material digunakan untuk proyek atau produksi.</w:t>
+              <w:t xml:space="preserve">Barang masuk dicatat berdasarkan nota pembelian dari </w:t>
+            </w:r>
+            <w:r>
+              <w:rPr>
+                <w:i/>
+              </w:rPr>
+              <w:t>supplier</w:t>
+            </w:r>
+            <w:r>
+              <w:t>, sedangkan barang keluar dicatat saat material digunakan untuk proyek atau produksi.</w:t>
             </w:r>
           </w:p>
         </w:tc>
@@ -19158,7 +21564,16 @@
               <w:jc w:val="left"/>
             </w:pPr>
             <w:r>
-              <w:t>Sering terjadi keterlambatan pencatatan, human error, dan kesulitan mengetahui stok real-time karena proses masih manual.</w:t>
+              <w:t xml:space="preserve">Sering terjadi keterlambatan pencatatan, </w:t>
+            </w:r>
+            <w:r>
+              <w:rPr>
+                <w:i/>
+              </w:rPr>
+              <w:t>human error</w:t>
+            </w:r>
+            <w:r>
+              <w:t>, dan kesulitan mengetahui stok real-time karena proses masih manual.</w:t>
             </w:r>
           </w:p>
         </w:tc>
@@ -19337,7 +21752,16 @@
               <w:jc w:val="left"/>
             </w:pPr>
             <w:r>
-              <w:t>Informasi stok real-time, histori barang masuk-keluar, status pengadaan, dan laporan penggunaan material.</w:t>
+              <w:t xml:space="preserve">Informasi stok </w:t>
+            </w:r>
+            <w:r>
+              <w:rPr>
+                <w:i/>
+              </w:rPr>
+              <w:t>real-time</w:t>
+            </w:r>
+            <w:r>
+              <w:t>, histori barang masuk-keluar, status pengadaan, dan laporan penggunaan material.</w:t>
             </w:r>
           </w:p>
         </w:tc>
@@ -19382,7 +21806,31 @@
               <w:jc w:val="left"/>
             </w:pPr>
             <w:r>
-              <w:t>Dashboard monitoring stok, notifikasi stok minimum, laporan otomatis, dan sistem approval pengadaan material.</w:t>
+              <w:rPr>
+                <w:i/>
+              </w:rPr>
+              <w:t>Dashboard</w:t>
+            </w:r>
+            <w:r>
+              <w:t xml:space="preserve"> </w:t>
+            </w:r>
+            <w:r>
+              <w:rPr>
+                <w:i/>
+              </w:rPr>
+              <w:t xml:space="preserve">monitoring </w:t>
+            </w:r>
+            <w:r>
+              <w:t xml:space="preserve">stok, notifikasi stok minimum, laporan otomatis, dan sistem </w:t>
+            </w:r>
+            <w:r>
+              <w:rPr>
+                <w:i/>
+              </w:rPr>
+              <w:t xml:space="preserve">approval </w:t>
+            </w:r>
+            <w:r>
+              <w:t>pengadaan material.</w:t>
             </w:r>
           </w:p>
         </w:tc>
@@ -19684,7 +22132,16 @@
               <w:jc w:val="left"/>
             </w:pPr>
             <w:r>
-              <w:t>Pencatatan dilakukan menggunakan file spreadsheet berdasarkan nota dan laporan dari staf gudang.</w:t>
+              <w:t xml:space="preserve">Pencatatan dilakukan menggunakan file </w:t>
+            </w:r>
+            <w:r>
+              <w:rPr>
+                <w:i/>
+              </w:rPr>
+              <w:t>spreadsheet</w:t>
+            </w:r>
+            <w:r>
+              <w:t xml:space="preserve"> berdasarkan nota dan laporan dari staf gudang.</w:t>
             </w:r>
           </w:p>
         </w:tc>
@@ -19905,7 +22362,16 @@
               <w:jc w:val="left"/>
             </w:pPr>
             <w:r>
-              <w:t>Data stok terbaru, data supplier, histori transaksi, dan status pengajuan pembelian.</w:t>
+              <w:t xml:space="preserve">Data stok terbaru, data </w:t>
+            </w:r>
+            <w:r>
+              <w:rPr>
+                <w:i/>
+              </w:rPr>
+              <w:t>supplier</w:t>
+            </w:r>
+            <w:r>
+              <w:t>, histori transaksi, dan status pengajuan pembelian.</w:t>
             </w:r>
           </w:p>
         </w:tc>
@@ -19949,7 +22415,22 @@
               <w:jc w:val="left"/>
             </w:pPr>
             <w:r>
-              <w:t>Input data otomatis, pencarian data cepat, laporan PDF/Excel, dan manajemen pengadaan.</w:t>
+              <w:rPr>
+                <w:i/>
+              </w:rPr>
+              <w:t>Input</w:t>
+            </w:r>
+            <w:r>
+              <w:t xml:space="preserve"> data otomatis, pencarian data cepat, laporan </w:t>
+            </w:r>
+            <w:r>
+              <w:rPr>
+                <w:i/>
+              </w:rPr>
+              <w:t>PDF/Excel</w:t>
+            </w:r>
+            <w:r>
+              <w:t>, dan manajemen pengadaan.</w:t>
             </w:r>
           </w:p>
         </w:tc>
@@ -20298,7 +22779,16 @@
               <w:jc w:val="left"/>
             </w:pPr>
             <w:r>
-              <w:t>Sering terjadi data ganda atau keterlambatan update data.</w:t>
+              <w:t xml:space="preserve">Sering terjadi data ganda atau keterlambatan </w:t>
+            </w:r>
+            <w:r>
+              <w:rPr>
+                <w:i/>
+              </w:rPr>
+              <w:t>update</w:t>
+            </w:r>
+            <w:r>
+              <w:t xml:space="preserve"> data.</w:t>
             </w:r>
           </w:p>
         </w:tc>
@@ -20343,7 +22833,16 @@
               <w:jc w:val="left"/>
             </w:pPr>
             <w:r>
-              <w:t>Pernah terjadi karena kesalahan input dan barang belum tercatat.</w:t>
+              <w:t xml:space="preserve">Pernah terjadi karena kesalahan </w:t>
+            </w:r>
+            <w:r>
+              <w:rPr>
+                <w:i/>
+              </w:rPr>
+              <w:t>input</w:t>
+            </w:r>
+            <w:r>
+              <w:t xml:space="preserve"> dan barang belum tercatat.</w:t>
             </w:r>
           </w:p>
         </w:tc>
@@ -20519,7 +23018,16 @@
               <w:jc w:val="left"/>
             </w:pPr>
             <w:r>
-              <w:t>Notifikasi otomatis, monitoring pengadaan, dan sistem laporan harian.</w:t>
+              <w:t xml:space="preserve">Notifikasi otomatis, </w:t>
+            </w:r>
+            <w:r>
+              <w:rPr>
+                <w:i/>
+              </w:rPr>
+              <w:t xml:space="preserve">monitoring </w:t>
+            </w:r>
+            <w:r>
+              <w:t>pengadaan, dan sistem laporan harian.</w:t>
             </w:r>
           </w:p>
         </w:tc>
@@ -20783,7 +23291,16 @@
               <w:jc w:val="left"/>
             </w:pPr>
             <w:r>
-              <w:t>Pengecekan dilakukan setiap ada barang masuk atau keluar dan saat stok opname.</w:t>
+              <w:t xml:space="preserve">Pengecekan dilakukan setiap ada barang masuk atau keluar dan saat stok </w:t>
+            </w:r>
+            <w:r>
+              <w:rPr>
+                <w:i/>
+              </w:rPr>
+              <w:t>opname</w:t>
+            </w:r>
+            <w:r>
+              <w:t>.</w:t>
             </w:r>
           </w:p>
         </w:tc>
@@ -20875,7 +23392,13 @@
               <w:jc w:val="left"/>
             </w:pPr>
             <w:r>
-              <w:t>Human error dalam pencatatan dan sulit mengecek stok secara cepat.</w:t>
+              <w:rPr>
+                <w:i/>
+              </w:rPr>
+              <w:t>Human error</w:t>
+            </w:r>
+            <w:r>
+              <w:t xml:space="preserve"> dalam pencatatan dan sulit mengecek stok secara cepat.</w:t>
             </w:r>
           </w:p>
         </w:tc>
@@ -21007,7 +23530,16 @@
               <w:jc w:val="left"/>
             </w:pPr>
             <w:r>
-              <w:t>Kadang supplier tidak langsung mengirim barang sesuai kebutuhan.</w:t>
+              <w:t xml:space="preserve">Kadang </w:t>
+            </w:r>
+            <w:r>
+              <w:rPr>
+                <w:i/>
+              </w:rPr>
+              <w:t>supplier</w:t>
+            </w:r>
+            <w:r>
+              <w:t xml:space="preserve"> tidak langsung mengirim barang sesuai kebutuhan.</w:t>
             </w:r>
           </w:p>
         </w:tc>
@@ -21095,7 +23627,16 @@
               <w:jc w:val="left"/>
             </w:pPr>
             <w:r>
-              <w:t>Sistem stok real-time dan histori aktivitas bareng.</w:t>
+              <w:t xml:space="preserve">Sistem stok </w:t>
+            </w:r>
+            <w:r>
+              <w:rPr>
+                <w:i/>
+              </w:rPr>
+              <w:t>real-time</w:t>
+            </w:r>
+            <w:r>
+              <w:t xml:space="preserve"> dan histori aktivitas bareng.</w:t>
             </w:r>
           </w:p>
         </w:tc>
@@ -21139,7 +23680,16 @@
               <w:jc w:val="left"/>
             </w:pPr>
             <w:r>
-              <w:t>Sitem yang dibuat diharapkan mudah digunakan oleh staf gudang dan mampu menampilkan data stok secara rela-time sehingga proses monitoring material menjadi lebih efektif</w:t>
+              <w:t xml:space="preserve">Sitem yang dibuat diharapkan mudah digunakan oleh staf gudang dan mampu menampilkan data stok secara </w:t>
+            </w:r>
+            <w:r>
+              <w:rPr>
+                <w:i/>
+              </w:rPr>
+              <w:t>rela-time</w:t>
+            </w:r>
+            <w:r>
+              <w:t xml:space="preserve"> sehingga proses monitoring material menjadi lebih efektif</w:t>
             </w:r>
           </w:p>
         </w:tc>
@@ -21676,7 +24226,22 @@
               <w:jc w:val="left"/>
             </w:pPr>
             <w:r>
-              <w:t>Scan/input cepat barang, update stok otomatis, dan notifikasi stok habis.</w:t>
+              <w:rPr>
+                <w:i/>
+              </w:rPr>
+              <w:t>Scan/input</w:t>
+            </w:r>
+            <w:r>
+              <w:t xml:space="preserve"> cepat barang, </w:t>
+            </w:r>
+            <w:r>
+              <w:rPr>
+                <w:i/>
+              </w:rPr>
+              <w:t>update</w:t>
+            </w:r>
+            <w:r>
+              <w:t xml:space="preserve"> stok otomatis, dan notifikasi stok habis.</w:t>
             </w:r>
           </w:p>
         </w:tc>
@@ -22250,7 +24815,13 @@
               <w:jc w:val="left"/>
             </w:pPr>
             <w:r>
-              <w:t>Monitoring kebutuhan proyek, tracking pengadaan, dan laporan penggunaan material lapangan.</w:t>
+              <w:rPr>
+                <w:i/>
+              </w:rPr>
+              <w:t>Monitoring</w:t>
+            </w:r>
+            <w:r>
+              <w:t xml:space="preserve"> kebutuhan proyek, tracking pengadaan, dan laporan penggunaan material lapangan.</w:t>
             </w:r>
           </w:p>
         </w:tc>
@@ -22306,7 +24877,16 @@
         <w:ind w:firstLine="567"/>
       </w:pPr>
       <w:r>
-        <w:t>Berdasarkan hasil observasi dan wawancara yang telah dilakukan, diperoleh berbagai informasi mengenai proses bisnis serta kebutuhan pengguna. Informasi tersebut selanjutnya dianalisis untuk menghasilkan kebutuhan fungsional sistem sebagai dasar pengembangan model menggunakan metode PXP.</w:t>
+        <w:t xml:space="preserve">Berdasarkan hasil observasi dan wawancara yang telah dilakukan, diperoleh berbagai informasi mengenai proses bisnis serta kebutuhan pengguna. Informasi tersebut selanjutnya dianalisis untuk menghasilkan kebutuhan fungsional sistem sebagai dasar pengembangan model menggunakan metode </w:t>
+      </w:r>
+      <w:r>
+        <w:rPr>
+          <w:i/>
+        </w:rPr>
+        <w:t>PXP</w:t>
+      </w:r>
+      <w:r>
+        <w:t>.</w:t>
       </w:r>
     </w:p>
     <w:p>
@@ -22553,7 +25133,16 @@
             </w:r>
             <w:r>
               <w:lastRenderedPageBreak/>
-              <w:t>menggunakan Microsoft Excel.</w:t>
+              <w:t xml:space="preserve">menggunakan </w:t>
+            </w:r>
+            <w:r>
+              <w:rPr>
+                <w:i/>
+              </w:rPr>
+              <w:t>Microsoft Excel</w:t>
+            </w:r>
+            <w:r>
+              <w:t>.</w:t>
             </w:r>
           </w:p>
         </w:tc>
@@ -22568,11 +25157,23 @@
             </w:pPr>
             <w:r>
               <w:lastRenderedPageBreak/>
-              <w:t>Data stok tidak diperbarui secara real-</w:t>
-            </w:r>
-            <w:r>
+              <w:t xml:space="preserve">Data stok tidak diperbarui secara </w:t>
+            </w:r>
+            <w:r>
+              <w:rPr>
+                <w:i/>
+              </w:rPr>
+              <w:t>real-</w:t>
+            </w:r>
+            <w:r>
+              <w:rPr>
+                <w:i/>
+              </w:rPr>
               <w:lastRenderedPageBreak/>
-              <w:t>time dan berpotensi tidak sesuai dengan kondisi fisik di gudang.</w:t>
+              <w:t>time</w:t>
+            </w:r>
+            <w:r>
+              <w:t xml:space="preserve"> dan berpotensi tidak sesuai dengan kondisi fisik di gudang.</w:t>
             </w:r>
           </w:p>
         </w:tc>
@@ -22591,7 +25192,16 @@
             </w:r>
             <w:r>
               <w:lastRenderedPageBreak/>
-              <w:t>material secara real-time.</w:t>
+              <w:t xml:space="preserve">material secara </w:t>
+            </w:r>
+            <w:r>
+              <w:rPr>
+                <w:i/>
+              </w:rPr>
+              <w:t>real-time</w:t>
+            </w:r>
+            <w:r>
+              <w:t>.</w:t>
             </w:r>
           </w:p>
         </w:tc>
@@ -22680,7 +25290,16 @@
               <w:jc w:val="left"/>
             </w:pPr>
             <w:r>
-              <w:t>Pengajuan kebutuhan material dilakukan melalui WhatsApp.</w:t>
+              <w:t xml:space="preserve">Pengajuan kebutuhan material dilakukan melalui </w:t>
+            </w:r>
+            <w:r>
+              <w:rPr>
+                <w:i/>
+              </w:rPr>
+              <w:t>WhatsApp</w:t>
+            </w:r>
+            <w:r>
+              <w:t>.</w:t>
             </w:r>
           </w:p>
         </w:tc>
@@ -22821,6 +25440,7 @@
           <w:p>
             <w:pPr>
               <w:pStyle w:val="zlae0wtextbase"/>
+              <w:spacing w:line="360" w:lineRule="auto"/>
             </w:pPr>
             <w:r>
               <w:t>Sistem menyediakan informasi ketersediaan material yang dapat diakses sesuai hak akses pengguna.</w:t>
@@ -22847,7 +25467,16 @@
         <w:t>8</w:t>
       </w:r>
       <w:r>
-        <w:t>, diperoleh sejumlah kebutuhan sistem yang diperlukan untuk mendukung proses pengecekan stok dan pengadaan material di King Aluminium Malang. Kebutuhan tersebut kemudian dirumuskan ke dalam bentuk kebutuhan fungsional sistem yang menjadi dasar pengembangan prototype pada penelitian ini.</w:t>
+        <w:t xml:space="preserve">, diperoleh sejumlah kebutuhan sistem yang diperlukan untuk mendukung proses pengecekan stok dan pengadaan material di King Aluminium Malang. Kebutuhan tersebut kemudian dirumuskan ke dalam bentuk kebutuhan fungsional sistem yang menjadi dasar pengembangan </w:t>
+      </w:r>
+      <w:r>
+        <w:rPr>
+          <w:i/>
+        </w:rPr>
+        <w:t>prototype</w:t>
+      </w:r>
+      <w:r>
+        <w:t xml:space="preserve"> pada penelitian ini.</w:t>
       </w:r>
     </w:p>
     <w:p>
@@ -22873,7 +25502,16 @@
         <w:ind w:firstLine="567"/>
       </w:pPr>
       <w:r>
-        <w:t>Kebutuhan fungsional merupakan kebutuhan yang menjelaskan fungsi-fungsi utama yang harus dimiliki oleh sistem agar dapat mendukung proses pengecekan stok dan pengadaan material di King Aluminium Malang. Kebutuhan ini diperoleh melalui proses analisis terhadap hasil observasi dan transkrip wawancara yang telah dilakukan kepada para stakeholder, yaitu pemilik usaha, staf administrasi, staf gudang, dan pengawas lapangan.</w:t>
+        <w:t xml:space="preserve">Kebutuhan fungsional merupakan kebutuhan yang menjelaskan fungsi-fungsi utama yang harus dimiliki oleh sistem agar dapat mendukung proses pengecekan stok dan pengadaan material di King Aluminium Malang. Kebutuhan ini diperoleh melalui proses analisis terhadap hasil observasi dan transkrip wawancara yang telah dilakukan kepada para </w:t>
+      </w:r>
+      <w:r>
+        <w:rPr>
+          <w:i/>
+        </w:rPr>
+        <w:t>stakeholder</w:t>
+      </w:r>
+      <w:r>
+        <w:t>, yaitu pemilik usaha, staf administrasi, staf gudang, dan pengawas lapangan.</w:t>
       </w:r>
     </w:p>
     <w:p>
@@ -23098,7 +25736,16 @@
               <w:spacing w:line="360" w:lineRule="auto"/>
             </w:pPr>
             <w:r>
-              <w:t>Sistem dapat menampilkan data stok material secara real-time.</w:t>
+              <w:t xml:space="preserve">Sistem dapat menampilkan data stok material secara </w:t>
+            </w:r>
+            <w:r>
+              <w:rPr>
+                <w:i/>
+              </w:rPr>
+              <w:t>real-time</w:t>
+            </w:r>
+            <w:r>
+              <w:t>.</w:t>
             </w:r>
           </w:p>
         </w:tc>
@@ -23461,7 +26108,10 @@
               <w:jc w:val="center"/>
             </w:pPr>
             <w:r>
-              <w:t>10</w:t>
+              <w:t>1</w:t>
+            </w:r>
+            <w:r>
+              <w:t>0</w:t>
             </w:r>
           </w:p>
         </w:tc>
@@ -23475,7 +26125,10 @@
               <w:jc w:val="center"/>
             </w:pPr>
             <w:r>
-              <w:t>KF-10</w:t>
+              <w:t>KF-1</w:t>
+            </w:r>
+            <w:r>
+              <w:t>0</w:t>
             </w:r>
           </w:p>
         </w:tc>
@@ -23488,7 +26141,7 @@
               <w:spacing w:line="360" w:lineRule="auto"/>
             </w:pPr>
             <w:r>
-              <w:t>Sistem dapat memberikan notifikasi ketika stok material berada di bawah batas minimum.</w:t>
+              <w:t>Sistem dapat menghasilkan laporan stok dan pengadaan material.</w:t>
             </w:r>
           </w:p>
         </w:tc>
@@ -23505,7 +26158,10 @@
             </w:pPr>
             <w:r>
               <w:lastRenderedPageBreak/>
-              <w:t>11</w:t>
+              <w:t>1</w:t>
+            </w:r>
+            <w:r>
+              <w:t>1</w:t>
             </w:r>
           </w:p>
         </w:tc>
@@ -23519,7 +26175,10 @@
               <w:jc w:val="center"/>
             </w:pPr>
             <w:r>
-              <w:t>KF-11</w:t>
+              <w:t>KF-1</w:t>
+            </w:r>
+            <w:r>
+              <w:t>1</w:t>
             </w:r>
           </w:p>
         </w:tc>
@@ -23532,50 +26191,16 @@
               <w:spacing w:line="360" w:lineRule="auto"/>
             </w:pPr>
             <w:r>
-              <w:t>Sistem dapat menghasilkan laporan stok dan pengadaan material.</w:t>
-            </w:r>
-          </w:p>
-        </w:tc>
-      </w:tr>
-      <w:tr>
-        <w:tc>
-          <w:tcPr>
-            <w:tcW w:w="562" w:type="dxa"/>
-          </w:tcPr>
-          <w:p>
-            <w:pPr>
-              <w:spacing w:line="360" w:lineRule="auto"/>
-              <w:jc w:val="center"/>
-            </w:pPr>
-            <w:r>
-              <w:t>12</w:t>
-            </w:r>
-          </w:p>
-        </w:tc>
-        <w:tc>
-          <w:tcPr>
-            <w:tcW w:w="1701" w:type="dxa"/>
-          </w:tcPr>
-          <w:p>
-            <w:pPr>
-              <w:spacing w:line="360" w:lineRule="auto"/>
-              <w:jc w:val="center"/>
-            </w:pPr>
-            <w:r>
-              <w:t>KF-12</w:t>
-            </w:r>
-          </w:p>
-        </w:tc>
-        <w:tc>
-          <w:tcPr>
-            <w:tcW w:w="5664" w:type="dxa"/>
-          </w:tcPr>
-          <w:p>
-            <w:pPr>
-              <w:spacing w:line="360" w:lineRule="auto"/>
-            </w:pPr>
-            <w:r>
-              <w:t>Sistem menyediakan dashboard monitoring stok dan pengadaan material.</w:t>
+              <w:t xml:space="preserve">Sistem menyediakan </w:t>
+            </w:r>
+            <w:r>
+              <w:rPr>
+                <w:i/>
+              </w:rPr>
+              <w:t>dashboard monitoring</w:t>
+            </w:r>
+            <w:r>
+              <w:t xml:space="preserve"> stok dan pengadaan material.</w:t>
             </w:r>
           </w:p>
         </w:tc>
@@ -23615,7 +26240,25 @@
         <w:ind w:firstLine="567"/>
       </w:pPr>
       <w:r>
-        <w:t>Setelah kebutuhan fungsional berhasil diidentifikasi, tahap selanjutnya adalah menentukan aktor yang akan berinteraksi dengan sistem. Penentuan aktor dilakukan melalui analisis terhadap hasil wawancara dan observasi dengan mengidentifikasi pihak-pihak yang terlibat secara langsung dalam proses pengecekan stok dan pengadaan material. Setiap stakeholder dianalisis berdasarkan tugas, tanggung jawab, serta aktivitas yang dilakukan selama proses bisnis berlangsung. Dari hasil analisis tersebut kemudian ditentukan peran masing-masing stakeholder sebagai aktor yang akan berinteraksi dengan sistem beserta hak akses yang dimilikinya.</w:t>
+        <w:t xml:space="preserve">Setelah kebutuhan fungsional berhasil diidentifikasi, tahap selanjutnya adalah menentukan aktor yang akan berinteraksi dengan sistem. Penentuan aktor dilakukan melalui analisis terhadap hasil wawancara dan observasi dengan mengidentifikasi pihak-pihak yang terlibat secara langsung dalam proses pengecekan stok dan pengadaan material. Setiap </w:t>
+      </w:r>
+      <w:r>
+        <w:rPr>
+          <w:i/>
+        </w:rPr>
+        <w:t>stakeholder</w:t>
+      </w:r>
+      <w:r>
+        <w:t xml:space="preserve"> dianalisis berdasarkan tugas, tanggung jawab, serta aktivitas yang dilakukan selama proses bisnis berlangsung. Dari hasil analisis tersebut kemudian ditentukan peran masing-masing </w:t>
+      </w:r>
+      <w:r>
+        <w:rPr>
+          <w:i/>
+        </w:rPr>
+        <w:t>stakeholder</w:t>
+      </w:r>
+      <w:r>
+        <w:t xml:space="preserve"> sebagai aktor yang akan berinteraksi dengan sistem beserta hak akses yang dimilikinya.</w:t>
       </w:r>
       <w:r>
         <w:t xml:space="preserve"> </w:t>
@@ -23895,11 +26538,7 @@
               <w:jc w:val="left"/>
             </w:pPr>
             <w:r>
-              <w:t xml:space="preserve">Admin menerima informasi dari gudang dan mengelola </w:t>
-            </w:r>
-            <w:r>
-              <w:lastRenderedPageBreak/>
-              <w:t>proses administrasi pengadaan.</w:t>
+              <w:t>Admin menerima informasi dari gudang dan mengelola proses administrasi pengadaan.</w:t>
             </w:r>
           </w:p>
         </w:tc>
@@ -23914,12 +26553,7 @@
               <w:jc w:val="left"/>
             </w:pPr>
             <w:r>
-              <w:lastRenderedPageBreak/>
-              <w:t xml:space="preserve">Admin bertanggung jawab mengelola data pengadaan dan </w:t>
-            </w:r>
-            <w:r>
-              <w:lastRenderedPageBreak/>
-              <w:t>meneruskan proses administrasi.</w:t>
+              <w:t>Admin bertanggung jawab mengelola data pengadaan dan meneruskan proses administrasi.</w:t>
             </w:r>
           </w:p>
         </w:tc>
@@ -23934,7 +26568,6 @@
               <w:jc w:val="left"/>
             </w:pPr>
             <w:r>
-              <w:lastRenderedPageBreak/>
               <w:t>Admin</w:t>
             </w:r>
           </w:p>
@@ -23952,6 +26585,7 @@
               <w:jc w:val="left"/>
             </w:pPr>
             <w:r>
+              <w:lastRenderedPageBreak/>
               <w:t>3</w:t>
             </w:r>
           </w:p>
@@ -24539,7 +27173,34 @@
         <w:ind w:firstLine="567"/>
       </w:pPr>
       <w:r>
-        <w:t>Analisis aktor sistem digunakan sebagai dasar dalam penyusunan Use Case Diagram dan perancangan hak akses pengguna pada prototype sistem.</w:t>
+        <w:t xml:space="preserve">Analisis aktor sistem digunakan sebagai dasar dalam penyusunan </w:t>
+      </w:r>
+      <w:r>
+        <w:rPr>
+          <w:i/>
+        </w:rPr>
+        <w:t>Use Case</w:t>
+      </w:r>
+      <w:r>
+        <w:t xml:space="preserve"> </w:t>
+      </w:r>
+      <w:r>
+        <w:rPr>
+          <w:i/>
+        </w:rPr>
+        <w:t>Diagram</w:t>
+      </w:r>
+      <w:r>
+        <w:t xml:space="preserve"> dan perancangan hak akses pengguna pada </w:t>
+      </w:r>
+      <w:r>
+        <w:rPr>
+          <w:i/>
+        </w:rPr>
+        <w:t>prototype</w:t>
+      </w:r>
+      <w:r>
+        <w:t xml:space="preserve"> sistem.</w:t>
       </w:r>
     </w:p>
     <w:p>
@@ -24557,6 +27218,9 @@
         <w:t xml:space="preserve">Penyusunan </w:t>
       </w:r>
       <w:r>
+        <w:rPr>
+          <w:i/>
+        </w:rPr>
         <w:t>User Stories</w:t>
       </w:r>
       <w:bookmarkEnd w:id="65"/>
@@ -24567,17 +27231,62 @@
         <w:ind w:firstLine="567"/>
       </w:pPr>
       <w:r>
-        <w:t xml:space="preserve">Setelah aktor sistem berhasil diidentifikasi, tahap berikutnya adalah menyusun user story. Penyusunan user story dilakukan dengan menganalisis hasil </w:t>
+        <w:t xml:space="preserve">Setelah aktor sistem berhasil diidentifikasi, tahap berikutnya adalah menyusun </w:t>
+      </w:r>
+      <w:r>
+        <w:rPr>
+          <w:i/>
+        </w:rPr>
+        <w:t>user story</w:t>
+      </w:r>
+      <w:r>
+        <w:t xml:space="preserve">. Penyusunan </w:t>
+      </w:r>
+      <w:r>
+        <w:rPr>
+          <w:i/>
+        </w:rPr>
+        <w:t>user story</w:t>
+      </w:r>
+      <w:r>
+        <w:t xml:space="preserve"> dilakukan dengan menganalisis hasil wawancara untuk mengetahui tujuan, kebutuhan, dan aktivitas yang ingin dilakukan oleh masing-masing aktor ketika menggunakan sistem. Setiap kebutuhan pengguna </w:t>
       </w:r>
       <w:r>
         <w:lastRenderedPageBreak/>
-        <w:t>wawancara untuk mengetahui tujuan, kebutuhan, dan aktivitas yang ingin dilakukan oleh masing-masing aktor ketika menggunakan sistem. Setiap kebutuhan pengguna kemudian dirumuskan menggunakan format user story agar lebih mudah dipahami dan menjadi acuan dalam proses pengembangan model sistem menggunakan metode Personal Extreme Programming (PXP).</w:t>
+        <w:t xml:space="preserve">kemudian dirumuskan menggunakan format </w:t>
+      </w:r>
+      <w:r>
+        <w:rPr>
+          <w:i/>
+        </w:rPr>
+        <w:t>user story</w:t>
+      </w:r>
+      <w:r>
+        <w:t xml:space="preserve"> agar lebih mudah dipahami dan menjadi acuan dalam proses pengembangan model sistem menggunakan metode </w:t>
+      </w:r>
+      <w:r>
+        <w:rPr>
+          <w:i/>
+        </w:rPr>
+        <w:t>Personal Extreme Programming (PXP)</w:t>
+      </w:r>
+      <w:r>
+        <w:t>.</w:t>
       </w:r>
       <w:r>
         <w:t xml:space="preserve"> </w:t>
       </w:r>
       <w:r>
-        <w:t>Dalam penelitian ini, user story disusun menggunakan format:</w:t>
+        <w:t xml:space="preserve">Dalam penelitian ini, </w:t>
+      </w:r>
+      <w:r>
+        <w:rPr>
+          <w:i/>
+        </w:rPr>
+        <w:t>user story</w:t>
+      </w:r>
+      <w:r>
+        <w:t xml:space="preserve"> disusun menggunakan format:</w:t>
       </w:r>
     </w:p>
     <w:p>
@@ -24859,7 +27568,22 @@
                 <w:rStyle w:val="Strong"/>
                 <w:b w:val="0"/>
               </w:rPr>
-              <w:t>Sebagai Staf Gudang, saya ingin melihat stok material secara real-time sehingga saya dapat mengetahui ketersediaan material dengan cepat.</w:t>
+              <w:t xml:space="preserve">Sebagai Staf Gudang, saya ingin melihat stok material secara </w:t>
+            </w:r>
+            <w:r>
+              <w:rPr>
+                <w:rStyle w:val="Strong"/>
+                <w:b w:val="0"/>
+                <w:i/>
+              </w:rPr>
+              <w:t>real-time</w:t>
+            </w:r>
+            <w:r>
+              <w:rPr>
+                <w:rStyle w:val="Strong"/>
+                <w:b w:val="0"/>
+              </w:rPr>
+              <w:t xml:space="preserve"> sehingga saya dapat mengetahui ketersediaan material dengan cepat.</w:t>
             </w:r>
           </w:p>
         </w:tc>
@@ -24957,7 +27681,16 @@
               <w:jc w:val="left"/>
             </w:pPr>
             <w:r>
-              <w:t>Pengawas mengirim permintaan melalui WhatsApp.</w:t>
+              <w:t xml:space="preserve">Pengawas mengirim permintaan melalui </w:t>
+            </w:r>
+            <w:r>
+              <w:rPr>
+                <w:i/>
+              </w:rPr>
+              <w:t>WhatsApp</w:t>
+            </w:r>
+            <w:r>
+              <w:t>.</w:t>
             </w:r>
           </w:p>
         </w:tc>
@@ -24991,15 +27724,74 @@
                 <w:rStyle w:val="Strong"/>
                 <w:b w:val="0"/>
               </w:rPr>
-              <w:t xml:space="preserve">Sebagai Pengawas Lapangan, saya ingin mengajukan permintaan material melalui sistem sehingga proses </w:t>
-            </w:r>
+              <w:t>Sebagai Pengawas Lapangan, saya ingin mengajukan permintaan material melalui sistem sehingga proses pengadaan menjadi lebih cepat dan terdokumentasi.</w:t>
+            </w:r>
+          </w:p>
+        </w:tc>
+      </w:tr>
+      <w:tr>
+        <w:tc>
+          <w:tcPr>
+            <w:tcW w:w="510" w:type="dxa"/>
+            <w:vAlign w:val="center"/>
+          </w:tcPr>
+          <w:p>
+            <w:pPr>
+              <w:spacing w:line="360" w:lineRule="auto"/>
+              <w:jc w:val="left"/>
+            </w:pPr>
+            <w:r>
+              <w:lastRenderedPageBreak/>
+              <w:t>4</w:t>
+            </w:r>
+          </w:p>
+        </w:tc>
+        <w:tc>
+          <w:tcPr>
+            <w:tcW w:w="1895" w:type="dxa"/>
+            <w:vAlign w:val="center"/>
+          </w:tcPr>
+          <w:p>
+            <w:pPr>
+              <w:spacing w:line="360" w:lineRule="auto"/>
+              <w:jc w:val="left"/>
+            </w:pPr>
+            <w:r>
+              <w:t>Pemilik harus memberikan persetujuan pembelian.</w:t>
+            </w:r>
+          </w:p>
+        </w:tc>
+        <w:tc>
+          <w:tcPr>
+            <w:tcW w:w="2410" w:type="dxa"/>
+            <w:vAlign w:val="center"/>
+          </w:tcPr>
+          <w:p>
+            <w:pPr>
+              <w:spacing w:line="360" w:lineRule="auto"/>
+              <w:jc w:val="left"/>
+            </w:pPr>
+            <w:r>
+              <w:t>Pemilik membutuhkan media untuk memproses persetujuan.</w:t>
+            </w:r>
+          </w:p>
+        </w:tc>
+        <w:tc>
+          <w:tcPr>
+            <w:tcW w:w="3112" w:type="dxa"/>
+            <w:vAlign w:val="center"/>
+          </w:tcPr>
+          <w:p>
+            <w:pPr>
+              <w:spacing w:line="360" w:lineRule="auto"/>
+              <w:jc w:val="left"/>
+            </w:pPr>
             <w:r>
               <w:rPr>
                 <w:rStyle w:val="Strong"/>
                 <w:b w:val="0"/>
               </w:rPr>
-              <w:lastRenderedPageBreak/>
-              <w:t>pengadaan menjadi lebih cepat dan terdokumentasi.</w:t>
+              <w:t>Sebagai Pemilik, saya ingin memberikan persetujuan pengadaan material sehingga proses pembelian dapat segera dilakukan.</w:t>
             </w:r>
           </w:p>
         </w:tc>
@@ -25016,8 +27808,7 @@
               <w:jc w:val="left"/>
             </w:pPr>
             <w:r>
-              <w:lastRenderedPageBreak/>
-              <w:t>4</w:t>
+              <w:t>5</w:t>
             </w:r>
           </w:p>
         </w:tc>
@@ -25032,7 +27823,7 @@
               <w:jc w:val="left"/>
             </w:pPr>
             <w:r>
-              <w:t>Pemilik harus memberikan persetujuan pembelian.</w:t>
+              <w:t>Admin mengelola administrasi pengadaan.</w:t>
             </w:r>
           </w:p>
         </w:tc>
@@ -25047,7 +27838,7 @@
               <w:jc w:val="left"/>
             </w:pPr>
             <w:r>
-              <w:t>Pemilik membutuhkan media untuk memproses persetujuan.</w:t>
+              <w:t>Admin membutuhkan data pengadaan yang mudah dipantau.</w:t>
             </w:r>
           </w:p>
         </w:tc>
@@ -25066,72 +27857,6 @@
                 <w:rStyle w:val="Strong"/>
                 <w:b w:val="0"/>
               </w:rPr>
-              <w:t>Sebagai Pemilik, saya ingin memberikan persetujuan pengadaan material sehingga proses pembelian dapat segera dilakukan.</w:t>
-            </w:r>
-          </w:p>
-        </w:tc>
-      </w:tr>
-      <w:tr>
-        <w:tc>
-          <w:tcPr>
-            <w:tcW w:w="510" w:type="dxa"/>
-            <w:vAlign w:val="center"/>
-          </w:tcPr>
-          <w:p>
-            <w:pPr>
-              <w:spacing w:line="360" w:lineRule="auto"/>
-              <w:jc w:val="left"/>
-            </w:pPr>
-            <w:r>
-              <w:t>5</w:t>
-            </w:r>
-          </w:p>
-        </w:tc>
-        <w:tc>
-          <w:tcPr>
-            <w:tcW w:w="1895" w:type="dxa"/>
-            <w:vAlign w:val="center"/>
-          </w:tcPr>
-          <w:p>
-            <w:pPr>
-              <w:spacing w:line="360" w:lineRule="auto"/>
-              <w:jc w:val="left"/>
-            </w:pPr>
-            <w:r>
-              <w:t>Admin mengelola administrasi pengadaan.</w:t>
-            </w:r>
-          </w:p>
-        </w:tc>
-        <w:tc>
-          <w:tcPr>
-            <w:tcW w:w="2410" w:type="dxa"/>
-            <w:vAlign w:val="center"/>
-          </w:tcPr>
-          <w:p>
-            <w:pPr>
-              <w:spacing w:line="360" w:lineRule="auto"/>
-              <w:jc w:val="left"/>
-            </w:pPr>
-            <w:r>
-              <w:t>Admin membutuhkan data pengadaan yang mudah dipantau.</w:t>
-            </w:r>
-          </w:p>
-        </w:tc>
-        <w:tc>
-          <w:tcPr>
-            <w:tcW w:w="3112" w:type="dxa"/>
-            <w:vAlign w:val="center"/>
-          </w:tcPr>
-          <w:p>
-            <w:pPr>
-              <w:spacing w:line="360" w:lineRule="auto"/>
-              <w:jc w:val="left"/>
-            </w:pPr>
-            <w:r>
-              <w:rPr>
-                <w:rStyle w:val="Strong"/>
-                <w:b w:val="0"/>
-              </w:rPr>
               <w:t>Sebagai Admin, saya ingin mengelola data pengadaan material sehingga proses administrasi lebih terstruktur.</w:t>
             </w:r>
           </w:p>
@@ -25144,13 +27869,64 @@
         <w:ind w:firstLine="567"/>
       </w:pPr>
       <w:r>
-        <w:t>Berdasarkan hasil transformasi tersebut, diperoleh kumpulan user story yang mewakili kebutuhan masing-masing aktor. User story tersebut kemudian digunakan sebagai dasar dalam penyusunan prioritas pengembangan pada tahapan Requirements dan Planning dalam metode Personal Extreme Programming (PXP), sebagaimana disajikan pada Tabel 4.1</w:t>
+        <w:t xml:space="preserve">Berdasarkan hasil transformasi tersebut, diperoleh kumpulan </w:t>
+      </w:r>
+      <w:r>
+        <w:rPr>
+          <w:i/>
+        </w:rPr>
+        <w:t>user story</w:t>
+      </w:r>
+      <w:r>
+        <w:t xml:space="preserve"> yang mewakili kebutuhan masing-masing aktor. </w:t>
+      </w:r>
+      <w:r>
+        <w:rPr>
+          <w:i/>
+        </w:rPr>
+        <w:t>User story</w:t>
+      </w:r>
+      <w:r>
+        <w:t xml:space="preserve"> tersebut kemudian digunakan sebagai dasar dalam penyusunan prioritas pengembangan pada tahapan </w:t>
+      </w:r>
+      <w:r>
+        <w:rPr>
+          <w:i/>
+        </w:rPr>
+        <w:t>Requirements</w:t>
+      </w:r>
+      <w:r>
+        <w:t xml:space="preserve"> dan </w:t>
+      </w:r>
+      <w:r>
+        <w:rPr>
+          <w:i/>
+        </w:rPr>
+        <w:t xml:space="preserve">Planning </w:t>
+      </w:r>
+      <w:r>
+        <w:t xml:space="preserve">dalam metode </w:t>
+      </w:r>
+      <w:r>
+        <w:rPr>
+          <w:i/>
+        </w:rPr>
+        <w:t>Personal Extreme Programming (PXP)</w:t>
+      </w:r>
+      <w:r>
+        <w:t>, sebagaimana disajikan pada Tabel 4.1</w:t>
       </w:r>
       <w:r>
         <w:t>3</w:t>
       </w:r>
       <w:r>
-        <w:t xml:space="preserve"> User Stories</w:t>
+        <w:t xml:space="preserve"> </w:t>
+      </w:r>
+      <w:r>
+        <w:rPr>
+          <w:i/>
+        </w:rPr>
+        <w:t>User Stories</w:t>
       </w:r>
       <w:r>
         <w:t xml:space="preserve"> Sistem</w:t>
@@ -25242,7 +28018,26 @@
           <w:sz w:val="24"/>
           <w:szCs w:val="24"/>
         </w:rPr>
-        <w:t xml:space="preserve"> User Stories Sistem</w:t>
+        <w:t xml:space="preserve"> </w:t>
+      </w:r>
+      <w:r>
+        <w:rPr>
+          <w:b/>
+          <w:color w:val="auto"/>
+          <w:sz w:val="24"/>
+          <w:szCs w:val="24"/>
+        </w:rPr>
+        <w:t>User Stories</w:t>
+      </w:r>
+      <w:r>
+        <w:rPr>
+          <w:b/>
+          <w:i w:val="0"/>
+          <w:color w:val="auto"/>
+          <w:sz w:val="24"/>
+          <w:szCs w:val="24"/>
+        </w:rPr>
+        <w:t xml:space="preserve"> Sistem</w:t>
       </w:r>
       <w:bookmarkEnd w:id="67"/>
     </w:p>
@@ -25308,11 +28103,13 @@
               <w:jc w:val="center"/>
               <w:rPr>
                 <w:b/>
+                <w:i/>
               </w:rPr>
             </w:pPr>
             <w:r>
               <w:rPr>
                 <w:b/>
+                <w:i/>
               </w:rPr>
               <w:t>User Story</w:t>
             </w:r>
@@ -25356,7 +28153,16 @@
               <w:spacing w:line="360" w:lineRule="auto"/>
             </w:pPr>
             <w:r>
-              <w:t>Sebagai staf gudang, saya ingin melihat data stok material secara real-time agar dapat mengetahui ketersediaan material dengan cepat.</w:t>
+              <w:t xml:space="preserve">Sebagai staf gudang, saya ingin melihat data stok material secara </w:t>
+            </w:r>
+            <w:r>
+              <w:rPr>
+                <w:i/>
+              </w:rPr>
+              <w:t>real-time</w:t>
+            </w:r>
+            <w:r>
+              <w:t xml:space="preserve"> agar dapat mengetahui ketersediaan material dengan cepat.</w:t>
             </w:r>
           </w:p>
         </w:tc>
@@ -25579,7 +28385,34 @@
         <w:ind w:firstLine="567"/>
       </w:pPr>
       <w:r>
-        <w:t>Hasil analisis kebutuhan sistem ini kemudian menjadi dasar dalam tahap perancangan sistem, pembuatan diagram UML, serta pengembangan prototype interaktif menggunakan Figma.</w:t>
+        <w:t xml:space="preserve">Hasil analisis kebutuhan sistem ini kemudian menjadi dasar dalam tahap perancangan sistem, pembuatan diagram </w:t>
+      </w:r>
+      <w:r>
+        <w:rPr>
+          <w:i/>
+        </w:rPr>
+        <w:t>UML</w:t>
+      </w:r>
+      <w:r>
+        <w:t xml:space="preserve">, serta pengembangan </w:t>
+      </w:r>
+      <w:r>
+        <w:rPr>
+          <w:i/>
+        </w:rPr>
+        <w:t xml:space="preserve">prototype </w:t>
+      </w:r>
+      <w:r>
+        <w:t xml:space="preserve">interaktif menggunakan </w:t>
+      </w:r>
+      <w:r>
+        <w:rPr>
+          <w:i/>
+        </w:rPr>
+        <w:t>Figma</w:t>
+      </w:r>
+      <w:r>
+        <w:t>.</w:t>
       </w:r>
     </w:p>
     <w:p>
@@ -25597,7 +28430,13 @@
         <w:t xml:space="preserve">Hasil </w:t>
       </w:r>
       <w:r>
-        <w:t>Pengembangan Model Sistem Menggunakan Metode Personal Extreme Programming (PXP)</w:t>
+        <w:t xml:space="preserve">Pengembangan Model Sistem Menggunakan Metode </w:t>
+      </w:r>
+      <w:r>
+        <w:rPr>
+          <w:i/>
+        </w:rPr>
+        <w:t>Personal Extreme Programming (PXP)</w:t>
       </w:r>
       <w:bookmarkEnd w:id="68"/>
     </w:p>
@@ -25607,7 +28446,97 @@
         <w:ind w:firstLine="567"/>
       </w:pPr>
       <w:r>
-        <w:t>Pengembangan model sistem pada penelitian ini dilakukan menggunakan metode Personal Extreme Programming (PXP). Metode ini dipilih karena proses pengembangan dilakukan oleh satu orang pengembang (solo developer) serta memiliki fleksibilitas yang tinggi dalam menyesuaikan kebutuhan pengguna. Tahapan pengembangan meliputi Requirements, Planning, Iteration Initialization, Design, Implementation, System Testing, dan Retrospective.</w:t>
+        <w:t xml:space="preserve">Pengembangan model sistem pada penelitian ini dilakukan menggunakan metode </w:t>
+      </w:r>
+      <w:r>
+        <w:rPr>
+          <w:i/>
+        </w:rPr>
+        <w:t>Personal Extreme Programming (PXP)</w:t>
+      </w:r>
+      <w:r>
+        <w:t>. Metode ini dipilih karena proses pengembangan dilakukan oleh satu orang pengembang (</w:t>
+      </w:r>
+      <w:r>
+        <w:rPr>
+          <w:i/>
+        </w:rPr>
+        <w:t>solo developer</w:t>
+      </w:r>
+      <w:r>
+        <w:t xml:space="preserve">) serta memiliki fleksibilitas yang tinggi dalam menyesuaikan kebutuhan pengguna. Tahapan pengembangan meliputi </w:t>
+      </w:r>
+      <w:r>
+        <w:rPr>
+          <w:i/>
+        </w:rPr>
+        <w:t>Requirements</w:t>
+      </w:r>
+      <w:r>
+        <w:t xml:space="preserve">, </w:t>
+      </w:r>
+      <w:r>
+        <w:rPr>
+          <w:i/>
+        </w:rPr>
+        <w:t>Planning</w:t>
+      </w:r>
+      <w:r>
+        <w:t>,</w:t>
+      </w:r>
+      <w:r>
+        <w:rPr>
+          <w:i/>
+        </w:rPr>
+        <w:t xml:space="preserve"> Iteration Initialization</w:t>
+      </w:r>
+      <w:r>
+        <w:t>,</w:t>
+      </w:r>
+      <w:r>
+        <w:rPr>
+          <w:i/>
+        </w:rPr>
+        <w:t xml:space="preserve"> Design</w:t>
+      </w:r>
+      <w:r>
+        <w:t>,</w:t>
+      </w:r>
+      <w:r>
+        <w:rPr>
+          <w:i/>
+        </w:rPr>
+        <w:t xml:space="preserve"> Implementation</w:t>
+      </w:r>
+      <w:r>
+        <w:t>,</w:t>
+      </w:r>
+      <w:r>
+        <w:rPr>
+          <w:i/>
+        </w:rPr>
+        <w:t xml:space="preserve"> System Testing</w:t>
+      </w:r>
+      <w:r>
+        <w:t>,</w:t>
+      </w:r>
+      <w:r>
+        <w:rPr>
+          <w:i/>
+        </w:rPr>
+        <w:t xml:space="preserve"> </w:t>
+      </w:r>
+      <w:r>
+        <w:t>dan</w:t>
+      </w:r>
+      <w:r>
+        <w:rPr>
+          <w:i/>
+        </w:rPr>
+        <w:t xml:space="preserve"> Retrospective</w:t>
+      </w:r>
+      <w:r>
+        <w:t>.</w:t>
       </w:r>
     </w:p>
     <w:p>
@@ -25619,9 +28548,15 @@
         </w:numPr>
         <w:spacing w:line="360" w:lineRule="auto"/>
         <w:ind w:left="567" w:hanging="567"/>
+        <w:rPr>
+          <w:i/>
+        </w:rPr>
       </w:pPr>
       <w:bookmarkStart w:id="69" w:name="_Toc236608657"/>
       <w:r>
+        <w:rPr>
+          <w:i/>
+        </w:rPr>
         <w:t>Requirements</w:t>
       </w:r>
       <w:bookmarkEnd w:id="69"/>
@@ -25632,7 +28567,43 @@
         <w:ind w:firstLine="567"/>
       </w:pPr>
       <w:r>
-        <w:t>Tahap Requirements merupakan tahapan awal dalam metode Personal Extreme Programming (PXP) yang bertujuan untuk menetapkan kebutuhan pengguna sebagai dasar pengembangan model sistem. Pada penelitian ini, proses identifikasi kebutuhan tidak dilakukan kembali pada tahap ini, melainkan mengacu pada hasil analisis kebutuhan sistem yang telah dijelaskan pada Subbab 4.2. Analisis tersebut diperoleh melalui observasi dan wawancara dengan para stakeholder, kemudian diolah menjadi kebutuhan fungsional, identifikasi aktor, dan user stories yang disajikan pada Tabel 4.</w:t>
+        <w:t xml:space="preserve">Tahap </w:t>
+      </w:r>
+      <w:r>
+        <w:rPr>
+          <w:i/>
+        </w:rPr>
+        <w:t>Requirements</w:t>
+      </w:r>
+      <w:r>
+        <w:t xml:space="preserve"> merupakan tahapan awal dalam metode </w:t>
+      </w:r>
+      <w:r>
+        <w:rPr>
+          <w:i/>
+        </w:rPr>
+        <w:t>Personal Extreme Programming (PXP)</w:t>
+      </w:r>
+      <w:r>
+        <w:t xml:space="preserve"> yang bertujuan untuk menetapkan kebutuhan pengguna sebagai dasar pengembangan model sistem. Pada penelitian ini, proses identifikasi kebutuhan tidak dilakukan kembali pada tahap ini, melainkan mengacu pada hasil analisis kebutuhan sistem yang telah dijelaskan pada Subbab 4.2. Analisis tersebut diperoleh melalui observasi dan wawancara dengan para </w:t>
+      </w:r>
+      <w:r>
+        <w:rPr>
+          <w:i/>
+        </w:rPr>
+        <w:t>stakeholder</w:t>
+      </w:r>
+      <w:r>
+        <w:t xml:space="preserve">, kemudian diolah menjadi kebutuhan fungsional, identifikasi aktor, dan </w:t>
+      </w:r>
+      <w:r>
+        <w:rPr>
+          <w:i/>
+        </w:rPr>
+        <w:t>user stories</w:t>
+      </w:r>
+      <w:r>
+        <w:t xml:space="preserve"> yang disajikan pada Tabel 4.</w:t>
       </w:r>
       <w:r>
         <w:t>9</w:t>
@@ -25650,7 +28621,16 @@
         <w:t>3</w:t>
       </w:r>
       <w:r>
-        <w:t xml:space="preserve"> User Stories Sistem.</w:t>
+        <w:t xml:space="preserve"> </w:t>
+      </w:r>
+      <w:r>
+        <w:rPr>
+          <w:i/>
+        </w:rPr>
+        <w:t>User Stories</w:t>
+      </w:r>
+      <w:r>
+        <w:t xml:space="preserve"> Sistem.</w:t>
       </w:r>
     </w:p>
     <w:p>
@@ -25659,11 +28639,38 @@
         <w:ind w:firstLine="567"/>
       </w:pPr>
       <w:r>
-        <w:t xml:space="preserve">Hasil analisis kebutuhan tersebut menjadi acuan dalam pelaksanaan tahap Requirements. Setiap user story menggambarkan kebutuhan pengguna berdasarkan </w:t>
+        <w:t xml:space="preserve">Hasil analisis kebutuhan tersebut menjadi acuan dalam pelaksanaan tahap </w:t>
+      </w:r>
+      <w:r>
+        <w:rPr>
+          <w:i/>
+        </w:rPr>
+        <w:t>Requirements</w:t>
+      </w:r>
+      <w:r>
+        <w:t xml:space="preserve">. Setiap </w:t>
+      </w:r>
+      <w:r>
+        <w:rPr>
+          <w:i/>
+        </w:rPr>
+        <w:t>user story</w:t>
+      </w:r>
+      <w:r>
+        <w:t xml:space="preserve"> menggambarkan kebutuhan pengguna berdasarkan </w:t>
       </w:r>
       <w:r>
         <w:lastRenderedPageBreak/>
-        <w:t>peran masing-masing aktor, sehingga fitur yang dikembangkan benar-benar sesuai dengan kondisi operasional di King Aluminium Malang. Dengan demikian, tahap Requirements berfungsi sebagai proses penetapan kebutuhan sistem yang akan digunakan sebagai dasar dalam penyusunan prioritas pengembangan pada tahap Planning.</w:t>
+        <w:t xml:space="preserve">peran masing-masing aktor, sehingga fitur yang dikembangkan benar-benar sesuai dengan kondisi operasional di King Aluminium Malang. Dengan demikian, tahap </w:t>
+      </w:r>
+      <w:r>
+        <w:rPr>
+          <w:i/>
+        </w:rPr>
+        <w:t>Requirements</w:t>
+      </w:r>
+      <w:r>
+        <w:t xml:space="preserve"> berfungsi sebagai proses penetapan kebutuhan sistem yang akan digunakan sebagai dasar dalam penyusunan prioritas pengembangan pada tahap Planning.</w:t>
       </w:r>
     </w:p>
     <w:p>
@@ -25678,7 +28685,52 @@
         <w:t>3</w:t>
       </w:r>
       <w:r>
-        <w:t xml:space="preserve"> User Stories Sistem, diperoleh kebutuhan pengguna yang telah tervalidasi melalui proses analisis kebutuhan. Seluruh user stories tersebut kemudian digunakan sebagai dasar dalam menentukan prioritas pengembangan fitur pada tahap Planning. Oleh karena itu, tahap Requirements menjadi penghubung antara hasil analisis kebutuhan dengan proses perencanaan pengembangan model sistem menggunakan metode Personal Extreme Programming (PXP).</w:t>
+        <w:t xml:space="preserve"> </w:t>
+      </w:r>
+      <w:r>
+        <w:rPr>
+          <w:i/>
+        </w:rPr>
+        <w:t>User Stories</w:t>
+      </w:r>
+      <w:r>
+        <w:t xml:space="preserve"> Sistem, diperoleh kebutuhan pengguna yang telah tervalidasi melalui proses analisis kebutuhan. Seluruh </w:t>
+      </w:r>
+      <w:r>
+        <w:rPr>
+          <w:i/>
+        </w:rPr>
+        <w:t>user stories</w:t>
+      </w:r>
+      <w:r>
+        <w:t xml:space="preserve"> tersebut kemudian digunakan sebagai dasar dalam menentukan prioritas pengembangan fitur pada tahap </w:t>
+      </w:r>
+      <w:r>
+        <w:rPr>
+          <w:i/>
+        </w:rPr>
+        <w:t>Planning</w:t>
+      </w:r>
+      <w:r>
+        <w:t xml:space="preserve">. Oleh karena itu, tahap </w:t>
+      </w:r>
+      <w:r>
+        <w:rPr>
+          <w:i/>
+        </w:rPr>
+        <w:t xml:space="preserve">Requirements </w:t>
+      </w:r>
+      <w:r>
+        <w:t xml:space="preserve">menjadi penghubung antara hasil analisis kebutuhan dengan proses perencanaan pengembangan model sistem menggunakan metode </w:t>
+      </w:r>
+      <w:r>
+        <w:rPr>
+          <w:i/>
+        </w:rPr>
+        <w:t>Personal Extreme Programming (PXP)</w:t>
+      </w:r>
+      <w:r>
+        <w:t>.</w:t>
       </w:r>
     </w:p>
     <w:p>
@@ -25690,9 +28742,15 @@
         </w:numPr>
         <w:spacing w:line="360" w:lineRule="auto"/>
         <w:ind w:left="567" w:hanging="567"/>
+        <w:rPr>
+          <w:i/>
+        </w:rPr>
       </w:pPr>
       <w:bookmarkStart w:id="70" w:name="_Toc236608658"/>
       <w:r>
+        <w:rPr>
+          <w:i/>
+        </w:rPr>
         <w:t>Planning</w:t>
       </w:r>
       <w:bookmarkEnd w:id="70"/>
@@ -25703,13 +28761,49 @@
         <w:ind w:firstLine="567"/>
       </w:pPr>
       <w:r>
-        <w:t>Tahap Planning pada metode Personal Extreme Programming (PXP) bertujuan untuk menyusun prioritas pengembangan fitur yang akan menjadi dasar dalam proses perancangan model sistem. Pada penelitian ini, proses perencanaan tidak dilakukan dengan mengidentifikasi kebutuhan baru, melainkan menggunakan hasil analisis yang telah diperoleh pada Subbab 4.</w:t>
+        <w:t xml:space="preserve">Tahap </w:t>
+      </w:r>
+      <w:r>
+        <w:rPr>
+          <w:i/>
+        </w:rPr>
+        <w:t>Planning</w:t>
+      </w:r>
+      <w:r>
+        <w:t xml:space="preserve"> pada metode </w:t>
+      </w:r>
+      <w:r>
+        <w:rPr>
+          <w:i/>
+        </w:rPr>
+        <w:t>Personal Extreme Programming (PXP)</w:t>
+      </w:r>
+      <w:r>
+        <w:t xml:space="preserve"> bertujuan untuk menyusun prioritas pengembangan fitur yang akan menjadi dasar dalam proses perancangan model sistem. Pada penelitian ini, proses perencanaan tidak dilakukan dengan mengidentifikasi kebutuhan baru, melainkan menggunakan hasil analisis yang telah diperoleh pada Subbab 4.</w:t>
       </w:r>
       <w:r>
         <w:t>2</w:t>
       </w:r>
       <w:r>
-        <w:t>, yaitu kebutuhan fungsional, hasil identifikasi aktor, dan user story. Seluruh hasil analisis tersebut menjadi masukan (input) dalam menentukan fitur-fitur yang akan dikembangkan pada model sistem.</w:t>
+        <w:t xml:space="preserve">, yaitu kebutuhan fungsional, hasil identifikasi aktor, dan </w:t>
+      </w:r>
+      <w:r>
+        <w:rPr>
+          <w:i/>
+        </w:rPr>
+        <w:t>user story</w:t>
+      </w:r>
+      <w:r>
+        <w:t>. Seluruh hasil analisis tersebut menjadi masukan (</w:t>
+      </w:r>
+      <w:r>
+        <w:rPr>
+          <w:i/>
+        </w:rPr>
+        <w:t>input</w:t>
+      </w:r>
+      <w:r>
+        <w:t>) dalam menentukan fitur-fitur yang akan dikembangkan pada model sistem.</w:t>
       </w:r>
     </w:p>
     <w:p>
@@ -25718,7 +28812,16 @@
         <w:ind w:firstLine="567"/>
       </w:pPr>
       <w:r>
-        <w:t>Penentuan prioritas dilakukan melalui diskusi bersama stakeholder yang terdiri atas pemilik usaha, staf administrasi, staf gudang, dan pengawas lapangan. Setiap fitur dievaluasi berdasarkan tingkat urgensi terhadap proses bisnis, frekuensi penggunaan dalam kegiatan operasional, serta dampaknya terhadap penyelesaian permasalahan yang ditemukan selama observasi dan wawancara. Hasil evaluasi kemudian digunakan untuk mengelompokkan fitur ke dalam kategori prioritas tinggi, sedang, atau rendah.</w:t>
+        <w:t xml:space="preserve">Penentuan prioritas dilakukan melalui diskusi bersama </w:t>
+      </w:r>
+      <w:r>
+        <w:rPr>
+          <w:i/>
+        </w:rPr>
+        <w:t>stakeholder</w:t>
+      </w:r>
+      <w:r>
+        <w:t xml:space="preserve"> yang terdiri atas pemilik usaha, staf administrasi, staf gudang, dan pengawas lapangan. Setiap fitur dievaluasi berdasarkan tingkat urgensi terhadap proses bisnis, frekuensi penggunaan dalam kegiatan operasional, serta dampaknya terhadap penyelesaian permasalahan yang ditemukan selama observasi dan wawancara. Hasil evaluasi kemudian digunakan untuk mengelompokkan fitur ke dalam kategori prioritas tinggi, sedang, atau rendah.</w:t>
       </w:r>
     </w:p>
     <w:p>
@@ -25805,7 +28908,26 @@
           <w:sz w:val="24"/>
           <w:szCs w:val="24"/>
         </w:rPr>
-        <w:t xml:space="preserve"> Proses Planning Penentuan Prioritas Fitur</w:t>
+        <w:t xml:space="preserve"> Proses </w:t>
+      </w:r>
+      <w:r>
+        <w:rPr>
+          <w:b/>
+          <w:color w:val="auto"/>
+          <w:sz w:val="24"/>
+          <w:szCs w:val="24"/>
+        </w:rPr>
+        <w:t>Planning</w:t>
+      </w:r>
+      <w:r>
+        <w:rPr>
+          <w:b/>
+          <w:i w:val="0"/>
+          <w:color w:val="auto"/>
+          <w:sz w:val="24"/>
+          <w:szCs w:val="24"/>
+        </w:rPr>
+        <w:t xml:space="preserve"> Penentuan Prioritas Fitur</w:t>
       </w:r>
       <w:bookmarkEnd w:id="71"/>
     </w:p>
@@ -26044,7 +29166,20 @@
               <w:rPr>
                 <w:rFonts w:cs="Times New Roman"/>
               </w:rPr>
-              <w:t>Dashboard Monitoring Stok</w:t>
+              <w:t xml:space="preserve">Dashboard </w:t>
+            </w:r>
+            <w:r>
+              <w:rPr>
+                <w:rFonts w:cs="Times New Roman"/>
+                <w:i/>
+              </w:rPr>
+              <w:t>Monitoring</w:t>
+            </w:r>
+            <w:r>
+              <w:rPr>
+                <w:rFonts w:cs="Times New Roman"/>
+              </w:rPr>
+              <w:t xml:space="preserve"> Stok</w:t>
             </w:r>
           </w:p>
         </w:tc>
@@ -26727,7 +29862,20 @@
               <w:rPr>
                 <w:rFonts w:cs="Times New Roman"/>
               </w:rPr>
-              <w:t>Digunakan saat monitoring dan evaluasi.</w:t>
+              <w:t xml:space="preserve">Digunakan saat </w:t>
+            </w:r>
+            <w:r>
+              <w:rPr>
+                <w:rFonts w:cs="Times New Roman"/>
+                <w:i/>
+              </w:rPr>
+              <w:t>monitoring</w:t>
+            </w:r>
+            <w:r>
+              <w:rPr>
+                <w:rFonts w:cs="Times New Roman"/>
+              </w:rPr>
+              <w:t xml:space="preserve"> dan evaluasi.</w:t>
             </w:r>
           </w:p>
         </w:tc>
@@ -27123,11 +30271,26 @@
         <w:ind w:firstLine="567"/>
       </w:pPr>
       <w:r>
-        <w:t xml:space="preserve">Berdasarkan hasil proses planning, diperoleh daftar fitur yang akan dikembangkan beserta tingkat prioritasnya. Fitur dengan prioritas tinggi dipilih karena mendukung aktivitas operasional utama, seperti pengecekan stok, pencatatan material, pengajuan, dan persetujuan pengadaan. Sementara itu, fitur dengan prioritas sedang merupakan fitur pendukung yang meningkatkan efektivitas pengelolaan data dan proses monitoring. Penentuan prioritas tersebut menjadi dasar dalam penyusunan rancangan model sistem pada tahapan berikutnya dalam metode </w:t>
-      </w:r>
-      <w:r>
+        <w:t xml:space="preserve">Berdasarkan hasil proses </w:t>
+      </w:r>
+      <w:r>
+        <w:rPr>
+          <w:i/>
+        </w:rPr>
+        <w:t>planning</w:t>
+      </w:r>
+      <w:r>
+        <w:t xml:space="preserve">, diperoleh daftar fitur yang akan dikembangkan beserta tingkat prioritasnya. Fitur dengan prioritas tinggi dipilih karena mendukung aktivitas operasional utama, seperti pengecekan stok, pencatatan material, pengajuan, dan persetujuan pengadaan. Sementara itu, fitur dengan prioritas sedang merupakan fitur pendukung yang meningkatkan efektivitas pengelolaan data dan proses monitoring. Penentuan prioritas tersebut menjadi dasar dalam penyusunan rancangan model sistem pada tahapan berikutnya dalam metode </w:t>
+      </w:r>
+      <w:r>
+        <w:rPr>
+          <w:i/>
+        </w:rPr>
         <w:lastRenderedPageBreak/>
-        <w:t>Personal Extreme Programming (PXP).</w:t>
+        <w:t>Personal Extreme Programming (PXP)</w:t>
+      </w:r>
+      <w:r>
+        <w:t>.</w:t>
       </w:r>
       <w:r>
         <w:t xml:space="preserve"> </w:t>
@@ -27326,7 +30489,13 @@
               <w:spacing w:line="360" w:lineRule="auto"/>
             </w:pPr>
             <w:r>
-              <w:t>Dashboard Monitoring Stok</w:t>
+              <w:rPr>
+                <w:i/>
+              </w:rPr>
+              <w:t>Dashboard Monitoring</w:t>
+            </w:r>
+            <w:r>
+              <w:t xml:space="preserve"> Stok</w:t>
             </w:r>
           </w:p>
         </w:tc>
@@ -27699,9 +30868,15 @@
         </w:numPr>
         <w:spacing w:line="360" w:lineRule="auto"/>
         <w:ind w:left="567" w:hanging="567"/>
+        <w:rPr>
+          <w:i/>
+        </w:rPr>
       </w:pPr>
       <w:bookmarkStart w:id="73" w:name="_Toc236608659"/>
       <w:r>
+        <w:rPr>
+          <w:i/>
+        </w:rPr>
         <w:t>Iteration Initialization</w:t>
       </w:r>
       <w:bookmarkEnd w:id="73"/>
@@ -27712,7 +30887,25 @@
         <w:ind w:firstLine="567"/>
       </w:pPr>
       <w:r>
-        <w:t>Setelah prioritas pengembangan fitur ditetapkan pada tahap Planning, langkah selanjutnya dalam metode Personal Extreme Programming (PXP) adalah menentukan ruang lingkup setiap iterasi pengembangan. Penentuan iterasi bertujuan untuk membagi proses pengembangan menjadi beberapa tahapan yang lebih terstruktur sehingga setiap fitur dapat dirancang secara bertahap sesuai dengan tingkat prioritas dan keterkaitannya dengan proses bisnis.</w:t>
+        <w:t xml:space="preserve">Setelah prioritas pengembangan fitur ditetapkan pada tahap </w:t>
+      </w:r>
+      <w:r>
+        <w:rPr>
+          <w:i/>
+        </w:rPr>
+        <w:t>Planning</w:t>
+      </w:r>
+      <w:r>
+        <w:t xml:space="preserve">, langkah selanjutnya dalam metode </w:t>
+      </w:r>
+      <w:r>
+        <w:rPr>
+          <w:i/>
+        </w:rPr>
+        <w:t>Personal Extreme Programming (PXP)</w:t>
+      </w:r>
+      <w:r>
+        <w:t xml:space="preserve"> adalah menentukan ruang lingkup setiap iterasi pengembangan. Penentuan iterasi bertujuan untuk membagi proses pengembangan menjadi beberapa tahapan yang lebih terstruktur sehingga setiap fitur dapat dirancang secara bertahap sesuai dengan tingkat prioritas dan keterkaitannya dengan proses bisnis.</w:t>
       </w:r>
     </w:p>
     <w:p>
@@ -27721,11 +30914,38 @@
         <w:ind w:firstLine="567"/>
       </w:pPr>
       <w:r>
-        <w:t xml:space="preserve">Dalam penelitian ini, penentuan iterasi menggunakan hasil dari tahap sebelumnya, yaitu daftar prioritas fitur yang disusun berdasarkan analisis kebutuhan fungsional dan user story. Proses penentuan dilakukan melalui diskusi bersama stakeholder yang terdiri atas pemilik usaha, staf administrasi, staf gudang, dan pengawas lapangan. Setiap fitur dievaluasi berdasarkan tingkat urgensi, </w:t>
+        <w:t xml:space="preserve">Dalam penelitian ini, penentuan iterasi menggunakan hasil dari tahap sebelumnya, yaitu daftar prioritas fitur yang disusun berdasarkan analisis kebutuhan fungsional dan </w:t>
+      </w:r>
+      <w:r>
+        <w:rPr>
+          <w:i/>
+        </w:rPr>
+        <w:t>user story</w:t>
+      </w:r>
+      <w:r>
+        <w:t xml:space="preserve">. Proses penentuan dilakukan melalui diskusi bersama </w:t>
+      </w:r>
+      <w:r>
+        <w:rPr>
+          <w:i/>
+        </w:rPr>
+        <w:t>stakeholder</w:t>
+      </w:r>
+      <w:r>
+        <w:t xml:space="preserve"> yang terdiri atas pemilik usaha, staf administrasi, staf gudang, dan pengawas lapangan. Setiap fitur dievaluasi berdasarkan tingkat urgensi, </w:t>
       </w:r>
       <w:r>
         <w:lastRenderedPageBreak/>
-        <w:t>ketergantungan terhadap fitur lain (feature dependency), serta urutan proses bisnis pada sistem pengecekan stok dan pengadaan material.</w:t>
+        <w:t>ketergantungan terhadap fitur lain (</w:t>
+      </w:r>
+      <w:r>
+        <w:rPr>
+          <w:i/>
+        </w:rPr>
+        <w:t>feature dependency</w:t>
+      </w:r>
+      <w:r>
+        <w:t>), serta urutan proses bisnis pada sistem pengecekan stok dan pengadaan material.</w:t>
       </w:r>
     </w:p>
     <w:p>
@@ -27952,7 +31172,16 @@
               <w:jc w:val="left"/>
             </w:pPr>
             <w:r>
-              <w:t>FT-01 Dashboard Monitoring Stok</w:t>
+              <w:t xml:space="preserve">FT-01 </w:t>
+            </w:r>
+            <w:r>
+              <w:rPr>
+                <w:i/>
+              </w:rPr>
+              <w:t>Dashboard Monitoring</w:t>
+            </w:r>
+            <w:r>
+              <w:t xml:space="preserve"> Stok</w:t>
             </w:r>
           </w:p>
         </w:tc>
@@ -27967,7 +31196,13 @@
               <w:jc w:val="left"/>
             </w:pPr>
             <w:r>
-              <w:t>Dashboard diperlukan sebagai halaman utama untuk memantau kondisi stok material.</w:t>
+              <w:rPr>
+                <w:i/>
+              </w:rPr>
+              <w:t xml:space="preserve">Dashboard </w:t>
+            </w:r>
+            <w:r>
+              <w:t>diperlukan sebagai halaman utama untuk memantau kondisi stok material.</w:t>
             </w:r>
           </w:p>
         </w:tc>
@@ -28653,7 +31888,13 @@
               <w:spacing w:line="360" w:lineRule="auto"/>
             </w:pPr>
             <w:r>
-              <w:t>Dashboard Monitoring Stok</w:t>
+              <w:rPr>
+                <w:i/>
+              </w:rPr>
+              <w:t>Dashboard Monitoring</w:t>
+            </w:r>
+            <w:r>
+              <w:t xml:space="preserve"> Stok</w:t>
             </w:r>
           </w:p>
         </w:tc>
@@ -28861,7 +32102,22 @@
         <w:ind w:firstLine="567"/>
       </w:pPr>
       <w:r>
-        <w:t>Tahap perancangan dilakukan untuk menerjemahkan persyaratan sistem yang diperoleh pada tahap sebelumnya menjadi rencana sistem yang terstruktur. Perancangan ini bertujuan untuk menunjukkan alur proses, cara pengguna berinteraksi dengan sistem, serta struktur data yang digunakan dalam model sistem untuk pengecekan stok dan pengadaan bahan. Dalam penelitian ini, perancangan dilakukan dengan menggunakan Unified Modeling Language (UML), yang meliputi Diagram Use Case</w:t>
+        <w:t xml:space="preserve">Tahap perancangan dilakukan untuk menerjemahkan persyaratan sistem yang diperoleh pada tahap sebelumnya menjadi rencana sistem yang terstruktur. Perancangan ini bertujuan untuk menunjukkan alur proses, cara pengguna berinteraksi dengan sistem, serta struktur data yang digunakan dalam model sistem untuk pengecekan stok dan pengadaan bahan. Dalam penelitian ini, perancangan dilakukan dengan menggunakan </w:t>
+      </w:r>
+      <w:r>
+        <w:rPr>
+          <w:i/>
+        </w:rPr>
+        <w:t>Unified Modeling Language (UML)</w:t>
+      </w:r>
+      <w:r>
+        <w:t xml:space="preserve">, yang meliputi Diagram </w:t>
+      </w:r>
+      <w:r>
+        <w:rPr>
+          <w:i/>
+        </w:rPr>
+        <w:t>Use Case</w:t>
       </w:r>
       <w:r>
         <w:t xml:space="preserve"> dan</w:t>
@@ -28870,10 +32126,19 @@
         <w:t xml:space="preserve"> </w:t>
       </w:r>
       <w:r>
+        <w:rPr>
+          <w:i/>
+        </w:rPr>
         <w:t xml:space="preserve">Activity </w:t>
       </w:r>
       <w:r>
-        <w:t>Diagram. Selain itu, antarmuka pengguna juga dirancang menggunakan Figma sebagai dasar untuk membuat prototipe interaktif.</w:t>
+        <w:rPr>
+          <w:i/>
+        </w:rPr>
+        <w:t>Diagram</w:t>
+      </w:r>
+      <w:r>
+        <w:t>. Selain itu, antarmuka pengguna juga dirancang menggunakan Figma sebagai dasar untuk membuat prototipe interaktif.</w:t>
       </w:r>
     </w:p>
     <w:p>
@@ -28958,7 +32223,16 @@
           <w:sz w:val="24"/>
           <w:szCs w:val="24"/>
         </w:rPr>
-        <w:t xml:space="preserve"> Daftar Diagram UML</w:t>
+        <w:t xml:space="preserve"> Daftar Diagram </w:t>
+      </w:r>
+      <w:r>
+        <w:rPr>
+          <w:b/>
+          <w:color w:val="auto"/>
+          <w:sz w:val="24"/>
+          <w:szCs w:val="24"/>
+        </w:rPr>
+        <w:t>UML</w:t>
       </w:r>
       <w:bookmarkEnd w:id="77"/>
     </w:p>
@@ -29046,7 +32320,13 @@
               <w:jc w:val="center"/>
             </w:pPr>
             <w:r>
-              <w:t>UML-01</w:t>
+              <w:rPr>
+                <w:i/>
+              </w:rPr>
+              <w:t>UML</w:t>
+            </w:r>
+            <w:r>
+              <w:t>-01</w:t>
             </w:r>
           </w:p>
         </w:tc>
@@ -29057,8 +32337,14 @@
           <w:p>
             <w:pPr>
               <w:spacing w:line="360" w:lineRule="auto"/>
-            </w:pPr>
-            <w:r>
+              <w:rPr>
+                <w:i/>
+              </w:rPr>
+            </w:pPr>
+            <w:r>
+              <w:rPr>
+                <w:i/>
+              </w:rPr>
               <w:t>Use Case Diagram</w:t>
             </w:r>
           </w:p>
@@ -29088,7 +32374,13 @@
               <w:jc w:val="center"/>
             </w:pPr>
             <w:r>
-              <w:t>UML-02</w:t>
+              <w:rPr>
+                <w:i/>
+              </w:rPr>
+              <w:t>UML</w:t>
+            </w:r>
+            <w:r>
+              <w:t>-02</w:t>
             </w:r>
           </w:p>
         </w:tc>
@@ -29099,8 +32391,14 @@
           <w:p>
             <w:pPr>
               <w:spacing w:line="360" w:lineRule="auto"/>
-            </w:pPr>
-            <w:r>
+              <w:rPr>
+                <w:i/>
+              </w:rPr>
+            </w:pPr>
+            <w:r>
+              <w:rPr>
+                <w:i/>
+              </w:rPr>
               <w:t>Activity Diagram</w:t>
             </w:r>
           </w:p>
@@ -29136,11 +32434,13 @@
         <w:ind w:left="567" w:hanging="425"/>
         <w:rPr>
           <w:b/>
-        </w:rPr>
-      </w:pPr>
-      <w:r>
-        <w:rPr>
-          <w:b/>
+          <w:i/>
+        </w:rPr>
+      </w:pPr>
+      <w:r>
+        <w:rPr>
+          <w:b/>
+          <w:i/>
         </w:rPr>
         <w:t>Use Case Diagram</w:t>
       </w:r>
@@ -29151,7 +32451,13 @@
         <w:ind w:firstLine="567"/>
       </w:pPr>
       <w:r>
-        <w:t>Use Case Diagram digunakan untuk menggambarkan interaksi antara aktor dengan sistem yang dikembangkan. Diagram ini menunjukkan fungsi-fungsi utama yang dapat dijalankan oleh setiap aktor sesuai dengan hak akses dan tanggung jawabnya dalam proses pengecekan stok dan pengadaan material.</w:t>
+        <w:rPr>
+          <w:i/>
+        </w:rPr>
+        <w:t>Use Case Diagram</w:t>
+      </w:r>
+      <w:r>
+        <w:t xml:space="preserve"> digunakan untuk menggambarkan interaksi antara aktor dengan sistem yang dikembangkan. Diagram ini menunjukkan fungsi-fungsi utama yang dapat dijalankan oleh setiap aktor sesuai dengan hak akses dan tanggung jawabnya dalam proses pengecekan stok dan pengadaan material.</w:t>
       </w:r>
     </w:p>
     <w:p>
@@ -29160,7 +32466,49 @@
         <w:ind w:firstLine="567"/>
       </w:pPr>
       <w:r>
-        <w:t>Use case yang terdapat dalam sistem meliputi Login, Dashboard, Lihat Stok Material, Kelola Data Material, Material Masuk, Material Keluar, Ajukan Permintaan Material, Validasi Permintaan Material, Kelola Pengadaan Material, Approval Pengadaan, Kelola Supplier, dan Lihat Laporan.</w:t>
+        <w:rPr>
+          <w:i/>
+        </w:rPr>
+        <w:t>Use case</w:t>
+      </w:r>
+      <w:r>
+        <w:t xml:space="preserve"> yang terdapat dalam sistem meliputi </w:t>
+      </w:r>
+      <w:r>
+        <w:rPr>
+          <w:i/>
+        </w:rPr>
+        <w:t>Login</w:t>
+      </w:r>
+      <w:r>
+        <w:t xml:space="preserve">, </w:t>
+      </w:r>
+      <w:r>
+        <w:rPr>
+          <w:i/>
+        </w:rPr>
+        <w:t>Dashboard</w:t>
+      </w:r>
+      <w:r>
+        <w:t xml:space="preserve">, Lihat Stok Material, Kelola Data Material, Material Masuk, Material Keluar, Ajukan Permintaan Material, Validasi Permintaan Material, Kelola Pengadaan Material, </w:t>
+      </w:r>
+      <w:r>
+        <w:rPr>
+          <w:i/>
+        </w:rPr>
+        <w:t>Approval</w:t>
+      </w:r>
+      <w:r>
+        <w:t xml:space="preserve"> Pengadaan, Kelola </w:t>
+      </w:r>
+      <w:r>
+        <w:rPr>
+          <w:i/>
+        </w:rPr>
+        <w:t>Supplier</w:t>
+      </w:r>
+      <w:r>
+        <w:t>, dan Lihat Laporan.</w:t>
       </w:r>
     </w:p>
     <w:p>
@@ -29306,7 +32654,26 @@
           <w:sz w:val="24"/>
           <w:szCs w:val="24"/>
         </w:rPr>
-        <w:t xml:space="preserve"> Use Case Diagram Sistem Pengecekan Stok dan Pengadaan Material</w:t>
+        <w:t xml:space="preserve"> </w:t>
+      </w:r>
+      <w:r>
+        <w:rPr>
+          <w:b/>
+          <w:color w:val="auto"/>
+          <w:sz w:val="24"/>
+          <w:szCs w:val="24"/>
+        </w:rPr>
+        <w:t>Use Case Diagram</w:t>
+      </w:r>
+      <w:r>
+        <w:rPr>
+          <w:b/>
+          <w:i w:val="0"/>
+          <w:color w:val="auto"/>
+          <w:sz w:val="24"/>
+          <w:szCs w:val="24"/>
+        </w:rPr>
+        <w:t xml:space="preserve"> Sistem Pengecekan Stok dan Pengadaan Material</w:t>
       </w:r>
       <w:bookmarkEnd w:id="78"/>
     </w:p>
@@ -29322,11 +32689,13 @@
         <w:ind w:left="567" w:hanging="425"/>
         <w:rPr>
           <w:b/>
-        </w:rPr>
-      </w:pPr>
-      <w:r>
-        <w:rPr>
-          <w:b/>
+          <w:i/>
+        </w:rPr>
+      </w:pPr>
+      <w:r>
+        <w:rPr>
+          <w:b/>
+          <w:i/>
         </w:rPr>
         <w:lastRenderedPageBreak/>
         <w:t>Activity Diagram</w:t>
@@ -29338,7 +32707,13 @@
         <w:ind w:firstLine="567"/>
       </w:pPr>
       <w:r>
-        <w:t>Activity Diagram digunakan untuk menggambarkan alur proses sistem yang diusulkan.</w:t>
+        <w:rPr>
+          <w:i/>
+        </w:rPr>
+        <w:t>Activity Diagram</w:t>
+      </w:r>
+      <w:r>
+        <w:t xml:space="preserve"> digunakan untuk menggambarkan alur proses sistem yang diusulkan.</w:t>
       </w:r>
     </w:p>
     <w:p>
@@ -29352,7 +32727,13 @@
         <w:ind w:left="567" w:hanging="283"/>
       </w:pPr>
       <w:r>
-        <w:t>Activity Diagram Pengajuan Material</w:t>
+        <w:rPr>
+          <w:i/>
+        </w:rPr>
+        <w:t>Activity Diagram</w:t>
+      </w:r>
+      <w:r>
+        <w:t xml:space="preserve"> Pengajuan Material</w:t>
       </w:r>
     </w:p>
     <w:p>
@@ -29376,10 +32757,20 @@
       <w:r>
         <w:rPr>
           <w:rFonts w:eastAsia="Times New Roman" w:cs="Times New Roman"/>
+          <w:i/>
           <w:szCs w:val="24"/>
           <w:lang w:eastAsia="en-ID"/>
         </w:rPr>
         <w:t xml:space="preserve">Activity </w:t>
+      </w:r>
+      <w:r>
+        <w:rPr>
+          <w:rFonts w:eastAsia="Times New Roman" w:cs="Times New Roman"/>
+          <w:i/>
+          <w:szCs w:val="24"/>
+          <w:lang w:eastAsia="en-ID"/>
+        </w:rPr>
+        <w:t>Diagram</w:t>
       </w:r>
       <w:r>
         <w:rPr>
@@ -29387,7 +32778,7 @@
           <w:szCs w:val="24"/>
           <w:lang w:eastAsia="en-ID"/>
         </w:rPr>
-        <w:t>Diagram Pe</w:t>
+        <w:t xml:space="preserve"> Pe</w:t>
       </w:r>
       <w:r>
         <w:rPr>
@@ -29691,7 +33082,26 @@
           <w:sz w:val="24"/>
           <w:szCs w:val="24"/>
         </w:rPr>
-        <w:t xml:space="preserve"> Activity Diagram Pengajuan Material</w:t>
+        <w:t xml:space="preserve"> </w:t>
+      </w:r>
+      <w:r>
+        <w:rPr>
+          <w:b/>
+          <w:color w:val="auto"/>
+          <w:sz w:val="24"/>
+          <w:szCs w:val="24"/>
+        </w:rPr>
+        <w:t>Activity Diagram</w:t>
+      </w:r>
+      <w:r>
+        <w:rPr>
+          <w:b/>
+          <w:i w:val="0"/>
+          <w:color w:val="auto"/>
+          <w:sz w:val="24"/>
+          <w:szCs w:val="24"/>
+        </w:rPr>
+        <w:t xml:space="preserve"> Pengajuan Material</w:t>
       </w:r>
       <w:bookmarkEnd w:id="79"/>
     </w:p>
@@ -29706,8 +33116,14 @@
         <w:ind w:left="567" w:hanging="283"/>
       </w:pPr>
       <w:r>
+        <w:rPr>
+          <w:i/>
+        </w:rPr>
         <w:lastRenderedPageBreak/>
-        <w:t>Activity Diagram Pengadaan Material</w:t>
+        <w:t>Activity Diagram</w:t>
+      </w:r>
+      <w:r>
+        <w:t xml:space="preserve"> Pengadaan Material</w:t>
       </w:r>
     </w:p>
     <w:p>
@@ -29716,13 +33132,28 @@
         <w:ind w:firstLine="567"/>
       </w:pPr>
       <w:r>
-        <w:t>Activity Diagram Pengadaan Material menggambarkan proses pengadaan ketika stok material yang dibutuhkan tidak tersedia di gudang.</w:t>
+        <w:rPr>
+          <w:i/>
+        </w:rPr>
+        <w:t>Activity Diagram</w:t>
+      </w:r>
+      <w:r>
+        <w:t xml:space="preserve"> Pengadaan Material menggambarkan proses pengadaan ketika stok material yang dibutuhkan tidak tersedia di gudang.</w:t>
       </w:r>
       <w:r>
         <w:t xml:space="preserve"> </w:t>
       </w:r>
       <w:r>
-        <w:t>Admin menerima informasi kebutuhan pengadaan material dari staf gudang. Kemudian admin membuat data pengadaan dan mengirimkannya kepada pemilik usaha untuk mendapatkan persetujuan. Apabila pengadaan disetujui, proses pembelian material dilakukan kepada supplier. Setelah material diterima, staf gudang melakukan pencatatan material masuk sehingga stok material pada sistem diperbarui secara otomatis. Sebaliknya, apabila pengadaan ditolak, status pengadaan akan diperbarui menjadi ditolak dan proses berakhir.</w:t>
+        <w:t xml:space="preserve">Admin menerima informasi kebutuhan pengadaan material dari staf gudang. Kemudian admin membuat data pengadaan dan mengirimkannya kepada pemilik usaha untuk mendapatkan persetujuan. Apabila pengadaan disetujui, proses pembelian material dilakukan kepada </w:t>
+      </w:r>
+      <w:r>
+        <w:rPr>
+          <w:i/>
+        </w:rPr>
+        <w:t>supplier</w:t>
+      </w:r>
+      <w:r>
+        <w:t>. Setelah material diterima, staf gudang melakukan pencatatan material masuk sehingga stok material pada sistem diperbarui secara otomatis. Sebaliknya, apabila pengadaan ditolak, status pengadaan akan diperbarui menjadi ditolak dan proses berakhir.</w:t>
       </w:r>
     </w:p>
     <w:p>
@@ -29867,7 +33298,26 @@
           <w:sz w:val="24"/>
           <w:szCs w:val="24"/>
         </w:rPr>
-        <w:t xml:space="preserve"> Activity Diagram Pengadaan Material</w:t>
+        <w:t xml:space="preserve"> </w:t>
+      </w:r>
+      <w:r>
+        <w:rPr>
+          <w:b/>
+          <w:color w:val="auto"/>
+          <w:sz w:val="24"/>
+          <w:szCs w:val="24"/>
+        </w:rPr>
+        <w:t>Activity Diagram</w:t>
+      </w:r>
+      <w:r>
+        <w:rPr>
+          <w:b/>
+          <w:i w:val="0"/>
+          <w:color w:val="auto"/>
+          <w:sz w:val="24"/>
+          <w:szCs w:val="24"/>
+        </w:rPr>
+        <w:t xml:space="preserve"> Pengadaan Material</w:t>
       </w:r>
       <w:bookmarkEnd w:id="80"/>
     </w:p>
@@ -29882,8 +33332,14 @@
         <w:ind w:left="567" w:hanging="283"/>
       </w:pPr>
       <w:r>
+        <w:rPr>
+          <w:i/>
+        </w:rPr>
         <w:lastRenderedPageBreak/>
-        <w:t>Activity Diagram Material Keluar</w:t>
+        <w:t>Activity Diagram</w:t>
+      </w:r>
+      <w:r>
+        <w:t xml:space="preserve"> Material Keluar</w:t>
       </w:r>
     </w:p>
     <w:p>
@@ -29892,7 +33348,13 @@
         <w:ind w:firstLine="567"/>
       </w:pPr>
       <w:r>
-        <w:t>Activity Diagram Material Keluar digunakan untuk menggambarkan proses distribusi material dari gudang menuju proyek yang membutuhkan material tersebut.</w:t>
+        <w:rPr>
+          <w:i/>
+        </w:rPr>
+        <w:t xml:space="preserve">Activity Diagram </w:t>
+      </w:r>
+      <w:r>
+        <w:t>Material Keluar digunakan untuk menggambarkan proses distribusi material dari gudang menuju proyek yang membutuhkan material tersebut.</w:t>
       </w:r>
       <w:r>
         <w:t xml:space="preserve"> </w:t>
@@ -30043,7 +33505,26 @@
           <w:sz w:val="24"/>
           <w:szCs w:val="24"/>
         </w:rPr>
-        <w:t xml:space="preserve"> Activity Diagram Material Keluar</w:t>
+        <w:t xml:space="preserve"> </w:t>
+      </w:r>
+      <w:r>
+        <w:rPr>
+          <w:b/>
+          <w:color w:val="auto"/>
+          <w:sz w:val="24"/>
+          <w:szCs w:val="24"/>
+        </w:rPr>
+        <w:t>Activity Diagram</w:t>
+      </w:r>
+      <w:r>
+        <w:rPr>
+          <w:b/>
+          <w:i w:val="0"/>
+          <w:color w:val="auto"/>
+          <w:sz w:val="24"/>
+          <w:szCs w:val="24"/>
+        </w:rPr>
+        <w:t xml:space="preserve"> Material Keluar</w:t>
       </w:r>
       <w:bookmarkEnd w:id="81"/>
     </w:p>
@@ -30064,9 +33545,15 @@
         </w:numPr>
         <w:spacing w:line="360" w:lineRule="auto"/>
         <w:ind w:left="567" w:hanging="567"/>
+        <w:rPr>
+          <w:i/>
+        </w:rPr>
       </w:pPr>
       <w:bookmarkStart w:id="82" w:name="_Toc236608661"/>
       <w:r>
+        <w:rPr>
+          <w:i/>
+        </w:rPr>
         <w:lastRenderedPageBreak/>
         <w:t>Implementation</w:t>
       </w:r>
@@ -30078,7 +33565,52 @@
         <w:ind w:firstLine="567"/>
       </w:pPr>
       <w:r>
-        <w:t>Tahap Implementation pada metode Personal Extreme Programming (PXP) merupakan proses penerapan hasil perancangan sistem ke dalam bentuk prototype yang dapat digunakan untuk menggambarkan alur kerja sistem secara interaktif. Pada penelitian ini, implementasi tidak dilakukan dalam bentuk pengembangan aplikasi siap pakai, melainkan berupa high-fidelity prototype menggunakan Figma yang merepresentasikan seluruh kebutuhan fungsional hasil analisis pada tahap sebelumnya. Prototype tersebut dirancang agar menyerupai tampilan dan alur penggunaan sistem sesungguhnya sehingga dapat digunakan sebagai media evaluasi bersama pengguna.</w:t>
+        <w:t xml:space="preserve">Tahap </w:t>
+      </w:r>
+      <w:r>
+        <w:rPr>
+          <w:i/>
+        </w:rPr>
+        <w:t>Implementation</w:t>
+      </w:r>
+      <w:r>
+        <w:t xml:space="preserve"> pada metode </w:t>
+      </w:r>
+      <w:r>
+        <w:rPr>
+          <w:i/>
+        </w:rPr>
+        <w:t>Personal Extreme Programming (PXP)</w:t>
+      </w:r>
+      <w:r>
+        <w:t xml:space="preserve"> merupakan proses penerapan hasil perancangan sistem ke dalam bentuk </w:t>
+      </w:r>
+      <w:r>
+        <w:rPr>
+          <w:i/>
+        </w:rPr>
+        <w:t>prototype</w:t>
+      </w:r>
+      <w:r>
+        <w:t xml:space="preserve"> yang dapat digunakan untuk menggambarkan alur kerja sistem secara interaktif. Pada penelitian ini, implementasi tidak dilakukan dalam bentuk pengembangan aplikasi siap pakai, melainkan berupa </w:t>
+      </w:r>
+      <w:r>
+        <w:rPr>
+          <w:i/>
+        </w:rPr>
+        <w:t>high-fidelity prototype</w:t>
+      </w:r>
+      <w:r>
+        <w:t xml:space="preserve"> menggunakan Figma yang merepresentasikan seluruh kebutuhan fungsional hasil analisis pada tahap sebelumnya. </w:t>
+      </w:r>
+      <w:r>
+        <w:rPr>
+          <w:i/>
+        </w:rPr>
+        <w:t>Prototype</w:t>
+      </w:r>
+      <w:r>
+        <w:t xml:space="preserve"> tersebut dirancang agar menyerupai tampilan dan alur penggunaan sistem sesungguhnya sehingga dapat digunakan sebagai media evaluasi bersama pengguna.</w:t>
       </w:r>
     </w:p>
     <w:p>
@@ -30087,21 +33619,97 @@
         <w:ind w:firstLine="567"/>
       </w:pPr>
       <w:r>
-        <w:t>Implementasi prototype dilakukan berdasarkan diagram UML yang telah disusun pada tahap Design, yaitu Use Case Diagram dan Activity Diagram. Seluruh fungsi yang terdapat pada prototype disesuaikan dengan kebutuhan operasional King Aluminium Malang yang diperoleh dari hasil observasi dan wawancara. Dengan demikian, setiap halaman dan proses yang terdapat pada prototype memiliki keterkaitan langsung dengan kebutuhan pengguna yang telah diidentifikasi sebelumnya.</w:t>
-      </w:r>
-    </w:p>
-    <w:p>
-      <w:pPr>
-        <w:spacing w:line="360" w:lineRule="auto"/>
-        <w:rPr>
-          <w:b/>
-        </w:rPr>
-      </w:pPr>
-      <w:r>
-        <w:rPr>
-          <w:b/>
-        </w:rPr>
-        <w:t>Fitur-fitur yang diimplementasikan pada prototype meliputi:</w:t>
+        <w:t xml:space="preserve">Implementasi </w:t>
+      </w:r>
+      <w:r>
+        <w:rPr>
+          <w:i/>
+        </w:rPr>
+        <w:t>prototype</w:t>
+      </w:r>
+      <w:r>
+        <w:t xml:space="preserve"> dilakukan berdasarkan diagram </w:t>
+      </w:r>
+      <w:r>
+        <w:rPr>
+          <w:i/>
+        </w:rPr>
+        <w:t>UML</w:t>
+      </w:r>
+      <w:r>
+        <w:t xml:space="preserve"> yang telah disusun pada tahap </w:t>
+      </w:r>
+      <w:r>
+        <w:rPr>
+          <w:i/>
+        </w:rPr>
+        <w:t>Design</w:t>
+      </w:r>
+      <w:r>
+        <w:t xml:space="preserve">, yaitu </w:t>
+      </w:r>
+      <w:r>
+        <w:rPr>
+          <w:i/>
+        </w:rPr>
+        <w:t>Use Case Diagram</w:t>
+      </w:r>
+      <w:r>
+        <w:t xml:space="preserve"> dan </w:t>
+      </w:r>
+      <w:r>
+        <w:rPr>
+          <w:i/>
+        </w:rPr>
+        <w:t>Activity Diagram</w:t>
+      </w:r>
+      <w:r>
+        <w:t xml:space="preserve">. Seluruh fungsi yang terdapat pada </w:t>
+      </w:r>
+      <w:r>
+        <w:rPr>
+          <w:i/>
+        </w:rPr>
+        <w:t>prototype</w:t>
+      </w:r>
+      <w:r>
+        <w:t xml:space="preserve"> disesuaikan dengan kebutuhan operasional King Aluminium Malang yang diperoleh dari hasil observasi dan wawancara. Dengan demikian, setiap halaman dan proses yang terdapat pada </w:t>
+      </w:r>
+      <w:r>
+        <w:rPr>
+          <w:i/>
+        </w:rPr>
+        <w:t xml:space="preserve">prototype </w:t>
+      </w:r>
+      <w:r>
+        <w:t>memiliki keterkaitan langsung dengan kebutuhan pengguna yang telah diidentifikasi sebelumnya.</w:t>
+      </w:r>
+    </w:p>
+    <w:p>
+      <w:pPr>
+        <w:spacing w:line="360" w:lineRule="auto"/>
+        <w:rPr>
+          <w:b/>
+        </w:rPr>
+      </w:pPr>
+      <w:r>
+        <w:rPr>
+          <w:b/>
+        </w:rPr>
+        <w:t xml:space="preserve">Fitur-fitur yang diimplementasikan pada </w:t>
+      </w:r>
+      <w:r>
+        <w:rPr>
+          <w:b/>
+          <w:i/>
+        </w:rPr>
+        <w:t>prototype</w:t>
+      </w:r>
+      <w:r>
+        <w:rPr>
+          <w:b/>
+        </w:rPr>
+        <w:t xml:space="preserve"> meliputi:</w:t>
       </w:r>
     </w:p>
     <w:p>
@@ -30115,7 +33723,16 @@
         <w:ind w:left="567" w:hanging="425"/>
       </w:pPr>
       <w:r>
-        <w:t>Halaman Login sebagai proses autentikasi pengguna sebelum mengakses sistem.</w:t>
+        <w:t xml:space="preserve">Halaman </w:t>
+      </w:r>
+      <w:r>
+        <w:rPr>
+          <w:i/>
+        </w:rPr>
+        <w:t>Login</w:t>
+      </w:r>
+      <w:r>
+        <w:t xml:space="preserve"> sebagai proses autentikasi pengguna sebelum mengakses sistem.</w:t>
       </w:r>
     </w:p>
     <w:p>
@@ -30129,7 +33746,13 @@
         <w:ind w:left="567" w:hanging="425"/>
       </w:pPr>
       <w:r>
-        <w:t>Dashboard yang menampilkan ringkasan informasi stok material dan aktivitas pengadaan.</w:t>
+        <w:rPr>
+          <w:i/>
+        </w:rPr>
+        <w:t>Dashboard</w:t>
+      </w:r>
+      <w:r>
+        <w:t xml:space="preserve"> yang menampilkan ringkasan informasi stok material dan aktivitas pengadaan.</w:t>
       </w:r>
     </w:p>
     <w:p>
@@ -30237,7 +33860,61 @@
         <w:ind w:firstLine="567"/>
       </w:pPr>
       <w:r>
-        <w:t>Berdasarkan fitur-fitur yang telah diimplementasikan, prototype sistem dikembangkan menggunakan Figma dalam bentuk high-fidelity prototype yang dirancang menyerupai sistem sebenarnya. Setiap halaman pada prototype saling terhubung melalui fitur interactive prototype, sehingga pengguna dapat melakukan simulasi alur penggunaan sistem sesuai dengan proses bisnis pengecekan stok dan pengadaan material di King Aluminium Malang. Implementasi setiap halaman prototype disajikan pada Gambar 4.5 sampai dengan Gambar 4.13.</w:t>
+        <w:t xml:space="preserve">Berdasarkan fitur-fitur yang telah diimplementasikan, </w:t>
+      </w:r>
+      <w:r>
+        <w:rPr>
+          <w:i/>
+        </w:rPr>
+        <w:t>prototype</w:t>
+      </w:r>
+      <w:r>
+        <w:t xml:space="preserve"> sistem dikembangkan menggunakan </w:t>
+      </w:r>
+      <w:r>
+        <w:rPr>
+          <w:i/>
+        </w:rPr>
+        <w:t>Figma</w:t>
+      </w:r>
+      <w:r>
+        <w:t xml:space="preserve"> dalam bentuk </w:t>
+      </w:r>
+      <w:r>
+        <w:rPr>
+          <w:i/>
+        </w:rPr>
+        <w:t>high-fidelity prototype</w:t>
+      </w:r>
+      <w:r>
+        <w:t xml:space="preserve"> yang dirancang menyerupai sistem sebenarnya. Setiap halaman pada </w:t>
+      </w:r>
+      <w:r>
+        <w:rPr>
+          <w:i/>
+        </w:rPr>
+        <w:t>prototype</w:t>
+      </w:r>
+      <w:r>
+        <w:t xml:space="preserve"> saling terhubung melalui fitur </w:t>
+      </w:r>
+      <w:r>
+        <w:rPr>
+          <w:i/>
+        </w:rPr>
+        <w:t>interactive prototype</w:t>
+      </w:r>
+      <w:r>
+        <w:t xml:space="preserve">, sehingga pengguna dapat melakukan simulasi alur penggunaan sistem sesuai dengan proses bisnis pengecekan stok dan pengadaan material di King Aluminium Malang. Implementasi setiap halaman </w:t>
+      </w:r>
+      <w:r>
+        <w:rPr>
+          <w:i/>
+        </w:rPr>
+        <w:t>prototype</w:t>
+      </w:r>
+      <w:r>
+        <w:t xml:space="preserve"> disajikan pada Gambar 4.5 sampai dengan Gambar 4.13.</w:t>
       </w:r>
     </w:p>
     <w:p>
@@ -30306,7 +33983,6 @@
         <w:jc w:val="center"/>
         <w:rPr>
           <w:b/>
-          <w:i w:val="0"/>
           <w:color w:val="auto"/>
           <w:sz w:val="24"/>
           <w:szCs w:val="24"/>
@@ -30382,7 +34058,16 @@
           <w:sz w:val="24"/>
           <w:szCs w:val="24"/>
         </w:rPr>
-        <w:t xml:space="preserve"> Halaman Login</w:t>
+        <w:t xml:space="preserve"> Halaman </w:t>
+      </w:r>
+      <w:r>
+        <w:rPr>
+          <w:b/>
+          <w:color w:val="auto"/>
+          <w:sz w:val="24"/>
+          <w:szCs w:val="24"/>
+        </w:rPr>
+        <w:t>Login</w:t>
       </w:r>
       <w:bookmarkEnd w:id="83"/>
     </w:p>
@@ -30398,7 +34083,16 @@
       </w:pPr>
       <w:r>
         <w:lastRenderedPageBreak/>
-        <w:t>Halaman Login pada Gambar 4.5 berfungsi sebagai halaman autentikasi yang digunakan untuk memverifikasi identitas pengguna sebelum mengakses sistem pengecekan stok dan pengadaan material. Halaman ini merupakan gerbang awal bagi seluruh pengguna agar hanya pihak yang memiliki hak akses yang dapat menggunakan fitur-fitur yang tersedia pada sistem.</w:t>
+        <w:t xml:space="preserve">Halaman </w:t>
+      </w:r>
+      <w:r>
+        <w:rPr>
+          <w:i/>
+        </w:rPr>
+        <w:t>Login</w:t>
+      </w:r>
+      <w:r>
+        <w:t xml:space="preserve"> pada Gambar 4.5 berfungsi sebagai halaman autentikasi yang digunakan untuk memverifikasi identitas pengguna sebelum mengakses sistem pengecekan stok dan pengadaan material. Halaman ini merupakan gerbang awal bagi seluruh pengguna agar hanya pihak yang memiliki hak akses yang dapat menggunakan fitur-fitur yang tersedia pada sistem.</w:t>
       </w:r>
     </w:p>
     <w:p>
@@ -30407,16 +34101,43 @@
         <w:ind w:firstLine="567"/>
       </w:pPr>
       <w:r>
-        <w:t>Pada halaman login terdapat dua kolom input, yaitu Username dan Password, yang harus diisi oleh pengguna sesuai dengan akun yang telah terdaftar. Setelah data autentikasi dimasukkan, pengguna dapat menekan tombol Login untuk melakukan proses verifikasi identitas.</w:t>
-      </w:r>
-    </w:p>
-    <w:p>
-      <w:pPr>
-        <w:spacing w:line="360" w:lineRule="auto"/>
-        <w:ind w:firstLine="567"/>
-      </w:pPr>
-      <w:r>
-        <w:t>Apabila data yang dimasukkan valid, sistem akan mengarahkan pengguna ke halaman Dashboard sesuai dengan hak akses yang dimiliki. Sebaliknya, apabila username atau password yang dimasukkan tidak sesuai, sistem akan menampilkan informasi bahwa proses autentikasi gagal sehingga pengguna perlu memasukkan kembali data yang benar. Dengan adanya mekanisme autentikasi tersebut, keamanan akses terhadap data stok material dan proses pengadaan dapat lebih terjaga.</w:t>
+        <w:t xml:space="preserve">Pada halaman </w:t>
+      </w:r>
+      <w:r>
+        <w:rPr>
+          <w:i/>
+        </w:rPr>
+        <w:t>login</w:t>
+      </w:r>
+      <w:r>
+        <w:t xml:space="preserve"> terdapat dua kolom input, yaitu </w:t>
+      </w:r>
+      <w:r>
+        <w:rPr>
+          <w:i/>
+        </w:rPr>
+        <w:t xml:space="preserve">Username </w:t>
+      </w:r>
+      <w:r>
+        <w:t xml:space="preserve">dan </w:t>
+      </w:r>
+      <w:r>
+        <w:rPr>
+          <w:i/>
+        </w:rPr>
+        <w:t>Password</w:t>
+      </w:r>
+      <w:r>
+        <w:t xml:space="preserve">, yang harus diisi oleh pengguna sesuai dengan akun yang telah terdaftar. Setelah data autentikasi dimasukkan, pengguna dapat menekan tombol </w:t>
+      </w:r>
+      <w:r>
+        <w:rPr>
+          <w:i/>
+        </w:rPr>
+        <w:t>Login</w:t>
+      </w:r>
+      <w:r>
+        <w:t xml:space="preserve"> untuk melakukan proses verifikasi identitas.</w:t>
       </w:r>
     </w:p>
     <w:p>
@@ -30561,7 +34282,16 @@
           <w:sz w:val="24"/>
           <w:szCs w:val="24"/>
         </w:rPr>
-        <w:t xml:space="preserve"> Halaman Dashboard</w:t>
+        <w:t xml:space="preserve"> Halaman </w:t>
+      </w:r>
+      <w:r>
+        <w:rPr>
+          <w:b/>
+          <w:color w:val="auto"/>
+          <w:sz w:val="24"/>
+          <w:szCs w:val="24"/>
+        </w:rPr>
+        <w:t>Dashboard</w:t>
       </w:r>
       <w:bookmarkEnd w:id="84"/>
     </w:p>
@@ -30571,8 +34301,38 @@
         <w:ind w:firstLine="567"/>
       </w:pPr>
       <w:r>
+        <w:t xml:space="preserve">Halaman </w:t>
+      </w:r>
+      <w:r>
+        <w:rPr>
+          <w:i/>
+        </w:rPr>
+        <w:t xml:space="preserve">Dashboard </w:t>
+      </w:r>
+      <w:r>
+        <w:t>pada Gambar 4.6 berfungsi sebagai halaman utama yang ditampilkan setelah pengguna berhasil melakukan proses autentikasi ke dalam sistem. Halaman ini menyajikan ringkasan informasi mengenai kondisi stok material dan aktivitas pengadaan sehingga pengguna dapat memperoleh gambaran umum mengenai operasional gudang secara cepat tanpa harus membuka setiap menu secara terpisah.</w:t>
+      </w:r>
+    </w:p>
+    <w:p>
+      <w:pPr>
+        <w:spacing w:line="360" w:lineRule="auto"/>
+        <w:ind w:firstLine="567"/>
+      </w:pPr>
+      <w:r>
+        <w:t>Pada bagian atas halaman terdapat empat kartu informasi (</w:t>
+      </w:r>
+      <w:r>
+        <w:rPr>
+          <w:i/>
+        </w:rPr>
+        <w:t>summary cards</w:t>
+      </w:r>
+      <w:r>
+        <w:t xml:space="preserve">) yang menampilkan jumlah total material yang terdaftar pada sistem, jumlah </w:t>
+      </w:r>
+      <w:r>
         <w:lastRenderedPageBreak/>
-        <w:t>Halaman Dashboard pada Gambar 4.6 berfungsi sebagai halaman utama yang ditampilkan setelah pengguna berhasil melakukan proses autentikasi ke dalam sistem. Halaman ini menyajikan ringkasan informasi mengenai kondisi stok material dan aktivitas pengadaan sehingga pengguna dapat memperoleh gambaran umum mengenai operasional gudang secara cepat tanpa harus membuka setiap menu secara terpisah.</w:t>
+        <w:t>material dengan status stok aman, jumlah material dengan status stok menipis, serta total pengadaan material yang dilakukan pada bulan berjalan. Informasi tersebut disajikan secara ringkas agar pengguna dapat segera mengetahui kondisi persediaan material yang memerlukan perhatian.</w:t>
       </w:r>
     </w:p>
     <w:p>
@@ -30581,7 +34341,16 @@
         <w:ind w:firstLine="567"/>
       </w:pPr>
       <w:r>
-        <w:t>Pada bagian atas halaman terdapat empat kartu informasi (summary cards) yang menampilkan jumlah total material yang terdaftar pada sistem, jumlah material dengan status stok aman, jumlah material dengan status stok menipis, serta total pengadaan material yang dilakukan pada bulan berjalan. Informasi tersebut disajikan secara ringkas agar pengguna dapat segera mengetahui kondisi persediaan material yang memerlukan perhatian.</w:t>
+        <w:t xml:space="preserve">Selain itu, </w:t>
+      </w:r>
+      <w:r>
+        <w:rPr>
+          <w:i/>
+        </w:rPr>
+        <w:t>dashboard</w:t>
+      </w:r>
+      <w:r>
+        <w:t xml:space="preserve"> juga menampilkan tabel Material Dengan Stok Saat Ini yang berisi informasi nama material, jumlah stok yang tersedia, batas minimum stok, serta status ketersediaan material. Status material ditampilkan menggunakan indikator warna, yaitu hijau untuk stok aman, kuning untuk stok menipis, dan merah untuk stok habis, sehingga memudahkan pengguna dalam mengidentifikasi material yang memerlukan tindakan lebih lanjut.</w:t>
       </w:r>
     </w:p>
     <w:p>
@@ -30590,16 +34359,16 @@
         <w:ind w:firstLine="567"/>
       </w:pPr>
       <w:r>
-        <w:t>Selain itu, dashboard juga menampilkan tabel Material Dengan Stok Saat Ini yang berisi informasi nama material, jumlah stok yang tersedia, batas minimum stok, serta status ketersediaan material. Status material ditampilkan menggunakan indikator warna, yaitu hijau untuk stok aman, kuning untuk stok menipis, dan merah untuk stok habis, sehingga memudahkan pengguna dalam mengidentifikasi material yang memerlukan tindakan lebih lanjut.</w:t>
-      </w:r>
-    </w:p>
-    <w:p>
-      <w:pPr>
-        <w:spacing w:line="360" w:lineRule="auto"/>
-        <w:ind w:firstLine="567"/>
-      </w:pPr>
-      <w:r>
-        <w:t>Pada sisi kanan halaman ditampilkan Ringkasan Pengadaan Bulan Ini yang memuat informasi mengenai material yang telah dilakukan pengadaan beserta jumlah dan tanggal pengadaan. Ringkasan ini berfungsi sebagai informasi cepat mengenai aktivitas pengadaan yang telah dilakukan selama periode berjalan. Melalui tampilan dashboard tersebut, pengguna dapat melakukan pemantauan kondisi persediaan dan aktivitas pengadaan secara lebih efektif sehingga mendukung proses pengambilan keputusan dalam pengelolaan material.</w:t>
+        <w:t xml:space="preserve">Pada sisi kanan halaman ditampilkan Ringkasan Pengadaan Bulan Ini yang memuat informasi mengenai material yang telah dilakukan pengadaan beserta jumlah dan tanggal pengadaan. Ringkasan ini berfungsi sebagai informasi cepat mengenai aktivitas pengadaan yang telah dilakukan selama periode berjalan. Melalui tampilan </w:t>
+      </w:r>
+      <w:r>
+        <w:rPr>
+          <w:i/>
+        </w:rPr>
+        <w:t>dashboard</w:t>
+      </w:r>
+      <w:r>
+        <w:t xml:space="preserve"> tersebut, pengguna dapat melakukan pemantauan kondisi persediaan dan aktivitas pengadaan secara lebih efektif sehingga mendukung proses pengambilan keputusan dalam pengelolaan material.</w:t>
       </w:r>
     </w:p>
     <w:p>
@@ -30612,12 +34381,11 @@
         <w:rPr>
           <w:noProof/>
         </w:rPr>
-        <w:lastRenderedPageBreak/>
         <w:drawing>
-          <wp:inline distT="0" distB="0" distL="0" distR="0" wp14:anchorId="315882BD" wp14:editId="2BC804EE">
-            <wp:extent cx="5038725" cy="3171825"/>
-            <wp:effectExtent l="0" t="0" r="9525" b="9525"/>
-            <wp:docPr id="22" name="Picture 22" descr="C:\Users\user\Downloads\Data Material Page.png"/>
+          <wp:inline distT="0" distB="0" distL="0" distR="0" wp14:anchorId="36B35A06" wp14:editId="4864E036">
+            <wp:extent cx="5037455" cy="3175000"/>
+            <wp:effectExtent l="0" t="0" r="0" b="6350"/>
+            <wp:docPr id="10" name="Picture 10"/>
             <wp:cNvGraphicFramePr>
               <a:graphicFrameLocks xmlns:a="http://schemas.openxmlformats.org/drawingml/2006/main" noChangeAspect="1"/>
             </wp:cNvGraphicFramePr>
@@ -30625,193 +34393,7 @@
               <a:graphicData uri="http://schemas.openxmlformats.org/drawingml/2006/picture">
                 <pic:pic xmlns:pic="http://schemas.openxmlformats.org/drawingml/2006/picture">
                   <pic:nvPicPr>
-                    <pic:cNvPr id="0" name="Picture 5" descr="C:\Users\user\Downloads\Data Material Page.png"/>
-                    <pic:cNvPicPr>
-                      <a:picLocks noChangeAspect="1" noChangeArrowheads="1"/>
-                    </pic:cNvPicPr>
-                  </pic:nvPicPr>
-                  <pic:blipFill>
-                    <a:blip r:embed="rId25" cstate="print">
-                      <a:extLst>
-                        <a:ext uri="{28A0092B-C50C-407E-A947-70E740481C1C}">
-                          <a14:useLocalDpi xmlns:a14="http://schemas.microsoft.com/office/drawing/2010/main" val="0"/>
-                        </a:ext>
-                      </a:extLst>
-                    </a:blip>
-                    <a:srcRect/>
-                    <a:stretch>
-                      <a:fillRect/>
-                    </a:stretch>
-                  </pic:blipFill>
-                  <pic:spPr bwMode="auto">
-                    <a:xfrm>
-                      <a:off x="0" y="0"/>
-                      <a:ext cx="5038725" cy="3171825"/>
-                    </a:xfrm>
-                    <a:prstGeom prst="rect">
-                      <a:avLst/>
-                    </a:prstGeom>
-                    <a:noFill/>
-                    <a:ln>
-                      <a:noFill/>
-                    </a:ln>
-                  </pic:spPr>
-                </pic:pic>
-              </a:graphicData>
-            </a:graphic>
-          </wp:inline>
-        </w:drawing>
-      </w:r>
-    </w:p>
-    <w:p>
-      <w:pPr>
-        <w:pStyle w:val="Caption"/>
-        <w:jc w:val="center"/>
-        <w:rPr>
-          <w:b/>
-          <w:i w:val="0"/>
-          <w:color w:val="auto"/>
-          <w:sz w:val="24"/>
-          <w:szCs w:val="24"/>
-        </w:rPr>
-      </w:pPr>
-      <w:bookmarkStart w:id="85" w:name="_Toc236356529"/>
-      <w:r>
-        <w:rPr>
-          <w:b/>
-          <w:i w:val="0"/>
-          <w:color w:val="auto"/>
-          <w:sz w:val="24"/>
-          <w:szCs w:val="24"/>
-        </w:rPr>
-        <w:t xml:space="preserve">Gambar 4. </w:t>
-      </w:r>
-      <w:r>
-        <w:rPr>
-          <w:b/>
-          <w:i w:val="0"/>
-          <w:color w:val="auto"/>
-          <w:sz w:val="24"/>
-          <w:szCs w:val="24"/>
-        </w:rPr>
-        <w:fldChar w:fldCharType="begin"/>
-      </w:r>
-      <w:r>
-        <w:rPr>
-          <w:b/>
-          <w:i w:val="0"/>
-          <w:color w:val="auto"/>
-          <w:sz w:val="24"/>
-          <w:szCs w:val="24"/>
-        </w:rPr>
-        <w:instrText xml:space="preserve"> SEQ Gambar_4. \* ARABIC </w:instrText>
-      </w:r>
-      <w:r>
-        <w:rPr>
-          <w:b/>
-          <w:i w:val="0"/>
-          <w:color w:val="auto"/>
-          <w:sz w:val="24"/>
-          <w:szCs w:val="24"/>
-        </w:rPr>
-        <w:fldChar w:fldCharType="separate"/>
-      </w:r>
-      <w:r>
-        <w:rPr>
-          <w:b/>
-          <w:i w:val="0"/>
-          <w:noProof/>
-          <w:color w:val="auto"/>
-          <w:sz w:val="24"/>
-          <w:szCs w:val="24"/>
-        </w:rPr>
-        <w:t>7</w:t>
-      </w:r>
-      <w:r>
-        <w:rPr>
-          <w:b/>
-          <w:i w:val="0"/>
-          <w:color w:val="auto"/>
-          <w:sz w:val="24"/>
-          <w:szCs w:val="24"/>
-        </w:rPr>
-        <w:fldChar w:fldCharType="end"/>
-      </w:r>
-      <w:r>
-        <w:rPr>
-          <w:b/>
-          <w:i w:val="0"/>
-          <w:color w:val="auto"/>
-          <w:sz w:val="24"/>
-          <w:szCs w:val="24"/>
-        </w:rPr>
-        <w:t xml:space="preserve"> Halaman Data Material</w:t>
-      </w:r>
-      <w:bookmarkEnd w:id="85"/>
-    </w:p>
-    <w:p>
-      <w:pPr>
-        <w:spacing w:line="360" w:lineRule="auto"/>
-        <w:ind w:firstLine="567"/>
-      </w:pPr>
-      <w:r>
-        <w:t>Halaman Data Material pada Gambar 4.7 berfungsi sebagai halaman yang digunakan untuk mengelola data material yang tersedia di gudang. Halaman ini menampilkan daftar material dalam bentuk tabel yang memuat informasi berupa ID material, nama material, jenis material, jumlah stok, dan satuan sehingga pengguna dapat melakukan pemantauan serta pengelolaan data material secara terstruktur.</w:t>
-      </w:r>
-    </w:p>
-    <w:p>
-      <w:pPr>
-        <w:spacing w:line="360" w:lineRule="auto"/>
-        <w:ind w:firstLine="567"/>
-      </w:pPr>
-      <w:r>
-        <w:t>Pada bagian kanan atas halaman tersedia tombol Tambah Material yang digunakan untuk menambahkan data material baru ke dalam sistem. Selain itu, terdapat fitur pencarian (search) yang memudahkan pengguna dalam mencari data material berdasarkan kata kunci tertentu sehingga proses pencarian dapat dilakukan dengan lebih cepat.</w:t>
-      </w:r>
-    </w:p>
-    <w:p>
-      <w:pPr>
-        <w:spacing w:line="360" w:lineRule="auto"/>
-        <w:ind w:firstLine="567"/>
-      </w:pPr>
-      <w:r>
-        <w:t>Setiap data material dilengkapi dengan tombol Edit dan Hapus pada kolom aksi. Tombol Edit digunakan untuk memperbarui informasi material apabila terjadi perubahan data, sedangkan tombol Hapus digunakan untuk menghapus data material yang sudah tidak digunakan atau tidak lagi tersedia di gudang.</w:t>
-      </w:r>
-    </w:p>
-    <w:p>
-      <w:pPr>
-        <w:spacing w:line="360" w:lineRule="auto"/>
-        <w:ind w:firstLine="567"/>
-      </w:pPr>
-      <w:r>
-        <w:t xml:space="preserve">Pada bagian bawah tabel tersedia fitur pagination yang berfungsi untuk membagi tampilan data ke dalam beberapa halaman apabila jumlah data material semakin banyak. Dengan adanya fitur tersebut, pengguna dapat mengakses dan </w:t>
-      </w:r>
-      <w:r>
-        <w:lastRenderedPageBreak/>
-        <w:t>mengelola data material secara lebih efektif sesuai dengan kebutuhan operasional King Aluminium Malang.</w:t>
-      </w:r>
-    </w:p>
-    <w:p>
-      <w:pPr>
-        <w:keepNext/>
-        <w:spacing w:line="360" w:lineRule="auto"/>
-        <w:jc w:val="center"/>
-      </w:pPr>
-      <w:r>
-        <w:rPr>
-          <w:noProof/>
-        </w:rPr>
-        <w:drawing>
-          <wp:inline distT="0" distB="0" distL="0" distR="0" wp14:anchorId="49641EB3" wp14:editId="5D470BC7">
-            <wp:extent cx="5038725" cy="3171825"/>
-            <wp:effectExtent l="0" t="0" r="9525" b="9525"/>
-            <wp:docPr id="23" name="Picture 23" descr="C:\Users\user\Downloads\Tambah Material Page.png"/>
-            <wp:cNvGraphicFramePr>
-              <a:graphicFrameLocks xmlns:a="http://schemas.openxmlformats.org/drawingml/2006/main" noChangeAspect="1"/>
-            </wp:cNvGraphicFramePr>
-            <a:graphic xmlns:a="http://schemas.openxmlformats.org/drawingml/2006/main">
-              <a:graphicData uri="http://schemas.openxmlformats.org/drawingml/2006/picture">
-                <pic:pic xmlns:pic="http://schemas.openxmlformats.org/drawingml/2006/picture">
-                  <pic:nvPicPr>
-                    <pic:cNvPr id="0" name="Picture 6" descr="C:\Users\user\Downloads\Tambah Material Page.png"/>
+                    <pic:cNvPr id="0" name="Picture 1"/>
                     <pic:cNvPicPr>
                       <a:picLocks noChangeAspect="1" noChangeArrowheads="1"/>
                     </pic:cNvPicPr>
@@ -30832,7 +34414,7 @@
                   <pic:spPr bwMode="auto">
                     <a:xfrm>
                       <a:off x="0" y="0"/>
-                      <a:ext cx="5038725" cy="3171825"/>
+                      <a:ext cx="5037455" cy="3175000"/>
                     </a:xfrm>
                     <a:prstGeom prst="rect">
                       <a:avLst/>
@@ -30861,7 +34443,7 @@
           <w:szCs w:val="24"/>
         </w:rPr>
       </w:pPr>
-      <w:bookmarkStart w:id="86" w:name="_Toc236356530"/>
+      <w:bookmarkStart w:id="85" w:name="_Toc236356529"/>
       <w:r>
         <w:rPr>
           <w:b/>
@@ -30911,7 +34493,7 @@
           <w:sz w:val="24"/>
           <w:szCs w:val="24"/>
         </w:rPr>
-        <w:t>8</w:t>
+        <w:t>7</w:t>
       </w:r>
       <w:r>
         <w:rPr>
@@ -30931,9 +34513,9 @@
           <w:sz w:val="24"/>
           <w:szCs w:val="24"/>
         </w:rPr>
-        <w:t xml:space="preserve"> Halaman Tambah Material</w:t>
-      </w:r>
-      <w:bookmarkEnd w:id="86"/>
+        <w:t xml:space="preserve"> Halaman Data Material</w:t>
+      </w:r>
+      <w:bookmarkEnd w:id="85"/>
     </w:p>
     <w:p>
       <w:pPr>
@@ -30941,7 +34523,8 @@
         <w:ind w:firstLine="567"/>
       </w:pPr>
       <w:r>
-        <w:t>Halaman Tambah Material pada Gambar 4.8 berfungsi sebagai halaman yang digunakan untuk menambahkan data material baru ke dalam sistem. Halaman ini memungkinkan pengguna mencatat informasi material yang akan disimpan sebagai data persediaan sehingga proses pengelolaan stok dapat dilakukan secara lebih terstruktur dan terdokumentasi.</w:t>
+        <w:lastRenderedPageBreak/>
+        <w:t>Halaman Data Material pada Gambar 4.7 berfungsi sebagai halaman yang digunakan untuk mengelola data material yang tersedia di gudang. Halaman ini menampilkan daftar material dalam bentuk tabel yang memuat informasi berupa ID material, nama material, jenis material, jumlah stok, dan satuan sehingga pengguna dapat melakukan pemantauan serta pengelolaan data material secara terstruktur.</w:t>
       </w:r>
     </w:p>
     <w:p>
@@ -30950,7 +34533,7 @@
         <w:ind w:firstLine="567"/>
       </w:pPr>
       <w:r>
-        <w:t>Pada halaman ini tersedia beberapa komponen input yang harus diisi oleh pengguna, yaitu Nama Material, Jenis Material, Jumlah Material, Satuan, dan Batas Minimum Stok. Setiap informasi tersebut digunakan sebagai data dasar dalam proses pencatatan material. Kolom Batas Minimum Stok berfungsi sebagai acuan sistem dalam menentukan kondisi ketersediaan material sehingga dapat memberikan informasi apabila stok berada di bawah batas yang telah ditentukan.</w:t>
+        <w:t>Setiap data material dilengkapi dengan tombol Edit dan Hapus pada kolom aksi. Tombol Edit digunakan untuk memperbarui informasi material apabila terjadi perubahan data, sedangkan tombol Hapus digunakan untuk menghapus data material yang sudah tidak digunakan atau tidak lagi tersedia di gudang.</w:t>
       </w:r>
     </w:p>
     <w:p>
@@ -30959,11 +34542,16 @@
         <w:ind w:firstLine="567"/>
       </w:pPr>
       <w:r>
-        <w:t xml:space="preserve">Pada bagian bawah halaman terdapat tombol Simpan dan Batal. Tombol Simpan digunakan untuk menyimpan data material yang telah diinput ke dalam sistem, sedangkan tombol Batal digunakan untuk membatalkan proses penambahan data dan mengembalikan pengguna ke halaman sebelumnya tanpa menyimpan </w:t>
-      </w:r>
-      <w:r>
-        <w:lastRenderedPageBreak/>
-        <w:t>perubahan. Dengan adanya halaman Tambah Material, proses pencatatan material baru dapat dilakukan secara lebih mudah, konsisten, dan mendukung pengelolaan data persediaan pada King Aluminium Malang.</w:t>
+        <w:t xml:space="preserve">Pada bagian bawah tabel tersedia fitur </w:t>
+      </w:r>
+      <w:r>
+        <w:rPr>
+          <w:i/>
+        </w:rPr>
+        <w:t>pagination</w:t>
+      </w:r>
+      <w:r>
+        <w:t xml:space="preserve"> yang berfungsi untuk membagi tampilan data ke dalam beberapa halaman apabila jumlah data material semakin banyak. Dengan adanya fitur tersebut, pengguna dapat mengakses dan mengelola data material secara lebih efektif sesuai dengan kebutuhan operasional King Aluminium Malang.</w:t>
       </w:r>
     </w:p>
     <w:p>
@@ -30977,10 +34565,10 @@
           <w:noProof/>
         </w:rPr>
         <w:drawing>
-          <wp:inline distT="0" distB="0" distL="0" distR="0" wp14:anchorId="2CB331FA" wp14:editId="6CAD78F2">
-            <wp:extent cx="5038725" cy="3171825"/>
-            <wp:effectExtent l="0" t="0" r="9525" b="9525"/>
-            <wp:docPr id="24" name="Picture 24" descr="C:\Users\user\Downloads\Pengecekan Stok Page.png"/>
+          <wp:inline distT="0" distB="0" distL="0" distR="0" wp14:anchorId="49641EB3" wp14:editId="5A8B18AE">
+            <wp:extent cx="4919134" cy="3096544"/>
+            <wp:effectExtent l="0" t="0" r="0" b="8890"/>
+            <wp:docPr id="23" name="Picture 23" descr="C:\Users\user\Downloads\Tambah Material Page.png"/>
             <wp:cNvGraphicFramePr>
               <a:graphicFrameLocks xmlns:a="http://schemas.openxmlformats.org/drawingml/2006/main" noChangeAspect="1"/>
             </wp:cNvGraphicFramePr>
@@ -30988,7 +34576,7 @@
               <a:graphicData uri="http://schemas.openxmlformats.org/drawingml/2006/picture">
                 <pic:pic xmlns:pic="http://schemas.openxmlformats.org/drawingml/2006/picture">
                   <pic:nvPicPr>
-                    <pic:cNvPr id="0" name="Picture 7" descr="C:\Users\user\Downloads\Pengecekan Stok Page.png"/>
+                    <pic:cNvPr id="0" name="Picture 6" descr="C:\Users\user\Downloads\Tambah Material Page.png"/>
                     <pic:cNvPicPr>
                       <a:picLocks noChangeAspect="1" noChangeArrowheads="1"/>
                     </pic:cNvPicPr>
@@ -31009,7 +34597,7 @@
                   <pic:spPr bwMode="auto">
                     <a:xfrm>
                       <a:off x="0" y="0"/>
-                      <a:ext cx="5038725" cy="3171825"/>
+                      <a:ext cx="4919134" cy="3096544"/>
                     </a:xfrm>
                     <a:prstGeom prst="rect">
                       <a:avLst/>
@@ -31038,7 +34626,7 @@
           <w:szCs w:val="24"/>
         </w:rPr>
       </w:pPr>
-      <w:bookmarkStart w:id="87" w:name="_Toc236356531"/>
+      <w:bookmarkStart w:id="86" w:name="_Toc236356530"/>
       <w:r>
         <w:rPr>
           <w:b/>
@@ -31088,7 +34676,7 @@
           <w:sz w:val="24"/>
           <w:szCs w:val="24"/>
         </w:rPr>
-        <w:t>9</w:t>
+        <w:t>8</w:t>
       </w:r>
       <w:r>
         <w:rPr>
@@ -31108,9 +34696,9 @@
           <w:sz w:val="24"/>
           <w:szCs w:val="24"/>
         </w:rPr>
-        <w:t xml:space="preserve"> Halaman Pengecekan Stok Material</w:t>
-      </w:r>
-      <w:bookmarkEnd w:id="87"/>
+        <w:t xml:space="preserve"> Halaman Tambah Material</w:t>
+      </w:r>
+      <w:bookmarkEnd w:id="86"/>
     </w:p>
     <w:p>
       <w:pPr>
@@ -31118,7 +34706,11 @@
         <w:ind w:firstLine="567"/>
       </w:pPr>
       <w:r>
-        <w:t>Halaman Pengecekan Stok Material pada Gambar 4.9 berfungsi sebagai halaman yang digunakan untuk memantau ketersediaan stok material di gudang. Halaman ini menyajikan informasi mengenai jumlah stok setiap material beserta status ketersediaannya sehingga pengguna dapat mengetahui kondisi persediaan secara cepat dan menentukan apakah diperlukan tindakan pengadaan material.</w:t>
+        <w:t xml:space="preserve">Halaman Tambah Material pada Gambar 4.8 berfungsi sebagai halaman yang digunakan untuk menambahkan data material baru ke dalam sistem. Halaman ini memungkinkan pengguna mencatat informasi material yang akan disimpan sebagai </w:t>
+      </w:r>
+      <w:r>
+        <w:lastRenderedPageBreak/>
+        <w:t>data persediaan sehingga proses pengelolaan stok dapat dilakukan secara lebih terstruktur dan terdokumentasi.</w:t>
       </w:r>
     </w:p>
     <w:p>
@@ -31127,20 +34719,25 @@
         <w:ind w:firstLine="567"/>
       </w:pPr>
       <w:r>
-        <w:t>Pada halaman ini ditampilkan daftar material dalam bentuk tabel yang memuat informasi berupa nama material, jumlah stok yang tersedia, batas minimum stok, serta status ketersediaan material. Status material ditampilkan menggunakan indikator warna untuk memudahkan pengguna dalam mengidentifikasi kondisi stok, yaitu hijau untuk status Aman, kuning untuk status Menipis, dan merah untuk status Habis.</w:t>
-      </w:r>
-    </w:p>
-    <w:p>
-      <w:pPr>
-        <w:spacing w:line="360" w:lineRule="auto"/>
-        <w:ind w:firstLine="720"/>
-      </w:pPr>
-      <w:r>
-        <w:t xml:space="preserve">Selain itu, pada bagian kanan atas halaman tersedia fitur pencarian (search) yang memungkinkan pengguna mencari material berdasarkan nama sehingga proses pengecekan stok dapat dilakukan dengan lebih cepat dan efisien. Dengan </w:t>
-      </w:r>
-      <w:r>
-        <w:lastRenderedPageBreak/>
-        <w:t>adanya halaman Pengecekan Stok Material, pengguna dapat memonitor kondisi persediaan secara berkala dan mengidentifikasi material yang telah mencapai atau berada di bawah batas minimum stok sebagai dasar dalam proses pengadaan material pada King Aluminium Malang.</w:t>
+        <w:t xml:space="preserve">Pada halaman ini tersedia beberapa komponen </w:t>
+      </w:r>
+      <w:r>
+        <w:rPr>
+          <w:i/>
+        </w:rPr>
+        <w:t>input</w:t>
+      </w:r>
+      <w:r>
+        <w:t xml:space="preserve"> yang harus diisi oleh pengguna, yaitu Nama Material, Jenis Material, Jumlah Material, Satuan, dan Batas Minimum Stok. Setiap informasi tersebut digunakan sebagai data dasar dalam proses pencatatan material. Kolom Batas Minimum Stok berfungsi sebagai acuan sistem dalam menentukan kondisi ketersediaan material sehingga dapat memberikan informasi apabila stok berada di bawah batas yang telah ditentukan.</w:t>
+      </w:r>
+    </w:p>
+    <w:p>
+      <w:pPr>
+        <w:spacing w:line="360" w:lineRule="auto"/>
+        <w:ind w:firstLine="567"/>
+      </w:pPr>
+      <w:r>
+        <w:t>Pada bagian bawah halaman terdapat tombol Simpan dan Batal. Tombol Simpan digunakan untuk menyimpan data material yang telah diinput ke dalam sistem, sedangkan tombol Batal digunakan untuk membatalkan proses penambahan data dan mengembalikan pengguna ke halaman sebelumnya tanpa menyimpan perubahan. Dengan adanya halaman Tambah Material, proses pencatatan material baru dapat dilakukan secara lebih mudah, konsisten, dan mendukung pengelolaan data persediaan pada King Aluminium Malang.</w:t>
       </w:r>
     </w:p>
     <w:p>
@@ -31154,10 +34751,10 @@
           <w:noProof/>
         </w:rPr>
         <w:drawing>
-          <wp:inline distT="0" distB="0" distL="0" distR="0" wp14:anchorId="44659139" wp14:editId="7006159C">
+          <wp:inline distT="0" distB="0" distL="0" distR="0" wp14:anchorId="2CB331FA" wp14:editId="6CAD78F2">
             <wp:extent cx="5038725" cy="3171825"/>
             <wp:effectExtent l="0" t="0" r="9525" b="9525"/>
-            <wp:docPr id="25" name="Picture 25" descr="C:\Users\user\Downloads\Pengadaan Material Page.png"/>
+            <wp:docPr id="24" name="Picture 24" descr="C:\Users\user\Downloads\Pengecekan Stok Page.png"/>
             <wp:cNvGraphicFramePr>
               <a:graphicFrameLocks xmlns:a="http://schemas.openxmlformats.org/drawingml/2006/main" noChangeAspect="1"/>
             </wp:cNvGraphicFramePr>
@@ -31165,7 +34762,7 @@
               <a:graphicData uri="http://schemas.openxmlformats.org/drawingml/2006/picture">
                 <pic:pic xmlns:pic="http://schemas.openxmlformats.org/drawingml/2006/picture">
                   <pic:nvPicPr>
-                    <pic:cNvPr id="0" name="Picture 8" descr="C:\Users\user\Downloads\Pengadaan Material Page.png"/>
+                    <pic:cNvPr id="0" name="Picture 7" descr="C:\Users\user\Downloads\Pengecekan Stok Page.png"/>
                     <pic:cNvPicPr>
                       <a:picLocks noChangeAspect="1" noChangeArrowheads="1"/>
                     </pic:cNvPicPr>
@@ -31215,7 +34812,7 @@
           <w:szCs w:val="24"/>
         </w:rPr>
       </w:pPr>
-      <w:bookmarkStart w:id="88" w:name="_Toc236356532"/>
+      <w:bookmarkStart w:id="87" w:name="_Toc236356531"/>
       <w:r>
         <w:rPr>
           <w:b/>
@@ -31265,7 +34862,7 @@
           <w:sz w:val="24"/>
           <w:szCs w:val="24"/>
         </w:rPr>
-        <w:t>10</w:t>
+        <w:t>9</w:t>
       </w:r>
       <w:r>
         <w:rPr>
@@ -31285,9 +34882,9 @@
           <w:sz w:val="24"/>
           <w:szCs w:val="24"/>
         </w:rPr>
-        <w:t xml:space="preserve"> Halaman Pengadaan Material</w:t>
-      </w:r>
-      <w:bookmarkEnd w:id="88"/>
+        <w:t xml:space="preserve"> Halaman Pengecekan Stok Material</w:t>
+      </w:r>
+      <w:bookmarkEnd w:id="87"/>
     </w:p>
     <w:p>
       <w:pPr>
@@ -31295,7 +34892,11 @@
         <w:ind w:firstLine="567"/>
       </w:pPr>
       <w:r>
-        <w:t>Halaman Pengadaan Material pada Gambar 4.10 berfungsi sebagai halaman yang digunakan untuk memantau dan mengelola seluruh aktivitas pengadaan material. Halaman ini menyajikan informasi mengenai status setiap pengadaan sehingga pengguna dapat mengetahui perkembangan proses pengadaan material mulai dari pengajuan hingga selesai.</w:t>
+        <w:t xml:space="preserve">Halaman Pengecekan Stok Material pada Gambar 4.9 berfungsi sebagai halaman yang digunakan untuk memantau ketersediaan stok material di gudang. </w:t>
+      </w:r>
+      <w:r>
+        <w:lastRenderedPageBreak/>
+        <w:t>Halaman ini menyajikan informasi mengenai jumlah stok setiap material beserta status ketersediaannya sehingga pengguna dapat mengetahui kondisi persediaan secara cepat dan menentukan apakah diperlukan tindakan pengadaan material.</w:t>
       </w:r>
     </w:p>
     <w:p>
@@ -31304,38 +34905,25 @@
         <w:ind w:firstLine="567"/>
       </w:pPr>
       <w:r>
-        <w:t>Pada bagian atas halaman ditampilkan beberapa kartu informasi (summary cards) yang memuat ringkasan jumlah Total Pengadaan, Menunggu, Diproses, dan Selesai. Informasi tersebut memberikan gambaran umum mengenai kondisi pengadaan material yang sedang berlangsung sehingga memudahkan pengguna dalam melakukan pemantauan.</w:t>
-      </w:r>
-    </w:p>
-    <w:p>
-      <w:pPr>
-        <w:spacing w:line="360" w:lineRule="auto"/>
-        <w:ind w:firstLine="567"/>
-      </w:pPr>
-      <w:r>
-        <w:t xml:space="preserve">Selain itu, pada bagian kanan atas tersedia tombol Ajukan Pengadaan yang digunakan untuk membuat permohonan pengadaan material baru. Di bawahnya terdapat fitur pencarian (search) dan filter status yang memungkinkan pengguna </w:t>
-      </w:r>
-      <w:r>
-        <w:lastRenderedPageBreak/>
-        <w:t>mencari data pengadaan berdasarkan nama material maupun menyaring data sesuai status pengadaannya.</w:t>
-      </w:r>
-    </w:p>
-    <w:p>
-      <w:pPr>
-        <w:spacing w:line="360" w:lineRule="auto"/>
-        <w:ind w:firstLine="567"/>
-      </w:pPr>
-      <w:r>
-        <w:t>Data pengadaan ditampilkan dalam bentuk tabel yang memuat informasi berupa ID pengadaan, nama material, jumlah material yang diajukan, supplier, tanggal pemesanan, serta status pengadaan. Status pengadaan dibedakan menjadi tiga kategori, yaitu Menunggu, Diproses, dan Selesai, sehingga pengguna dapat memantau perkembangan setiap proses pengadaan secara lebih mudah dan terstruktur.</w:t>
-      </w:r>
-    </w:p>
-    <w:p>
-      <w:pPr>
-        <w:spacing w:line="360" w:lineRule="auto"/>
-        <w:ind w:firstLine="567"/>
-      </w:pPr>
-      <w:r>
-        <w:t>Dengan adanya halaman Pengadaan Material, proses monitoring aktivitas pengadaan dapat dilakukan secara lebih efektif, transparan, dan terdokumentasi. Informasi yang ditampilkan pada halaman ini membantu pengguna dalam mengawasi setiap proses pengadaan material serta memastikan kebutuhan material dapat dipenuhi sesuai dengan kondisi stok di King Aluminium Malang.</w:t>
+        <w:t>Pada halaman ini ditampilkan daftar material dalam bentuk tabel yang memuat informasi berupa nama material, jumlah stok yang tersedia, batas minimum stok, serta status ketersediaan material. Status material ditampilkan menggunakan indikator warna untuk memudahkan pengguna dalam mengidentifikasi kondisi stok, yaitu hijau untuk status Aman, kuning untuk status Menipis, dan merah untuk status Habis.</w:t>
+      </w:r>
+    </w:p>
+    <w:p>
+      <w:pPr>
+        <w:spacing w:line="360" w:lineRule="auto"/>
+        <w:ind w:firstLine="720"/>
+      </w:pPr>
+      <w:r>
+        <w:t>Selain itu, pada bagian kanan atas halaman tersedia fitur pencarian (</w:t>
+      </w:r>
+      <w:r>
+        <w:rPr>
+          <w:i/>
+        </w:rPr>
+        <w:t>search</w:t>
+      </w:r>
+      <w:r>
+        <w:t>) yang memungkinkan pengguna mencari material berdasarkan nama sehingga proses pengecekan stok dapat dilakukan dengan lebih cepat dan efisien. Dengan adanya halaman Pengecekan Stok Material, pengguna dapat memonitor kondisi persediaan secara berkala dan mengidentifikasi material yang telah mencapai atau berada di bawah batas minimum stok sebagai dasar dalam proses pengadaan material pada King Aluminium Malang.</w:t>
       </w:r>
     </w:p>
     <w:p>
@@ -31349,10 +34937,10 @@
           <w:noProof/>
         </w:rPr>
         <w:drawing>
-          <wp:inline distT="0" distB="0" distL="0" distR="0" wp14:anchorId="66AAA355" wp14:editId="4D1E66F5">
+          <wp:inline distT="0" distB="0" distL="0" distR="0" wp14:anchorId="44659139" wp14:editId="7006159C">
             <wp:extent cx="5038725" cy="3171825"/>
             <wp:effectExtent l="0" t="0" r="9525" b="9525"/>
-            <wp:docPr id="26" name="Picture 26" descr="C:\Users\user\Downloads\Ajukan Pengadaan Page.png"/>
+            <wp:docPr id="25" name="Picture 25" descr="C:\Users\user\Downloads\Pengadaan Material Page.png"/>
             <wp:cNvGraphicFramePr>
               <a:graphicFrameLocks xmlns:a="http://schemas.openxmlformats.org/drawingml/2006/main" noChangeAspect="1"/>
             </wp:cNvGraphicFramePr>
@@ -31360,7 +34948,7 @@
               <a:graphicData uri="http://schemas.openxmlformats.org/drawingml/2006/picture">
                 <pic:pic xmlns:pic="http://schemas.openxmlformats.org/drawingml/2006/picture">
                   <pic:nvPicPr>
-                    <pic:cNvPr id="0" name="Picture 9" descr="C:\Users\user\Downloads\Ajukan Pengadaan Page.png"/>
+                    <pic:cNvPr id="0" name="Picture 8" descr="C:\Users\user\Downloads\Pengadaan Material Page.png"/>
                     <pic:cNvPicPr>
                       <a:picLocks noChangeAspect="1" noChangeArrowheads="1"/>
                     </pic:cNvPicPr>
@@ -31410,7 +34998,7 @@
           <w:szCs w:val="24"/>
         </w:rPr>
       </w:pPr>
-      <w:bookmarkStart w:id="89" w:name="_Toc236356533"/>
+      <w:bookmarkStart w:id="88" w:name="_Toc236356532"/>
       <w:r>
         <w:rPr>
           <w:b/>
@@ -31460,7 +35048,7 @@
           <w:sz w:val="24"/>
           <w:szCs w:val="24"/>
         </w:rPr>
-        <w:t>11</w:t>
+        <w:t>10</w:t>
       </w:r>
       <w:r>
         <w:rPr>
@@ -31480,9 +35068,9 @@
           <w:sz w:val="24"/>
           <w:szCs w:val="24"/>
         </w:rPr>
-        <w:t xml:space="preserve"> Halaman Ajukan Pengadaan Material</w:t>
-      </w:r>
-      <w:bookmarkEnd w:id="89"/>
+        <w:t xml:space="preserve"> Halaman Pengadaan Material</w:t>
+      </w:r>
+      <w:bookmarkEnd w:id="88"/>
     </w:p>
     <w:p>
       <w:pPr>
@@ -31490,11 +35078,8 @@
         <w:ind w:firstLine="567"/>
       </w:pPr>
       <w:r>
-        <w:t xml:space="preserve">Halaman Ajukan Pengadaan pada Gambar 4.11 berfungsi sebagai halaman yang digunakan oleh admin untuk mengajukan permohonan pengadaan material apabila stok yang tersedia di gudang tidak mencukupi kebutuhan operasional. Halaman ini dirancang untuk mencatat informasi pengadaan secara lengkap </w:t>
-      </w:r>
-      <w:r>
         <w:lastRenderedPageBreak/>
-        <w:t>sehingga proses pengajuan dapat dilakukan secara terstruktur sebelum diteruskan kepada pemilik usaha untuk proses persetujuan.</w:t>
+        <w:t>Halaman Pengadaan Material pada Gambar 4.10 berfungsi sebagai halaman yang digunakan untuk memantau dan mengelola seluruh aktivitas pengadaan material. Halaman ini menyajikan informasi mengenai status setiap pengadaan sehingga pengguna dapat mengetahui perkembangan proses pengadaan material mulai dari pengajuan hingga selesai.</w:t>
       </w:r>
     </w:p>
     <w:p>
@@ -31503,7 +35088,16 @@
         <w:ind w:firstLine="567"/>
       </w:pPr>
       <w:r>
-        <w:t>Pada halaman ini tersedia beberapa komponen input yang harus diisi oleh pengguna, yaitu Nama Material, Jumlah Material, Supplier, Tanggal Pemesanan, dan Estimasi Kedatangan. Informasi tersebut digunakan sebagai dasar dalam proses pengajuan pengadaan material, mulai dari menentukan material yang akan dipesan, jumlah kebutuhan, pemasok yang dipilih, hingga jadwal pemesanan dan perkiraan waktu kedatangan material.</w:t>
+        <w:t>Pada bagian atas halaman ditampilkan beberapa kartu informasi (</w:t>
+      </w:r>
+      <w:r>
+        <w:rPr>
+          <w:i/>
+        </w:rPr>
+        <w:t>summary cards</w:t>
+      </w:r>
+      <w:r>
+        <w:t>) yang memuat ringkasan jumlah Total Pengadaan, Menunggu, Diproses, dan Selesai. Informasi tersebut memberikan gambaran umum mengenai kondisi pengadaan material yang sedang berlangsung sehingga memudahkan pengguna dalam melakukan pemantauan.</w:t>
       </w:r>
     </w:p>
     <w:p>
@@ -31512,7 +35106,43 @@
         <w:ind w:firstLine="567"/>
       </w:pPr>
       <w:r>
-        <w:t>Pada bagian bawah halaman terdapat tombol Ajukan Pengadaan dan Batal. Tombol Ajukan Pengadaan digunakan untuk mengirimkan permohonan pengadaan material agar dapat diproses pada tahap berikutnya, sedangkan tombol Batal digunakan untuk membatalkan proses pengajuan tanpa menyimpan perubahan. Dengan adanya halaman Ajukan Pengadaan, proses pengajuan kebutuhan material dapat dilakukan secara lebih terstruktur, terdokumentasi, dan mendukung kelancaran proses pengadaan material di King Aluminium Malang.</w:t>
+        <w:t>Selain itu, pada bagian kanan atas tersedia tombol Ajukan Pengadaan yang digunakan untuk membuat permohonan pengadaan material baru. Di bawahnya terdapat fitur pencarian (</w:t>
+      </w:r>
+      <w:r>
+        <w:rPr>
+          <w:i/>
+        </w:rPr>
+        <w:t>search</w:t>
+      </w:r>
+      <w:r>
+        <w:t>) dan filter status yang memungkinkan pengguna mencari data pengadaan berdasarkan nama material maupun menyaring data sesuai status pengadaannya.</w:t>
+      </w:r>
+    </w:p>
+    <w:p>
+      <w:pPr>
+        <w:spacing w:line="360" w:lineRule="auto"/>
+        <w:ind w:firstLine="567"/>
+      </w:pPr>
+      <w:r>
+        <w:t xml:space="preserve">Data pengadaan ditampilkan dalam bentuk tabel yang memuat informasi berupa ID pengadaan, nama material, jumlah material yang diajukan, </w:t>
+      </w:r>
+      <w:r>
+        <w:rPr>
+          <w:i/>
+        </w:rPr>
+        <w:t>supplier</w:t>
+      </w:r>
+      <w:r>
+        <w:t>, tanggal pemesanan, serta status pengadaan. Status pengadaan dibedakan menjadi tiga kategori, yaitu Menunggu, Diproses, dan Selesai, sehingga pengguna dapat memantau perkembangan setiap proses pengadaan secara lebih mudah dan terstruktur.</w:t>
+      </w:r>
+    </w:p>
+    <w:p>
+      <w:pPr>
+        <w:spacing w:line="360" w:lineRule="auto"/>
+        <w:ind w:firstLine="567"/>
+      </w:pPr>
+      <w:r>
+        <w:t>Dengan adanya halaman Pengadaan Material, proses monitoring aktivitas pengadaan dapat dilakukan secara lebih efektif, transparan, dan terdokumentasi. Informasi yang ditampilkan pada halaman ini membantu pengguna dalam mengawasi setiap proses pengadaan material serta memastikan kebutuhan material dapat dipenuhi sesuai dengan kondisi stok di King Aluminium Malang.</w:t>
       </w:r>
     </w:p>
     <w:p>
@@ -31525,11 +35155,12 @@
         <w:rPr>
           <w:noProof/>
         </w:rPr>
+        <w:lastRenderedPageBreak/>
         <w:drawing>
-          <wp:inline distT="0" distB="0" distL="0" distR="0" wp14:anchorId="4CEE9F8A" wp14:editId="26A08C6B">
+          <wp:inline distT="0" distB="0" distL="0" distR="0" wp14:anchorId="66AAA355" wp14:editId="4D1E66F5">
             <wp:extent cx="5038725" cy="3171825"/>
             <wp:effectExtent l="0" t="0" r="9525" b="9525"/>
-            <wp:docPr id="27" name="Picture 27" descr="C:\Users\user\Downloads\Persetujuan Pengadaan Page.png"/>
+            <wp:docPr id="26" name="Picture 26" descr="C:\Users\user\Downloads\Ajukan Pengadaan Page.png"/>
             <wp:cNvGraphicFramePr>
               <a:graphicFrameLocks xmlns:a="http://schemas.openxmlformats.org/drawingml/2006/main" noChangeAspect="1"/>
             </wp:cNvGraphicFramePr>
@@ -31537,7 +35168,7 @@
               <a:graphicData uri="http://schemas.openxmlformats.org/drawingml/2006/picture">
                 <pic:pic xmlns:pic="http://schemas.openxmlformats.org/drawingml/2006/picture">
                   <pic:nvPicPr>
-                    <pic:cNvPr id="0" name="Picture 10" descr="C:\Users\user\Downloads\Persetujuan Pengadaan Page.png"/>
+                    <pic:cNvPr id="0" name="Picture 9" descr="C:\Users\user\Downloads\Ajukan Pengadaan Page.png"/>
                     <pic:cNvPicPr>
                       <a:picLocks noChangeAspect="1" noChangeArrowheads="1"/>
                     </pic:cNvPicPr>
@@ -31587,7 +35218,7 @@
           <w:szCs w:val="24"/>
         </w:rPr>
       </w:pPr>
-      <w:bookmarkStart w:id="90" w:name="_Toc236356534"/>
+      <w:bookmarkStart w:id="89" w:name="_Toc236356533"/>
       <w:r>
         <w:rPr>
           <w:b/>
@@ -31637,7 +35268,7 @@
           <w:sz w:val="24"/>
           <w:szCs w:val="24"/>
         </w:rPr>
-        <w:t>12</w:t>
+        <w:t>11</w:t>
       </w:r>
       <w:r>
         <w:rPr>
@@ -31657,9 +35288,9 @@
           <w:sz w:val="24"/>
           <w:szCs w:val="24"/>
         </w:rPr>
-        <w:t xml:space="preserve"> Halaman Persetujuan Pengadaan</w:t>
-      </w:r>
-      <w:bookmarkEnd w:id="90"/>
+        <w:t xml:space="preserve"> Halaman Ajukan Pengadaan Material</w:t>
+      </w:r>
+      <w:bookmarkEnd w:id="89"/>
     </w:p>
     <w:p>
       <w:pPr>
@@ -31667,38 +35298,44 @@
         <w:ind w:firstLine="567"/>
       </w:pPr>
       <w:r>
-        <w:t xml:space="preserve">Halaman Persetujuan Pengadaan pada Gambar 4.12 berfungsi sebagai halaman yang digunakan oleh pemilik usaha untuk meninjau dan memberikan </w:t>
+        <w:t>Halaman Ajukan Pengadaan pada Gambar 4.11 berfungsi sebagai halaman yang digunakan oleh admin untuk mengajukan permohonan pengadaan material apabila stok yang tersedia di gudang tidak mencukupi kebutuhan operasional. Halaman ini dirancang untuk mencatat informasi pengadaan secara lengkap sehingga proses pengajuan dapat dilakukan secara terstruktur sebelum diteruskan kepada pemilik usaha untuk proses persetujuan.</w:t>
+      </w:r>
+    </w:p>
+    <w:p>
+      <w:pPr>
+        <w:spacing w:line="360" w:lineRule="auto"/>
+        <w:ind w:firstLine="567"/>
+      </w:pPr>
+      <w:r>
+        <w:t xml:space="preserve">Pada halaman ini tersedia beberapa komponen input yang harus diisi oleh pengguna, yaitu Nama Material, Jumlah Material, Supplier, Tanggal Pemesanan, dan Estimasi Kedatangan. Informasi tersebut digunakan sebagai dasar dalam proses pengajuan pengadaan material, mulai dari menentukan material yang akan dipesan, jumlah kebutuhan, </w:t>
+      </w:r>
+      <w:r>
+        <w:rPr>
+          <w:i/>
+        </w:rPr>
+        <w:t>supplier</w:t>
+      </w:r>
+      <w:r>
+        <w:rPr>
+          <w:i/>
+        </w:rPr>
+        <w:t xml:space="preserve"> </w:t>
+      </w:r>
+      <w:r>
+        <w:t>yang dipilih, hingga jadwal pemesanan dan perkiraan waktu kedatangan material.</w:t>
+      </w:r>
+    </w:p>
+    <w:p>
+      <w:pPr>
+        <w:spacing w:line="360" w:lineRule="auto"/>
+        <w:ind w:firstLine="567"/>
+      </w:pPr>
+      <w:r>
+        <w:t xml:space="preserve">Pada bagian bawah halaman terdapat tombol Ajukan Pengadaan dan Batal. Tombol Ajukan Pengadaan digunakan untuk mengirimkan permohonan pengadaan material agar dapat diproses pada tahap berikutnya, sedangkan tombol Batal digunakan untuk membatalkan proses pengajuan tanpa menyimpan perubahan. Dengan adanya halaman Ajukan Pengadaan, proses pengajuan kebutuhan material </w:t>
       </w:r>
       <w:r>
         <w:lastRenderedPageBreak/>
-        <w:t>keputusan terhadap setiap pengajuan pengadaan material yang telah diajukan oleh admin. Halaman ini dirancang untuk membantu proses pengambilan keputusan sehingga setiap pengadaan material dapat dikendalikan dan disetujui sesuai dengan kebutuhan operasional perusahaan.</w:t>
-      </w:r>
-    </w:p>
-    <w:p>
-      <w:pPr>
-        <w:spacing w:line="360" w:lineRule="auto"/>
-        <w:ind w:firstLine="567"/>
-      </w:pPr>
-      <w:r>
-        <w:t>Pada bagian atas halaman ditampilkan beberapa kartu informasi (summary cards) yang memuat ringkasan jumlah Total Pengajuan, Menunggu, Disetujui, dan Ditolak. Informasi tersebut memberikan gambaran mengenai kondisi keseluruhan proses persetujuan pengadaan sehingga memudahkan pemilik usaha dalam memantau status setiap pengajuan yang masuk.</w:t>
-      </w:r>
-    </w:p>
-    <w:p>
-      <w:pPr>
-        <w:spacing w:line="360" w:lineRule="auto"/>
-        <w:ind w:firstLine="567"/>
-      </w:pPr>
-      <w:r>
-        <w:t>Data pengajuan ditampilkan dalam bentuk tabel yang memuat informasi berupa ID pengajuan, nama material, jumlah material, supplier, tanggal pengajuan, estimasi kedatangan, status, serta aksi yang dapat dilakukan oleh pemilik usaha. Pada kolom Aksi, tersedia tombol Setujui dan Tolak yang digunakan untuk memberikan keputusan terhadap pengajuan yang masih berstatus Menunggu. Setelah keputusan diberikan, status pengajuan akan berubah menjadi Disetujui atau Ditolak sesuai dengan keputusan yang dipilih.</w:t>
-      </w:r>
-    </w:p>
-    <w:p>
-      <w:pPr>
-        <w:spacing w:line="360" w:lineRule="auto"/>
-        <w:ind w:firstLine="567"/>
-      </w:pPr>
-      <w:r>
-        <w:t>Dengan adanya halaman Persetujuan Pengadaan, proses persetujuan pengadaan material dapat dilakukan secara lebih terstruktur, transparan, dan terdokumentasi. Halaman ini juga membantu memastikan bahwa setiap proses pembelian material telah melalui tahapan persetujuan dari pemilik usaha sebelum dilaksanakan, sehingga pengelolaan pengadaan material di King Aluminium Malang dapat berjalan lebih terkontrol.</w:t>
+        <w:t>dapat dilakukan secara lebih terstruktur, terdokumentasi, dan mendukung kelancaran proses pengadaan material di King Aluminium Malang.</w:t>
       </w:r>
     </w:p>
     <w:p>
@@ -31711,12 +35348,11 @@
         <w:rPr>
           <w:noProof/>
         </w:rPr>
-        <w:lastRenderedPageBreak/>
         <w:drawing>
-          <wp:inline distT="0" distB="0" distL="0" distR="0" wp14:anchorId="3A745755" wp14:editId="13B7CA17">
+          <wp:inline distT="0" distB="0" distL="0" distR="0" wp14:anchorId="4CEE9F8A" wp14:editId="26A08C6B">
             <wp:extent cx="5038725" cy="3171825"/>
             <wp:effectExtent l="0" t="0" r="9525" b="9525"/>
-            <wp:docPr id="28" name="Picture 28" descr="C:\Users\user\Downloads\Riwayat Transaksi Page.png"/>
+            <wp:docPr id="27" name="Picture 27" descr="C:\Users\user\Downloads\Persetujuan Pengadaan Page.png"/>
             <wp:cNvGraphicFramePr>
               <a:graphicFrameLocks xmlns:a="http://schemas.openxmlformats.org/drawingml/2006/main" noChangeAspect="1"/>
             </wp:cNvGraphicFramePr>
@@ -31724,7 +35360,7 @@
               <a:graphicData uri="http://schemas.openxmlformats.org/drawingml/2006/picture">
                 <pic:pic xmlns:pic="http://schemas.openxmlformats.org/drawingml/2006/picture">
                   <pic:nvPicPr>
-                    <pic:cNvPr id="0" name="Picture 11" descr="C:\Users\user\Downloads\Riwayat Transaksi Page.png"/>
+                    <pic:cNvPr id="0" name="Picture 10" descr="C:\Users\user\Downloads\Persetujuan Pengadaan Page.png"/>
                     <pic:cNvPicPr>
                       <a:picLocks noChangeAspect="1" noChangeArrowheads="1"/>
                     </pic:cNvPicPr>
@@ -31769,11 +35405,12 @@
         <w:rPr>
           <w:b/>
           <w:i w:val="0"/>
+          <w:color w:val="auto"/>
           <w:sz w:val="24"/>
           <w:szCs w:val="24"/>
         </w:rPr>
       </w:pPr>
-      <w:bookmarkStart w:id="91" w:name="_Toc236356535"/>
+      <w:bookmarkStart w:id="90" w:name="_Toc236356534"/>
       <w:r>
         <w:rPr>
           <w:b/>
@@ -31823,7 +35460,7 @@
           <w:sz w:val="24"/>
           <w:szCs w:val="24"/>
         </w:rPr>
-        <w:t>13</w:t>
+        <w:t>12</w:t>
       </w:r>
       <w:r>
         <w:rPr>
@@ -31843,6 +35480,209 @@
           <w:sz w:val="24"/>
           <w:szCs w:val="24"/>
         </w:rPr>
+        <w:t xml:space="preserve"> Halaman Persetujuan Pengadaan</w:t>
+      </w:r>
+      <w:bookmarkEnd w:id="90"/>
+    </w:p>
+    <w:p>
+      <w:pPr>
+        <w:spacing w:line="360" w:lineRule="auto"/>
+        <w:ind w:firstLine="567"/>
+      </w:pPr>
+      <w:r>
+        <w:t>Halaman Persetujuan Pengadaan pada Gambar 4.12 berfungsi sebagai halaman yang digunakan oleh pemilik usaha untuk meninjau dan memberikan keputusan terhadap setiap pengajuan pengadaan material yang telah diajukan oleh admin. Halaman ini dirancang untuk membantu proses pengambilan keputusan sehingga setiap pengadaan material dapat dikendalikan dan disetujui sesuai dengan kebutuhan operasional perusahaan.</w:t>
+      </w:r>
+    </w:p>
+    <w:p>
+      <w:pPr>
+        <w:spacing w:line="360" w:lineRule="auto"/>
+        <w:ind w:firstLine="567"/>
+      </w:pPr>
+      <w:r>
+        <w:t>Pada bagian atas halaman ditampilkan beberapa kartu informasi (</w:t>
+      </w:r>
+      <w:r>
+        <w:rPr>
+          <w:i/>
+        </w:rPr>
+        <w:t>summary cards</w:t>
+      </w:r>
+      <w:r>
+        <w:t>) yang memuat ringkasan jumlah Total Pengajuan, Menunggu, Disetujui, dan Ditolak. Informasi tersebut memberikan gambaran mengenai kondisi keseluruhan proses persetujuan pengadaan sehingga memudahkan pemilik usaha dalam memantau status setiap pengajuan yang masuk.</w:t>
+      </w:r>
+    </w:p>
+    <w:p>
+      <w:pPr>
+        <w:spacing w:line="360" w:lineRule="auto"/>
+        <w:ind w:firstLine="567"/>
+      </w:pPr>
+      <w:r>
+        <w:t xml:space="preserve">Data pengajuan ditampilkan dalam bentuk tabel yang memuat informasi berupa ID pengajuan, nama material, jumlah material, </w:t>
+      </w:r>
+      <w:r>
+        <w:rPr>
+          <w:i/>
+        </w:rPr>
+        <w:t>supplier</w:t>
+      </w:r>
+      <w:r>
+        <w:t xml:space="preserve">, tanggal pengajuan, estimasi kedatangan, status, serta aksi yang dapat dilakukan oleh pemilik usaha. Pada kolom Aksi, tersedia tombol Setujui dan Tolak yang digunakan untuk </w:t>
+      </w:r>
+      <w:r>
+        <w:lastRenderedPageBreak/>
+        <w:t>memberikan keputusan terhadap pengajuan yang masih berstatus Menunggu. Setelah keputusan diberikan, status pengajuan akan berubah menjadi Disetujui atau Ditolak sesuai dengan keputusan yang dipilih.</w:t>
+      </w:r>
+    </w:p>
+    <w:p>
+      <w:pPr>
+        <w:spacing w:line="360" w:lineRule="auto"/>
+        <w:ind w:firstLine="567"/>
+      </w:pPr>
+      <w:r>
+        <w:t>Dengan adanya halaman Persetujuan Pengadaan, proses persetujuan pengadaan material dapat dilakukan secara lebih terstruktur, transparan, dan terdokumentasi. Halaman ini juga membantu memastikan bahwa setiap proses pembelian material telah melalui tahapan persetujuan dari pemilik usaha sebelum dilaksanakan, sehingga pengelolaan pengadaan material di King Aluminium Malang dapat berjalan lebih terkontrol.</w:t>
+      </w:r>
+    </w:p>
+    <w:p>
+      <w:pPr>
+        <w:keepNext/>
+        <w:spacing w:line="360" w:lineRule="auto"/>
+        <w:jc w:val="center"/>
+      </w:pPr>
+      <w:r>
+        <w:rPr>
+          <w:noProof/>
+        </w:rPr>
+        <w:drawing>
+          <wp:inline distT="0" distB="0" distL="0" distR="0" wp14:anchorId="3A745755" wp14:editId="13B7CA17">
+            <wp:extent cx="5038725" cy="3171825"/>
+            <wp:effectExtent l="0" t="0" r="9525" b="9525"/>
+            <wp:docPr id="28" name="Picture 28" descr="C:\Users\user\Downloads\Riwayat Transaksi Page.png"/>
+            <wp:cNvGraphicFramePr>
+              <a:graphicFrameLocks xmlns:a="http://schemas.openxmlformats.org/drawingml/2006/main" noChangeAspect="1"/>
+            </wp:cNvGraphicFramePr>
+            <a:graphic xmlns:a="http://schemas.openxmlformats.org/drawingml/2006/main">
+              <a:graphicData uri="http://schemas.openxmlformats.org/drawingml/2006/picture">
+                <pic:pic xmlns:pic="http://schemas.openxmlformats.org/drawingml/2006/picture">
+                  <pic:nvPicPr>
+                    <pic:cNvPr id="0" name="Picture 11" descr="C:\Users\user\Downloads\Riwayat Transaksi Page.png"/>
+                    <pic:cNvPicPr>
+                      <a:picLocks noChangeAspect="1" noChangeArrowheads="1"/>
+                    </pic:cNvPicPr>
+                  </pic:nvPicPr>
+                  <pic:blipFill>
+                    <a:blip r:embed="rId32" cstate="print">
+                      <a:extLst>
+                        <a:ext uri="{28A0092B-C50C-407E-A947-70E740481C1C}">
+                          <a14:useLocalDpi xmlns:a14="http://schemas.microsoft.com/office/drawing/2010/main" val="0"/>
+                        </a:ext>
+                      </a:extLst>
+                    </a:blip>
+                    <a:srcRect/>
+                    <a:stretch>
+                      <a:fillRect/>
+                    </a:stretch>
+                  </pic:blipFill>
+                  <pic:spPr bwMode="auto">
+                    <a:xfrm>
+                      <a:off x="0" y="0"/>
+                      <a:ext cx="5038725" cy="3171825"/>
+                    </a:xfrm>
+                    <a:prstGeom prst="rect">
+                      <a:avLst/>
+                    </a:prstGeom>
+                    <a:noFill/>
+                    <a:ln>
+                      <a:noFill/>
+                    </a:ln>
+                  </pic:spPr>
+                </pic:pic>
+              </a:graphicData>
+            </a:graphic>
+          </wp:inline>
+        </w:drawing>
+      </w:r>
+    </w:p>
+    <w:p>
+      <w:pPr>
+        <w:pStyle w:val="Caption"/>
+        <w:jc w:val="center"/>
+        <w:rPr>
+          <w:b/>
+          <w:i w:val="0"/>
+          <w:sz w:val="24"/>
+          <w:szCs w:val="24"/>
+        </w:rPr>
+      </w:pPr>
+      <w:bookmarkStart w:id="91" w:name="_Toc236356535"/>
+      <w:r>
+        <w:rPr>
+          <w:b/>
+          <w:i w:val="0"/>
+          <w:color w:val="auto"/>
+          <w:sz w:val="24"/>
+          <w:szCs w:val="24"/>
+        </w:rPr>
+        <w:t xml:space="preserve">Gambar 4. </w:t>
+      </w:r>
+      <w:r>
+        <w:rPr>
+          <w:b/>
+          <w:i w:val="0"/>
+          <w:color w:val="auto"/>
+          <w:sz w:val="24"/>
+          <w:szCs w:val="24"/>
+        </w:rPr>
+        <w:fldChar w:fldCharType="begin"/>
+      </w:r>
+      <w:r>
+        <w:rPr>
+          <w:b/>
+          <w:i w:val="0"/>
+          <w:color w:val="auto"/>
+          <w:sz w:val="24"/>
+          <w:szCs w:val="24"/>
+        </w:rPr>
+        <w:instrText xml:space="preserve"> SEQ Gambar_4. \* ARABIC </w:instrText>
+      </w:r>
+      <w:r>
+        <w:rPr>
+          <w:b/>
+          <w:i w:val="0"/>
+          <w:color w:val="auto"/>
+          <w:sz w:val="24"/>
+          <w:szCs w:val="24"/>
+        </w:rPr>
+        <w:fldChar w:fldCharType="separate"/>
+      </w:r>
+      <w:r>
+        <w:rPr>
+          <w:b/>
+          <w:i w:val="0"/>
+          <w:noProof/>
+          <w:color w:val="auto"/>
+          <w:sz w:val="24"/>
+          <w:szCs w:val="24"/>
+        </w:rPr>
+        <w:t>13</w:t>
+      </w:r>
+      <w:r>
+        <w:rPr>
+          <w:b/>
+          <w:i w:val="0"/>
+          <w:color w:val="auto"/>
+          <w:sz w:val="24"/>
+          <w:szCs w:val="24"/>
+        </w:rPr>
+        <w:fldChar w:fldCharType="end"/>
+      </w:r>
+      <w:r>
+        <w:rPr>
+          <w:b/>
+          <w:i w:val="0"/>
+          <w:color w:val="auto"/>
+          <w:sz w:val="24"/>
+          <w:szCs w:val="24"/>
+        </w:rPr>
         <w:t xml:space="preserve"> Halaman Riwayat Transaksi</w:t>
       </w:r>
       <w:bookmarkEnd w:id="91"/>
@@ -31862,7 +35702,20 @@
         <w:ind w:firstLine="567"/>
       </w:pPr>
       <w:r>
-        <w:t>Pada bagian atas halaman ditampilkan beberapa kartu informasi (summary cards) yang menyajikan ringkasan jumlah Total Transaksi, Pengadaan, Penerimaan Material, dan Pengeluaran Stok. Informasi tersebut memberikan gambaran mengenai aktivitas transaksi yang telah terjadi sehingga pengguna dapat memantau kondisi operasional secara lebih cepat.</w:t>
+        <w:t>Pada bagian atas halaman ditampilkan beberapa kartu informasi (</w:t>
+      </w:r>
+      <w:r>
+        <w:rPr>
+          <w:i/>
+        </w:rPr>
+        <w:t>summary cards</w:t>
+      </w:r>
+      <w:r>
+        <w:t xml:space="preserve">) yang menyajikan ringkasan jumlah Total Transaksi, Pengadaan, Penerimaan </w:t>
+      </w:r>
+      <w:r>
+        <w:lastRenderedPageBreak/>
+        <w:t>Material, dan Pengeluaran Stok. Informasi tersebut memberikan gambaran mengenai aktivitas transaksi yang telah terjadi sehingga pengguna dapat memantau kondisi operasional secara lebih cepat.</w:t>
       </w:r>
     </w:p>
     <w:p>
@@ -31871,11 +35724,16 @@
         <w:ind w:firstLine="567"/>
       </w:pPr>
       <w:r>
-        <w:t xml:space="preserve">Data transaksi ditampilkan dalam bentuk tabel yang memuat informasi berupa nomor transaksi, jenis transaksi, nama material, jumlah material, supplier atau tujuan, tanggal transaksi, status, serta aksi. Pada kolom Jenis Transaksi, sistem membedakan aktivitas menjadi Pengadaan, Penerimaan Material, dan Pengeluaran sehingga pengguna dapat dengan mudah mengetahui jenis aktivitas yang telah </w:t>
-      </w:r>
-      <w:r>
-        <w:lastRenderedPageBreak/>
-        <w:t>dilakukan. Sementara itu, kolom Aksi menyediakan tombol Detail yang digunakan untuk melihat informasi transaksi secara lebih lengkap.</w:t>
+        <w:t xml:space="preserve">Data transaksi ditampilkan dalam bentuk tabel yang memuat informasi berupa nomor transaksi, jenis transaksi, nama material, jumlah material, </w:t>
+      </w:r>
+      <w:r>
+        <w:rPr>
+          <w:i/>
+        </w:rPr>
+        <w:t>supplier</w:t>
+      </w:r>
+      <w:r>
+        <w:t xml:space="preserve"> atau tujuan, tanggal transaksi, status, serta aksi. Pada kolom Jenis Transaksi, sistem membedakan aktivitas menjadi Pengadaan, Penerimaan Material, dan Pengeluaran sehingga pengguna dapat dengan mudah mengetahui jenis aktivitas yang telah dilakukan. Sementara itu, kolom Aksi menyediakan tombol Detail yang digunakan untuk melihat informasi transaksi secara lebih lengkap.</w:t>
       </w:r>
     </w:p>
     <w:p>
@@ -31893,7 +35751,52 @@
         <w:ind w:firstLine="567"/>
       </w:pPr>
       <w:r>
-        <w:t>Berdasarkan hasil implementasi tersebut, seluruh kebutuhan fungsional yang telah diidentifikasi pada tahap Requirements berhasil direpresentasikan ke dalam prototype interaktif menggunakan Figma. Prototype ini selanjutnya digunakan sebagai media pengujian pada tahap System Testing menggunakan platform Maze untuk mengevaluasi kemudahan penggunaan dan tingkat penerimaan pengguna terhadap model sistem yang dikembangkan.</w:t>
+        <w:t xml:space="preserve">Berdasarkan hasil implementasi tersebut, seluruh kebutuhan fungsional yang telah diidentifikasi pada tahap </w:t>
+      </w:r>
+      <w:r>
+        <w:rPr>
+          <w:i/>
+        </w:rPr>
+        <w:t>Requirements</w:t>
+      </w:r>
+      <w:r>
+        <w:t xml:space="preserve"> berhasil direpresentasikan ke dalam </w:t>
+      </w:r>
+      <w:r>
+        <w:rPr>
+          <w:i/>
+        </w:rPr>
+        <w:t>prototype</w:t>
+      </w:r>
+      <w:r>
+        <w:t xml:space="preserve"> interaktif menggunakan </w:t>
+      </w:r>
+      <w:r>
+        <w:rPr>
+          <w:i/>
+        </w:rPr>
+        <w:t>Figma</w:t>
+      </w:r>
+      <w:r>
+        <w:t xml:space="preserve">. Prototype ini selanjutnya digunakan sebagai media pengujian pada tahap </w:t>
+      </w:r>
+      <w:r>
+        <w:rPr>
+          <w:i/>
+        </w:rPr>
+        <w:t>System Testing</w:t>
+      </w:r>
+      <w:r>
+        <w:t xml:space="preserve"> menggunakan </w:t>
+      </w:r>
+      <w:r>
+        <w:rPr>
+          <w:i/>
+        </w:rPr>
+        <w:t>platform Maze</w:t>
+      </w:r>
+      <w:r>
+        <w:t xml:space="preserve"> untuk mengevaluasi kemudahan penggunaan dan tingkat penerimaan pengguna terhadap model sistem yang dikembangkan.</w:t>
       </w:r>
     </w:p>
     <w:p>
@@ -32284,7 +36187,7 @@
       </w:r>
     </w:p>
     <w:sectPr>
-      <w:footerReference w:type="first" r:id="rId32"/>
+      <w:footerReference w:type="first" r:id="rId33"/>
       <w:pgSz w:w="11906" w:h="16838" w:code="9"/>
       <w:pgMar w:top="2268" w:right="1701" w:bottom="1701" w:left="2268" w:header="720" w:footer="720" w:gutter="0"/>
       <w:pgNumType w:start="1"/>
@@ -32689,8 +36592,8 @@
   <w:abstractNum w:abstractNumId="0" w15:restartNumberingAfterBreak="0">
     <w:nsid w:val="02291894"/>
     <w:multiLevelType w:val="hybridMultilevel"/>
-    <w:tmpl w:val="7FBCD0BE"/>
-    <w:lvl w:ilvl="0" w:tplc="3809000F">
+    <w:tmpl w:val="0F048FC6"/>
+    <w:lvl w:ilvl="0" w:tplc="01DE1A3A">
       <w:start w:val="1"/>
       <w:numFmt w:val="decimal"/>
       <w:lvlText w:val="%1."/>
@@ -32698,6 +36601,9 @@
       <w:pPr>
         <w:ind w:left="3829" w:hanging="360"/>
       </w:pPr>
+      <w:rPr>
+        <w:i w:val="0"/>
+      </w:rPr>
     </w:lvl>
     <w:lvl w:ilvl="1" w:tplc="38090019" w:tentative="1">
       <w:start w:val="1"/>
@@ -33721,8 +37627,8 @@
   <w:abstractNum w:abstractNumId="12" w15:restartNumberingAfterBreak="0">
     <w:nsid w:val="25655515"/>
     <w:multiLevelType w:val="hybridMultilevel"/>
-    <w:tmpl w:val="326E0DF6"/>
-    <w:lvl w:ilvl="0" w:tplc="435C8C70">
+    <w:tmpl w:val="6CC2A56A"/>
+    <w:lvl w:ilvl="0" w:tplc="677ECC26">
       <w:start w:val="5"/>
       <w:numFmt w:val="decimal"/>
       <w:lvlText w:val="4.3.%1"/>
@@ -33732,6 +37638,7 @@
       </w:pPr>
       <w:rPr>
         <w:rFonts w:hint="default"/>
+        <w:i w:val="0"/>
       </w:rPr>
     </w:lvl>
     <w:lvl w:ilvl="1" w:tplc="38090019" w:tentative="1">
@@ -34246,8 +38153,8 @@
   <w:abstractNum w:abstractNumId="18" w15:restartNumberingAfterBreak="0">
     <w:nsid w:val="2BE77FDC"/>
     <w:multiLevelType w:val="hybridMultilevel"/>
-    <w:tmpl w:val="DE9467EC"/>
-    <w:lvl w:ilvl="0" w:tplc="BF525686">
+    <w:tmpl w:val="053E9A0E"/>
+    <w:lvl w:ilvl="0" w:tplc="9D903006">
       <w:start w:val="1"/>
       <w:numFmt w:val="decimal"/>
       <w:lvlText w:val="4.3.%1"/>
@@ -34257,6 +38164,7 @@
       </w:pPr>
       <w:rPr>
         <w:rFonts w:hint="default"/>
+        <w:i w:val="0"/>
       </w:rPr>
     </w:lvl>
     <w:lvl w:ilvl="1" w:tplc="38090019" w:tentative="1">
@@ -35119,8 +39027,8 @@
   <w:abstractNum w:abstractNumId="28" w15:restartNumberingAfterBreak="0">
     <w:nsid w:val="49725454"/>
     <w:multiLevelType w:val="hybridMultilevel"/>
-    <w:tmpl w:val="A26C958A"/>
-    <w:lvl w:ilvl="0" w:tplc="7CEE2356">
+    <w:tmpl w:val="8B303EE4"/>
+    <w:lvl w:ilvl="0" w:tplc="26D2C102">
       <w:start w:val="1"/>
       <w:numFmt w:val="decimal"/>
       <w:lvlText w:val="3.4.%1"/>
@@ -35131,6 +39039,7 @@
       <w:rPr>
         <w:rFonts w:hint="default"/>
         <w:b/>
+        <w:i w:val="0"/>
       </w:rPr>
     </w:lvl>
     <w:lvl w:ilvl="1" w:tplc="38090019" w:tentative="1">
@@ -38062,7 +41971,7 @@
 </file>
 
 <file path=customXml/itemProps1.xml><?xml version="1.0" encoding="utf-8"?>
-<ds:datastoreItem xmlns:ds="http://schemas.openxmlformats.org/officeDocument/2006/customXml" ds:itemID="{2F6A4660-0478-4B03-98C0-B5A3E993043A}">
+<ds:datastoreItem xmlns:ds="http://schemas.openxmlformats.org/officeDocument/2006/customXml" ds:itemID="{89174F20-530C-48EA-8636-82D9B5409975}">
   <ds:schemaRefs>
     <ds:schemaRef ds:uri="http://schemas.openxmlformats.org/officeDocument/2006/bibliography"/>
   </ds:schemaRefs>

--- a/Dokumen Laporan Skripsi/Draft TA Skripsi - 202210370311094 - M. Heykal Dhafariel Rajendra.docx
+++ b/Dokumen Laporan Skripsi/Draft TA Skripsi - 202210370311094 - M. Heykal Dhafariel Rajendra.docx
@@ -517,7 +517,7 @@
           <w:szCs w:val="24"/>
         </w:rPr>
         <w:drawing>
-          <wp:inline distT="0" distB="0" distL="0" distR="0" wp14:anchorId="7C3C0020" wp14:editId="562CDD57">
+          <wp:inline distT="0" distB="0" distL="0" distR="0" wp14:anchorId="7C3C0020" wp14:editId="240C76FE">
             <wp:extent cx="2529840" cy="2496108"/>
             <wp:effectExtent l="0" t="0" r="3810" b="0"/>
             <wp:docPr id="1" name="Picture 1"/>
@@ -546,7 +546,7 @@
                   <pic:spPr>
                     <a:xfrm>
                       <a:off x="0" y="0"/>
-                      <a:ext cx="2539310" cy="2505452"/>
+                      <a:ext cx="2529840" cy="2496108"/>
                     </a:xfrm>
                     <a:prstGeom prst="rect">
                       <a:avLst/>
@@ -747,7 +747,7 @@
       <w:pPr>
         <w:pStyle w:val="Heading1"/>
       </w:pPr>
-      <w:bookmarkStart w:id="0" w:name="_Toc236608613"/>
+      <w:bookmarkStart w:id="0" w:name="_Toc236773753"/>
       <w:r>
         <w:lastRenderedPageBreak/>
         <w:t>LEMBAR PERSETUJUAN</w:t>
@@ -1217,7 +1217,7 @@
       <w:pPr>
         <w:pStyle w:val="Heading1"/>
       </w:pPr>
-      <w:bookmarkStart w:id="2" w:name="_Toc236608614"/>
+      <w:bookmarkStart w:id="2" w:name="_Toc236773754"/>
       <w:r>
         <w:lastRenderedPageBreak/>
         <w:t>LEMBAR PENGESAHAN</w:t>
@@ -1767,7 +1767,7 @@
       <w:pPr>
         <w:pStyle w:val="Heading1"/>
       </w:pPr>
-      <w:bookmarkStart w:id="4" w:name="_Toc236608615"/>
+      <w:bookmarkStart w:id="4" w:name="_Toc236773755"/>
       <w:r>
         <w:lastRenderedPageBreak/>
         <w:t>LEMBAR PERNYATAAN</w:t>
@@ -2422,7 +2422,7 @@
       <w:pPr>
         <w:pStyle w:val="Heading1"/>
       </w:pPr>
-      <w:bookmarkStart w:id="5" w:name="_Toc236608616"/>
+      <w:bookmarkStart w:id="5" w:name="_Toc236773756"/>
       <w:r>
         <w:t>ABSTRAK</w:t>
       </w:r>
@@ -2655,7 +2655,7 @@
       <w:pPr>
         <w:pStyle w:val="Heading1"/>
       </w:pPr>
-      <w:bookmarkStart w:id="6" w:name="_Toc236608617"/>
+      <w:bookmarkStart w:id="6" w:name="_Toc236773757"/>
       <w:r>
         <w:t>ABS</w:t>
       </w:r>
@@ -2830,7 +2830,7 @@
       <w:pPr>
         <w:pStyle w:val="Heading1"/>
       </w:pPr>
-      <w:bookmarkStart w:id="7" w:name="_Toc236608618"/>
+      <w:bookmarkStart w:id="7" w:name="_Toc236773758"/>
       <w:r>
         <w:lastRenderedPageBreak/>
         <w:t>KATA PENGANTAR</w:t>
@@ -3089,7 +3089,6 @@
           <w:rFonts w:cs="Times New Roman"/>
           <w:lang w:val="en-US"/>
         </w:rPr>
-        <w:lastRenderedPageBreak/>
         <w:t>Bapak/Ibu Koordinator Tugas Akhir Program Studi Informatika Universitas Muhammadiyah Malang.</w:t>
       </w:r>
     </w:p>
@@ -3112,6 +3111,7 @@
           <w:rFonts w:cs="Times New Roman"/>
           <w:lang w:val="en-US"/>
         </w:rPr>
+        <w:lastRenderedPageBreak/>
         <w:t>Bapak/Ibu Ketua Jurusan Teknik Informatika Universitas Muhammadiyah Malang.</w:t>
       </w:r>
     </w:p>
@@ -3345,7 +3345,6 @@
           <w:rFonts w:cs="Times New Roman"/>
           <w:lang w:val="en-US"/>
         </w:rPr>
-        <w:lastRenderedPageBreak/>
         <w:t>Terimakasih juga untuk semua teman – teman lainnya yang tidak bisa saya sebutkan satu per satu. Terima kasih atas dukungan kalian.</w:t>
       </w:r>
     </w:p>
@@ -3363,6 +3362,7 @@
           <w:rFonts w:cs="Times New Roman"/>
           <w:lang w:val="en-US"/>
         </w:rPr>
+        <w:lastRenderedPageBreak/>
         <w:t>Penulis menyadari bahwa skripsi ini masih jauh dari kata sempurna. Oleh karena itu, kritik dan saran yang membangun tentunya penulis harapkan demi perbaikan di masa yang akan datang. Semoga skripsi ini dapat memberikan manfaat baik terhadap pihak-pihak lain di kedepannya.</w:t>
       </w:r>
     </w:p>
@@ -3614,7 +3614,7 @@
         <w:pStyle w:val="Heading1"/>
         <w:spacing w:after="0"/>
       </w:pPr>
-      <w:bookmarkStart w:id="8" w:name="_Toc236608619"/>
+      <w:bookmarkStart w:id="8" w:name="_Toc236773759"/>
       <w:r>
         <w:lastRenderedPageBreak/>
         <w:t>DAFTAR ISI</w:t>
@@ -3695,7 +3695,7 @@
             </w:rPr>
             <w:fldChar w:fldCharType="separate"/>
           </w:r>
-          <w:hyperlink w:anchor="_Toc236608613" w:history="1">
+          <w:hyperlink w:anchor="_Toc236773753" w:history="1">
             <w:r>
               <w:rPr>
                 <w:rStyle w:val="Hyperlink"/>
@@ -3722,7 +3722,7 @@
                 <w:noProof/>
                 <w:webHidden/>
               </w:rPr>
-              <w:instrText xml:space="preserve"> PAGEREF _Toc236608613 \h </w:instrText>
+              <w:instrText xml:space="preserve"> PAGEREF _Toc236773753 \h </w:instrText>
             </w:r>
             <w:r>
               <w:rPr>
@@ -3766,7 +3766,7 @@
               <w:lang w:eastAsia="en-ID"/>
             </w:rPr>
           </w:pPr>
-          <w:hyperlink w:anchor="_Toc236608614" w:history="1">
+          <w:hyperlink w:anchor="_Toc236773754" w:history="1">
             <w:r>
               <w:rPr>
                 <w:rStyle w:val="Hyperlink"/>
@@ -3793,7 +3793,7 @@
                 <w:noProof/>
                 <w:webHidden/>
               </w:rPr>
-              <w:instrText xml:space="preserve"> PAGEREF _Toc236608614 \h </w:instrText>
+              <w:instrText xml:space="preserve"> PAGEREF _Toc236773754 \h </w:instrText>
             </w:r>
             <w:r>
               <w:rPr>
@@ -3837,7 +3837,7 @@
               <w:lang w:eastAsia="en-ID"/>
             </w:rPr>
           </w:pPr>
-          <w:hyperlink w:anchor="_Toc236608615" w:history="1">
+          <w:hyperlink w:anchor="_Toc236773755" w:history="1">
             <w:r>
               <w:rPr>
                 <w:rStyle w:val="Hyperlink"/>
@@ -3864,7 +3864,7 @@
                 <w:noProof/>
                 <w:webHidden/>
               </w:rPr>
-              <w:instrText xml:space="preserve"> PAGEREF _Toc236608615 \h </w:instrText>
+              <w:instrText xml:space="preserve"> PAGEREF _Toc236773755 \h </w:instrText>
             </w:r>
             <w:r>
               <w:rPr>
@@ -3908,7 +3908,7 @@
               <w:lang w:eastAsia="en-ID"/>
             </w:rPr>
           </w:pPr>
-          <w:hyperlink w:anchor="_Toc236608616" w:history="1">
+          <w:hyperlink w:anchor="_Toc236773756" w:history="1">
             <w:r>
               <w:rPr>
                 <w:rStyle w:val="Hyperlink"/>
@@ -3935,7 +3935,7 @@
                 <w:noProof/>
                 <w:webHidden/>
               </w:rPr>
-              <w:instrText xml:space="preserve"> PAGEREF _Toc236608616 \h </w:instrText>
+              <w:instrText xml:space="preserve"> PAGEREF _Toc236773756 \h </w:instrText>
             </w:r>
             <w:r>
               <w:rPr>
@@ -3979,7 +3979,7 @@
               <w:lang w:eastAsia="en-ID"/>
             </w:rPr>
           </w:pPr>
-          <w:hyperlink w:anchor="_Toc236608617" w:history="1">
+          <w:hyperlink w:anchor="_Toc236773757" w:history="1">
             <w:r>
               <w:rPr>
                 <w:rStyle w:val="Hyperlink"/>
@@ -4006,7 +4006,7 @@
                 <w:noProof/>
                 <w:webHidden/>
               </w:rPr>
-              <w:instrText xml:space="preserve"> PAGEREF _Toc236608617 \h </w:instrText>
+              <w:instrText xml:space="preserve"> PAGEREF _Toc236773757 \h </w:instrText>
             </w:r>
             <w:r>
               <w:rPr>
@@ -4050,7 +4050,7 @@
               <w:lang w:eastAsia="en-ID"/>
             </w:rPr>
           </w:pPr>
-          <w:hyperlink w:anchor="_Toc236608618" w:history="1">
+          <w:hyperlink w:anchor="_Toc236773758" w:history="1">
             <w:r>
               <w:rPr>
                 <w:rStyle w:val="Hyperlink"/>
@@ -4077,7 +4077,7 @@
                 <w:noProof/>
                 <w:webHidden/>
               </w:rPr>
-              <w:instrText xml:space="preserve"> PAGEREF _Toc236608618 \h </w:instrText>
+              <w:instrText xml:space="preserve"> PAGEREF _Toc236773758 \h </w:instrText>
             </w:r>
             <w:r>
               <w:rPr>
@@ -4121,7 +4121,7 @@
               <w:lang w:eastAsia="en-ID"/>
             </w:rPr>
           </w:pPr>
-          <w:hyperlink w:anchor="_Toc236608619" w:history="1">
+          <w:hyperlink w:anchor="_Toc236773759" w:history="1">
             <w:r>
               <w:rPr>
                 <w:rStyle w:val="Hyperlink"/>
@@ -4148,7 +4148,7 @@
                 <w:noProof/>
                 <w:webHidden/>
               </w:rPr>
-              <w:instrText xml:space="preserve"> PAGEREF _Toc236608619 \h </w:instrText>
+              <w:instrText xml:space="preserve"> PAGEREF _Toc236773759 \h </w:instrText>
             </w:r>
             <w:r>
               <w:rPr>
@@ -4192,7 +4192,7 @@
               <w:lang w:eastAsia="en-ID"/>
             </w:rPr>
           </w:pPr>
-          <w:hyperlink w:anchor="_Toc236608620" w:history="1">
+          <w:hyperlink w:anchor="_Toc236773760" w:history="1">
             <w:r>
               <w:rPr>
                 <w:rStyle w:val="Hyperlink"/>
@@ -4219,7 +4219,7 @@
                 <w:noProof/>
                 <w:webHidden/>
               </w:rPr>
-              <w:instrText xml:space="preserve"> PAGEREF _Toc236608620 \h </w:instrText>
+              <w:instrText xml:space="preserve"> PAGEREF _Toc236773760 \h </w:instrText>
             </w:r>
             <w:r>
               <w:rPr>
@@ -4263,7 +4263,7 @@
               <w:lang w:eastAsia="en-ID"/>
             </w:rPr>
           </w:pPr>
-          <w:hyperlink w:anchor="_Toc236608621" w:history="1">
+          <w:hyperlink w:anchor="_Toc236773761" w:history="1">
             <w:r>
               <w:rPr>
                 <w:rStyle w:val="Hyperlink"/>
@@ -4290,7 +4290,7 @@
                 <w:noProof/>
                 <w:webHidden/>
               </w:rPr>
-              <w:instrText xml:space="preserve"> PAGEREF _Toc236608621 \h </w:instrText>
+              <w:instrText xml:space="preserve"> PAGEREF _Toc236773761 \h </w:instrText>
             </w:r>
             <w:r>
               <w:rPr>
@@ -4334,7 +4334,7 @@
               <w:lang w:eastAsia="en-ID"/>
             </w:rPr>
           </w:pPr>
-          <w:hyperlink w:anchor="_Toc236608622" w:history="1">
+          <w:hyperlink w:anchor="_Toc236773762" w:history="1">
             <w:r>
               <w:rPr>
                 <w:rStyle w:val="Hyperlink"/>
@@ -4361,7 +4361,7 @@
                 <w:noProof/>
                 <w:webHidden/>
               </w:rPr>
-              <w:instrText xml:space="preserve"> PAGEREF _Toc236608622 \h </w:instrText>
+              <w:instrText xml:space="preserve"> PAGEREF _Toc236773762 \h </w:instrText>
             </w:r>
             <w:r>
               <w:rPr>
@@ -4405,7 +4405,7 @@
               <w:lang w:eastAsia="en-ID"/>
             </w:rPr>
           </w:pPr>
-          <w:hyperlink w:anchor="_Toc236608623" w:history="1">
+          <w:hyperlink w:anchor="_Toc236773763" w:history="1">
             <w:r>
               <w:rPr>
                 <w:rStyle w:val="Hyperlink"/>
@@ -4432,7 +4432,7 @@
                 <w:noProof/>
                 <w:webHidden/>
               </w:rPr>
-              <w:instrText xml:space="preserve"> PAGEREF _Toc236608623 \h </w:instrText>
+              <w:instrText xml:space="preserve"> PAGEREF _Toc236773763 \h </w:instrText>
             </w:r>
             <w:r>
               <w:rPr>
@@ -4477,7 +4477,7 @@
               <w:lang w:eastAsia="en-ID"/>
             </w:rPr>
           </w:pPr>
-          <w:hyperlink w:anchor="_Toc236608624" w:history="1">
+          <w:hyperlink w:anchor="_Toc236773764" w:history="1">
             <w:r>
               <w:rPr>
                 <w:rStyle w:val="Hyperlink"/>
@@ -4520,7 +4520,7 @@
                 <w:noProof/>
                 <w:webHidden/>
               </w:rPr>
-              <w:instrText xml:space="preserve"> PAGEREF _Toc236608624 \h </w:instrText>
+              <w:instrText xml:space="preserve"> PAGEREF _Toc236773764 \h </w:instrText>
             </w:r>
             <w:r>
               <w:rPr>
@@ -4565,7 +4565,7 @@
               <w:lang w:eastAsia="en-ID"/>
             </w:rPr>
           </w:pPr>
-          <w:hyperlink w:anchor="_Toc236608625" w:history="1">
+          <w:hyperlink w:anchor="_Toc236773765" w:history="1">
             <w:r>
               <w:rPr>
                 <w:rStyle w:val="Hyperlink"/>
@@ -4608,7 +4608,7 @@
                 <w:noProof/>
                 <w:webHidden/>
               </w:rPr>
-              <w:instrText xml:space="preserve"> PAGEREF _Toc236608625 \h </w:instrText>
+              <w:instrText xml:space="preserve"> PAGEREF _Toc236773765 \h </w:instrText>
             </w:r>
             <w:r>
               <w:rPr>
@@ -4653,7 +4653,7 @@
               <w:lang w:eastAsia="en-ID"/>
             </w:rPr>
           </w:pPr>
-          <w:hyperlink w:anchor="_Toc236608626" w:history="1">
+          <w:hyperlink w:anchor="_Toc236773766" w:history="1">
             <w:r>
               <w:rPr>
                 <w:rStyle w:val="Hyperlink"/>
@@ -4696,7 +4696,7 @@
                 <w:noProof/>
                 <w:webHidden/>
               </w:rPr>
-              <w:instrText xml:space="preserve"> PAGEREF _Toc236608626 \h </w:instrText>
+              <w:instrText xml:space="preserve"> PAGEREF _Toc236773766 \h </w:instrText>
             </w:r>
             <w:r>
               <w:rPr>
@@ -4741,7 +4741,7 @@
               <w:lang w:eastAsia="en-ID"/>
             </w:rPr>
           </w:pPr>
-          <w:hyperlink w:anchor="_Toc236608627" w:history="1">
+          <w:hyperlink w:anchor="_Toc236773767" w:history="1">
             <w:r>
               <w:rPr>
                 <w:rStyle w:val="Hyperlink"/>
@@ -4784,7 +4784,7 @@
                 <w:noProof/>
                 <w:webHidden/>
               </w:rPr>
-              <w:instrText xml:space="preserve"> PAGEREF _Toc236608627 \h </w:instrText>
+              <w:instrText xml:space="preserve"> PAGEREF _Toc236773767 \h </w:instrText>
             </w:r>
             <w:r>
               <w:rPr>
@@ -4804,7 +4804,7 @@
                 <w:noProof/>
                 <w:webHidden/>
               </w:rPr>
-              <w:t>6</w:t>
+              <w:t>5</w:t>
             </w:r>
             <w:r>
               <w:rPr>
@@ -4828,7 +4828,7 @@
               <w:lang w:eastAsia="en-ID"/>
             </w:rPr>
           </w:pPr>
-          <w:hyperlink w:anchor="_Toc236608628" w:history="1">
+          <w:hyperlink w:anchor="_Toc236773768" w:history="1">
             <w:r>
               <w:rPr>
                 <w:rStyle w:val="Hyperlink"/>
@@ -4855,7 +4855,7 @@
                 <w:noProof/>
                 <w:webHidden/>
               </w:rPr>
-              <w:instrText xml:space="preserve"> PAGEREF _Toc236608628 \h </w:instrText>
+              <w:instrText xml:space="preserve"> PAGEREF _Toc236773768 \h </w:instrText>
             </w:r>
             <w:r>
               <w:rPr>
@@ -4875,7 +4875,7 @@
                 <w:noProof/>
                 <w:webHidden/>
               </w:rPr>
-              <w:t>8</w:t>
+              <w:t>7</w:t>
             </w:r>
             <w:r>
               <w:rPr>
@@ -4900,7 +4900,7 @@
               <w:lang w:eastAsia="en-ID"/>
             </w:rPr>
           </w:pPr>
-          <w:hyperlink w:anchor="_Toc236608629" w:history="1">
+          <w:hyperlink w:anchor="_Toc236773769" w:history="1">
             <w:r>
               <w:rPr>
                 <w:rStyle w:val="Hyperlink"/>
@@ -4945,7 +4945,7 @@
                 <w:noProof/>
                 <w:webHidden/>
               </w:rPr>
-              <w:instrText xml:space="preserve"> PAGEREF _Toc236608629 \h </w:instrText>
+              <w:instrText xml:space="preserve"> PAGEREF _Toc236773769 \h </w:instrText>
             </w:r>
             <w:r>
               <w:rPr>
@@ -4965,7 +4965,7 @@
                 <w:noProof/>
                 <w:webHidden/>
               </w:rPr>
-              <w:t>8</w:t>
+              <w:t>7</w:t>
             </w:r>
             <w:r>
               <w:rPr>
@@ -4990,7 +4990,7 @@
               <w:lang w:eastAsia="en-ID"/>
             </w:rPr>
           </w:pPr>
-          <w:hyperlink w:anchor="_Toc236608630" w:history="1">
+          <w:hyperlink w:anchor="_Toc236773770" w:history="1">
             <w:r>
               <w:rPr>
                 <w:rStyle w:val="Hyperlink"/>
@@ -5035,7 +5035,7 @@
                 <w:noProof/>
                 <w:webHidden/>
               </w:rPr>
-              <w:instrText xml:space="preserve"> PAGEREF _Toc236608630 \h </w:instrText>
+              <w:instrText xml:space="preserve"> PAGEREF _Toc236773770 \h </w:instrText>
             </w:r>
             <w:r>
               <w:rPr>
@@ -5055,7 +5055,7 @@
                 <w:noProof/>
                 <w:webHidden/>
               </w:rPr>
-              <w:t>11</w:t>
+              <w:t>10</w:t>
             </w:r>
             <w:r>
               <w:rPr>
@@ -5080,7 +5080,7 @@
               <w:lang w:eastAsia="en-ID"/>
             </w:rPr>
           </w:pPr>
-          <w:hyperlink w:anchor="_Toc236608631" w:history="1">
+          <w:hyperlink w:anchor="_Toc236773771" w:history="1">
             <w:r>
               <w:rPr>
                 <w:rStyle w:val="Hyperlink"/>
@@ -5123,7 +5123,7 @@
                 <w:noProof/>
                 <w:webHidden/>
               </w:rPr>
-              <w:instrText xml:space="preserve"> PAGEREF _Toc236608631 \h </w:instrText>
+              <w:instrText xml:space="preserve"> PAGEREF _Toc236773771 \h </w:instrText>
             </w:r>
             <w:r>
               <w:rPr>
@@ -5143,7 +5143,7 @@
                 <w:noProof/>
                 <w:webHidden/>
               </w:rPr>
-              <w:t>11</w:t>
+              <w:t>10</w:t>
             </w:r>
             <w:r>
               <w:rPr>
@@ -5168,7 +5168,7 @@
               <w:lang w:eastAsia="en-ID"/>
             </w:rPr>
           </w:pPr>
-          <w:hyperlink w:anchor="_Toc236608632" w:history="1">
+          <w:hyperlink w:anchor="_Toc236773772" w:history="1">
             <w:r>
               <w:rPr>
                 <w:rStyle w:val="Hyperlink"/>
@@ -5211,7 +5211,7 @@
                 <w:noProof/>
                 <w:webHidden/>
               </w:rPr>
-              <w:instrText xml:space="preserve"> PAGEREF _Toc236608632 \h </w:instrText>
+              <w:instrText xml:space="preserve"> PAGEREF _Toc236773772 \h </w:instrText>
             </w:r>
             <w:r>
               <w:rPr>
@@ -5231,7 +5231,7 @@
                 <w:noProof/>
                 <w:webHidden/>
               </w:rPr>
-              <w:t>11</w:t>
+              <w:t>10</w:t>
             </w:r>
             <w:r>
               <w:rPr>
@@ -5256,7 +5256,7 @@
               <w:lang w:eastAsia="en-ID"/>
             </w:rPr>
           </w:pPr>
-          <w:hyperlink w:anchor="_Toc236608633" w:history="1">
+          <w:hyperlink w:anchor="_Toc236773773" w:history="1">
             <w:r>
               <w:rPr>
                 <w:rStyle w:val="Hyperlink"/>
@@ -5278,7 +5278,15 @@
                 <w:rStyle w:val="Hyperlink"/>
                 <w:noProof/>
               </w:rPr>
-              <w:t>Metode Personal Extreme Programming (PXP)</w:t>
+              <w:t xml:space="preserve">Metode </w:t>
+            </w:r>
+            <w:r>
+              <w:rPr>
+                <w:rStyle w:val="Hyperlink"/>
+                <w:i/>
+                <w:noProof/>
+              </w:rPr>
+              <w:t>Personal Extreme Programming (PXP)</w:t>
             </w:r>
             <w:r>
               <w:rPr>
@@ -5299,7 +5307,7 @@
                 <w:noProof/>
                 <w:webHidden/>
               </w:rPr>
-              <w:instrText xml:space="preserve"> PAGEREF _Toc236608633 \h </w:instrText>
+              <w:instrText xml:space="preserve"> PAGEREF _Toc236773773 \h </w:instrText>
             </w:r>
             <w:r>
               <w:rPr>
@@ -5319,7 +5327,7 @@
                 <w:noProof/>
                 <w:webHidden/>
               </w:rPr>
-              <w:t>15</w:t>
+              <w:t>13</w:t>
             </w:r>
             <w:r>
               <w:rPr>
@@ -5344,10 +5352,11 @@
               <w:lang w:eastAsia="en-ID"/>
             </w:rPr>
           </w:pPr>
-          <w:hyperlink w:anchor="_Toc236608634" w:history="1">
+          <w:hyperlink w:anchor="_Toc236773774" w:history="1">
             <w:r>
               <w:rPr>
                 <w:rStyle w:val="Hyperlink"/>
+                <w:i/>
                 <w:noProof/>
               </w:rPr>
               <w:t>2.2.4</w:t>
@@ -5364,6 +5373,7 @@
             <w:r>
               <w:rPr>
                 <w:rStyle w:val="Hyperlink"/>
+                <w:i/>
                 <w:noProof/>
               </w:rPr>
               <w:t>Unified Modeling Language (UML)</w:t>
@@ -5387,7 +5397,7 @@
                 <w:noProof/>
                 <w:webHidden/>
               </w:rPr>
-              <w:instrText xml:space="preserve"> PAGEREF _Toc236608634 \h </w:instrText>
+              <w:instrText xml:space="preserve"> PAGEREF _Toc236773774 \h </w:instrText>
             </w:r>
             <w:r>
               <w:rPr>
@@ -5407,7 +5417,7 @@
                 <w:noProof/>
                 <w:webHidden/>
               </w:rPr>
-              <w:t>16</w:t>
+              <w:t>14</w:t>
             </w:r>
             <w:r>
               <w:rPr>
@@ -5432,10 +5442,11 @@
               <w:lang w:eastAsia="en-ID"/>
             </w:rPr>
           </w:pPr>
-          <w:hyperlink w:anchor="_Toc236608635" w:history="1">
+          <w:hyperlink w:anchor="_Toc236773775" w:history="1">
             <w:r>
               <w:rPr>
                 <w:rStyle w:val="Hyperlink"/>
+                <w:i/>
                 <w:noProof/>
               </w:rPr>
               <w:t>2.2.5</w:t>
@@ -5454,7 +5465,15 @@
                 <w:rStyle w:val="Hyperlink"/>
                 <w:noProof/>
               </w:rPr>
-              <w:t>Pengujian Kuantitatif dan User Acceptance Test (UAT)</w:t>
+              <w:t xml:space="preserve">Pengujian Kuantitatif dan </w:t>
+            </w:r>
+            <w:r>
+              <w:rPr>
+                <w:rStyle w:val="Hyperlink"/>
+                <w:i/>
+                <w:noProof/>
+              </w:rPr>
+              <w:t>User Acceptance Test (UAT)</w:t>
             </w:r>
             <w:r>
               <w:rPr>
@@ -5475,7 +5494,7 @@
                 <w:noProof/>
                 <w:webHidden/>
               </w:rPr>
-              <w:instrText xml:space="preserve"> PAGEREF _Toc236608635 \h </w:instrText>
+              <w:instrText xml:space="preserve"> PAGEREF _Toc236773775 \h </w:instrText>
             </w:r>
             <w:r>
               <w:rPr>
@@ -5495,7 +5514,7 @@
                 <w:noProof/>
                 <w:webHidden/>
               </w:rPr>
-              <w:t>16</w:t>
+              <w:t>14</w:t>
             </w:r>
             <w:r>
               <w:rPr>
@@ -5519,7 +5538,7 @@
               <w:lang w:eastAsia="en-ID"/>
             </w:rPr>
           </w:pPr>
-          <w:hyperlink w:anchor="_Toc236608636" w:history="1">
+          <w:hyperlink w:anchor="_Toc236773776" w:history="1">
             <w:r>
               <w:rPr>
                 <w:rStyle w:val="Hyperlink"/>
@@ -5546,7 +5565,7 @@
                 <w:noProof/>
                 <w:webHidden/>
               </w:rPr>
-              <w:instrText xml:space="preserve"> PAGEREF _Toc236608636 \h </w:instrText>
+              <w:instrText xml:space="preserve"> PAGEREF _Toc236773776 \h </w:instrText>
             </w:r>
             <w:r>
               <w:rPr>
@@ -5566,7 +5585,7 @@
                 <w:noProof/>
                 <w:webHidden/>
               </w:rPr>
-              <w:t>18</w:t>
+              <w:t>16</w:t>
             </w:r>
             <w:r>
               <w:rPr>
@@ -5591,7 +5610,7 @@
               <w:lang w:eastAsia="en-ID"/>
             </w:rPr>
           </w:pPr>
-          <w:hyperlink w:anchor="_Toc236608637" w:history="1">
+          <w:hyperlink w:anchor="_Toc236773777" w:history="1">
             <w:r>
               <w:rPr>
                 <w:rStyle w:val="Hyperlink"/>
@@ -5636,7 +5655,7 @@
                 <w:noProof/>
                 <w:webHidden/>
               </w:rPr>
-              <w:instrText xml:space="preserve"> PAGEREF _Toc236608637 \h </w:instrText>
+              <w:instrText xml:space="preserve"> PAGEREF _Toc236773777 \h </w:instrText>
             </w:r>
             <w:r>
               <w:rPr>
@@ -5656,7 +5675,7 @@
                 <w:noProof/>
                 <w:webHidden/>
               </w:rPr>
-              <w:t>18</w:t>
+              <w:t>16</w:t>
             </w:r>
             <w:r>
               <w:rPr>
@@ -5681,7 +5700,7 @@
               <w:lang w:eastAsia="en-ID"/>
             </w:rPr>
           </w:pPr>
-          <w:hyperlink w:anchor="_Toc236608638" w:history="1">
+          <w:hyperlink w:anchor="_Toc236773778" w:history="1">
             <w:r>
               <w:rPr>
                 <w:rStyle w:val="Hyperlink"/>
@@ -5726,7 +5745,7 @@
                 <w:noProof/>
                 <w:webHidden/>
               </w:rPr>
-              <w:instrText xml:space="preserve"> PAGEREF _Toc236608638 \h </w:instrText>
+              <w:instrText xml:space="preserve"> PAGEREF _Toc236773778 \h </w:instrText>
             </w:r>
             <w:r>
               <w:rPr>
@@ -5746,7 +5765,7 @@
                 <w:noProof/>
                 <w:webHidden/>
               </w:rPr>
-              <w:t>19</w:t>
+              <w:t>17</w:t>
             </w:r>
             <w:r>
               <w:rPr>
@@ -5771,7 +5790,7 @@
               <w:lang w:eastAsia="en-ID"/>
             </w:rPr>
           </w:pPr>
-          <w:hyperlink w:anchor="_Toc236608639" w:history="1">
+          <w:hyperlink w:anchor="_Toc236773779" w:history="1">
             <w:r>
               <w:rPr>
                 <w:rStyle w:val="Hyperlink"/>
@@ -5816,7 +5835,7 @@
                 <w:noProof/>
                 <w:webHidden/>
               </w:rPr>
-              <w:instrText xml:space="preserve"> PAGEREF _Toc236608639 \h </w:instrText>
+              <w:instrText xml:space="preserve"> PAGEREF _Toc236773779 \h </w:instrText>
             </w:r>
             <w:r>
               <w:rPr>
@@ -5836,7 +5855,7 @@
                 <w:noProof/>
                 <w:webHidden/>
               </w:rPr>
-              <w:t>20</w:t>
+              <w:t>19</w:t>
             </w:r>
             <w:r>
               <w:rPr>
@@ -5861,7 +5880,7 @@
               <w:lang w:eastAsia="en-ID"/>
             </w:rPr>
           </w:pPr>
-          <w:hyperlink w:anchor="_Toc236608640" w:history="1">
+          <w:hyperlink w:anchor="_Toc236773780" w:history="1">
             <w:r>
               <w:rPr>
                 <w:rStyle w:val="Hyperlink"/>
@@ -5906,7 +5925,7 @@
                 <w:noProof/>
                 <w:webHidden/>
               </w:rPr>
-              <w:instrText xml:space="preserve"> PAGEREF _Toc236608640 \h </w:instrText>
+              <w:instrText xml:space="preserve"> PAGEREF _Toc236773780 \h </w:instrText>
             </w:r>
             <w:r>
               <w:rPr>
@@ -5926,7 +5945,7 @@
                 <w:noProof/>
                 <w:webHidden/>
               </w:rPr>
-              <w:t>25</w:t>
+              <w:t>23</w:t>
             </w:r>
             <w:r>
               <w:rPr>
@@ -5951,7 +5970,7 @@
               <w:lang w:eastAsia="en-ID"/>
             </w:rPr>
           </w:pPr>
-          <w:hyperlink w:anchor="_Toc236608641" w:history="1">
+          <w:hyperlink w:anchor="_Toc236773781" w:history="1">
             <w:r>
               <w:rPr>
                 <w:rStyle w:val="Hyperlink"/>
@@ -5971,9 +5990,17 @@
             <w:r>
               <w:rPr>
                 <w:rStyle w:val="Hyperlink"/>
-                <w:noProof/>
-              </w:rPr>
-              <w:t>Requirements</w:t>
+                <w:i/>
+                <w:noProof/>
+              </w:rPr>
+              <w:t>Requirement</w:t>
+            </w:r>
+            <w:r>
+              <w:rPr>
+                <w:rStyle w:val="Hyperlink"/>
+                <w:noProof/>
+              </w:rPr>
+              <w:t>s</w:t>
             </w:r>
             <w:r>
               <w:rPr>
@@ -5994,7 +6021,7 @@
                 <w:noProof/>
                 <w:webHidden/>
               </w:rPr>
-              <w:instrText xml:space="preserve"> PAGEREF _Toc236608641 \h </w:instrText>
+              <w:instrText xml:space="preserve"> PAGEREF _Toc236773781 \h </w:instrText>
             </w:r>
             <w:r>
               <w:rPr>
@@ -6014,7 +6041,7 @@
                 <w:noProof/>
                 <w:webHidden/>
               </w:rPr>
-              <w:t>26</w:t>
+              <w:t>24</w:t>
             </w:r>
             <w:r>
               <w:rPr>
@@ -6039,7 +6066,7 @@
               <w:lang w:eastAsia="en-ID"/>
             </w:rPr>
           </w:pPr>
-          <w:hyperlink w:anchor="_Toc236608642" w:history="1">
+          <w:hyperlink w:anchor="_Toc236773782" w:history="1">
             <w:r>
               <w:rPr>
                 <w:rStyle w:val="Hyperlink"/>
@@ -6059,6 +6086,7 @@
             <w:r>
               <w:rPr>
                 <w:rStyle w:val="Hyperlink"/>
+                <w:i/>
                 <w:noProof/>
               </w:rPr>
               <w:t>Planning</w:t>
@@ -6082,7 +6110,7 @@
                 <w:noProof/>
                 <w:webHidden/>
               </w:rPr>
-              <w:instrText xml:space="preserve"> PAGEREF _Toc236608642 \h </w:instrText>
+              <w:instrText xml:space="preserve"> PAGEREF _Toc236773782 \h </w:instrText>
             </w:r>
             <w:r>
               <w:rPr>
@@ -6102,7 +6130,7 @@
                 <w:noProof/>
                 <w:webHidden/>
               </w:rPr>
-              <w:t>27</w:t>
+              <w:t>25</w:t>
             </w:r>
             <w:r>
               <w:rPr>
@@ -6127,7 +6155,7 @@
               <w:lang w:eastAsia="en-ID"/>
             </w:rPr>
           </w:pPr>
-          <w:hyperlink w:anchor="_Toc236608643" w:history="1">
+          <w:hyperlink w:anchor="_Toc236773783" w:history="1">
             <w:r>
               <w:rPr>
                 <w:rStyle w:val="Hyperlink"/>
@@ -6147,6 +6175,7 @@
             <w:r>
               <w:rPr>
                 <w:rStyle w:val="Hyperlink"/>
+                <w:i/>
                 <w:noProof/>
               </w:rPr>
               <w:t>Iteration Initialization</w:t>
@@ -6170,7 +6199,7 @@
                 <w:noProof/>
                 <w:webHidden/>
               </w:rPr>
-              <w:instrText xml:space="preserve"> PAGEREF _Toc236608643 \h </w:instrText>
+              <w:instrText xml:space="preserve"> PAGEREF _Toc236773783 \h </w:instrText>
             </w:r>
             <w:r>
               <w:rPr>
@@ -6190,7 +6219,7 @@
                 <w:noProof/>
                 <w:webHidden/>
               </w:rPr>
-              <w:t>27</w:t>
+              <w:t>25</w:t>
             </w:r>
             <w:r>
               <w:rPr>
@@ -6215,7 +6244,7 @@
               <w:lang w:eastAsia="en-ID"/>
             </w:rPr>
           </w:pPr>
-          <w:hyperlink w:anchor="_Toc236608644" w:history="1">
+          <w:hyperlink w:anchor="_Toc236773784" w:history="1">
             <w:r>
               <w:rPr>
                 <w:rStyle w:val="Hyperlink"/>
@@ -6235,6 +6264,7 @@
             <w:r>
               <w:rPr>
                 <w:rStyle w:val="Hyperlink"/>
+                <w:i/>
                 <w:noProof/>
               </w:rPr>
               <w:t>Design</w:t>
@@ -6258,7 +6288,7 @@
                 <w:noProof/>
                 <w:webHidden/>
               </w:rPr>
-              <w:instrText xml:space="preserve"> PAGEREF _Toc236608644 \h </w:instrText>
+              <w:instrText xml:space="preserve"> PAGEREF _Toc236773784 \h </w:instrText>
             </w:r>
             <w:r>
               <w:rPr>
@@ -6278,7 +6308,7 @@
                 <w:noProof/>
                 <w:webHidden/>
               </w:rPr>
-              <w:t>28</w:t>
+              <w:t>26</w:t>
             </w:r>
             <w:r>
               <w:rPr>
@@ -6303,7 +6333,7 @@
               <w:lang w:eastAsia="en-ID"/>
             </w:rPr>
           </w:pPr>
-          <w:hyperlink w:anchor="_Toc236608645" w:history="1">
+          <w:hyperlink w:anchor="_Toc236773785" w:history="1">
             <w:r>
               <w:rPr>
                 <w:rStyle w:val="Hyperlink"/>
@@ -6323,6 +6353,7 @@
             <w:r>
               <w:rPr>
                 <w:rStyle w:val="Hyperlink"/>
+                <w:i/>
                 <w:noProof/>
               </w:rPr>
               <w:t>Implementation</w:t>
@@ -6346,7 +6377,7 @@
                 <w:noProof/>
                 <w:webHidden/>
               </w:rPr>
-              <w:instrText xml:space="preserve"> PAGEREF _Toc236608645 \h </w:instrText>
+              <w:instrText xml:space="preserve"> PAGEREF _Toc236773785 \h </w:instrText>
             </w:r>
             <w:r>
               <w:rPr>
@@ -6366,7 +6397,7 @@
                 <w:noProof/>
                 <w:webHidden/>
               </w:rPr>
-              <w:t>29</w:t>
+              <w:t>26</w:t>
             </w:r>
             <w:r>
               <w:rPr>
@@ -6391,7 +6422,7 @@
               <w:lang w:eastAsia="en-ID"/>
             </w:rPr>
           </w:pPr>
-          <w:hyperlink w:anchor="_Toc236608646" w:history="1">
+          <w:hyperlink w:anchor="_Toc236773786" w:history="1">
             <w:r>
               <w:rPr>
                 <w:rStyle w:val="Hyperlink"/>
@@ -6411,6 +6442,7 @@
             <w:r>
               <w:rPr>
                 <w:rStyle w:val="Hyperlink"/>
+                <w:i/>
                 <w:noProof/>
               </w:rPr>
               <w:t>System Testing</w:t>
@@ -6434,7 +6466,7 @@
                 <w:noProof/>
                 <w:webHidden/>
               </w:rPr>
-              <w:instrText xml:space="preserve"> PAGEREF _Toc236608646 \h </w:instrText>
+              <w:instrText xml:space="preserve"> PAGEREF _Toc236773786 \h </w:instrText>
             </w:r>
             <w:r>
               <w:rPr>
@@ -6454,7 +6486,7 @@
                 <w:noProof/>
                 <w:webHidden/>
               </w:rPr>
-              <w:t>29</w:t>
+              <w:t>26</w:t>
             </w:r>
             <w:r>
               <w:rPr>
@@ -6479,7 +6511,7 @@
               <w:lang w:eastAsia="en-ID"/>
             </w:rPr>
           </w:pPr>
-          <w:hyperlink w:anchor="_Toc236608647" w:history="1">
+          <w:hyperlink w:anchor="_Toc236773787" w:history="1">
             <w:r>
               <w:rPr>
                 <w:rStyle w:val="Hyperlink"/>
@@ -6499,6 +6531,7 @@
             <w:r>
               <w:rPr>
                 <w:rStyle w:val="Hyperlink"/>
+                <w:i/>
                 <w:noProof/>
               </w:rPr>
               <w:t>Retrospective</w:t>
@@ -6522,7 +6555,7 @@
                 <w:noProof/>
                 <w:webHidden/>
               </w:rPr>
-              <w:instrText xml:space="preserve"> PAGEREF _Toc236608647 \h </w:instrText>
+              <w:instrText xml:space="preserve"> PAGEREF _Toc236773787 \h </w:instrText>
             </w:r>
             <w:r>
               <w:rPr>
@@ -6542,7 +6575,7 @@
                 <w:noProof/>
                 <w:webHidden/>
               </w:rPr>
-              <w:t>33</w:t>
+              <w:t>30</w:t>
             </w:r>
             <w:r>
               <w:rPr>
@@ -6566,7 +6599,7 @@
               <w:lang w:eastAsia="en-ID"/>
             </w:rPr>
           </w:pPr>
-          <w:hyperlink w:anchor="_Toc236608648" w:history="1">
+          <w:hyperlink w:anchor="_Toc236773788" w:history="1">
             <w:r>
               <w:rPr>
                 <w:rStyle w:val="Hyperlink"/>
@@ -6593,7 +6626,7 @@
                 <w:noProof/>
                 <w:webHidden/>
               </w:rPr>
-              <w:instrText xml:space="preserve"> PAGEREF _Toc236608648 \h </w:instrText>
+              <w:instrText xml:space="preserve"> PAGEREF _Toc236773788 \h </w:instrText>
             </w:r>
             <w:r>
               <w:rPr>
@@ -6613,7 +6646,7 @@
                 <w:noProof/>
                 <w:webHidden/>
               </w:rPr>
-              <w:t>34</w:t>
+              <w:t>31</w:t>
             </w:r>
             <w:r>
               <w:rPr>
@@ -6638,7 +6671,7 @@
               <w:lang w:eastAsia="en-ID"/>
             </w:rPr>
           </w:pPr>
-          <w:hyperlink w:anchor="_Toc236608649" w:history="1">
+          <w:hyperlink w:anchor="_Toc236773789" w:history="1">
             <w:r>
               <w:rPr>
                 <w:rStyle w:val="Hyperlink"/>
@@ -6681,7 +6714,7 @@
                 <w:noProof/>
                 <w:webHidden/>
               </w:rPr>
-              <w:instrText xml:space="preserve"> PAGEREF _Toc236608649 \h </w:instrText>
+              <w:instrText xml:space="preserve"> PAGEREF _Toc236773789 \h </w:instrText>
             </w:r>
             <w:r>
               <w:rPr>
@@ -6701,7 +6734,7 @@
                 <w:noProof/>
                 <w:webHidden/>
               </w:rPr>
-              <w:t>34</w:t>
+              <w:t>31</w:t>
             </w:r>
             <w:r>
               <w:rPr>
@@ -6726,7 +6759,7 @@
               <w:lang w:eastAsia="en-ID"/>
             </w:rPr>
           </w:pPr>
-          <w:hyperlink w:anchor="_Toc236608650" w:history="1">
+          <w:hyperlink w:anchor="_Toc236773790" w:history="1">
             <w:r>
               <w:rPr>
                 <w:rStyle w:val="Hyperlink"/>
@@ -6769,7 +6802,7 @@
                 <w:noProof/>
                 <w:webHidden/>
               </w:rPr>
-              <w:instrText xml:space="preserve"> PAGEREF _Toc236608650 \h </w:instrText>
+              <w:instrText xml:space="preserve"> PAGEREF _Toc236773790 \h </w:instrText>
             </w:r>
             <w:r>
               <w:rPr>
@@ -6789,7 +6822,7 @@
                 <w:noProof/>
                 <w:webHidden/>
               </w:rPr>
-              <w:t>34</w:t>
+              <w:t>31</w:t>
             </w:r>
             <w:r>
               <w:rPr>
@@ -6814,7 +6847,7 @@
               <w:lang w:eastAsia="en-ID"/>
             </w:rPr>
           </w:pPr>
-          <w:hyperlink w:anchor="_Toc236608651" w:history="1">
+          <w:hyperlink w:anchor="_Toc236773791" w:history="1">
             <w:r>
               <w:rPr>
                 <w:rStyle w:val="Hyperlink"/>
@@ -6857,7 +6890,7 @@
                 <w:noProof/>
                 <w:webHidden/>
               </w:rPr>
-              <w:instrText xml:space="preserve"> PAGEREF _Toc236608651 \h </w:instrText>
+              <w:instrText xml:space="preserve"> PAGEREF _Toc236773791 \h </w:instrText>
             </w:r>
             <w:r>
               <w:rPr>
@@ -6877,7 +6910,7 @@
                 <w:noProof/>
                 <w:webHidden/>
               </w:rPr>
-              <w:t>36</w:t>
+              <w:t>33</w:t>
             </w:r>
             <w:r>
               <w:rPr>
@@ -6902,7 +6935,7 @@
               <w:lang w:eastAsia="en-ID"/>
             </w:rPr>
           </w:pPr>
-          <w:hyperlink w:anchor="_Toc236608652" w:history="1">
+          <w:hyperlink w:anchor="_Toc236773792" w:history="1">
             <w:r>
               <w:rPr>
                 <w:rStyle w:val="Hyperlink"/>
@@ -6945,7 +6978,7 @@
                 <w:noProof/>
                 <w:webHidden/>
               </w:rPr>
-              <w:instrText xml:space="preserve"> PAGEREF _Toc236608652 \h </w:instrText>
+              <w:instrText xml:space="preserve"> PAGEREF _Toc236773792 \h </w:instrText>
             </w:r>
             <w:r>
               <w:rPr>
@@ -6965,7 +6998,7 @@
                 <w:noProof/>
                 <w:webHidden/>
               </w:rPr>
-              <w:t>44</w:t>
+              <w:t>41</w:t>
             </w:r>
             <w:r>
               <w:rPr>
@@ -6990,7 +7023,7 @@
               <w:lang w:eastAsia="en-ID"/>
             </w:rPr>
           </w:pPr>
-          <w:hyperlink w:anchor="_Toc236608653" w:history="1">
+          <w:hyperlink w:anchor="_Toc236773793" w:history="1">
             <w:r>
               <w:rPr>
                 <w:rStyle w:val="Hyperlink"/>
@@ -7033,7 +7066,7 @@
                 <w:noProof/>
                 <w:webHidden/>
               </w:rPr>
-              <w:instrText xml:space="preserve"> PAGEREF _Toc236608653 \h </w:instrText>
+              <w:instrText xml:space="preserve"> PAGEREF _Toc236773793 \h </w:instrText>
             </w:r>
             <w:r>
               <w:rPr>
@@ -7053,7 +7086,7 @@
                 <w:noProof/>
                 <w:webHidden/>
               </w:rPr>
-              <w:t>46</w:t>
+              <w:t>43</w:t>
             </w:r>
             <w:r>
               <w:rPr>
@@ -7078,7 +7111,7 @@
               <w:lang w:eastAsia="en-ID"/>
             </w:rPr>
           </w:pPr>
-          <w:hyperlink w:anchor="_Toc236608654" w:history="1">
+          <w:hyperlink w:anchor="_Toc236773794" w:history="1">
             <w:r>
               <w:rPr>
                 <w:rStyle w:val="Hyperlink"/>
@@ -7121,7 +7154,7 @@
                 <w:noProof/>
                 <w:webHidden/>
               </w:rPr>
-              <w:instrText xml:space="preserve"> PAGEREF _Toc236608654 \h </w:instrText>
+              <w:instrText xml:space="preserve"> PAGEREF _Toc236773794 \h </w:instrText>
             </w:r>
             <w:r>
               <w:rPr>
@@ -7141,7 +7174,7 @@
                 <w:noProof/>
                 <w:webHidden/>
               </w:rPr>
-              <w:t>47</w:t>
+              <w:t>44</w:t>
             </w:r>
             <w:r>
               <w:rPr>
@@ -7166,7 +7199,7 @@
               <w:lang w:eastAsia="en-ID"/>
             </w:rPr>
           </w:pPr>
-          <w:hyperlink w:anchor="_Toc236608655" w:history="1">
+          <w:hyperlink w:anchor="_Toc236773795" w:history="1">
             <w:r>
               <w:rPr>
                 <w:rStyle w:val="Hyperlink"/>
@@ -7188,7 +7221,15 @@
                 <w:rStyle w:val="Hyperlink"/>
                 <w:noProof/>
               </w:rPr>
-              <w:t>Penyusunan User Stories</w:t>
+              <w:t xml:space="preserve">Penyusunan </w:t>
+            </w:r>
+            <w:r>
+              <w:rPr>
+                <w:rStyle w:val="Hyperlink"/>
+                <w:i/>
+                <w:noProof/>
+              </w:rPr>
+              <w:t>User Stories</w:t>
             </w:r>
             <w:r>
               <w:rPr>
@@ -7209,7 +7250,7 @@
                 <w:noProof/>
                 <w:webHidden/>
               </w:rPr>
-              <w:instrText xml:space="preserve"> PAGEREF _Toc236608655 \h </w:instrText>
+              <w:instrText xml:space="preserve"> PAGEREF _Toc236773795 \h </w:instrText>
             </w:r>
             <w:r>
               <w:rPr>
@@ -7229,7 +7270,7 @@
                 <w:noProof/>
                 <w:webHidden/>
               </w:rPr>
-              <w:t>48</w:t>
+              <w:t>45</w:t>
             </w:r>
             <w:r>
               <w:rPr>
@@ -7254,7 +7295,7 @@
               <w:lang w:eastAsia="en-ID"/>
             </w:rPr>
           </w:pPr>
-          <w:hyperlink w:anchor="_Toc236608656" w:history="1">
+          <w:hyperlink w:anchor="_Toc236773796" w:history="1">
             <w:r>
               <w:rPr>
                 <w:rStyle w:val="Hyperlink"/>
@@ -7276,7 +7317,15 @@
                 <w:rStyle w:val="Hyperlink"/>
                 <w:noProof/>
               </w:rPr>
-              <w:t>Hasil Pengembangan Model Sistem Menggunakan Metode Personal Extreme Programming (PXP)</w:t>
+              <w:t xml:space="preserve">Hasil Pengembangan Model Sistem Menggunakan Metode </w:t>
+            </w:r>
+            <w:r>
+              <w:rPr>
+                <w:rStyle w:val="Hyperlink"/>
+                <w:i/>
+                <w:noProof/>
+              </w:rPr>
+              <w:t>Personal Extreme Programming (PXP)</w:t>
             </w:r>
             <w:r>
               <w:rPr>
@@ -7297,7 +7346,7 @@
                 <w:noProof/>
                 <w:webHidden/>
               </w:rPr>
-              <w:instrText xml:space="preserve"> PAGEREF _Toc236608656 \h </w:instrText>
+              <w:instrText xml:space="preserve"> PAGEREF _Toc236773796 \h </w:instrText>
             </w:r>
             <w:r>
               <w:rPr>
@@ -7317,7 +7366,7 @@
                 <w:noProof/>
                 <w:webHidden/>
               </w:rPr>
-              <w:t>51</w:t>
+              <w:t>48</w:t>
             </w:r>
             <w:r>
               <w:rPr>
@@ -7342,7 +7391,7 @@
               <w:lang w:eastAsia="en-ID"/>
             </w:rPr>
           </w:pPr>
-          <w:hyperlink w:anchor="_Toc236608657" w:history="1">
+          <w:hyperlink w:anchor="_Toc236773797" w:history="1">
             <w:r>
               <w:rPr>
                 <w:rStyle w:val="Hyperlink"/>
@@ -7362,6 +7411,7 @@
             <w:r>
               <w:rPr>
                 <w:rStyle w:val="Hyperlink"/>
+                <w:i/>
                 <w:noProof/>
               </w:rPr>
               <w:t>Requirements</w:t>
@@ -7385,7 +7435,7 @@
                 <w:noProof/>
                 <w:webHidden/>
               </w:rPr>
-              <w:instrText xml:space="preserve"> PAGEREF _Toc236608657 \h </w:instrText>
+              <w:instrText xml:space="preserve"> PAGEREF _Toc236773797 \h </w:instrText>
             </w:r>
             <w:r>
               <w:rPr>
@@ -7405,7 +7455,7 @@
                 <w:noProof/>
                 <w:webHidden/>
               </w:rPr>
-              <w:t>51</w:t>
+              <w:t>48</w:t>
             </w:r>
             <w:r>
               <w:rPr>
@@ -7430,7 +7480,7 @@
               <w:lang w:eastAsia="en-ID"/>
             </w:rPr>
           </w:pPr>
-          <w:hyperlink w:anchor="_Toc236608658" w:history="1">
+          <w:hyperlink w:anchor="_Toc236773798" w:history="1">
             <w:r>
               <w:rPr>
                 <w:rStyle w:val="Hyperlink"/>
@@ -7450,6 +7500,7 @@
             <w:r>
               <w:rPr>
                 <w:rStyle w:val="Hyperlink"/>
+                <w:i/>
                 <w:noProof/>
               </w:rPr>
               <w:t>Planning</w:t>
@@ -7473,7 +7524,7 @@
                 <w:noProof/>
                 <w:webHidden/>
               </w:rPr>
-              <w:instrText xml:space="preserve"> PAGEREF _Toc236608658 \h </w:instrText>
+              <w:instrText xml:space="preserve"> PAGEREF _Toc236773798 \h </w:instrText>
             </w:r>
             <w:r>
               <w:rPr>
@@ -7493,7 +7544,7 @@
                 <w:noProof/>
                 <w:webHidden/>
               </w:rPr>
-              <w:t>52</w:t>
+              <w:t>49</w:t>
             </w:r>
             <w:r>
               <w:rPr>
@@ -7518,7 +7569,7 @@
               <w:lang w:eastAsia="en-ID"/>
             </w:rPr>
           </w:pPr>
-          <w:hyperlink w:anchor="_Toc236608659" w:history="1">
+          <w:hyperlink w:anchor="_Toc236773799" w:history="1">
             <w:r>
               <w:rPr>
                 <w:rStyle w:val="Hyperlink"/>
@@ -7538,6 +7589,7 @@
             <w:r>
               <w:rPr>
                 <w:rStyle w:val="Hyperlink"/>
+                <w:i/>
                 <w:noProof/>
               </w:rPr>
               <w:t>Iteration Initialization</w:t>
@@ -7561,7 +7613,7 @@
                 <w:noProof/>
                 <w:webHidden/>
               </w:rPr>
-              <w:instrText xml:space="preserve"> PAGEREF _Toc236608659 \h </w:instrText>
+              <w:instrText xml:space="preserve"> PAGEREF _Toc236773799 \h </w:instrText>
             </w:r>
             <w:r>
               <w:rPr>
@@ -7581,7 +7633,7 @@
                 <w:noProof/>
                 <w:webHidden/>
               </w:rPr>
-              <w:t>55</w:t>
+              <w:t>52</w:t>
             </w:r>
             <w:r>
               <w:rPr>
@@ -7606,7 +7658,7 @@
               <w:lang w:eastAsia="en-ID"/>
             </w:rPr>
           </w:pPr>
-          <w:hyperlink w:anchor="_Toc236608660" w:history="1">
+          <w:hyperlink w:anchor="_Toc236773800" w:history="1">
             <w:r>
               <w:rPr>
                 <w:rStyle w:val="Hyperlink"/>
@@ -7649,7 +7701,7 @@
                 <w:noProof/>
                 <w:webHidden/>
               </w:rPr>
-              <w:instrText xml:space="preserve"> PAGEREF _Toc236608660 \h </w:instrText>
+              <w:instrText xml:space="preserve"> PAGEREF _Toc236773800 \h </w:instrText>
             </w:r>
             <w:r>
               <w:rPr>
@@ -7669,7 +7721,7 @@
                 <w:noProof/>
                 <w:webHidden/>
               </w:rPr>
-              <w:t>58</w:t>
+              <w:t>54</w:t>
             </w:r>
             <w:r>
               <w:rPr>
@@ -7694,7 +7746,7 @@
               <w:lang w:eastAsia="en-ID"/>
             </w:rPr>
           </w:pPr>
-          <w:hyperlink w:anchor="_Toc236608661" w:history="1">
+          <w:hyperlink w:anchor="_Toc236773801" w:history="1">
             <w:r>
               <w:rPr>
                 <w:rStyle w:val="Hyperlink"/>
@@ -7714,6 +7766,7 @@
             <w:r>
               <w:rPr>
                 <w:rStyle w:val="Hyperlink"/>
+                <w:i/>
                 <w:noProof/>
               </w:rPr>
               <w:t>Implementation</w:t>
@@ -7737,7 +7790,7 @@
                 <w:noProof/>
                 <w:webHidden/>
               </w:rPr>
-              <w:instrText xml:space="preserve"> PAGEREF _Toc236608661 \h </w:instrText>
+              <w:instrText xml:space="preserve"> PAGEREF _Toc236773801 \h </w:instrText>
             </w:r>
             <w:r>
               <w:rPr>
@@ -7757,7 +7810,7 @@
                 <w:noProof/>
                 <w:webHidden/>
               </w:rPr>
-              <w:t>64</w:t>
+              <w:t>60</w:t>
             </w:r>
             <w:r>
               <w:rPr>
@@ -7781,7 +7834,7 @@
               <w:lang w:eastAsia="en-ID"/>
             </w:rPr>
           </w:pPr>
-          <w:hyperlink w:anchor="_Toc236608662" w:history="1">
+          <w:hyperlink w:anchor="_Toc236773802" w:history="1">
             <w:r>
               <w:rPr>
                 <w:rStyle w:val="Hyperlink"/>
@@ -7808,7 +7861,7 @@
                 <w:noProof/>
                 <w:webHidden/>
               </w:rPr>
-              <w:instrText xml:space="preserve"> PAGEREF _Toc236608662 \h </w:instrText>
+              <w:instrText xml:space="preserve"> PAGEREF _Toc236773802 \h </w:instrText>
             </w:r>
             <w:r>
               <w:rPr>
@@ -7828,7 +7881,7 @@
                 <w:noProof/>
                 <w:webHidden/>
               </w:rPr>
-              <w:t>76</w:t>
+              <w:t>72</w:t>
             </w:r>
             <w:r>
               <w:rPr>
@@ -7884,7 +7937,7 @@
       <w:pPr>
         <w:pStyle w:val="Heading1"/>
       </w:pPr>
-      <w:bookmarkStart w:id="9" w:name="_Toc236608620"/>
+      <w:bookmarkStart w:id="9" w:name="_Toc236773760"/>
       <w:r>
         <w:lastRenderedPageBreak/>
         <w:t>D</w:t>
@@ -7973,7 +8026,7 @@
             <w:noProof/>
             <w:webHidden/>
           </w:rPr>
-          <w:t>13</w:t>
+          <w:t>11</w:t>
         </w:r>
         <w:r>
           <w:rPr>
@@ -8062,7 +8115,7 @@
             <w:noProof/>
             <w:webHidden/>
           </w:rPr>
-          <w:t>18</w:t>
+          <w:t>16</w:t>
         </w:r>
         <w:r>
           <w:rPr>
@@ -8134,7 +8187,7 @@
             <w:noProof/>
             <w:webHidden/>
           </w:rPr>
-          <w:t>25</w:t>
+          <w:t>23</w:t>
         </w:r>
         <w:r>
           <w:rPr>
@@ -8230,7 +8283,7 @@
             <w:noProof/>
             <w:webHidden/>
           </w:rPr>
-          <w:t>59</w:t>
+          <w:t>55</w:t>
         </w:r>
         <w:r>
           <w:rPr>
@@ -8302,7 +8355,7 @@
             <w:noProof/>
             <w:webHidden/>
           </w:rPr>
-          <w:t>61</w:t>
+          <w:t>57</w:t>
         </w:r>
         <w:r>
           <w:rPr>
@@ -8374,7 +8427,7 @@
             <w:noProof/>
             <w:webHidden/>
           </w:rPr>
-          <w:t>62</w:t>
+          <w:t>59</w:t>
         </w:r>
         <w:r>
           <w:rPr>
@@ -8446,7 +8499,7 @@
             <w:noProof/>
             <w:webHidden/>
           </w:rPr>
-          <w:t>63</w:t>
+          <w:t>60</w:t>
         </w:r>
         <w:r>
           <w:rPr>
@@ -8518,7 +8571,7 @@
             <w:noProof/>
             <w:webHidden/>
           </w:rPr>
-          <w:t>65</w:t>
+          <w:t>62</w:t>
         </w:r>
         <w:r>
           <w:rPr>
@@ -8590,7 +8643,7 @@
             <w:noProof/>
             <w:webHidden/>
           </w:rPr>
-          <w:t>66</w:t>
+          <w:t>63</w:t>
         </w:r>
         <w:r>
           <w:rPr>
@@ -8662,7 +8715,7 @@
             <w:noProof/>
             <w:webHidden/>
           </w:rPr>
-          <w:t>67</w:t>
+          <w:t>64</w:t>
         </w:r>
         <w:r>
           <w:rPr>
@@ -8734,7 +8787,7 @@
             <w:noProof/>
             <w:webHidden/>
           </w:rPr>
-          <w:t>68</w:t>
+          <w:t>65</w:t>
         </w:r>
         <w:r>
           <w:rPr>
@@ -8806,7 +8859,7 @@
             <w:noProof/>
             <w:webHidden/>
           </w:rPr>
-          <w:t>69</w:t>
+          <w:t>66</w:t>
         </w:r>
         <w:r>
           <w:rPr>
@@ -8878,7 +8931,7 @@
             <w:noProof/>
             <w:webHidden/>
           </w:rPr>
-          <w:t>70</w:t>
+          <w:t>67</w:t>
         </w:r>
         <w:r>
           <w:rPr>
@@ -8950,7 +9003,7 @@
             <w:noProof/>
             <w:webHidden/>
           </w:rPr>
-          <w:t>72</w:t>
+          <w:t>68</w:t>
         </w:r>
         <w:r>
           <w:rPr>
@@ -9022,7 +9075,7 @@
             <w:noProof/>
             <w:webHidden/>
           </w:rPr>
-          <w:t>73</w:t>
+          <w:t>69</w:t>
         </w:r>
         <w:r>
           <w:rPr>
@@ -9094,7 +9147,7 @@
             <w:noProof/>
             <w:webHidden/>
           </w:rPr>
-          <w:t>74</w:t>
+          <w:t>70</w:t>
         </w:r>
         <w:r>
           <w:rPr>
@@ -9129,7 +9182,7 @@
       <w:pPr>
         <w:pStyle w:val="Heading1"/>
       </w:pPr>
-      <w:bookmarkStart w:id="10" w:name="_Toc236608621"/>
+      <w:bookmarkStart w:id="10" w:name="_Toc236773761"/>
       <w:r>
         <w:lastRenderedPageBreak/>
         <w:t>DAFTAR TABEL</w:t>
@@ -9222,7 +9275,7 @@
             <w:noProof/>
             <w:webHidden/>
           </w:rPr>
-          <w:t>8</w:t>
+          <w:t>7</w:t>
         </w:r>
         <w:r>
           <w:rPr>
@@ -9311,7 +9364,7 @@
             <w:noProof/>
             <w:webHidden/>
           </w:rPr>
-          <w:t>21</w:t>
+          <w:t>19</w:t>
         </w:r>
         <w:r>
           <w:rPr>
@@ -9383,7 +9436,7 @@
             <w:noProof/>
             <w:webHidden/>
           </w:rPr>
-          <w:t>30</w:t>
+          <w:t>27</w:t>
         </w:r>
         <w:r>
           <w:rPr>
@@ -9455,7 +9508,7 @@
             <w:noProof/>
             <w:webHidden/>
           </w:rPr>
-          <w:t>31</w:t>
+          <w:t>28</w:t>
         </w:r>
         <w:r>
           <w:rPr>
@@ -9527,7 +9580,7 @@
             <w:noProof/>
             <w:webHidden/>
           </w:rPr>
-          <w:t>31</w:t>
+          <w:t>29</w:t>
         </w:r>
         <w:r>
           <w:rPr>
@@ -9616,7 +9669,7 @@
             <w:noProof/>
             <w:webHidden/>
           </w:rPr>
-          <w:t>34</w:t>
+          <w:t>31</w:t>
         </w:r>
         <w:r>
           <w:rPr>
@@ -9688,7 +9741,7 @@
             <w:noProof/>
             <w:webHidden/>
           </w:rPr>
-          <w:t>37</w:t>
+          <w:t>34</w:t>
         </w:r>
         <w:r>
           <w:rPr>
@@ -9760,7 +9813,7 @@
             <w:noProof/>
             <w:webHidden/>
           </w:rPr>
-          <w:t>38</w:t>
+          <w:t>35</w:t>
         </w:r>
         <w:r>
           <w:rPr>
@@ -9832,7 +9885,7 @@
             <w:noProof/>
             <w:webHidden/>
           </w:rPr>
-          <w:t>39</w:t>
+          <w:t>36</w:t>
         </w:r>
         <w:r>
           <w:rPr>
@@ -9904,7 +9957,7 @@
             <w:noProof/>
             <w:webHidden/>
           </w:rPr>
-          <w:t>40</w:t>
+          <w:t>37</w:t>
         </w:r>
         <w:r>
           <w:rPr>
@@ -9976,7 +10029,7 @@
             <w:noProof/>
             <w:webHidden/>
           </w:rPr>
-          <w:t>42</w:t>
+          <w:t>39</w:t>
         </w:r>
         <w:r>
           <w:rPr>
@@ -10048,7 +10101,7 @@
             <w:noProof/>
             <w:webHidden/>
           </w:rPr>
-          <w:t>43</w:t>
+          <w:t>40</w:t>
         </w:r>
         <w:r>
           <w:rPr>
@@ -10120,7 +10173,7 @@
             <w:noProof/>
             <w:webHidden/>
           </w:rPr>
-          <w:t>44</w:t>
+          <w:t>41</w:t>
         </w:r>
         <w:r>
           <w:rPr>
@@ -10192,7 +10245,7 @@
             <w:noProof/>
             <w:webHidden/>
           </w:rPr>
-          <w:t>46</w:t>
+          <w:t>43</w:t>
         </w:r>
         <w:r>
           <w:rPr>
@@ -10264,7 +10317,7 @@
             <w:noProof/>
             <w:webHidden/>
           </w:rPr>
-          <w:t>47</w:t>
+          <w:t>44</w:t>
         </w:r>
         <w:r>
           <w:rPr>
@@ -10336,7 +10389,7 @@
             <w:noProof/>
             <w:webHidden/>
           </w:rPr>
-          <w:t>48</w:t>
+          <w:t>45</w:t>
         </w:r>
         <w:r>
           <w:rPr>
@@ -10408,7 +10461,7 @@
             <w:noProof/>
             <w:webHidden/>
           </w:rPr>
-          <w:t>49</w:t>
+          <w:t>46</w:t>
         </w:r>
         <w:r>
           <w:rPr>
@@ -10480,7 +10533,7 @@
             <w:noProof/>
             <w:webHidden/>
           </w:rPr>
-          <w:t>50</w:t>
+          <w:t>47</w:t>
         </w:r>
         <w:r>
           <w:rPr>
@@ -10552,7 +10605,7 @@
             <w:noProof/>
             <w:webHidden/>
           </w:rPr>
-          <w:t>53</w:t>
+          <w:t>49</w:t>
         </w:r>
         <w:r>
           <w:rPr>
@@ -10624,7 +10677,7 @@
             <w:noProof/>
             <w:webHidden/>
           </w:rPr>
-          <w:t>55</w:t>
+          <w:t>51</w:t>
         </w:r>
         <w:r>
           <w:rPr>
@@ -10696,7 +10749,7 @@
             <w:noProof/>
             <w:webHidden/>
           </w:rPr>
-          <w:t>56</w:t>
+          <w:t>52</w:t>
         </w:r>
         <w:r>
           <w:rPr>
@@ -10768,7 +10821,7 @@
             <w:noProof/>
             <w:webHidden/>
           </w:rPr>
-          <w:t>57</w:t>
+          <w:t>54</w:t>
         </w:r>
         <w:r>
           <w:rPr>
@@ -10840,7 +10893,7 @@
             <w:noProof/>
             <w:webHidden/>
           </w:rPr>
-          <w:t>58</w:t>
+          <w:t>54</w:t>
         </w:r>
         <w:r>
           <w:rPr>
@@ -10883,7 +10936,7 @@
       <w:pPr>
         <w:pStyle w:val="Heading1"/>
       </w:pPr>
-      <w:bookmarkStart w:id="11" w:name="_Toc236608622"/>
+      <w:bookmarkStart w:id="11" w:name="_Toc236773762"/>
       <w:r>
         <w:lastRenderedPageBreak/>
         <w:t>DAFTAR RUMUS</w:t>
@@ -10986,7 +11039,7 @@
             <w:noProof/>
             <w:webHidden/>
           </w:rPr>
-          <w:t>16</w:t>
+          <w:t>14</w:t>
         </w:r>
         <w:r>
           <w:rPr>
@@ -11016,6 +11069,8 @@
         </w:rPr>
         <w:br w:type="page"/>
       </w:r>
+      <w:bookmarkStart w:id="12" w:name="_GoBack"/>
+      <w:bookmarkEnd w:id="12"/>
     </w:p>
     <w:p>
       <w:pPr>
@@ -11027,7 +11082,7 @@
           <w:headerReference w:type="default" r:id="rId15"/>
           <w:headerReference w:type="first" r:id="rId16"/>
           <w:pgSz w:w="11906" w:h="16838" w:code="9"/>
-          <w:pgMar w:top="2268" w:right="1701" w:bottom="1701" w:left="2268" w:header="720" w:footer="720" w:gutter="0"/>
+          <w:pgMar w:top="1701" w:right="1701" w:bottom="1701" w:left="2268" w:header="720" w:footer="720" w:gutter="0"/>
           <w:pgNumType w:fmt="lowerRoman" w:start="2"/>
           <w:cols w:space="708"/>
           <w:titlePg/>
@@ -11039,7 +11094,7 @@
       <w:pPr>
         <w:pStyle w:val="Heading1"/>
       </w:pPr>
-      <w:bookmarkStart w:id="12" w:name="_Toc236608623"/>
+      <w:bookmarkStart w:id="13" w:name="_Toc236773763"/>
       <w:r>
         <w:lastRenderedPageBreak/>
         <w:t xml:space="preserve">BAB </w:t>
@@ -11050,7 +11105,7 @@
       <w:r>
         <w:t xml:space="preserve"> PENDAHULUAN</w:t>
       </w:r>
-      <w:bookmarkEnd w:id="12"/>
+      <w:bookmarkEnd w:id="13"/>
     </w:p>
     <w:p>
       <w:pPr>
@@ -11061,11 +11116,11 @@
         </w:numPr>
         <w:spacing w:before="240" w:line="360" w:lineRule="auto"/>
       </w:pPr>
-      <w:bookmarkStart w:id="13" w:name="_Toc236608624"/>
+      <w:bookmarkStart w:id="14" w:name="_Toc236773764"/>
       <w:r>
         <w:t>Latar Belakang</w:t>
       </w:r>
-      <w:bookmarkEnd w:id="13"/>
+      <w:bookmarkEnd w:id="14"/>
     </w:p>
     <w:p>
       <w:pPr>
@@ -11112,181 +11167,178 @@
         <w:t>Microsoft Excel</w:t>
       </w:r>
       <w:r>
+        <w:t xml:space="preserve"> sederhana, tanpa formula terintegrasi atau daftar riwayat keluar–masuk material. Sementara itu, administrasi kantor juga mengeluhkan bahwa proses persetujuan </w:t>
+      </w:r>
+      <w:r>
+        <w:lastRenderedPageBreak/>
+        <w:t xml:space="preserve">pembelian menjadi lambat karena harus memilah banyak pesan </w:t>
+      </w:r>
+      <w:r>
+        <w:rPr>
+          <w:i/>
+        </w:rPr>
+        <w:t>WhatsApp</w:t>
+      </w:r>
+      <w:r>
+        <w:t xml:space="preserve"> yang bercampur dengan pesan non-operasional. Pengawas lapangan juga merasakan dampak dari sistem manual tersebut, terutama ketika material tidak tersedia atau terjadi miskomunikasi antara bagian lapangan dan gudang.</w:t>
+      </w:r>
+    </w:p>
+    <w:p>
+      <w:pPr>
+        <w:spacing w:line="360" w:lineRule="auto"/>
+        <w:ind w:firstLine="720"/>
+      </w:pPr>
+      <w:r>
+        <w:t xml:space="preserve">Proses permintaan material dari pengawas lapangan kepada bagian gudang dilakukan melalui komunikasi informal menggunakan aplikasi </w:t>
+      </w:r>
+      <w:r>
+        <w:rPr>
+          <w:i/>
+        </w:rPr>
+        <w:t>WhatsApp</w:t>
+      </w:r>
+      <w:r>
+        <w:t xml:space="preserve">. Setelah menerima permintaan, bagian gudang melakukan pengecekan ketersediaan material dengan menggunakan file </w:t>
+      </w:r>
+      <w:r>
+        <w:rPr>
+          <w:i/>
+        </w:rPr>
+        <w:t>Microsoft Excel</w:t>
+      </w:r>
+      <w:r>
+        <w:t xml:space="preserve"> sederhana yang tidak dilengkapi dengan perhitungan otomatis maupun riwayat transaksi material masuk dan keluar. Apabila stok tersedia, material dikeluarkan dan dicatat secara manual. Namun, apabila stok tidak mencukupi, bagian gudang menghubungi admin kantor untuk diteruskan kepada pemilik sebagai permohonan persetujuan pembelian material. Setelah persetujuan diberikan, proses pembelian dilakukan dan barang yang diterima kembali dicatat secara manual menggunakan </w:t>
+      </w:r>
+      <w:r>
+        <w:rPr>
+          <w:i/>
+        </w:rPr>
+        <w:t>Excel</w:t>
+      </w:r>
+      <w:r>
+        <w:t>.</w:t>
+      </w:r>
+    </w:p>
+    <w:p>
+      <w:pPr>
+        <w:spacing w:line="360" w:lineRule="auto"/>
+        <w:ind w:firstLine="720"/>
+      </w:pPr>
+      <w:r>
+        <w:t>Mekanisme kerja tersebut menimbulkan berbagai permasalahan operasional. Informasi permintaan material sering terlambat diterima karena bercampur dengan pesan lain pada aplikasi komunikasi. Data stok tidak dapat diperbarui secara langsung sehingga berpotensi menimbulkan ketidaksesuaian antara data dan kondisi fisik di gudang. Selain itu, riwayat penggunaan material sulit ditelusuri ketika terjadi selisih stok, sehingga proses evaluasi dan pengambilan keputusan menjadi kurang efektif. Proses persetujuan pembelian juga berpotensi terhambat apabila komunikasi tidak segera direspons, yang berdampak pada keterlambatan pekerjaan di lapangan.</w:t>
+      </w:r>
+    </w:p>
+    <w:p>
+      <w:pPr>
+        <w:spacing w:line="360" w:lineRule="auto"/>
+        <w:ind w:firstLine="720"/>
+      </w:pPr>
+      <w:r>
+        <w:t xml:space="preserve">Penelitian-penelitian terdahulu menunjukkan bahwa permasalahan pencatatan stok manual, keterlambatan pengadaan material, serta miskomunikasi antarbagian merupakan permasalahan umum yang sering terjadi pada UMKM yang belum memiliki sistem informasi terintegrasi. Namun, sebagian besar penelitian tersebut hanya berfokus pada pengembangan sistem inventori dasar tanpa didahului dengan analisis proses bisnis secara menyeluruh. Selain itu, aspek komunikasi informal yang banyak digunakan oleh UMKM, seperti pemanfaatan aplikasi </w:t>
+      </w:r>
+      <w:r>
+        <w:rPr>
+          <w:i/>
+        </w:rPr>
+        <w:t>WhatsApp</w:t>
+      </w:r>
+      <w:r>
+        <w:t xml:space="preserve">, jarang dijadikan perhatian utama dalam pemetaan alur bisnis. Penelitian terdahulu juga umumnya tidak menggunakan pemodelan proses bisnis seperti </w:t>
+      </w:r>
+      <w:r>
+        <w:rPr>
+          <w:i/>
+        </w:rPr>
+        <w:lastRenderedPageBreak/>
+        <w:t>Business Process Model and Notation</w:t>
+      </w:r>
+      <w:r>
         <w:t xml:space="preserve"> </w:t>
       </w:r>
       <w:r>
+        <w:rPr>
+          <w:i/>
+        </w:rPr>
+        <w:t>(BPMN)</w:t>
+      </w:r>
+      <w:r>
+        <w:t xml:space="preserve"> untuk menggambarkan kondisi aktual sebelum sistem dirancang.</w:t>
+      </w:r>
+    </w:p>
+    <w:p>
+      <w:pPr>
+        <w:spacing w:line="360" w:lineRule="auto"/>
+        <w:ind w:firstLine="720"/>
+      </w:pPr>
+      <w:r>
+        <w:t>Kesenjangan penelitian tersebut menunjukkan perlunya penelitian yang tidak hanya menghasilkan sistem, tetapi juga mengimplementasikan model sistem yang dibangun berdasarkan pemetaan proses bisnis pengecekan stok dan pengadaan material secara komprehensif. Model sistem yang dikembangkan diharapkan mampu merepresentasikan alur kerja nyata di lapangan, sehingga solusi yang dihasilkan lebih sesuai dengan kebutuhan operasional UMKM.</w:t>
+      </w:r>
+    </w:p>
+    <w:p>
+      <w:pPr>
+        <w:spacing w:line="360" w:lineRule="auto"/>
+        <w:ind w:firstLine="720"/>
+      </w:pPr>
+      <w:r>
+        <w:t xml:space="preserve">Dalam penelitian ini, metode yang digunakan untuk mengimplementasikan model sistem adalah </w:t>
+      </w:r>
+      <w:r>
+        <w:rPr>
+          <w:i/>
+        </w:rPr>
+        <w:t>Personal Extreme Programming (PXP)</w:t>
+      </w:r>
+      <w:r>
+        <w:t xml:space="preserve">. </w:t>
+      </w:r>
+      <w:r>
+        <w:rPr>
+          <w:i/>
+        </w:rPr>
+        <w:t>PXP</w:t>
+      </w:r>
+      <w:r>
+        <w:t xml:space="preserve"> merupakan adaptasi dari metode </w:t>
+      </w:r>
+      <w:r>
+        <w:rPr>
+          <w:i/>
+        </w:rPr>
+        <w:t>Extreme Programming (XP)</w:t>
+      </w:r>
+      <w:r>
+        <w:t xml:space="preserve"> yang dirancang untuk pengembangan perangkat lunak secara individual. Metode ini memiliki tahapan eksplorasi, perencanaan, iterasi, dan dokumentasi yang sederhana namun sistematis. Keunggulan </w:t>
+      </w:r>
+      <w:r>
+        <w:rPr>
+          <w:i/>
+        </w:rPr>
+        <w:t>PXP</w:t>
+      </w:r>
+      <w:r>
+        <w:t xml:space="preserve"> terletak pada fleksibilitasnya dalam menyesuaikan kebutuhan pengguna, kemampuannya untuk digunakan oleh satu orang pengembang, serta sifatnya yang adaptif terhadap perubahan kebutuhan selama proses pengembangan berlangsung.</w:t>
+      </w:r>
+    </w:p>
+    <w:p>
+      <w:pPr>
+        <w:spacing w:line="360" w:lineRule="auto"/>
+        <w:ind w:firstLine="720"/>
+      </w:pPr>
+      <w:r>
+        <w:t>Berdasarkan kondisi operasional yang ada, permasalahan yang dihadapi, serta kesenjangan penelitian terdahulu, maka penelitian ini penting dilakukan untuk mengimplementasikan model sistem pengecekan stok dan pengadaan material pada King Aluminium Malang. Model sistem yang dihasilkan diharapkan mampu menata alur kerja secara lebih terstruktur, meningkatkan akurasi pencatatan material, mempercepat proses persetujuan pembelian, serta meminimalkan risiko miskomunikasi antarbagian. Dengan demikian, penelitian ini diharapkan dapat memberikan kontribusi nyata dalam meningkatkan efisiensi operasional dan kualitas pengelolaan material pada UMKM.</w:t>
+      </w:r>
+    </w:p>
+    <w:p>
+      <w:pPr>
+        <w:spacing w:line="360" w:lineRule="auto"/>
+        <w:ind w:firstLine="720"/>
+      </w:pPr>
+      <w:r>
+        <w:t xml:space="preserve">Oleh karena itu, penelitian ini memiliki urgensi yang jelas baik secara praktis maupun akademik. Secara praktis, sistem pengelolaan stok dan pengadaan material yang masih dilakukan secara manual berpotensi terus menimbulkan keterlambatan pekerjaan, kesalahan pencatatan, serta pembelian material yang bersifat mendadak dan kurang terkontrol. Jika kondisi ini dibiarkan, maka efisiensi </w:t>
+      </w:r>
+      <w:r>
         <w:lastRenderedPageBreak/>
-        <w:t xml:space="preserve">sederhana, tanpa formula terintegrasi atau daftar riwayat keluar–masuk material. Sementara itu, administrasi kantor juga mengeluhkan bahwa proses persetujuan pembelian menjadi lambat karena harus memilah banyak pesan </w:t>
-      </w:r>
-      <w:r>
-        <w:rPr>
-          <w:i/>
-        </w:rPr>
-        <w:t>WhatsApp</w:t>
-      </w:r>
-      <w:r>
-        <w:t xml:space="preserve"> yang bercampur dengan pesan non-operasional. Pengawas lapangan juga merasakan dampak dari sistem manual tersebut, terutama ketika material tidak tersedia atau terjadi miskomunikasi antara bagian lapangan dan gudang.</w:t>
-      </w:r>
-    </w:p>
-    <w:p>
-      <w:pPr>
-        <w:spacing w:line="360" w:lineRule="auto"/>
-        <w:ind w:firstLine="720"/>
-      </w:pPr>
-      <w:r>
-        <w:t xml:space="preserve">Proses permintaan material dari pengawas lapangan kepada bagian gudang dilakukan melalui komunikasi informal menggunakan aplikasi </w:t>
-      </w:r>
-      <w:r>
-        <w:rPr>
-          <w:i/>
-        </w:rPr>
-        <w:t>WhatsApp</w:t>
-      </w:r>
-      <w:r>
-        <w:t xml:space="preserve">. Setelah menerima permintaan, bagian gudang melakukan pengecekan ketersediaan material dengan menggunakan file </w:t>
-      </w:r>
-      <w:r>
-        <w:rPr>
-          <w:i/>
-        </w:rPr>
-        <w:t>Microsoft Excel</w:t>
-      </w:r>
-      <w:r>
-        <w:t xml:space="preserve"> sederhana yang tidak dilengkapi dengan perhitungan otomatis maupun riwayat transaksi material masuk dan keluar. Apabila stok tersedia, material dikeluarkan dan dicatat secara manual. Namun, apabila stok tidak mencukupi, bagian gudang menghubungi admin kantor untuk diteruskan kepada pemilik sebagai permohonan persetujuan pembelian material. Setelah persetujuan diberikan, proses pembelian dilakukan dan barang yang diterima kembali dicatat secara manual menggunakan </w:t>
-      </w:r>
-      <w:r>
-        <w:rPr>
-          <w:i/>
-        </w:rPr>
-        <w:t>Excel</w:t>
-      </w:r>
-      <w:r>
-        <w:t>.</w:t>
-      </w:r>
-    </w:p>
-    <w:p>
-      <w:pPr>
-        <w:spacing w:line="360" w:lineRule="auto"/>
-        <w:ind w:firstLine="720"/>
-      </w:pPr>
-      <w:r>
-        <w:t>Mekanisme kerja tersebut menimbulkan berbagai permasalahan operasional. Informasi permintaan material sering terlambat diterima karena bercampur dengan pesan lain pada aplikasi komunikasi. Data stok tidak dapat diperbarui secara langsung sehingga berpotensi menimbulkan ketidaksesuaian antara data dan kondisi fisik di gudang. Selain itu, riwayat penggunaan material sulit ditelusuri ketika terjadi selisih stok, sehingga proses evaluasi dan pengambilan keputusan menjadi kurang efektif. Proses persetujuan pembelian juga berpotensi terhambat apabila komunikasi tidak segera direspons, yang berdampak pada keterlambatan pekerjaan di lapangan.</w:t>
-      </w:r>
-    </w:p>
-    <w:p>
-      <w:pPr>
-        <w:spacing w:line="360" w:lineRule="auto"/>
-        <w:ind w:firstLine="720"/>
-      </w:pPr>
-      <w:r>
-        <w:t xml:space="preserve">Penelitian-penelitian terdahulu menunjukkan bahwa permasalahan pencatatan stok manual, keterlambatan pengadaan material, serta miskomunikasi antarbagian merupakan permasalahan umum yang sering terjadi pada UMKM yang belum memiliki sistem informasi terintegrasi. Namun, sebagian besar penelitian tersebut hanya berfokus pada pengembangan sistem inventori dasar tanpa didahului dengan analisis proses bisnis secara menyeluruh. Selain itu, aspek komunikasi </w:t>
-      </w:r>
-      <w:r>
-        <w:lastRenderedPageBreak/>
-        <w:t xml:space="preserve">informal yang banyak digunakan oleh UMKM, seperti pemanfaatan aplikasi </w:t>
-      </w:r>
-      <w:r>
-        <w:rPr>
-          <w:i/>
-        </w:rPr>
-        <w:t>WhatsApp</w:t>
-      </w:r>
-      <w:r>
-        <w:t xml:space="preserve">, jarang dijadikan perhatian utama dalam pemetaan alur bisnis. Penelitian terdahulu juga umumnya tidak menggunakan pemodelan proses bisnis seperti </w:t>
-      </w:r>
-      <w:r>
-        <w:rPr>
-          <w:i/>
-        </w:rPr>
-        <w:t>Business Process Model and Notation</w:t>
-      </w:r>
-      <w:r>
-        <w:t xml:space="preserve"> </w:t>
-      </w:r>
-      <w:r>
-        <w:rPr>
-          <w:i/>
-        </w:rPr>
-        <w:t>(BPMN)</w:t>
-      </w:r>
-      <w:r>
-        <w:t xml:space="preserve"> untuk menggambarkan kondisi aktual sebelum sistem dirancang.</w:t>
-      </w:r>
-    </w:p>
-    <w:p>
-      <w:pPr>
-        <w:spacing w:line="360" w:lineRule="auto"/>
-        <w:ind w:firstLine="720"/>
-      </w:pPr>
-      <w:r>
-        <w:t>Kesenjangan penelitian tersebut menunjukkan perlunya penelitian yang tidak hanya menghasilkan sistem, tetapi juga mengimplementasikan model sistem yang dibangun berdasarkan pemetaan proses bisnis pengecekan stok dan pengadaan material secara komprehensif. Model sistem yang dikembangkan diharapkan mampu merepresentasikan alur kerja nyata di lapangan, sehingga solusi yang dihasilkan lebih sesuai dengan kebutuhan operasional UMKM.</w:t>
-      </w:r>
-    </w:p>
-    <w:p>
-      <w:pPr>
-        <w:spacing w:line="360" w:lineRule="auto"/>
-        <w:ind w:firstLine="720"/>
-      </w:pPr>
-      <w:r>
-        <w:t xml:space="preserve">Dalam penelitian ini, metode yang digunakan untuk mengimplementasikan model sistem adalah </w:t>
-      </w:r>
-      <w:r>
-        <w:rPr>
-          <w:i/>
-        </w:rPr>
-        <w:t>Personal Extreme Programming (PXP)</w:t>
-      </w:r>
-      <w:r>
-        <w:t xml:space="preserve">. </w:t>
-      </w:r>
-      <w:r>
-        <w:rPr>
-          <w:i/>
-        </w:rPr>
-        <w:t>PXP</w:t>
-      </w:r>
-      <w:r>
-        <w:t xml:space="preserve"> merupakan adaptasi dari metode </w:t>
-      </w:r>
-      <w:r>
-        <w:rPr>
-          <w:i/>
-        </w:rPr>
-        <w:t>Extreme Programming (XP)</w:t>
-      </w:r>
-      <w:r>
-        <w:t xml:space="preserve"> yang dirancang untuk pengembangan perangkat lunak secara individual. Metode ini memiliki tahapan eksplorasi, perencanaan, iterasi, dan dokumentasi yang sederhana namun sistematis. Keunggulan </w:t>
-      </w:r>
-      <w:r>
-        <w:rPr>
-          <w:i/>
-        </w:rPr>
-        <w:t>PXP</w:t>
-      </w:r>
-      <w:r>
-        <w:t xml:space="preserve"> terletak pada fleksibilitasnya dalam menyesuaikan kebutuhan pengguna, kemampuannya untuk digunakan oleh satu orang pengembang, serta sifatnya yang adaptif terhadap perubahan kebutuhan selama proses pengembangan berlangsung.</w:t>
-      </w:r>
-    </w:p>
-    <w:p>
-      <w:pPr>
-        <w:spacing w:line="360" w:lineRule="auto"/>
-        <w:ind w:firstLine="720"/>
-      </w:pPr>
-      <w:r>
-        <w:t>Berdasarkan kondisi operasional yang ada, permasalahan yang dihadapi, serta kesenjangan penelitian terdahulu, maka penelitian ini penting dilakukan untuk mengimplementasikan model sistem pengecekan stok dan pengadaan material pada King Aluminium Malang. Model sistem yang dihasilkan diharapkan mampu menata alur kerja secara lebih terstruktur, meningkatkan akurasi pencatatan material, mempercepat proses persetujuan pembelian, serta meminimalkan risiko miskomunikasi antarbagian. Dengan demikian, penelitian ini diharapkan dapat memberikan kontribusi nyata dalam meningkatkan efisiensi operasional dan kualitas pengelolaan material pada UMKM.</w:t>
-      </w:r>
-    </w:p>
-    <w:p>
-      <w:pPr>
-        <w:spacing w:line="360" w:lineRule="auto"/>
-        <w:ind w:firstLine="720"/>
-      </w:pPr>
-      <w:r>
-        <w:t xml:space="preserve">Oleh karena itu, penelitian ini memiliki urgensi yang jelas baik secara praktis maupun akademik. Secara praktis, sistem pengelolaan stok dan pengadaan </w:t>
-      </w:r>
-      <w:r>
-        <w:lastRenderedPageBreak/>
-        <w:t>material yang masih dilakukan secara manual berpotensi terus menimbulkan keterlambatan pekerjaan, kesalahan pencatatan, serta pembelian material yang bersifat mendadak dan kurang terkontrol. Jika kondisi ini dibiarkan, maka efisiensi operasional usaha akan sulit ditingkatkan dan risiko selisih stok maupun miskomunikasi antarbagian tetap akan terjadi.</w:t>
+        <w:t>operasional usaha akan sulit ditingkatkan dan risiko selisih stok maupun miskomunikasi antarbagian tetap akan terjadi.</w:t>
       </w:r>
     </w:p>
     <w:p>
@@ -11335,12 +11387,12 @@
         <w:spacing w:line="360" w:lineRule="auto"/>
         <w:ind w:left="567" w:hanging="283"/>
       </w:pPr>
-      <w:bookmarkStart w:id="14" w:name="_Toc236608625"/>
+      <w:bookmarkStart w:id="15" w:name="_Toc236773765"/>
       <w:r>
         <w:lastRenderedPageBreak/>
         <w:t>Rumusan Masalah</w:t>
       </w:r>
-      <w:bookmarkEnd w:id="14"/>
+      <w:bookmarkEnd w:id="15"/>
     </w:p>
     <w:p>
       <w:pPr>
@@ -11362,7 +11414,13 @@
         <w:ind w:left="567" w:hanging="425"/>
       </w:pPr>
       <w:r>
-        <w:t>Bagaimana proses pembuatan sistem pengecekan stok dan pengadaan material yang sesuai dengan kebutuhan operasional King Aluminium Malang?</w:t>
+        <w:t>Bagaimana proses pe</w:t>
+      </w:r>
+      <w:r>
+        <w:t>rancangan</w:t>
+      </w:r>
+      <w:r>
+        <w:t xml:space="preserve"> sistem pengecekan stok dan pengadaan material yang sesuai dengan kebutuhan operasional King Aluminium Malang?</w:t>
       </w:r>
     </w:p>
     <w:p>
@@ -11385,7 +11443,13 @@
         <w:t>Personal Extreme Programming (PXP)</w:t>
       </w:r>
       <w:r>
-        <w:t xml:space="preserve"> dalam mendukung proses pembuatan sistem pengecekan stok dan pengadaan material tersebut?</w:t>
+        <w:t xml:space="preserve"> dalam mendukung proses pe</w:t>
+      </w:r>
+      <w:r>
+        <w:t>rancangan</w:t>
+      </w:r>
+      <w:r>
+        <w:t xml:space="preserve"> sistem pengecekan stok dan pengadaan material tersebut?</w:t>
       </w:r>
     </w:p>
     <w:p>
@@ -11412,11 +11476,11 @@
         <w:spacing w:line="360" w:lineRule="auto"/>
         <w:ind w:left="567" w:hanging="283"/>
       </w:pPr>
-      <w:bookmarkStart w:id="15" w:name="_Toc236608626"/>
+      <w:bookmarkStart w:id="16" w:name="_Toc236773766"/>
       <w:r>
         <w:t>Tujuan Penelitian</w:t>
       </w:r>
-      <w:bookmarkEnd w:id="15"/>
+      <w:bookmarkEnd w:id="16"/>
     </w:p>
     <w:p>
       <w:pPr>
@@ -11438,7 +11502,7 @@
         <w:ind w:left="567" w:hanging="425"/>
       </w:pPr>
       <w:r>
-        <w:t>Untuk merancang dan membuat sistem pengecekan stok dan pengadaan material yang sesuai dengan kebutuhan operasional King Aluminium Malang.</w:t>
+        <w:t>Untuk merancang sistem pengecekan stok dan pengadaan material yang sesuai dengan kebutuhan operasional King Aluminium Malang.</w:t>
       </w:r>
     </w:p>
     <w:p>
@@ -11461,7 +11525,13 @@
         <w:t>Personal Extreme Programming (PXP)</w:t>
       </w:r>
       <w:r>
-        <w:t xml:space="preserve"> dalam proses pembuatan sistem pengecekan stok dan pengadaan material.</w:t>
+        <w:t xml:space="preserve"> dalam proses pe</w:t>
+      </w:r>
+      <w:r>
+        <w:t>rancangan</w:t>
+      </w:r>
+      <w:r>
+        <w:t xml:space="preserve"> sistem pengecekan stok dan pengadaan material.</w:t>
       </w:r>
     </w:p>
     <w:p>
@@ -11480,15 +11550,6 @@
     </w:p>
     <w:p>
       <w:pPr>
-        <w:spacing w:after="160"/>
-        <w:jc w:val="left"/>
-      </w:pPr>
-      <w:r>
-        <w:br w:type="page"/>
-      </w:r>
-    </w:p>
-    <w:p>
-      <w:pPr>
         <w:pStyle w:val="Heading2"/>
         <w:numPr>
           <w:ilvl w:val="0"/>
@@ -11497,12 +11558,11 @@
         <w:spacing w:line="360" w:lineRule="auto"/>
         <w:ind w:left="567" w:hanging="283"/>
       </w:pPr>
-      <w:bookmarkStart w:id="16" w:name="_Toc236608627"/>
-      <w:r>
-        <w:lastRenderedPageBreak/>
+      <w:bookmarkStart w:id="17" w:name="_Toc236773767"/>
+      <w:r>
         <w:t>Batasan Penelitian</w:t>
       </w:r>
-      <w:bookmarkEnd w:id="16"/>
+      <w:bookmarkEnd w:id="17"/>
     </w:p>
     <w:p>
       <w:pPr>
@@ -11552,6 +11612,7 @@
         <w:ind w:left="567" w:hanging="425"/>
       </w:pPr>
       <w:r>
+        <w:lastRenderedPageBreak/>
         <w:t>Penelitian ini tidak mencakup modul keuangan, akuntansi, manajemen sumber daya manusia, maupun integrasi otomatis dengan sistem eksternal atau vendor.</w:t>
       </w:r>
     </w:p>
@@ -11673,45 +11734,35 @@
     </w:p>
     <w:p>
       <w:pPr>
-        <w:spacing w:after="160"/>
-        <w:jc w:val="left"/>
-      </w:pPr>
+        <w:spacing w:line="360" w:lineRule="auto"/>
+        <w:ind w:firstLine="567"/>
+      </w:pPr>
+      <w:r>
+        <w:t xml:space="preserve">Penelitian ini hanya melihat bagaimana menggunakan model sistem dalam bentuk </w:t>
+      </w:r>
+      <w:r>
+        <w:rPr>
+          <w:i/>
+        </w:rPr>
+        <w:t>prototype</w:t>
+      </w:r>
+      <w:r>
+        <w:t xml:space="preserve"> fungsional; itu tidak mencakup penggunaan sistem secara menyeluruh dalam lingkungan produksi nyata. Model sistem yang dikembangkan hanya berkonsentrasi pada proses inti, yaitu permintaan material, pengecekan stok, pengajuan pengadaan, persetujuan pembelian, dan pencatatan barang masuk untuk material aluminium. Aspek keamanan sistem, kinerja teknis, integrasi dengan vendor eksternal, dan modul keuangan dan akuntansi tidak dibahas dalam penelitian ini. Dengan batasan ini, fokus penelitian tetap pada perancangan dan evaluasi model sistem untuk kebutuhan operasional.</w:t>
+      </w:r>
       <w:r>
         <w:br w:type="page"/>
       </w:r>
     </w:p>
     <w:p>
       <w:pPr>
-        <w:spacing w:line="360" w:lineRule="auto"/>
-        <w:ind w:firstLine="567"/>
-      </w:pPr>
-      <w:r>
-        <w:lastRenderedPageBreak/>
-        <w:t xml:space="preserve">Penelitian ini hanya melihat bagaimana menggunakan model sistem dalam bentuk </w:t>
-      </w:r>
-      <w:r>
-        <w:rPr>
-          <w:i/>
-        </w:rPr>
-        <w:t>prototype</w:t>
-      </w:r>
-      <w:r>
-        <w:t xml:space="preserve"> fungsional; itu tidak mencakup penggunaan sistem secara menyeluruh dalam lingkungan produksi nyata. Model sistem yang dikembangkan hanya berkonsentrasi pada proses inti, yaitu permintaan material, pengecekan stok, pengajuan pengadaan, persetujuan pembelian, dan pencatatan barang masuk untuk material aluminium. Aspek keamanan sistem, kinerja teknis, integrasi dengan vendor eksternal, dan modul keuangan dan akuntansi tidak dibahas dalam penelitian ini. Dengan batasan ini, fokus penelitian tetap pada perancangan dan evaluasi model sistem untuk kebutuhan operasional.</w:t>
-      </w:r>
-      <w:r>
-        <w:br w:type="page"/>
-      </w:r>
-    </w:p>
-    <w:p>
-      <w:pPr>
         <w:pStyle w:val="Heading1"/>
       </w:pPr>
-      <w:bookmarkStart w:id="17" w:name="_Toc236608628"/>
+      <w:bookmarkStart w:id="18" w:name="_Toc236773768"/>
       <w:r>
         <w:lastRenderedPageBreak/>
         <w:t>BAB II TINJAUAN PUSTAKA</w:t>
       </w:r>
-      <w:bookmarkEnd w:id="17"/>
+      <w:bookmarkEnd w:id="18"/>
     </w:p>
     <w:p>
       <w:pPr>
@@ -11726,14 +11777,14 @@
           <w:lang w:val="en-US"/>
         </w:rPr>
       </w:pPr>
-      <w:bookmarkStart w:id="18" w:name="_Toc236608629"/>
+      <w:bookmarkStart w:id="19" w:name="_Toc236773769"/>
       <w:r>
         <w:rPr>
           <w:lang w:val="en-US"/>
         </w:rPr>
         <w:t>Tinjauan Pustaka</w:t>
       </w:r>
-      <w:bookmarkEnd w:id="18"/>
+      <w:bookmarkEnd w:id="19"/>
     </w:p>
     <w:p>
       <w:pPr>
@@ -11814,7 +11865,7 @@
           <w:szCs w:val="24"/>
         </w:rPr>
       </w:pPr>
-      <w:bookmarkStart w:id="19" w:name="_Toc236356611"/>
+      <w:bookmarkStart w:id="20" w:name="_Toc236356611"/>
       <w:r>
         <w:rPr>
           <w:b/>
@@ -11886,7 +11937,7 @@
         </w:rPr>
         <w:t xml:space="preserve"> Tinjauan Penelitian Terdahulu</w:t>
       </w:r>
-      <w:bookmarkEnd w:id="19"/>
+      <w:bookmarkEnd w:id="20"/>
     </w:p>
     <w:tbl>
       <w:tblPr>
@@ -11896,10 +11947,10 @@
       </w:tblPr>
       <w:tblGrid>
         <w:gridCol w:w="570"/>
-        <w:gridCol w:w="2402"/>
-        <w:gridCol w:w="1418"/>
-        <w:gridCol w:w="992"/>
-        <w:gridCol w:w="2545"/>
+        <w:gridCol w:w="2385"/>
+        <w:gridCol w:w="1417"/>
+        <w:gridCol w:w="897"/>
+        <w:gridCol w:w="2658"/>
       </w:tblGrid>
       <w:tr>
         <w:tc>
@@ -11984,7 +12035,7 @@
         </w:tc>
         <w:tc>
           <w:tcPr>
-            <w:tcW w:w="992" w:type="dxa"/>
+            <w:tcW w:w="850" w:type="dxa"/>
             <w:vAlign w:val="center"/>
           </w:tcPr>
           <w:p>
@@ -12008,7 +12059,7 @@
         </w:tc>
         <w:tc>
           <w:tcPr>
-            <w:tcW w:w="2545" w:type="dxa"/>
+            <w:tcW w:w="2687" w:type="dxa"/>
             <w:vAlign w:val="center"/>
           </w:tcPr>
           <w:p>
@@ -12123,7 +12174,7 @@
         </w:tc>
         <w:tc>
           <w:tcPr>
-            <w:tcW w:w="992" w:type="dxa"/>
+            <w:tcW w:w="850" w:type="dxa"/>
             <w:vAlign w:val="center"/>
           </w:tcPr>
           <w:p>
@@ -12145,7 +12196,7 @@
         </w:tc>
         <w:tc>
           <w:tcPr>
-            <w:tcW w:w="2545" w:type="dxa"/>
+            <w:tcW w:w="2687" w:type="dxa"/>
             <w:vAlign w:val="center"/>
           </w:tcPr>
           <w:p>
@@ -12288,7 +12339,7 @@
         </w:tc>
         <w:tc>
           <w:tcPr>
-            <w:tcW w:w="992" w:type="dxa"/>
+            <w:tcW w:w="850" w:type="dxa"/>
             <w:vAlign w:val="center"/>
           </w:tcPr>
           <w:p>
@@ -12310,7 +12361,7 @@
         </w:tc>
         <w:tc>
           <w:tcPr>
-            <w:tcW w:w="2545" w:type="dxa"/>
+            <w:tcW w:w="2687" w:type="dxa"/>
             <w:vAlign w:val="center"/>
           </w:tcPr>
           <w:p>
@@ -12418,21 +12469,35 @@
                 <w:color w:val="1F1F1F"/>
                 <w:bdr w:val="none" w:sz="0" w:space="0" w:color="auto" w:frame="1"/>
               </w:rPr>
-              <w:t xml:space="preserve"> Pada Sistem Informasi Laboratorium Infokom Universitas </w:t>
-            </w:r>
+              <w:t xml:space="preserve"> Pada Sistem Informasi Laboratorium Infokom Universitas Muhammadiyah Malang [16]</w:t>
+            </w:r>
+          </w:p>
+        </w:tc>
+        <w:tc>
+          <w:tcPr>
+            <w:tcW w:w="1418" w:type="dxa"/>
+            <w:vAlign w:val="center"/>
+          </w:tcPr>
+          <w:p>
+            <w:pPr>
+              <w:spacing w:line="360" w:lineRule="auto"/>
+              <w:rPr>
+                <w:b/>
+                <w:lang w:val="en-US"/>
+              </w:rPr>
+            </w:pPr>
             <w:r>
               <w:rPr>
                 <w:color w:val="1F1F1F"/>
                 <w:bdr w:val="none" w:sz="0" w:space="0" w:color="auto" w:frame="1"/>
               </w:rPr>
-              <w:lastRenderedPageBreak/>
-              <w:t>Muhammadiyah Malang [16]</w:t>
-            </w:r>
-          </w:p>
-        </w:tc>
-        <w:tc>
-          <w:tcPr>
-            <w:tcW w:w="1418" w:type="dxa"/>
+              <w:t>Benny Indriawan Priatmaja, Ilyas Nuryasin, Wildan Suharso</w:t>
+            </w:r>
+          </w:p>
+        </w:tc>
+        <w:tc>
+          <w:tcPr>
+            <w:tcW w:w="850" w:type="dxa"/>
             <w:vAlign w:val="center"/>
           </w:tcPr>
           <w:p>
@@ -12448,45 +12513,13 @@
                 <w:color w:val="1F1F1F"/>
                 <w:bdr w:val="none" w:sz="0" w:space="0" w:color="auto" w:frame="1"/>
               </w:rPr>
-              <w:lastRenderedPageBreak/>
-              <w:t xml:space="preserve">Benny Indriawan Priatmaja, Ilyas Nuryasin, </w:t>
-            </w:r>
-            <w:r>
-              <w:rPr>
-                <w:color w:val="1F1F1F"/>
-                <w:bdr w:val="none" w:sz="0" w:space="0" w:color="auto" w:frame="1"/>
-              </w:rPr>
-              <w:lastRenderedPageBreak/>
-              <w:t>Wildan Suharso</w:t>
-            </w:r>
-          </w:p>
-        </w:tc>
-        <w:tc>
-          <w:tcPr>
-            <w:tcW w:w="992" w:type="dxa"/>
-            <w:vAlign w:val="center"/>
-          </w:tcPr>
-          <w:p>
-            <w:pPr>
-              <w:spacing w:line="360" w:lineRule="auto"/>
-              <w:rPr>
-                <w:b/>
-                <w:lang w:val="en-US"/>
-              </w:rPr>
-            </w:pPr>
-            <w:r>
-              <w:rPr>
-                <w:color w:val="1F1F1F"/>
-                <w:bdr w:val="none" w:sz="0" w:space="0" w:color="auto" w:frame="1"/>
-              </w:rPr>
-              <w:lastRenderedPageBreak/>
               <w:t>2022</w:t>
             </w:r>
           </w:p>
         </w:tc>
         <w:tc>
           <w:tcPr>
-            <w:tcW w:w="2545" w:type="dxa"/>
+            <w:tcW w:w="2687" w:type="dxa"/>
             <w:vAlign w:val="center"/>
           </w:tcPr>
           <w:p>
@@ -12517,7 +12550,7 @@
                 <w:color w:val="1F1F1F"/>
                 <w:bdr w:val="none" w:sz="0" w:space="0" w:color="auto" w:frame="1"/>
               </w:rPr>
-              <w:t xml:space="preserve"> mampu mendukung pengembangan perangkat lunak oleh satu pengembang secara terstruktur dan fleksibel </w:t>
+              <w:t xml:space="preserve"> mampu mendukung pengembangan perangkat lunak oleh satu pengembang secara terstruktur dan fleksibel serta menghasilkan </w:t>
             </w:r>
             <w:r>
               <w:rPr>
@@ -12525,7 +12558,7 @@
                 <w:bdr w:val="none" w:sz="0" w:space="0" w:color="auto" w:frame="1"/>
               </w:rPr>
               <w:lastRenderedPageBreak/>
-              <w:t>serta menghasilkan sistem yang sesuai kebutuhan pengguna;</w:t>
+              <w:t>sistem yang sesuai kebutuhan pengguna;</w:t>
             </w:r>
           </w:p>
         </w:tc>
@@ -12623,7 +12656,7 @@
         </w:tc>
         <w:tc>
           <w:tcPr>
-            <w:tcW w:w="992" w:type="dxa"/>
+            <w:tcW w:w="850" w:type="dxa"/>
             <w:vAlign w:val="center"/>
           </w:tcPr>
           <w:p>
@@ -12645,7 +12678,7 @@
         </w:tc>
         <w:tc>
           <w:tcPr>
-            <w:tcW w:w="2545" w:type="dxa"/>
+            <w:tcW w:w="2687" w:type="dxa"/>
             <w:vAlign w:val="center"/>
           </w:tcPr>
           <w:p>
@@ -12788,7 +12821,7 @@
         </w:tc>
         <w:tc>
           <w:tcPr>
-            <w:tcW w:w="992" w:type="dxa"/>
+            <w:tcW w:w="850" w:type="dxa"/>
             <w:vAlign w:val="center"/>
           </w:tcPr>
           <w:p>
@@ -12810,7 +12843,7 @@
         </w:tc>
         <w:tc>
           <w:tcPr>
-            <w:tcW w:w="2545" w:type="dxa"/>
+            <w:tcW w:w="2687" w:type="dxa"/>
             <w:vAlign w:val="center"/>
           </w:tcPr>
           <w:p>
@@ -12926,14 +12959,14 @@
         <w:rPr>
           <w:lang w:val="en-US"/>
         </w:rPr>
-        <w:t xml:space="preserve"> </w:t>
+        <w:t xml:space="preserve"> memberikan fleksibilitas tinggi terhadap perubahan kebutuhan pengguna serta mempercepat proses pengembangan sistem oleh pengembang tunggal [3]. Hal ini </w:t>
       </w:r>
       <w:r>
         <w:rPr>
           <w:lang w:val="en-US"/>
         </w:rPr>
         <w:lastRenderedPageBreak/>
-        <w:t xml:space="preserve">memberikan fleksibilitas tinggi terhadap perubahan kebutuhan pengguna serta mempercepat proses pengembangan sistem oleh pengembang tunggal [3]. Hal ini memperkuat pemilihan metode </w:t>
+        <w:t xml:space="preserve">memperkuat pemilihan metode </w:t>
       </w:r>
       <w:r>
         <w:rPr>
@@ -13125,21 +13158,27 @@
         <w:rPr>
           <w:lang w:val="en-US"/>
         </w:rPr>
+        <w:t xml:space="preserve">Selain itu, penelitian yang dilakukan oleh Luqmanul Hakim (2023) juga menerapkan pendekatan sensus dalam evaluasi sistem informasi berbasis </w:t>
+      </w:r>
+      <w:r>
+        <w:rPr>
+          <w:i/>
+          <w:lang w:val="en-US"/>
+        </w:rPr>
+        <w:t>web</w:t>
+      </w:r>
+      <w:r>
+        <w:rPr>
+          <w:lang w:val="en-US"/>
+        </w:rPr>
+        <w:t xml:space="preserve"> karena jumlah pengguna sistem terbatas dan penelitian berfokus pada pengukuran </w:t>
+      </w:r>
+      <w:r>
+        <w:rPr>
+          <w:lang w:val="en-US"/>
+        </w:rPr>
         <w:lastRenderedPageBreak/>
-        <w:t xml:space="preserve">Selain itu, penelitian yang dilakukan oleh Luqmanul Hakim (2023) juga menerapkan pendekatan sensus dalam evaluasi sistem informasi berbasis </w:t>
-      </w:r>
-      <w:r>
-        <w:rPr>
-          <w:i/>
-          <w:lang w:val="en-US"/>
-        </w:rPr>
-        <w:t>web</w:t>
-      </w:r>
-      <w:r>
-        <w:rPr>
-          <w:lang w:val="en-US"/>
-        </w:rPr>
-        <w:t xml:space="preserve"> karena jumlah pengguna sistem terbatas dan penelitian berfokus pada pengukuran penerimaan pengguna, bukan inferensi statistik. Hasil penelitian tersebut menunjukkan bahwa penggunaan sampling jenuh valid dan relevan dalam penelitian pengembangan sistem dengan populasi kecil [19].</w:t>
+        <w:t>penerimaan pengguna, bukan inferensi statistik. Hasil penelitian tersebut menunjukkan bahwa penggunaan sampling jenuh valid dan relevan dalam penelitian pengembangan sistem dengan populasi kecil [19].</w:t>
       </w:r>
     </w:p>
     <w:p>
@@ -13190,20 +13229,20 @@
           <w:ilvl w:val="0"/>
           <w:numId w:val="6"/>
         </w:numPr>
-        <w:spacing w:after="240" w:line="360" w:lineRule="auto"/>
+        <w:spacing w:line="360" w:lineRule="auto"/>
         <w:ind w:left="567" w:hanging="283"/>
         <w:rPr>
           <w:lang w:val="en-US"/>
         </w:rPr>
       </w:pPr>
-      <w:bookmarkStart w:id="20" w:name="_Toc236608630"/>
+      <w:bookmarkStart w:id="21" w:name="_Toc236773770"/>
       <w:r>
         <w:rPr>
           <w:lang w:val="en-US"/>
         </w:rPr>
         <w:t>Landasan Teori</w:t>
       </w:r>
-      <w:bookmarkEnd w:id="20"/>
+      <w:bookmarkEnd w:id="21"/>
     </w:p>
     <w:p>
       <w:pPr>
@@ -13215,11 +13254,11 @@
         <w:spacing w:line="360" w:lineRule="auto"/>
         <w:ind w:left="567" w:hanging="567"/>
       </w:pPr>
-      <w:bookmarkStart w:id="21" w:name="_Toc236608631"/>
+      <w:bookmarkStart w:id="22" w:name="_Toc236773771"/>
       <w:r>
         <w:t>Manajemen Stok dan Pengadaan Material</w:t>
       </w:r>
-      <w:bookmarkEnd w:id="21"/>
+      <w:bookmarkEnd w:id="22"/>
     </w:p>
     <w:p>
       <w:pPr>
@@ -13249,18 +13288,18 @@
         <w:spacing w:line="360" w:lineRule="auto"/>
         <w:ind w:left="567" w:hanging="567"/>
       </w:pPr>
-      <w:bookmarkStart w:id="22" w:name="_Toc236608632"/>
+      <w:bookmarkStart w:id="23" w:name="_Toc236773772"/>
       <w:r>
         <w:t>Business Process Model and Notation</w:t>
       </w:r>
       <w:r>
         <w:t xml:space="preserve"> (BPMN)</w:t>
       </w:r>
-      <w:bookmarkEnd w:id="22"/>
-    </w:p>
-    <w:p>
-      <w:pPr>
-        <w:spacing w:after="240" w:line="360" w:lineRule="auto"/>
+      <w:bookmarkEnd w:id="23"/>
+    </w:p>
+    <w:p>
+      <w:pPr>
+        <w:spacing w:line="360" w:lineRule="auto"/>
         <w:ind w:firstLine="567"/>
       </w:pPr>
       <w:r>
@@ -13282,29 +13321,26 @@
         <w:t>BPMN As-Is</w:t>
       </w:r>
       <w:r>
-        <w:t xml:space="preserve"> disusun oleh peneliti berdasarkan hasil observasi yang dilakukan selama periode </w:t>
+        <w:t xml:space="preserve"> disusun oleh peneliti berdasarkan hasil observasi yang dilakukan selama periode magang di King Aluminium Malang pada</w:t>
+      </w:r>
+      <w:r>
+        <w:t xml:space="preserve"> </w:t>
+      </w:r>
+      <w:r>
+        <w:t xml:space="preserve">3 (tiga) bulan, terhitung mulai bulan Juni hingga Agustus 2025, serta diperkuat dengan hasil wawancara terhadap pemilik usaha, staf administrasi, staf gudang, dan pengawas lapangan. Seluruh informasi yang diperoleh kemudian dianalisis dan dipetakan ke dalam diagram </w:t>
+      </w:r>
+      <w:r>
+        <w:rPr>
+          <w:i/>
+        </w:rPr>
+        <w:t>BPMN</w:t>
+      </w:r>
+      <w:r>
+        <w:t xml:space="preserve"> </w:t>
       </w:r>
       <w:r>
         <w:lastRenderedPageBreak/>
-        <w:t>magang di King Aluminium Malang pada</w:t>
-      </w:r>
-      <w:r>
-        <w:t xml:space="preserve"> </w:t>
-      </w:r>
-      <w:r>
-        <w:t xml:space="preserve">3 (tiga) bulan, terhitung mulai bulan Juni hingga Agustus 2025, serta diperkuat dengan hasil wawancara terhadap pemilik usaha, staf administrasi, staf gudang, dan pengawas lapangan. Seluruh informasi yang diperoleh kemudian dianalisis dan dipetakan ke dalam diagram </w:t>
-      </w:r>
-      <w:r>
-        <w:rPr>
-          <w:i/>
-        </w:rPr>
-        <w:t>BPMN</w:t>
-      </w:r>
-      <w:r>
-        <w:t xml:space="preserve"> sehingga mampu merepresentasikan kondisi aktual proses bisnis pengadaan material yang berlangsung di lapangan secara visual.</w:t>
-      </w:r>
-      <w:r>
-        <w:br w:type="page"/>
+        <w:t>sehingga mampu merepresentasikan kondisi aktual proses bisnis pengadaan material yang berlangsung di lapangan secara visual.</w:t>
       </w:r>
     </w:p>
     <w:p>
@@ -13322,12 +13358,11 @@
         <w:rPr>
           <w:noProof/>
         </w:rPr>
-        <w:lastRenderedPageBreak/>
         <w:drawing>
-          <wp:inline distT="0" distB="0" distL="0" distR="0" wp14:anchorId="6CDD6392" wp14:editId="254A54DE">
-            <wp:extent cx="4305300" cy="7750985"/>
-            <wp:effectExtent l="0" t="0" r="0" b="2540"/>
-            <wp:docPr id="6" name="Picture 6" descr="D:\Downloads\BPMN.drawio (3).png"/>
+          <wp:inline distT="0" distB="0" distL="0" distR="0" wp14:anchorId="681A5C32" wp14:editId="0E436AAB">
+            <wp:extent cx="4182534" cy="7529965"/>
+            <wp:effectExtent l="0" t="0" r="8890" b="0"/>
+            <wp:docPr id="18" name="Picture 18" descr="C:\Users\user\Downloads\BPMN.drawio (2).drawio (1).png"/>
             <wp:cNvGraphicFramePr>
               <a:graphicFrameLocks xmlns:a="http://schemas.openxmlformats.org/drawingml/2006/main" noChangeAspect="1"/>
             </wp:cNvGraphicFramePr>
@@ -13335,7 +13370,7 @@
               <a:graphicData uri="http://schemas.openxmlformats.org/drawingml/2006/picture">
                 <pic:pic xmlns:pic="http://schemas.openxmlformats.org/drawingml/2006/picture">
                   <pic:nvPicPr>
-                    <pic:cNvPr id="0" name="Picture 4" descr="D:\Downloads\BPMN.drawio (3).png"/>
+                    <pic:cNvPr id="0" name="Picture 7" descr="C:\Users\user\Downloads\BPMN.drawio (2).drawio (1).png"/>
                     <pic:cNvPicPr>
                       <a:picLocks noChangeAspect="1" noChangeArrowheads="1"/>
                     </pic:cNvPicPr>
@@ -13356,7 +13391,7 @@
                   <pic:spPr bwMode="auto">
                     <a:xfrm>
                       <a:off x="0" y="0"/>
-                      <a:ext cx="4330951" cy="7797165"/>
+                      <a:ext cx="4204180" cy="7568935"/>
                     </a:xfrm>
                     <a:prstGeom prst="rect">
                       <a:avLst/>
@@ -13384,7 +13419,7 @@
           <w:szCs w:val="24"/>
         </w:rPr>
       </w:pPr>
-      <w:bookmarkStart w:id="23" w:name="_Toc236356536"/>
+      <w:bookmarkStart w:id="24" w:name="_Toc236356536"/>
       <w:r>
         <w:rPr>
           <w:b/>
@@ -13484,7 +13519,7 @@
         </w:rPr>
         <w:t>As-Is</w:t>
       </w:r>
-      <w:bookmarkEnd w:id="23"/>
+      <w:bookmarkEnd w:id="24"/>
       <w:r>
         <w:rPr>
           <w:b/>
@@ -13614,7 +13649,7 @@
         <w:spacing w:line="360" w:lineRule="auto"/>
         <w:ind w:left="567" w:hanging="567"/>
       </w:pPr>
-      <w:bookmarkStart w:id="24" w:name="_Toc236608633"/>
+      <w:bookmarkStart w:id="25" w:name="_Toc236773773"/>
       <w:r>
         <w:lastRenderedPageBreak/>
         <w:t xml:space="preserve">Metode </w:t>
@@ -13625,7 +13660,7 @@
         </w:rPr>
         <w:t>Personal Extreme Programming (PXP)</w:t>
       </w:r>
-      <w:bookmarkEnd w:id="24"/>
+      <w:bookmarkEnd w:id="25"/>
     </w:p>
     <w:p>
       <w:pPr>
@@ -13710,7 +13745,7 @@
         <w:pStyle w:val="ListParagraph"/>
         <w:numPr>
           <w:ilvl w:val="0"/>
-          <w:numId w:val="8"/>
+          <w:numId w:val="48"/>
         </w:numPr>
         <w:spacing w:line="360" w:lineRule="auto"/>
         <w:ind w:left="567" w:hanging="425"/>
@@ -13739,7 +13774,7 @@
         <w:pStyle w:val="ListParagraph"/>
         <w:numPr>
           <w:ilvl w:val="0"/>
-          <w:numId w:val="8"/>
+          <w:numId w:val="48"/>
         </w:numPr>
         <w:spacing w:line="360" w:lineRule="auto"/>
         <w:ind w:left="567" w:hanging="425"/>
@@ -13759,7 +13794,7 @@
         <w:pStyle w:val="ListParagraph"/>
         <w:numPr>
           <w:ilvl w:val="0"/>
-          <w:numId w:val="8"/>
+          <w:numId w:val="48"/>
         </w:numPr>
         <w:spacing w:line="360" w:lineRule="auto"/>
         <w:ind w:left="567" w:hanging="425"/>
@@ -13779,7 +13814,7 @@
         <w:pStyle w:val="ListParagraph"/>
         <w:numPr>
           <w:ilvl w:val="0"/>
-          <w:numId w:val="8"/>
+          <w:numId w:val="48"/>
         </w:numPr>
         <w:spacing w:line="360" w:lineRule="auto"/>
         <w:ind w:left="567" w:hanging="425"/>
@@ -13808,7 +13843,7 @@
         <w:pStyle w:val="ListParagraph"/>
         <w:numPr>
           <w:ilvl w:val="0"/>
-          <w:numId w:val="8"/>
+          <w:numId w:val="48"/>
         </w:numPr>
         <w:spacing w:line="360" w:lineRule="auto"/>
         <w:ind w:left="567" w:hanging="425"/>
@@ -13837,7 +13872,7 @@
         <w:pStyle w:val="ListParagraph"/>
         <w:numPr>
           <w:ilvl w:val="0"/>
-          <w:numId w:val="8"/>
+          <w:numId w:val="48"/>
         </w:numPr>
         <w:spacing w:line="360" w:lineRule="auto"/>
         <w:ind w:left="567" w:hanging="425"/>
@@ -13857,7 +13892,7 @@
         <w:pStyle w:val="ListParagraph"/>
         <w:numPr>
           <w:ilvl w:val="0"/>
-          <w:numId w:val="8"/>
+          <w:numId w:val="48"/>
         </w:numPr>
         <w:spacing w:line="360" w:lineRule="auto"/>
         <w:ind w:left="567" w:hanging="425"/>
@@ -14001,7 +14036,6 @@
         <w:rPr>
           <w:i/>
         </w:rPr>
-        <w:lastRenderedPageBreak/>
         <w:t>Scrum</w:t>
       </w:r>
       <w:r>
@@ -14030,14 +14064,15 @@
           <w:i/>
         </w:rPr>
       </w:pPr>
-      <w:bookmarkStart w:id="25" w:name="_Toc236608634"/>
+      <w:bookmarkStart w:id="26" w:name="_Toc236773774"/>
       <w:r>
         <w:rPr>
           <w:i/>
         </w:rPr>
+        <w:lastRenderedPageBreak/>
         <w:t>Unified Modeling Language (UML)</w:t>
       </w:r>
-      <w:bookmarkEnd w:id="25"/>
+      <w:bookmarkEnd w:id="26"/>
     </w:p>
     <w:p>
       <w:pPr>
@@ -14057,7 +14092,19 @@
         <w:rPr>
           <w:i/>
         </w:rPr>
-        <w:t xml:space="preserve">UML </w:t>
+        <w:t>U</w:t>
+      </w:r>
+      <w:r>
+        <w:rPr>
+          <w:i/>
+        </w:rPr>
+        <w:t xml:space="preserve"> </w:t>
+      </w:r>
+      <w:r>
+        <w:rPr>
+          <w:i/>
+        </w:rPr>
+        <w:t xml:space="preserve">ML </w:t>
       </w:r>
       <w:r>
         <w:t>yang relevan digunakan dalam perancangan model ini meliputi:</w:t>
@@ -14068,7 +14115,7 @@
         <w:pStyle w:val="ListParagraph"/>
         <w:numPr>
           <w:ilvl w:val="0"/>
-          <w:numId w:val="9"/>
+          <w:numId w:val="49"/>
         </w:numPr>
         <w:spacing w:line="360" w:lineRule="auto"/>
         <w:ind w:left="567" w:hanging="425"/>
@@ -14100,7 +14147,7 @@
         <w:pStyle w:val="ListParagraph"/>
         <w:numPr>
           <w:ilvl w:val="0"/>
-          <w:numId w:val="9"/>
+          <w:numId w:val="49"/>
         </w:numPr>
         <w:spacing w:after="240" w:line="360" w:lineRule="auto"/>
         <w:ind w:left="567" w:hanging="425"/>
@@ -14131,7 +14178,7 @@
           <w:i/>
         </w:rPr>
       </w:pPr>
-      <w:bookmarkStart w:id="26" w:name="_Toc236608635"/>
+      <w:bookmarkStart w:id="27" w:name="_Toc236773775"/>
       <w:r>
         <w:t xml:space="preserve">Pengujian Kuantitatif dan </w:t>
       </w:r>
@@ -14141,7 +14188,7 @@
         </w:rPr>
         <w:t>User Acceptance Test (UAT)</w:t>
       </w:r>
-      <w:bookmarkEnd w:id="26"/>
+      <w:bookmarkEnd w:id="27"/>
     </w:p>
     <w:p>
       <w:pPr>
@@ -14314,7 +14361,7 @@
                 <w:iCs/>
               </w:rPr>
             </w:pPr>
-            <w:bookmarkStart w:id="27" w:name="_Toc236261898"/>
+            <w:bookmarkStart w:id="28" w:name="_Toc236261898"/>
             <w:r>
               <w:rPr>
                 <w:b/>
@@ -14363,7 +14410,7 @@
               </w:rPr>
               <w:t>)</w:t>
             </w:r>
-            <w:bookmarkEnd w:id="27"/>
+            <w:bookmarkEnd w:id="28"/>
           </w:p>
         </w:tc>
       </w:tr>
@@ -14381,10 +14428,10 @@
         <w:pStyle w:val="ListParagraph"/>
         <w:numPr>
           <w:ilvl w:val="1"/>
-          <w:numId w:val="10"/>
+          <w:numId w:val="50"/>
         </w:numPr>
         <w:spacing w:after="240" w:line="360" w:lineRule="auto"/>
-        <w:ind w:left="426"/>
+        <w:ind w:left="567" w:hanging="425"/>
       </w:pPr>
       <w:r>
         <w:t>Total Skor Aktual = Jumlah jawaban responden.</w:t>
@@ -14395,19 +14442,14 @@
         <w:pStyle w:val="ListParagraph"/>
         <w:numPr>
           <w:ilvl w:val="1"/>
-          <w:numId w:val="10"/>
+          <w:numId w:val="50"/>
         </w:numPr>
         <w:spacing w:after="240" w:line="360" w:lineRule="auto"/>
-        <w:ind w:left="426"/>
+        <w:ind w:left="567" w:hanging="425"/>
       </w:pPr>
       <w:r>
         <w:t>Total Skor Ideal = Skor maksimal x Jumlah responden.</w:t>
       </w:r>
-    </w:p>
-    <w:p>
-      <w:pPr>
-        <w:spacing w:after="240" w:line="360" w:lineRule="auto"/>
-      </w:pPr>
     </w:p>
     <w:p>
       <w:pPr>
@@ -14415,35 +14457,38 @@
         <w:ind w:firstLine="567"/>
       </w:pPr>
       <w:r>
+        <w:t xml:space="preserve">Rumus (1) digunakan untuk menghitung persentase kelayakan sistem berdasarkan hasil </w:t>
+      </w:r>
+      <w:r>
+        <w:rPr>
+          <w:i/>
+        </w:rPr>
+        <w:t>User Acceptance Test (UAT)</w:t>
+      </w:r>
+      <w:r>
+        <w:t xml:space="preserve"> yang diperoleh melalui kuesioner skala </w:t>
+      </w:r>
+      <w:r>
+        <w:rPr>
+          <w:i/>
+        </w:rPr>
+        <w:t>Likert</w:t>
+      </w:r>
+      <w:r>
+        <w:t xml:space="preserve">. Perhitungan dilakukan dengan membandingkan Total Skor Aktual, yaitu akumulasi seluruh skor jawaban responden terhadap pernyataan yang diberikan, dengan Total Skor Ideal, yaitu skor maksimum yang diperoleh dari perkalian skor tertinggi skala </w:t>
+      </w:r>
+      <w:r>
+        <w:rPr>
+          <w:i/>
+        </w:rPr>
+        <w:t>Likert</w:t>
+      </w:r>
+      <w:r>
+        <w:t xml:space="preserve"> dengan jumlah responden. Hasil perbandingan tersebut kemudian dikalikan 100% untuk memperoleh nilai persentase, yang </w:t>
+      </w:r>
+      <w:r>
         <w:lastRenderedPageBreak/>
-        <w:t xml:space="preserve">Rumus (1) digunakan untuk menghitung persentase kelayakan sistem berdasarkan hasil </w:t>
-      </w:r>
-      <w:r>
-        <w:rPr>
-          <w:i/>
-        </w:rPr>
-        <w:t>User Acceptance Test (UAT)</w:t>
-      </w:r>
-      <w:r>
-        <w:t xml:space="preserve"> yang diperoleh melalui kuesioner skala </w:t>
-      </w:r>
-      <w:r>
-        <w:rPr>
-          <w:i/>
-        </w:rPr>
-        <w:t>Likert</w:t>
-      </w:r>
-      <w:r>
-        <w:t xml:space="preserve">. Perhitungan dilakukan dengan membandingkan Total Skor Aktual, yaitu akumulasi seluruh skor jawaban responden terhadap pernyataan yang diberikan, dengan Total Skor Ideal, yaitu skor maksimum yang diperoleh dari perkalian skor tertinggi skala </w:t>
-      </w:r>
-      <w:r>
-        <w:rPr>
-          <w:i/>
-        </w:rPr>
-        <w:t>Likert</w:t>
-      </w:r>
-      <w:r>
-        <w:t xml:space="preserve"> dengan jumlah responden. Hasil perbandingan tersebut kemudian dikalikan 100% untuk memperoleh nilai persentase, yang menunjukkan tingkat penerimaan pengguna terhadap sistem, di mana semakin tinggi persentase yang dihasilkan maka semakin baik tingkat kelayakan dan penerimaan sistem oleh pengguna.</w:t>
+        <w:t>menunjukkan tingkat penerimaan pengguna terhadap sistem, di mana semakin tinggi persentase yang dihasilkan maka semakin baik tingkat kelayakan dan penerimaan sistem oleh pengguna.</w:t>
       </w:r>
       <w:r>
         <w:br w:type="page"/>
@@ -14453,31 +14498,169 @@
       <w:pPr>
         <w:pStyle w:val="Heading1"/>
       </w:pPr>
-      <w:bookmarkStart w:id="28" w:name="_Toc236608636"/>
+      <w:bookmarkStart w:id="29" w:name="_Toc236773776"/>
       <w:r>
         <w:lastRenderedPageBreak/>
         <w:t>BAB III METODOLOGI PENELITIAN</w:t>
       </w:r>
-      <w:bookmarkEnd w:id="28"/>
-    </w:p>
-    <w:p>
-      <w:pPr>
-        <w:spacing w:before="240" w:after="240" w:line="360" w:lineRule="auto"/>
+      <w:bookmarkEnd w:id="29"/>
+    </w:p>
+    <w:p>
+      <w:pPr>
+        <w:spacing w:before="240" w:line="360" w:lineRule="auto"/>
         <w:jc w:val="center"/>
         <w:rPr>
           <w:lang w:val="en-US"/>
         </w:rPr>
       </w:pPr>
-      <w:r>
-        <w:rPr>
+    </w:p>
+    <w:p>
+      <w:pPr>
+        <w:pStyle w:val="Caption"/>
+        <w:spacing w:line="360" w:lineRule="auto"/>
+        <w:jc w:val="center"/>
+        <w:rPr>
+          <w:b/>
+          <w:i w:val="0"/>
+          <w:color w:val="auto"/>
+          <w:sz w:val="24"/>
+          <w:szCs w:val="24"/>
+        </w:rPr>
+      </w:pPr>
+      <w:bookmarkStart w:id="30" w:name="_Toc236358137"/>
+      <w:r>
+        <w:rPr>
+          <w:b/>
+          <w:i w:val="0"/>
+          <w:color w:val="auto"/>
+          <w:sz w:val="24"/>
+          <w:szCs w:val="24"/>
+        </w:rPr>
+        <w:t xml:space="preserve">Gambar 3. </w:t>
+      </w:r>
+      <w:r>
+        <w:rPr>
+          <w:b/>
+          <w:i w:val="0"/>
+          <w:color w:val="auto"/>
+          <w:sz w:val="24"/>
+          <w:szCs w:val="24"/>
+        </w:rPr>
+        <w:fldChar w:fldCharType="begin"/>
+      </w:r>
+      <w:r>
+        <w:rPr>
+          <w:b/>
+          <w:i w:val="0"/>
+          <w:color w:val="auto"/>
+          <w:sz w:val="24"/>
+          <w:szCs w:val="24"/>
+        </w:rPr>
+        <w:instrText xml:space="preserve"> SEQ Gambar_3. \* ARABIC </w:instrText>
+      </w:r>
+      <w:r>
+        <w:rPr>
+          <w:b/>
+          <w:i w:val="0"/>
+          <w:color w:val="auto"/>
+          <w:sz w:val="24"/>
+          <w:szCs w:val="24"/>
+        </w:rPr>
+        <w:fldChar w:fldCharType="separate"/>
+      </w:r>
+      <w:r>
+        <w:rPr>
+          <w:b/>
+          <w:i w:val="0"/>
           <w:noProof/>
+          <w:color w:val="auto"/>
+          <w:sz w:val="24"/>
+          <w:szCs w:val="24"/>
+        </w:rPr>
+        <w:t>1</w:t>
+      </w:r>
+      <w:r>
+        <w:rPr>
+          <w:b/>
+          <w:i w:val="0"/>
+          <w:color w:val="auto"/>
+          <w:sz w:val="24"/>
+          <w:szCs w:val="24"/>
+        </w:rPr>
+        <w:fldChar w:fldCharType="end"/>
+      </w:r>
+      <w:r>
+        <w:rPr>
+          <w:b/>
+          <w:i w:val="0"/>
+          <w:color w:val="auto"/>
+          <w:sz w:val="24"/>
+          <w:szCs w:val="24"/>
+        </w:rPr>
+        <w:t xml:space="preserve"> Diagram </w:t>
+      </w:r>
+      <w:r>
+        <w:rPr>
+          <w:b/>
+          <w:i w:val="0"/>
+          <w:color w:val="auto"/>
+          <w:sz w:val="24"/>
+          <w:szCs w:val="24"/>
+        </w:rPr>
+        <w:t>Alur</w:t>
+      </w:r>
+      <w:r>
+        <w:rPr>
+          <w:b/>
+          <w:i w:val="0"/>
+          <w:color w:val="auto"/>
+          <w:sz w:val="24"/>
+          <w:szCs w:val="24"/>
+        </w:rPr>
+        <w:t xml:space="preserve"> Penelitian</w:t>
+      </w:r>
+      <w:bookmarkEnd w:id="30"/>
+    </w:p>
+    <w:p>
+      <w:pPr>
+        <w:pStyle w:val="Heading2"/>
+        <w:numPr>
+          <w:ilvl w:val="0"/>
+          <w:numId w:val="11"/>
+        </w:numPr>
+        <w:spacing w:line="360" w:lineRule="auto"/>
+        <w:ind w:left="567" w:hanging="141"/>
+        <w:rPr>
+          <w:lang w:val="en-US"/>
+        </w:rPr>
+      </w:pPr>
+      <w:bookmarkStart w:id="31" w:name="_Toc236773777"/>
+      <w:r>
+        <w:rPr>
+          <w:lang w:val="en-US"/>
+        </w:rPr>
+        <w:t>Identifikasi Masalah</w:t>
+      </w:r>
+      <w:bookmarkEnd w:id="31"/>
+    </w:p>
+    <w:p>
+      <w:pPr>
+        <w:spacing w:line="360" w:lineRule="auto"/>
+        <w:ind w:left="66" w:firstLine="501"/>
+      </w:pPr>
+      <w:r>
+        <w:t>Tahap identifikasi masalah merupakan langkah awal dalam proses pengembangan model sistem yang bertujuan untuk memahami kondisi nyata operasional di King Aluminium Malang. Identifikasi dilakukan berdasarkan hasil observasi langsung selam</w:t>
+      </w:r>
+      <w:r>
+        <w:rPr>
+          <w:noProof/>
           <w:lang w:val="en-US"/>
         </w:rPr>
         <w:drawing>
-          <wp:inline distT="0" distB="0" distL="0" distR="0" wp14:anchorId="771F9B6A" wp14:editId="32EF617F">
-            <wp:extent cx="5036820" cy="3055620"/>
-            <wp:effectExtent l="0" t="0" r="0" b="635"/>
-            <wp:docPr id="7" name="Picture 7" descr="C:\Users\user\Downloads\Diagram Tanpa Judul.drawio (7).png"/>
+          <wp:inline distT="0" distB="0" distL="0" distR="0" wp14:anchorId="34557C32" wp14:editId="4E8A5491">
+            <wp:extent cx="5037455" cy="5384800"/>
+            <wp:effectExtent l="0" t="0" r="0" b="6350"/>
+            <wp:docPr id="16" name="Picture 16" descr="C:\Users\user\Downloads\Diagram Tanpa Judul.drawio (11).png"/>
             <wp:cNvGraphicFramePr>
               <a:graphicFrameLocks xmlns:a="http://schemas.openxmlformats.org/drawingml/2006/main" noChangeAspect="1"/>
             </wp:cNvGraphicFramePr>
@@ -14485,7 +14668,7 @@
               <a:graphicData uri="http://schemas.openxmlformats.org/drawingml/2006/picture">
                 <pic:pic xmlns:pic="http://schemas.openxmlformats.org/drawingml/2006/picture">
                   <pic:nvPicPr>
-                    <pic:cNvPr id="0" name="Picture 1" descr="C:\Users\user\Downloads\Diagram Tanpa Judul.drawio (7).png"/>
+                    <pic:cNvPr id="0" name="Picture 5" descr="C:\Users\user\Downloads\Diagram Tanpa Judul.drawio (11).png"/>
                     <pic:cNvPicPr>
                       <a:picLocks noChangeAspect="1" noChangeArrowheads="1"/>
                     </pic:cNvPicPr>
@@ -14506,7 +14689,7 @@
                   <pic:spPr bwMode="auto">
                     <a:xfrm>
                       <a:off x="0" y="0"/>
-                      <a:ext cx="5036820" cy="3055620"/>
+                      <a:ext cx="5043544" cy="5391309"/>
                     </a:xfrm>
                     <a:prstGeom prst="rect">
                       <a:avLst/>
@@ -14522,11 +14705,616 @@
           </wp:inline>
         </w:drawing>
       </w:r>
+      <w:r>
+        <w:t>a kegiatan magang serta wawancara dengan pihak yang terlibat dalam pengelolaan material.</w:t>
+      </w:r>
+    </w:p>
+    <w:p>
+      <w:pPr>
+        <w:spacing w:line="360" w:lineRule="auto"/>
+        <w:ind w:left="66" w:firstLine="501"/>
+      </w:pPr>
+      <w:r>
+        <w:lastRenderedPageBreak/>
+        <w:t xml:space="preserve">Berdasarkan hasil pengamatan di lapangan, diketahui bahwa proses pengecekan stok dan pengadaan material masih dilakukan secara manual dan belum terintregrasi dalam suatu sisem informasi. Pencatatan stok material dilakukan menggunakan </w:t>
+      </w:r>
+      <w:r>
+        <w:rPr>
+          <w:i/>
+        </w:rPr>
+        <w:t>Microsoft Excel</w:t>
+      </w:r>
+      <w:r>
+        <w:t xml:space="preserve"> sederhana tanpa adanya sistem otomatis yang mampu memperbarui data secara </w:t>
+      </w:r>
+      <w:r>
+        <w:rPr>
+          <w:i/>
+        </w:rPr>
+        <w:t>real-time</w:t>
+      </w:r>
+      <w:r>
+        <w:t>. Selain itu, tidak terdapat pencatatan riwayat material masuk dan keluar yang terstruktur, sehingga menyulitkan proses penelusuran data.</w:t>
+      </w:r>
+    </w:p>
+    <w:p>
+      <w:pPr>
+        <w:spacing w:line="360" w:lineRule="auto"/>
+        <w:ind w:left="66" w:firstLine="501"/>
+      </w:pPr>
+      <w:r>
+        <w:t xml:space="preserve">Dari sisi komunikasi, proses permintaan material dari pengawas lapangan kepada bagian gudang dilakukan melalui aplikasi </w:t>
+      </w:r>
+      <w:r>
+        <w:rPr>
+          <w:i/>
+        </w:rPr>
+        <w:t>WhatsApp</w:t>
+      </w:r>
+      <w:r>
+        <w:t>. Penggunaan media komunikasi informal ini menyebabkan informasi permintaan material sering kali bercampur dengan pesan lain, sehingga berpontensi menimbulkan keterlambatan informasi dan miskomunikasi antar bagian.</w:t>
+      </w:r>
+    </w:p>
+    <w:p>
+      <w:pPr>
+        <w:spacing w:line="360" w:lineRule="auto"/>
+        <w:ind w:left="66" w:firstLine="501"/>
+      </w:pPr>
+      <w:r>
+        <w:t>Permasalahan lain ditemukan adalah keterlambatan dalam proses pengadaan material. Ketika stok tidak tersedia, proses pengajuan pembelian harus melalui beberapa tahapan komunikasi manual yang melibatkan gudang, admin, dan pemilik. Hal ini menyebabkan proses persetujuan menjadi tidak efisien dan berpotensi menghambat pekerjaan di lapangan.</w:t>
+      </w:r>
+    </w:p>
+    <w:p>
+      <w:pPr>
+        <w:spacing w:line="360" w:lineRule="auto"/>
+        <w:ind w:left="66" w:firstLine="501"/>
+      </w:pPr>
+      <w:r>
+        <w:t>Berdasarkan hasil identifikasi tersebut, dapat diragkum beberapa permasalahan utama sebagai berikut:</w:t>
+      </w:r>
+    </w:p>
+    <w:p>
+      <w:pPr>
+        <w:pStyle w:val="ListParagraph"/>
+        <w:numPr>
+          <w:ilvl w:val="0"/>
+          <w:numId w:val="51"/>
+        </w:numPr>
+        <w:spacing w:line="360" w:lineRule="auto"/>
+        <w:ind w:left="567" w:hanging="425"/>
+      </w:pPr>
+      <w:r>
+        <w:t xml:space="preserve">Proses pengecekan stok masih dilakukan secara manual dan tidak </w:t>
+      </w:r>
+      <w:r>
+        <w:rPr>
+          <w:i/>
+        </w:rPr>
+        <w:t>real-time</w:t>
+      </w:r>
+      <w:r>
+        <w:t>.</w:t>
+      </w:r>
+    </w:p>
+    <w:p>
+      <w:pPr>
+        <w:pStyle w:val="ListParagraph"/>
+        <w:numPr>
+          <w:ilvl w:val="0"/>
+          <w:numId w:val="51"/>
+        </w:numPr>
+        <w:spacing w:line="360" w:lineRule="auto"/>
+        <w:ind w:left="567" w:hanging="425"/>
+      </w:pPr>
+      <w:r>
+        <w:t>Tidak adanya sistem terintregrasi untuk mencatat material masuk dan keluar.</w:t>
+      </w:r>
+    </w:p>
+    <w:p>
+      <w:pPr>
+        <w:pStyle w:val="ListParagraph"/>
+        <w:numPr>
+          <w:ilvl w:val="0"/>
+          <w:numId w:val="51"/>
+        </w:numPr>
+        <w:spacing w:line="360" w:lineRule="auto"/>
+        <w:ind w:left="567" w:hanging="425"/>
+      </w:pPr>
+      <w:r>
+        <w:t>Proses permintaan material masih menggunakan komunikasi informal (</w:t>
+      </w:r>
+      <w:r>
+        <w:rPr>
+          <w:i/>
+        </w:rPr>
+        <w:t>WhatsApp</w:t>
+      </w:r>
+      <w:r>
+        <w:t>).</w:t>
+      </w:r>
+    </w:p>
+    <w:p>
+      <w:pPr>
+        <w:pStyle w:val="ListParagraph"/>
+        <w:numPr>
+          <w:ilvl w:val="0"/>
+          <w:numId w:val="51"/>
+        </w:numPr>
+        <w:spacing w:line="360" w:lineRule="auto"/>
+        <w:ind w:left="567" w:hanging="425"/>
+      </w:pPr>
+      <w:r>
+        <w:t>Terjadi potensi miskomunikasi antar bagian dalam pengelolaan material.</w:t>
+      </w:r>
+    </w:p>
+    <w:p>
+      <w:pPr>
+        <w:pStyle w:val="ListParagraph"/>
+        <w:numPr>
+          <w:ilvl w:val="0"/>
+          <w:numId w:val="51"/>
+        </w:numPr>
+        <w:spacing w:line="360" w:lineRule="auto"/>
+        <w:ind w:left="567" w:hanging="425"/>
+      </w:pPr>
+      <w:r>
+        <w:t>Proses pengadaan material cenderung lambat dan tidak terstruktur.</w:t>
+      </w:r>
+    </w:p>
+    <w:p>
+      <w:pPr>
+        <w:spacing w:after="240" w:line="360" w:lineRule="auto"/>
+        <w:ind w:firstLine="567"/>
+        <w:rPr>
+          <w:lang w:val="en-US"/>
+        </w:rPr>
+      </w:pPr>
+      <w:r>
+        <w:t>Permasalahan-permasalahan tersebut menjadi dasar dalam perancangan model sistem yang diharapkan mampu meningkatkan efisiensi operasional serta mengurangi kesalahan dalam pengelolaan material di King Aluminium Malang.</w:t>
+      </w:r>
+    </w:p>
+    <w:p>
+      <w:pPr>
+        <w:pStyle w:val="Heading2"/>
+        <w:numPr>
+          <w:ilvl w:val="0"/>
+          <w:numId w:val="11"/>
+        </w:numPr>
+        <w:spacing w:line="360" w:lineRule="auto"/>
+        <w:ind w:left="567" w:hanging="283"/>
+        <w:rPr>
+          <w:lang w:val="en-US"/>
+        </w:rPr>
+      </w:pPr>
+      <w:bookmarkStart w:id="32" w:name="_Toc236773778"/>
+      <w:r>
+        <w:rPr>
+          <w:lang w:val="en-US"/>
+        </w:rPr>
+        <w:t>Metode Pengumpulan Data</w:t>
+      </w:r>
+      <w:bookmarkEnd w:id="32"/>
+    </w:p>
+    <w:p>
+      <w:pPr>
+        <w:spacing w:line="360" w:lineRule="auto"/>
+        <w:ind w:firstLine="567"/>
+        <w:rPr>
+          <w:lang w:val="en-US"/>
+        </w:rPr>
+      </w:pPr>
+      <w:r>
+        <w:rPr>
+          <w:lang w:val="en-US"/>
+        </w:rPr>
+        <w:t>Untuk mendapatkan data dan informasi yang akurat mengenai kebutuhan sistem di King Aluminium Malang, metode pengumpulan data yang dilakukan adalah:</w:t>
+      </w:r>
+    </w:p>
+    <w:p>
+      <w:pPr>
+        <w:spacing w:line="360" w:lineRule="auto"/>
+        <w:ind w:firstLine="567"/>
+        <w:rPr>
+          <w:lang w:val="en-US"/>
+        </w:rPr>
+      </w:pPr>
+    </w:p>
+    <w:p>
+      <w:pPr>
+        <w:spacing w:line="360" w:lineRule="auto"/>
+        <w:ind w:firstLine="567"/>
+        <w:rPr>
+          <w:lang w:val="en-US"/>
+        </w:rPr>
+      </w:pPr>
+    </w:p>
+    <w:p>
+      <w:pPr>
+        <w:pStyle w:val="ListParagraph"/>
+        <w:numPr>
+          <w:ilvl w:val="0"/>
+          <w:numId w:val="12"/>
+        </w:numPr>
+        <w:spacing w:line="360" w:lineRule="auto"/>
+        <w:ind w:left="567" w:hanging="425"/>
+        <w:rPr>
+          <w:lang w:val="en-US"/>
+        </w:rPr>
+      </w:pPr>
+      <w:r>
+        <w:rPr>
+          <w:lang w:val="en-US"/>
+        </w:rPr>
+        <w:t>Observasi (</w:t>
+      </w:r>
+      <w:r>
+        <w:rPr>
+          <w:i/>
+          <w:lang w:val="en-US"/>
+        </w:rPr>
+        <w:t>Observation</w:t>
+      </w:r>
+      <w:r>
+        <w:rPr>
+          <w:lang w:val="en-US"/>
+        </w:rPr>
+        <w:t>)</w:t>
+      </w:r>
+    </w:p>
+    <w:p>
+      <w:pPr>
+        <w:pStyle w:val="ListParagraph"/>
+        <w:spacing w:line="360" w:lineRule="auto"/>
+        <w:ind w:left="567" w:firstLine="567"/>
+        <w:rPr>
+          <w:lang w:val="en-US"/>
+        </w:rPr>
+      </w:pPr>
+      <w:r>
+        <w:rPr>
+          <w:lang w:val="en-US"/>
+        </w:rPr>
+        <w:t>Observasi yang dilakukan dalam penelitian ini menggunakan observasi partisipatif, yaitu teknik pengumpulan data dengan cara peneliti terlibat secara langsung dalam lingkungan kerja selama kegiatan magang di King Aluminium Malang. Melalui pendekatan ini, peneliti tidak hanya mengamati proses bisnis yang berlangsung, tetapi juga berpartisipasi dalam aktivitas operasional sehingga memperoleh pemahaman yang lebih mendalam mengenai alur kerja, kendala yang dihadapi, serta kebutuhan pengguna terhadap sistem.</w:t>
+      </w:r>
+    </w:p>
+    <w:p>
+      <w:pPr>
+        <w:pStyle w:val="ListParagraph"/>
+        <w:spacing w:line="360" w:lineRule="auto"/>
+        <w:ind w:left="567" w:firstLine="567"/>
+        <w:rPr>
+          <w:lang w:val="en-US"/>
+        </w:rPr>
+      </w:pPr>
+      <w:r>
+        <w:rPr>
+          <w:lang w:val="en-US"/>
+        </w:rPr>
+        <w:t>Penulis melakukan pengamatan langsung di King Aluminium Malang selama periode magang, yaitu Juni hingga Agustus</w:t>
+      </w:r>
+      <w:r>
+        <w:rPr>
+          <w:lang w:val="en-US"/>
+        </w:rPr>
+        <w:t xml:space="preserve"> 2025</w:t>
+      </w:r>
+      <w:r>
+        <w:rPr>
+          <w:lang w:val="en-US"/>
+        </w:rPr>
+        <w:t>. Fokus observasi meliputi proses pencatatan stok material yang masih dilakukan secara manual, kegiatan pengecekan fisik ketersediaan material di gudang, proses permintaan dan pengadaan material, serta alur komunikasi antara staf gudang, admin, pemilik usaha, dan pemasok (</w:t>
+      </w:r>
+      <w:r>
+        <w:rPr>
+          <w:i/>
+          <w:lang w:val="en-US"/>
+        </w:rPr>
+        <w:t>supplier</w:t>
+      </w:r>
+      <w:r>
+        <w:rPr>
+          <w:lang w:val="en-US"/>
+        </w:rPr>
+        <w:t>) dalam memenuhi kebutuhan material. Selain itu, peneliti juga mengamati proses pencatatan barang masuk dan barang keluar serta mekanisme pelaporan stok yang diterapkan oleh perusahaan.</w:t>
+      </w:r>
+    </w:p>
+    <w:p>
+      <w:pPr>
+        <w:pStyle w:val="ListParagraph"/>
+        <w:spacing w:line="360" w:lineRule="auto"/>
+        <w:ind w:left="567" w:firstLine="567"/>
+        <w:rPr>
+          <w:lang w:val="en-US"/>
+        </w:rPr>
+      </w:pPr>
+      <w:r>
+        <w:rPr>
+          <w:lang w:val="en-US"/>
+        </w:rPr>
+        <w:t>Data yang diperoleh melalui observasi partisipatif digunakan sebagai dasar untuk memahami proses bisnis yang sedang berjalan (</w:t>
+      </w:r>
+      <w:r>
+        <w:rPr>
+          <w:i/>
+          <w:lang w:val="en-US"/>
+        </w:rPr>
+        <w:t>current state</w:t>
+      </w:r>
+      <w:r>
+        <w:rPr>
+          <w:lang w:val="en-US"/>
+        </w:rPr>
+        <w:t xml:space="preserve">), mengidentifikasi permasalahan yang terjadi pada proses pengecekan stok dan pengadaan material, serta menyusun kebutuhan sistem yang kemudian dimodelkan menggunakan </w:t>
+      </w:r>
+      <w:r>
+        <w:rPr>
+          <w:i/>
+          <w:lang w:val="en-US"/>
+        </w:rPr>
+        <w:t>Business Process Model and Notation (BPMN)</w:t>
+      </w:r>
+      <w:r>
+        <w:rPr>
+          <w:lang w:val="en-US"/>
+        </w:rPr>
+        <w:t xml:space="preserve"> dan dikembangkan melalui metode </w:t>
+      </w:r>
+      <w:r>
+        <w:rPr>
+          <w:i/>
+          <w:lang w:val="en-US"/>
+        </w:rPr>
+        <w:t>Personal Extreme Programming (PXP)</w:t>
+      </w:r>
+      <w:r>
+        <w:rPr>
+          <w:lang w:val="en-US"/>
+        </w:rPr>
+        <w:t>.</w:t>
+      </w:r>
+    </w:p>
+    <w:p>
+      <w:pPr>
+        <w:pStyle w:val="ListParagraph"/>
+        <w:numPr>
+          <w:ilvl w:val="0"/>
+          <w:numId w:val="12"/>
+        </w:numPr>
+        <w:spacing w:line="360" w:lineRule="auto"/>
+        <w:ind w:left="567" w:hanging="425"/>
+        <w:rPr>
+          <w:lang w:val="en-US"/>
+        </w:rPr>
+      </w:pPr>
+      <w:r>
+        <w:rPr>
+          <w:lang w:val="en-US"/>
+        </w:rPr>
+        <w:t>Wawancara (</w:t>
+      </w:r>
+      <w:r>
+        <w:rPr>
+          <w:i/>
+          <w:lang w:val="en-US"/>
+        </w:rPr>
+        <w:t>Interview</w:t>
+      </w:r>
+      <w:r>
+        <w:rPr>
+          <w:lang w:val="en-US"/>
+        </w:rPr>
+        <w:t xml:space="preserve">) </w:t>
+      </w:r>
+    </w:p>
+    <w:p>
+      <w:pPr>
+        <w:pStyle w:val="ListParagraph"/>
+        <w:spacing w:after="240" w:line="360" w:lineRule="auto"/>
+        <w:ind w:left="567" w:firstLine="567"/>
+        <w:rPr>
+          <w:lang w:val="en-US"/>
+        </w:rPr>
+      </w:pPr>
+      <w:r>
+        <w:rPr>
+          <w:lang w:val="en-US"/>
+        </w:rPr>
+        <w:t>Wawancara dilakukan secara semi-terstruktur dengan pemilik usaha dan staf administrasi gudang. Pertanyaan difokuskan pada kendala yang sering terjadi (seperti selisih stok atau keterlambatan material), serta menggali kebutuhan fungsional yang diharapkan pengguna dalam rancangan sistem baru.</w:t>
+      </w:r>
+    </w:p>
+    <w:p>
+      <w:pPr>
+        <w:pStyle w:val="Heading2"/>
+        <w:numPr>
+          <w:ilvl w:val="0"/>
+          <w:numId w:val="11"/>
+        </w:numPr>
+        <w:spacing w:line="360" w:lineRule="auto"/>
+        <w:ind w:left="567" w:hanging="283"/>
+        <w:rPr>
+          <w:lang w:val="en-US"/>
+        </w:rPr>
+      </w:pPr>
+      <w:bookmarkStart w:id="33" w:name="_Toc236773779"/>
+      <w:r>
+        <w:rPr>
+          <w:lang w:val="en-US"/>
+        </w:rPr>
+        <w:lastRenderedPageBreak/>
+        <w:t xml:space="preserve">Analisis </w:t>
+      </w:r>
+      <w:r>
+        <w:rPr>
+          <w:lang w:val="en-US"/>
+        </w:rPr>
+        <w:t>Kebutuhan Sistem</w:t>
+      </w:r>
+      <w:bookmarkEnd w:id="33"/>
+    </w:p>
+    <w:p>
+      <w:pPr>
+        <w:spacing w:after="240" w:line="360" w:lineRule="auto"/>
+        <w:ind w:firstLine="567"/>
+        <w:rPr>
+          <w:lang w:val="en-US"/>
+        </w:rPr>
+      </w:pPr>
+      <w:r>
+        <w:rPr>
+          <w:lang w:val="en-US"/>
+        </w:rPr>
+        <w:t xml:space="preserve">Analisis kebutuhan sistem dilakukan untuk mengubah data yang diperoleh dari hasil observasi dan wawancara menjadi kebutuhan sistem yang terstruktur. Proses analisis dilakukan secara bertahap sehingga setiap kebutuhan sistem yang dihasilkan berasal dari kondisi nyata operasional King Aluminium Malang. Hasil analisis pada tahap ini berupa kebutuhan fungsional, identifikasi aktor sistem, dan </w:t>
+      </w:r>
+      <w:r>
+        <w:rPr>
+          <w:i/>
+          <w:lang w:val="en-US"/>
+        </w:rPr>
+        <w:t>user stories</w:t>
+      </w:r>
+      <w:r>
+        <w:rPr>
+          <w:lang w:val="en-US"/>
+        </w:rPr>
+        <w:t xml:space="preserve"> yang digunakan sebagai dasar pelaksanaan tahap </w:t>
+      </w:r>
+      <w:r>
+        <w:rPr>
+          <w:i/>
+          <w:lang w:val="en-US"/>
+        </w:rPr>
+        <w:t>Requirements</w:t>
+      </w:r>
+      <w:r>
+        <w:rPr>
+          <w:lang w:val="en-US"/>
+        </w:rPr>
+        <w:t xml:space="preserve"> pada metode </w:t>
+      </w:r>
+      <w:r>
+        <w:rPr>
+          <w:i/>
+          <w:lang w:val="en-US"/>
+        </w:rPr>
+        <w:t>Personal Extreme Programming (PXP)</w:t>
+      </w:r>
+      <w:r>
+        <w:rPr>
+          <w:lang w:val="en-US"/>
+        </w:rPr>
+        <w:t>.</w:t>
+      </w:r>
+      <w:r>
+        <w:rPr>
+          <w:lang w:val="en-US"/>
+        </w:rPr>
+        <w:t xml:space="preserve"> </w:t>
+      </w:r>
+      <w:r>
+        <w:rPr>
+          <w:lang w:val="en-US"/>
+        </w:rPr>
+        <w:t>Untuk memperoleh hasil tersebut, analisis kebutuhan sistem dilakukan melalui beberapa tahapan yang dijelaskan sebagai berikut.</w:t>
+      </w:r>
+    </w:p>
+    <w:p>
+      <w:pPr>
+        <w:spacing w:line="360" w:lineRule="auto"/>
+        <w:rPr>
+          <w:b/>
+          <w:lang w:val="en-US"/>
+        </w:rPr>
+      </w:pPr>
+      <w:r>
+        <w:rPr>
+          <w:b/>
+          <w:lang w:val="en-US"/>
+        </w:rPr>
+        <w:t xml:space="preserve">Tahap 1. </w:t>
+      </w:r>
+      <w:r>
+        <w:rPr>
+          <w:b/>
+          <w:lang w:val="en-US"/>
+        </w:rPr>
+        <w:t xml:space="preserve"> </w:t>
+      </w:r>
+      <w:r>
+        <w:rPr>
+          <w:b/>
+          <w:lang w:val="en-US"/>
+        </w:rPr>
+        <w:t>Pengumpulan Data</w:t>
+      </w:r>
+    </w:p>
+    <w:p>
+      <w:pPr>
+        <w:spacing w:line="360" w:lineRule="auto"/>
+        <w:ind w:firstLine="567"/>
+        <w:rPr>
+          <w:lang w:val="en-US"/>
+        </w:rPr>
+      </w:pPr>
+      <w:r>
+        <w:rPr>
+          <w:lang w:val="en-US"/>
+        </w:rPr>
+        <w:t>Tahap pengumpulan data dilakukan sebagai langkah awal untuk memperoleh informasi mengenai proses bisnis pengecekan stok dan pengadaan material yang sedang berjalan di King Aluminium Malang. Informasi diperoleh melalui kegiatan observasi dan wawancara terhadap stakeholder yang terlibat secara langsung dalam proses tersebut. Agar proses pengumpulan data berjalan secara sistematis, peneliti menyusun instrumen observasi dan instrumen wawancara sebagai pedoman dalam memperoleh informasi yang sesuai dengan tujuan penelitian.</w:t>
+      </w:r>
+    </w:p>
+    <w:p>
+      <w:pPr>
+        <w:pStyle w:val="ListParagraph"/>
+        <w:numPr>
+          <w:ilvl w:val="0"/>
+          <w:numId w:val="39"/>
+        </w:numPr>
+        <w:spacing w:line="360" w:lineRule="auto"/>
+        <w:ind w:left="567" w:hanging="425"/>
+        <w:rPr>
+          <w:b/>
+          <w:lang w:val="en-US"/>
+        </w:rPr>
+      </w:pPr>
+      <w:r>
+        <w:rPr>
+          <w:b/>
+          <w:lang w:val="en-US"/>
+        </w:rPr>
+        <w:t>Instrumen Observasi</w:t>
+      </w:r>
+    </w:p>
+    <w:p>
+      <w:pPr>
+        <w:spacing w:line="360" w:lineRule="auto"/>
+        <w:ind w:firstLine="567"/>
+        <w:rPr>
+          <w:lang w:val="en-US"/>
+        </w:rPr>
+      </w:pPr>
+      <w:r>
+        <w:rPr>
+          <w:lang w:val="en-US"/>
+        </w:rPr>
+        <w:t>Instrumen observasi digunakan sebagai pedoman untuk mengamati aktivitas operasional yang berkaitan dengan proses pengecekan stok dan pengadaan material di King Aluminium Malang. Melalui observasi, peneliti memperoleh gambaran mengenai alur kerja, media yang digunakan, serta permasalahan yang terjadi pada proses bisnis yang sedang berjalan.</w:t>
+      </w:r>
+      <w:r>
+        <w:rPr>
+          <w:lang w:val="en-US"/>
+        </w:rPr>
+        <w:t xml:space="preserve"> </w:t>
+      </w:r>
+      <w:r>
+        <w:rPr>
+          <w:lang w:val="en-US"/>
+        </w:rPr>
+        <w:t>Adapun aspek-aspek yang diamati pada proses observasi meliputi sebagai berikut.</w:t>
+      </w:r>
     </w:p>
     <w:p>
       <w:pPr>
         <w:pStyle w:val="Caption"/>
-        <w:spacing w:line="360" w:lineRule="auto"/>
+        <w:keepNext/>
         <w:jc w:val="center"/>
         <w:rPr>
           <w:b/>
@@ -14536,7 +15324,7 @@
           <w:szCs w:val="24"/>
         </w:rPr>
       </w:pPr>
-      <w:bookmarkStart w:id="29" w:name="_Toc236358137"/>
+      <w:bookmarkStart w:id="34" w:name="_Toc236608700"/>
       <w:r>
         <w:rPr>
           <w:b/>
@@ -14545,7 +15333,7 @@
           <w:sz w:val="24"/>
           <w:szCs w:val="24"/>
         </w:rPr>
-        <w:t xml:space="preserve">Gambar 3. </w:t>
+        <w:t xml:space="preserve">Tabel 3. </w:t>
       </w:r>
       <w:r>
         <w:rPr>
@@ -14565,7 +15353,7 @@
           <w:sz w:val="24"/>
           <w:szCs w:val="24"/>
         </w:rPr>
-        <w:instrText xml:space="preserve"> SEQ Gambar_3. \* ARABIC </w:instrText>
+        <w:instrText xml:space="preserve"> SEQ Tabel_3. \* ARABIC </w:instrText>
       </w:r>
       <w:r>
         <w:rPr>
@@ -14606,747 +15394,9 @@
           <w:sz w:val="24"/>
           <w:szCs w:val="24"/>
         </w:rPr>
-        <w:t xml:space="preserve"> Diagram </w:t>
-      </w:r>
-      <w:r>
-        <w:rPr>
-          <w:b/>
-          <w:i w:val="0"/>
-          <w:color w:val="auto"/>
-          <w:sz w:val="24"/>
-          <w:szCs w:val="24"/>
-        </w:rPr>
-        <w:t>Alur</w:t>
-      </w:r>
-      <w:r>
-        <w:rPr>
-          <w:b/>
-          <w:i w:val="0"/>
-          <w:color w:val="auto"/>
-          <w:sz w:val="24"/>
-          <w:szCs w:val="24"/>
-        </w:rPr>
-        <w:t xml:space="preserve"> Penelitian</w:t>
-      </w:r>
-      <w:bookmarkEnd w:id="29"/>
-    </w:p>
-    <w:p>
-      <w:pPr>
-        <w:pStyle w:val="Heading2"/>
-        <w:numPr>
-          <w:ilvl w:val="0"/>
-          <w:numId w:val="11"/>
-        </w:numPr>
-        <w:spacing w:line="360" w:lineRule="auto"/>
-        <w:ind w:left="567" w:hanging="141"/>
-        <w:rPr>
-          <w:lang w:val="en-US"/>
-        </w:rPr>
-      </w:pPr>
-      <w:bookmarkStart w:id="30" w:name="_Toc236608637"/>
-      <w:r>
-        <w:rPr>
-          <w:lang w:val="en-US"/>
-        </w:rPr>
-        <w:t>Identifikasi Masalah</w:t>
-      </w:r>
-      <w:bookmarkEnd w:id="30"/>
-    </w:p>
-    <w:p>
-      <w:pPr>
-        <w:spacing w:line="360" w:lineRule="auto"/>
-        <w:ind w:left="66" w:firstLine="501"/>
-      </w:pPr>
-      <w:r>
-        <w:t>Tahap identifikasi masalah merupakan langkah awal dalam proses pengembangan model sistem yang bertujuan untuk memahami kondisi nyata operasional di King Aluminium Malang. Identifikasi dilakukan berdasarkan hasil observasi langsung selama kegiatan magang serta wawancara dengan pihak yang terlibat dalam pengelolaan material.</w:t>
-      </w:r>
-    </w:p>
-    <w:p>
-      <w:pPr>
-        <w:spacing w:line="360" w:lineRule="auto"/>
-        <w:ind w:left="66" w:firstLine="501"/>
-      </w:pPr>
-      <w:r>
-        <w:t xml:space="preserve">Berdasarkan hasil pengamatan di lapangan, diketahui bahwa proses pengecekan stok dan pengadaan material masih dilakukan secara manual dan belum terintregrasi dalam suatu sisem informasi. Pencatatan stok material dilakukan menggunakan </w:t>
-      </w:r>
-      <w:r>
-        <w:rPr>
-          <w:i/>
-        </w:rPr>
-        <w:t>Microsoft Excel</w:t>
-      </w:r>
-      <w:r>
-        <w:t xml:space="preserve"> sederhana tanpa adanya sistem otomatis yang mampu memperbarui data secara </w:t>
-      </w:r>
-      <w:r>
-        <w:rPr>
-          <w:i/>
-        </w:rPr>
-        <w:t>real-time</w:t>
-      </w:r>
-      <w:r>
-        <w:t>. Selain itu, tidak terdapat pencatatan riwayat material masuk dan keluar yang terstruktur, sehingga menyulitkan proses penelusuran data.</w:t>
-      </w:r>
-    </w:p>
-    <w:p>
-      <w:pPr>
-        <w:spacing w:line="360" w:lineRule="auto"/>
-        <w:ind w:left="66" w:firstLine="501"/>
-      </w:pPr>
-      <w:r>
-        <w:t xml:space="preserve">Dari sisi komunikasi, proses permintaan material dari pengawas lapangan kepada bagian gudang dilakukan melalui aplikasi </w:t>
-      </w:r>
-      <w:r>
-        <w:rPr>
-          <w:i/>
-        </w:rPr>
-        <w:t>WhatsApp</w:t>
-      </w:r>
-      <w:r>
-        <w:t xml:space="preserve">. Penggunaan media </w:t>
-      </w:r>
-      <w:r>
-        <w:lastRenderedPageBreak/>
-        <w:t>komunikasi informal ini menyebabkan informasi permintaan material sering kali bercampur dengan pesan lain, sehingga berpontensi menimbulkan keterlambatan informasi dan miskomunikasi antar bagian.</w:t>
-      </w:r>
-    </w:p>
-    <w:p>
-      <w:pPr>
-        <w:spacing w:line="360" w:lineRule="auto"/>
-        <w:ind w:left="66" w:firstLine="501"/>
-      </w:pPr>
-      <w:r>
-        <w:t>Permasalahan lain ditemukan adalah keterlambatan dalam proses pengadaan material. Ketika stok tidak tersedia, proses pengajuan pembelian harus melalui beberapa tahapan komunikasi manual yang melibatkan gudang, admin, dan pemilik. Hal ini menyebabkan proses persetujuan menjadi tidak efisien dan berpotensi menghambat pekerjaan di lapangan.</w:t>
-      </w:r>
-    </w:p>
-    <w:p>
-      <w:pPr>
-        <w:spacing w:line="360" w:lineRule="auto"/>
-        <w:ind w:left="66" w:firstLine="501"/>
-      </w:pPr>
-      <w:r>
-        <w:t>Berdasarkan hasil identifikasi tersebut, dapat diragkum beberapa permasalahan utama sebagai berikut:</w:t>
-      </w:r>
-    </w:p>
-    <w:p>
-      <w:pPr>
-        <w:pStyle w:val="ListParagraph"/>
-        <w:numPr>
-          <w:ilvl w:val="0"/>
-          <w:numId w:val="23"/>
-        </w:numPr>
-        <w:spacing w:line="360" w:lineRule="auto"/>
-        <w:ind w:left="567" w:hanging="425"/>
-      </w:pPr>
-      <w:r>
-        <w:t xml:space="preserve">Proses pengecekan stok masih dilakukan secara manual dan tidak </w:t>
-      </w:r>
-      <w:r>
-        <w:rPr>
-          <w:i/>
-        </w:rPr>
-        <w:t>real-time</w:t>
-      </w:r>
-      <w:r>
-        <w:t>.</w:t>
-      </w:r>
-    </w:p>
-    <w:p>
-      <w:pPr>
-        <w:pStyle w:val="ListParagraph"/>
-        <w:numPr>
-          <w:ilvl w:val="0"/>
-          <w:numId w:val="23"/>
-        </w:numPr>
-        <w:spacing w:line="360" w:lineRule="auto"/>
-        <w:ind w:left="567" w:hanging="425"/>
-      </w:pPr>
-      <w:r>
-        <w:t>Tidak adanya sistem terintregrasi untuk mencatat material masuk dan keluar.</w:t>
-      </w:r>
-    </w:p>
-    <w:p>
-      <w:pPr>
-        <w:pStyle w:val="ListParagraph"/>
-        <w:numPr>
-          <w:ilvl w:val="0"/>
-          <w:numId w:val="23"/>
-        </w:numPr>
-        <w:spacing w:line="360" w:lineRule="auto"/>
-        <w:ind w:left="567" w:hanging="425"/>
-      </w:pPr>
-      <w:r>
-        <w:t>Proses permintaan material masih menggunakan komunikasi informal (</w:t>
-      </w:r>
-      <w:r>
-        <w:rPr>
-          <w:i/>
-        </w:rPr>
-        <w:t>WhatsApp</w:t>
-      </w:r>
-      <w:r>
-        <w:t>).</w:t>
-      </w:r>
-    </w:p>
-    <w:p>
-      <w:pPr>
-        <w:pStyle w:val="ListParagraph"/>
-        <w:numPr>
-          <w:ilvl w:val="0"/>
-          <w:numId w:val="23"/>
-        </w:numPr>
-        <w:spacing w:line="360" w:lineRule="auto"/>
-        <w:ind w:left="567" w:hanging="425"/>
-      </w:pPr>
-      <w:r>
-        <w:t>Terjadi potensi miskomunikasi antar bagian dalam pengelolaan material.</w:t>
-      </w:r>
-    </w:p>
-    <w:p>
-      <w:pPr>
-        <w:pStyle w:val="ListParagraph"/>
-        <w:numPr>
-          <w:ilvl w:val="0"/>
-          <w:numId w:val="23"/>
-        </w:numPr>
-        <w:spacing w:line="360" w:lineRule="auto"/>
-        <w:ind w:left="567" w:hanging="425"/>
-      </w:pPr>
-      <w:r>
-        <w:t>Proses pengadaan material cenderung lambat dan tidak terstruktur.</w:t>
-      </w:r>
-    </w:p>
-    <w:p>
-      <w:pPr>
-        <w:spacing w:after="240" w:line="360" w:lineRule="auto"/>
-        <w:ind w:firstLine="567"/>
-        <w:rPr>
-          <w:lang w:val="en-US"/>
-        </w:rPr>
-      </w:pPr>
-      <w:r>
-        <w:t>Permasalahan-permasalahan tersebut menjadi dasar dalam perancangan model sistem yang diharapkan mampu meningkatkan efisiensi operasional serta mengurangi kesalahan dalam pengelolaan material di King Aluminium Malang.</w:t>
-      </w:r>
-    </w:p>
-    <w:p>
-      <w:pPr>
-        <w:pStyle w:val="Heading2"/>
-        <w:numPr>
-          <w:ilvl w:val="0"/>
-          <w:numId w:val="11"/>
-        </w:numPr>
-        <w:spacing w:line="360" w:lineRule="auto"/>
-        <w:ind w:left="567" w:hanging="283"/>
-        <w:rPr>
-          <w:lang w:val="en-US"/>
-        </w:rPr>
-      </w:pPr>
-      <w:bookmarkStart w:id="31" w:name="_Toc236608638"/>
-      <w:r>
-        <w:rPr>
-          <w:lang w:val="en-US"/>
-        </w:rPr>
-        <w:t>Metode Pengumpulan Data</w:t>
-      </w:r>
-      <w:bookmarkEnd w:id="31"/>
-    </w:p>
-    <w:p>
-      <w:pPr>
-        <w:spacing w:line="360" w:lineRule="auto"/>
-        <w:ind w:firstLine="567"/>
-        <w:rPr>
-          <w:lang w:val="en-US"/>
-        </w:rPr>
-      </w:pPr>
-      <w:r>
-        <w:rPr>
-          <w:lang w:val="en-US"/>
-        </w:rPr>
-        <w:t>Untuk mendapatkan data dan informasi yang akurat mengenai kebutuhan sistem di King Aluminium Malang, metode pengumpulan data yang dilakukan adalah:</w:t>
-      </w:r>
-    </w:p>
-    <w:p>
-      <w:pPr>
-        <w:pStyle w:val="ListParagraph"/>
-        <w:numPr>
-          <w:ilvl w:val="0"/>
-          <w:numId w:val="12"/>
-        </w:numPr>
-        <w:spacing w:line="360" w:lineRule="auto"/>
-        <w:ind w:left="567" w:hanging="425"/>
-        <w:rPr>
-          <w:lang w:val="en-US"/>
-        </w:rPr>
-      </w:pPr>
-      <w:r>
-        <w:rPr>
-          <w:lang w:val="en-US"/>
-        </w:rPr>
-        <w:t>Observasi (</w:t>
-      </w:r>
-      <w:r>
-        <w:rPr>
-          <w:i/>
-          <w:lang w:val="en-US"/>
-        </w:rPr>
-        <w:t>Observation</w:t>
-      </w:r>
-      <w:r>
-        <w:rPr>
-          <w:lang w:val="en-US"/>
-        </w:rPr>
-        <w:t>)</w:t>
-      </w:r>
-    </w:p>
-    <w:p>
-      <w:pPr>
-        <w:pStyle w:val="ListParagraph"/>
-        <w:spacing w:line="360" w:lineRule="auto"/>
-        <w:ind w:left="567" w:firstLine="567"/>
-        <w:rPr>
-          <w:lang w:val="en-US"/>
-        </w:rPr>
-      </w:pPr>
-      <w:r>
-        <w:rPr>
-          <w:lang w:val="en-US"/>
-        </w:rPr>
-        <w:t xml:space="preserve">Observasi yang dilakukan dalam penelitian ini menggunakan observasi partisipatif, yaitu teknik pengumpulan data dengan cara peneliti terlibat secara langsung dalam lingkungan kerja selama kegiatan magang di King Aluminium Malang. Melalui pendekatan ini, peneliti tidak hanya mengamati proses bisnis yang berlangsung, tetapi juga berpartisipasi dalam aktivitas operasional sehingga memperoleh pemahaman yang lebih mendalam </w:t>
-      </w:r>
-      <w:r>
-        <w:rPr>
-          <w:lang w:val="en-US"/>
-        </w:rPr>
-        <w:lastRenderedPageBreak/>
-        <w:t>mengenai alur kerja, kendala yang dihadapi, serta kebutuhan pengguna terhadap sistem.</w:t>
-      </w:r>
-    </w:p>
-    <w:p>
-      <w:pPr>
-        <w:pStyle w:val="ListParagraph"/>
-        <w:spacing w:line="360" w:lineRule="auto"/>
-        <w:ind w:left="567" w:firstLine="567"/>
-        <w:rPr>
-          <w:lang w:val="en-US"/>
-        </w:rPr>
-      </w:pPr>
-      <w:r>
-        <w:rPr>
-          <w:lang w:val="en-US"/>
-        </w:rPr>
-        <w:t>Penulis melakukan pengamatan langsung di King Aluminium Malang selama periode magang, yaitu Juni hingga Agustus</w:t>
-      </w:r>
-      <w:r>
-        <w:rPr>
-          <w:lang w:val="en-US"/>
-        </w:rPr>
-        <w:t xml:space="preserve"> 2025</w:t>
-      </w:r>
-      <w:r>
-        <w:rPr>
-          <w:lang w:val="en-US"/>
-        </w:rPr>
-        <w:t>. Fokus observasi meliputi proses pencatatan stok material yang masih dilakukan secara manual, kegiatan pengecekan fisik ketersediaan material di gudang, proses permintaan dan pengadaan material, serta alur komunikasi antara staf gudang, admin, pemilik usaha, dan pemasok (</w:t>
-      </w:r>
-      <w:r>
-        <w:rPr>
-          <w:i/>
-          <w:lang w:val="en-US"/>
-        </w:rPr>
-        <w:t>supplier</w:t>
-      </w:r>
-      <w:r>
-        <w:rPr>
-          <w:lang w:val="en-US"/>
-        </w:rPr>
-        <w:t>) dalam memenuhi kebutuhan material. Selain itu, peneliti juga mengamati proses pencatatan barang masuk dan barang keluar serta mekanisme pelaporan stok yang diterapkan oleh perusahaan.</w:t>
-      </w:r>
-    </w:p>
-    <w:p>
-      <w:pPr>
-        <w:pStyle w:val="ListParagraph"/>
-        <w:spacing w:line="360" w:lineRule="auto"/>
-        <w:ind w:left="567" w:firstLine="567"/>
-        <w:rPr>
-          <w:lang w:val="en-US"/>
-        </w:rPr>
-      </w:pPr>
-      <w:r>
-        <w:rPr>
-          <w:lang w:val="en-US"/>
-        </w:rPr>
-        <w:t>Data yang diperoleh melalui observasi partisipatif digunakan sebagai dasar untuk memahami proses bisnis yang sedang berjalan (</w:t>
-      </w:r>
-      <w:r>
-        <w:rPr>
-          <w:i/>
-          <w:lang w:val="en-US"/>
-        </w:rPr>
-        <w:t>current state</w:t>
-      </w:r>
-      <w:r>
-        <w:rPr>
-          <w:lang w:val="en-US"/>
-        </w:rPr>
-        <w:t xml:space="preserve">), mengidentifikasi permasalahan yang terjadi pada proses pengecekan stok dan pengadaan material, serta menyusun kebutuhan sistem yang kemudian dimodelkan menggunakan </w:t>
-      </w:r>
-      <w:r>
-        <w:rPr>
-          <w:i/>
-          <w:lang w:val="en-US"/>
-        </w:rPr>
-        <w:t>Business Process Model and Notation (BPMN)</w:t>
-      </w:r>
-      <w:r>
-        <w:rPr>
-          <w:lang w:val="en-US"/>
-        </w:rPr>
-        <w:t xml:space="preserve"> dan dikembangkan melalui metode </w:t>
-      </w:r>
-      <w:r>
-        <w:rPr>
-          <w:i/>
-          <w:lang w:val="en-US"/>
-        </w:rPr>
-        <w:t>Personal Extreme Programming (PXP)</w:t>
-      </w:r>
-      <w:r>
-        <w:rPr>
-          <w:lang w:val="en-US"/>
-        </w:rPr>
-        <w:t>.</w:t>
-      </w:r>
-    </w:p>
-    <w:p>
-      <w:pPr>
-        <w:pStyle w:val="ListParagraph"/>
-        <w:numPr>
-          <w:ilvl w:val="0"/>
-          <w:numId w:val="12"/>
-        </w:numPr>
-        <w:spacing w:line="360" w:lineRule="auto"/>
-        <w:ind w:left="567" w:hanging="425"/>
-        <w:rPr>
-          <w:lang w:val="en-US"/>
-        </w:rPr>
-      </w:pPr>
-      <w:r>
-        <w:rPr>
-          <w:lang w:val="en-US"/>
-        </w:rPr>
-        <w:t>Wawancara (</w:t>
-      </w:r>
-      <w:r>
-        <w:rPr>
-          <w:i/>
-          <w:lang w:val="en-US"/>
-        </w:rPr>
-        <w:t>Interview</w:t>
-      </w:r>
-      <w:r>
-        <w:rPr>
-          <w:lang w:val="en-US"/>
-        </w:rPr>
-        <w:t xml:space="preserve">) </w:t>
-      </w:r>
-    </w:p>
-    <w:p>
-      <w:pPr>
-        <w:pStyle w:val="ListParagraph"/>
-        <w:spacing w:after="240" w:line="360" w:lineRule="auto"/>
-        <w:ind w:left="567" w:firstLine="567"/>
-        <w:rPr>
-          <w:lang w:val="en-US"/>
-        </w:rPr>
-      </w:pPr>
-      <w:r>
-        <w:rPr>
-          <w:lang w:val="en-US"/>
-        </w:rPr>
-        <w:t>Wawancara dilakukan secara semi-terstruktur dengan pemilik usaha dan staf administrasi gudang. Pertanyaan difokuskan pada kendala yang sering terjadi (seperti selisih stok atau keterlambatan material), serta menggali kebutuhan fungsional yang diharapkan pengguna dalam rancangan sistem baru.</w:t>
-      </w:r>
-    </w:p>
-    <w:p>
-      <w:pPr>
-        <w:pStyle w:val="Heading2"/>
-        <w:numPr>
-          <w:ilvl w:val="0"/>
-          <w:numId w:val="11"/>
-        </w:numPr>
-        <w:spacing w:line="360" w:lineRule="auto"/>
-        <w:ind w:left="567" w:hanging="283"/>
-        <w:rPr>
-          <w:lang w:val="en-US"/>
-        </w:rPr>
-      </w:pPr>
-      <w:bookmarkStart w:id="32" w:name="_Toc236608639"/>
-      <w:r>
-        <w:rPr>
-          <w:lang w:val="en-US"/>
-        </w:rPr>
-        <w:t xml:space="preserve">Analisis </w:t>
-      </w:r>
-      <w:r>
-        <w:rPr>
-          <w:lang w:val="en-US"/>
-        </w:rPr>
-        <w:t>Kebutuhan Sistem</w:t>
-      </w:r>
-      <w:bookmarkEnd w:id="32"/>
-    </w:p>
-    <w:p>
-      <w:pPr>
-        <w:spacing w:after="240" w:line="360" w:lineRule="auto"/>
-        <w:ind w:firstLine="567"/>
-        <w:rPr>
-          <w:lang w:val="en-US"/>
-        </w:rPr>
-      </w:pPr>
-      <w:r>
-        <w:rPr>
-          <w:lang w:val="en-US"/>
-        </w:rPr>
-        <w:t xml:space="preserve">Analisis kebutuhan sistem dilakukan untuk mengubah data yang diperoleh dari hasil observasi dan wawancara menjadi kebutuhan sistem yang terstruktur. Proses analisis dilakukan secara bertahap sehingga setiap kebutuhan sistem yang dihasilkan berasal dari kondisi nyata operasional King Aluminium Malang. Hasil analisis pada tahap ini berupa kebutuhan fungsional, identifikasi aktor sistem, dan </w:t>
-      </w:r>
-      <w:r>
-        <w:rPr>
-          <w:i/>
-          <w:lang w:val="en-US"/>
-        </w:rPr>
-        <w:t>user stories</w:t>
-      </w:r>
-      <w:r>
-        <w:rPr>
-          <w:lang w:val="en-US"/>
-        </w:rPr>
-        <w:t xml:space="preserve"> yang digunakan sebagai dasar pelaksanaan tahap </w:t>
-      </w:r>
-      <w:r>
-        <w:rPr>
-          <w:i/>
-          <w:lang w:val="en-US"/>
-        </w:rPr>
-        <w:t>Requirements</w:t>
-      </w:r>
-      <w:r>
-        <w:rPr>
-          <w:lang w:val="en-US"/>
-        </w:rPr>
-        <w:t xml:space="preserve"> pada </w:t>
-      </w:r>
-      <w:r>
-        <w:rPr>
-          <w:lang w:val="en-US"/>
-        </w:rPr>
-        <w:lastRenderedPageBreak/>
-        <w:t xml:space="preserve">metode </w:t>
-      </w:r>
-      <w:r>
-        <w:rPr>
-          <w:i/>
-          <w:lang w:val="en-US"/>
-        </w:rPr>
-        <w:t>Personal Extreme Programming (PXP)</w:t>
-      </w:r>
-      <w:r>
-        <w:rPr>
-          <w:lang w:val="en-US"/>
-        </w:rPr>
-        <w:t>.</w:t>
-      </w:r>
-      <w:r>
-        <w:rPr>
-          <w:lang w:val="en-US"/>
-        </w:rPr>
-        <w:t xml:space="preserve"> </w:t>
-      </w:r>
-      <w:r>
-        <w:rPr>
-          <w:lang w:val="en-US"/>
-        </w:rPr>
-        <w:t>Untuk memperoleh hasil tersebut, analisis kebutuhan sistem dilakukan melalui beberapa tahapan yang dijelaskan sebagai berikut.</w:t>
-      </w:r>
-    </w:p>
-    <w:p>
-      <w:pPr>
-        <w:spacing w:line="360" w:lineRule="auto"/>
-        <w:rPr>
-          <w:b/>
-          <w:lang w:val="en-US"/>
-        </w:rPr>
-      </w:pPr>
-      <w:r>
-        <w:rPr>
-          <w:b/>
-          <w:lang w:val="en-US"/>
-        </w:rPr>
-        <w:t xml:space="preserve">Tahap 1. </w:t>
-      </w:r>
-      <w:r>
-        <w:rPr>
-          <w:b/>
-          <w:lang w:val="en-US"/>
-        </w:rPr>
-        <w:t xml:space="preserve"> </w:t>
-      </w:r>
-      <w:r>
-        <w:rPr>
-          <w:b/>
-          <w:lang w:val="en-US"/>
-        </w:rPr>
-        <w:t>Pengumpulan Data</w:t>
-      </w:r>
-    </w:p>
-    <w:p>
-      <w:pPr>
-        <w:spacing w:line="360" w:lineRule="auto"/>
-        <w:ind w:firstLine="567"/>
-        <w:rPr>
-          <w:lang w:val="en-US"/>
-        </w:rPr>
-      </w:pPr>
-      <w:r>
-        <w:rPr>
-          <w:lang w:val="en-US"/>
-        </w:rPr>
-        <w:t>Tahap pengumpulan data dilakukan sebagai langkah awal untuk memperoleh informasi mengenai proses bisnis pengecekan stok dan pengadaan material yang sedang berjalan di King Aluminium Malang. Informasi diperoleh melalui kegiatan observasi dan wawancara terhadap stakeholder yang terlibat secara langsung dalam proses tersebut. Agar proses pengumpulan data berjalan secara sistematis, peneliti menyusun instrumen observasi dan instrumen wawancara sebagai pedoman dalam memperoleh informasi yang sesuai dengan tujuan penelitian.</w:t>
-      </w:r>
-    </w:p>
-    <w:p>
-      <w:pPr>
-        <w:pStyle w:val="ListParagraph"/>
-        <w:numPr>
-          <w:ilvl w:val="0"/>
-          <w:numId w:val="39"/>
-        </w:numPr>
-        <w:spacing w:line="360" w:lineRule="auto"/>
-        <w:ind w:left="567" w:hanging="425"/>
-        <w:rPr>
-          <w:b/>
-          <w:lang w:val="en-US"/>
-        </w:rPr>
-      </w:pPr>
-      <w:r>
-        <w:rPr>
-          <w:b/>
-          <w:lang w:val="en-US"/>
-        </w:rPr>
-        <w:t>Instrumen Observasi</w:t>
-      </w:r>
-    </w:p>
-    <w:p>
-      <w:pPr>
-        <w:spacing w:line="360" w:lineRule="auto"/>
-        <w:ind w:firstLine="567"/>
-        <w:rPr>
-          <w:lang w:val="en-US"/>
-        </w:rPr>
-      </w:pPr>
-      <w:r>
-        <w:rPr>
-          <w:lang w:val="en-US"/>
-        </w:rPr>
-        <w:t>Instrumen observasi digunakan sebagai pedoman untuk mengamati aktivitas operasional yang berkaitan dengan proses pengecekan stok dan pengadaan material di King Aluminium Malang. Melalui observasi, peneliti memperoleh gambaran mengenai alur kerja, media yang digunakan, serta permasalahan yang terjadi pada proses bisnis yang sedang berjalan.</w:t>
-      </w:r>
-      <w:r>
-        <w:rPr>
-          <w:lang w:val="en-US"/>
-        </w:rPr>
-        <w:t xml:space="preserve"> </w:t>
-      </w:r>
-      <w:r>
-        <w:rPr>
-          <w:lang w:val="en-US"/>
-        </w:rPr>
-        <w:t>Adapun aspek-aspek yang diamati pada proses observasi meliputi sebagai berikut.</w:t>
-      </w:r>
-    </w:p>
-    <w:p>
-      <w:pPr>
-        <w:pStyle w:val="Caption"/>
-        <w:keepNext/>
-        <w:jc w:val="center"/>
-        <w:rPr>
-          <w:b/>
-          <w:i w:val="0"/>
-          <w:color w:val="auto"/>
-          <w:sz w:val="24"/>
-          <w:szCs w:val="24"/>
-        </w:rPr>
-      </w:pPr>
-      <w:bookmarkStart w:id="33" w:name="_Toc236608700"/>
-      <w:r>
-        <w:rPr>
-          <w:b/>
-          <w:i w:val="0"/>
-          <w:color w:val="auto"/>
-          <w:sz w:val="24"/>
-          <w:szCs w:val="24"/>
-        </w:rPr>
-        <w:t xml:space="preserve">Tabel 3. </w:t>
-      </w:r>
-      <w:r>
-        <w:rPr>
-          <w:b/>
-          <w:i w:val="0"/>
-          <w:color w:val="auto"/>
-          <w:sz w:val="24"/>
-          <w:szCs w:val="24"/>
-        </w:rPr>
-        <w:fldChar w:fldCharType="begin"/>
-      </w:r>
-      <w:r>
-        <w:rPr>
-          <w:b/>
-          <w:i w:val="0"/>
-          <w:color w:val="auto"/>
-          <w:sz w:val="24"/>
-          <w:szCs w:val="24"/>
-        </w:rPr>
-        <w:instrText xml:space="preserve"> SEQ Tabel_3. \* ARABIC </w:instrText>
-      </w:r>
-      <w:r>
-        <w:rPr>
-          <w:b/>
-          <w:i w:val="0"/>
-          <w:color w:val="auto"/>
-          <w:sz w:val="24"/>
-          <w:szCs w:val="24"/>
-        </w:rPr>
-        <w:fldChar w:fldCharType="separate"/>
-      </w:r>
-      <w:r>
-        <w:rPr>
-          <w:b/>
-          <w:i w:val="0"/>
-          <w:noProof/>
-          <w:color w:val="auto"/>
-          <w:sz w:val="24"/>
-          <w:szCs w:val="24"/>
-        </w:rPr>
-        <w:t>1</w:t>
-      </w:r>
-      <w:r>
-        <w:rPr>
-          <w:b/>
-          <w:i w:val="0"/>
-          <w:color w:val="auto"/>
-          <w:sz w:val="24"/>
-          <w:szCs w:val="24"/>
-        </w:rPr>
-        <w:fldChar w:fldCharType="end"/>
-      </w:r>
-      <w:r>
-        <w:rPr>
-          <w:b/>
-          <w:i w:val="0"/>
-          <w:color w:val="auto"/>
-          <w:sz w:val="24"/>
-          <w:szCs w:val="24"/>
-        </w:rPr>
         <w:t xml:space="preserve"> Aspek Proses Observasi</w:t>
       </w:r>
-      <w:bookmarkEnd w:id="33"/>
+      <w:bookmarkEnd w:id="34"/>
     </w:p>
     <w:tbl>
       <w:tblPr>
@@ -15554,6 +15604,7 @@
               </w:rPr>
             </w:pPr>
             <w:r>
+              <w:lastRenderedPageBreak/>
               <w:t>3</w:t>
             </w:r>
           </w:p>
@@ -15722,7 +15773,6 @@
               </w:rPr>
             </w:pPr>
             <w:r>
-              <w:lastRenderedPageBreak/>
               <w:t>6</w:t>
             </w:r>
           </w:p>
@@ -15993,25 +16043,22 @@
         <w:rPr>
           <w:lang w:val="en-US"/>
         </w:rPr>
+        <w:lastRenderedPageBreak/>
         <w:t>Menurut Anda, fitur seperti apa yang dibutuhkan dalam sistem agar dapat membantu pekerjaan pengelolaan material menjadi lebih efektif dan terstruktur?</w:t>
       </w:r>
-    </w:p>
-    <w:p>
-      <w:pPr>
-        <w:pStyle w:val="ListParagraph"/>
-        <w:spacing w:after="240" w:line="360" w:lineRule="auto"/>
-        <w:ind w:left="567"/>
-        <w:rPr>
-          <w:lang w:val="en-US"/>
-        </w:rPr>
-      </w:pPr>
+      <w:r>
+        <w:rPr>
+          <w:lang w:val="en-US"/>
+        </w:rPr>
+        <w:t xml:space="preserve"> </w:t>
+      </w:r>
     </w:p>
     <w:p>
       <w:pPr>
         <w:pStyle w:val="ListParagraph"/>
         <w:numPr>
           <w:ilvl w:val="0"/>
-          <w:numId w:val="41"/>
+          <w:numId w:val="53"/>
         </w:numPr>
         <w:spacing w:line="360" w:lineRule="auto"/>
         <w:ind w:left="567" w:hanging="425"/>
@@ -16025,7 +16072,6 @@
           <w:b/>
           <w:lang w:val="en-US"/>
         </w:rPr>
-        <w:lastRenderedPageBreak/>
         <w:t>Pelaksanaan Pengumpulan Data</w:t>
       </w:r>
     </w:p>
@@ -16296,7 +16342,7 @@
           <w:ilvl w:val="0"/>
           <w:numId w:val="43"/>
         </w:numPr>
-        <w:spacing w:line="360" w:lineRule="auto"/>
+        <w:spacing w:after="240" w:line="360" w:lineRule="auto"/>
         <w:ind w:left="567" w:hanging="425"/>
         <w:rPr>
           <w:lang w:val="en-US"/>
@@ -16324,31 +16370,19 @@
     </w:p>
     <w:p>
       <w:pPr>
-        <w:spacing w:line="360" w:lineRule="auto"/>
-        <w:rPr>
-          <w:lang w:val="en-US"/>
-        </w:rPr>
-      </w:pPr>
-    </w:p>
-    <w:p>
-      <w:pPr>
-        <w:spacing w:line="360" w:lineRule="auto"/>
-        <w:rPr>
-          <w:lang w:val="en-US"/>
-        </w:rPr>
-      </w:pPr>
-    </w:p>
-    <w:p>
-      <w:pPr>
-        <w:spacing w:line="360" w:lineRule="auto"/>
-        <w:rPr>
-          <w:lang w:val="en-US"/>
-        </w:rPr>
-      </w:pPr>
-    </w:p>
-    <w:p>
-      <w:pPr>
-        <w:spacing w:line="360" w:lineRule="auto"/>
+        <w:pStyle w:val="ListParagraph"/>
+        <w:spacing w:after="240" w:line="360" w:lineRule="auto"/>
+        <w:ind w:left="567"/>
+        <w:rPr>
+          <w:lang w:val="en-US"/>
+        </w:rPr>
+      </w:pPr>
+    </w:p>
+    <w:p>
+      <w:pPr>
+        <w:pStyle w:val="ListParagraph"/>
+        <w:spacing w:after="240" w:line="360" w:lineRule="auto"/>
+        <w:ind w:left="567"/>
         <w:rPr>
           <w:lang w:val="en-US"/>
         </w:rPr>
@@ -16839,23 +16873,23 @@
         <w:rPr>
           <w:lang w:val="en-US"/>
         </w:rPr>
+        <w:t>Menentukan hak akses sesuai dengan tugas dan tanggung jawab setiap aktor.</w:t>
+      </w:r>
+    </w:p>
+    <w:p>
+      <w:pPr>
+        <w:spacing w:line="360" w:lineRule="auto"/>
+        <w:rPr>
+          <w:b/>
+          <w:lang w:val="en-US"/>
+        </w:rPr>
+      </w:pPr>
+      <w:r>
+        <w:rPr>
+          <w:b/>
+          <w:lang w:val="en-US"/>
+        </w:rPr>
         <w:lastRenderedPageBreak/>
-        <w:t>Menentukan hak akses sesuai dengan tugas dan tanggung jawab setiap aktor.</w:t>
-      </w:r>
-    </w:p>
-    <w:p>
-      <w:pPr>
-        <w:spacing w:line="360" w:lineRule="auto"/>
-        <w:rPr>
-          <w:b/>
-          <w:lang w:val="en-US"/>
-        </w:rPr>
-      </w:pPr>
-      <w:r>
-        <w:rPr>
-          <w:b/>
-          <w:lang w:val="en-US"/>
-        </w:rPr>
         <w:t xml:space="preserve">Tahap 6.  Penyusunan </w:t>
       </w:r>
       <w:r>
@@ -17083,14 +17117,14 @@
           <w:lang w:val="en-US"/>
         </w:rPr>
       </w:pPr>
-      <w:bookmarkStart w:id="34" w:name="_Toc236608640"/>
+      <w:bookmarkStart w:id="35" w:name="_Toc236773780"/>
       <w:r>
         <w:rPr>
           <w:lang w:val="en-US"/>
         </w:rPr>
         <w:t>Metode Pengembangan Sistem</w:t>
       </w:r>
-      <w:bookmarkEnd w:id="34"/>
+      <w:bookmarkEnd w:id="35"/>
     </w:p>
     <w:p>
       <w:pPr>
@@ -17103,10 +17137,10 @@
           <w:noProof/>
         </w:rPr>
         <w:drawing>
-          <wp:inline distT="0" distB="0" distL="0" distR="0" wp14:anchorId="26BF14C6" wp14:editId="2D820CA5">
-            <wp:extent cx="1202266" cy="3880580"/>
-            <wp:effectExtent l="0" t="0" r="0" b="5715"/>
-            <wp:docPr id="4" name="Picture 4"/>
+          <wp:inline distT="0" distB="0" distL="0" distR="0" wp14:anchorId="788B001C" wp14:editId="5990BF67">
+            <wp:extent cx="1507067" cy="4860242"/>
+            <wp:effectExtent l="0" t="0" r="0" b="0"/>
+            <wp:docPr id="15" name="Picture 15" descr="C:\Users\user\Downloads\Diagram PXP.drawio (1).drawio.png"/>
             <wp:cNvGraphicFramePr>
               <a:graphicFrameLocks xmlns:a="http://schemas.openxmlformats.org/drawingml/2006/main" noChangeAspect="1"/>
             </wp:cNvGraphicFramePr>
@@ -17114,7 +17148,7 @@
               <a:graphicData uri="http://schemas.openxmlformats.org/drawingml/2006/picture">
                 <pic:pic xmlns:pic="http://schemas.openxmlformats.org/drawingml/2006/picture">
                   <pic:nvPicPr>
-                    <pic:cNvPr id="0" name="Picture 1"/>
+                    <pic:cNvPr id="0" name="Picture 4" descr="C:\Users\user\Downloads\Diagram PXP.drawio (1).drawio.png"/>
                     <pic:cNvPicPr>
                       <a:picLocks noChangeAspect="1" noChangeArrowheads="1"/>
                     </pic:cNvPicPr>
@@ -17135,7 +17169,7 @@
                   <pic:spPr bwMode="auto">
                     <a:xfrm>
                       <a:off x="0" y="0"/>
-                      <a:ext cx="1238597" cy="3997848"/>
+                      <a:ext cx="1515873" cy="4888642"/>
                     </a:xfrm>
                     <a:prstGeom prst="rect">
                       <a:avLst/>
@@ -17164,7 +17198,7 @@
           <w:szCs w:val="24"/>
         </w:rPr>
       </w:pPr>
-      <w:bookmarkStart w:id="35" w:name="_Toc236358138"/>
+      <w:bookmarkStart w:id="36" w:name="_Toc236358138"/>
       <w:r>
         <w:rPr>
           <w:b/>
@@ -17245,7 +17279,7 @@
         </w:rPr>
         <w:t>PXP</w:t>
       </w:r>
-      <w:bookmarkEnd w:id="35"/>
+      <w:bookmarkEnd w:id="36"/>
     </w:p>
     <w:p>
       <w:pPr>
@@ -17321,7 +17355,7 @@
         <w:spacing w:line="360" w:lineRule="auto"/>
         <w:ind w:left="567" w:hanging="567"/>
       </w:pPr>
-      <w:bookmarkStart w:id="36" w:name="_Toc236608641"/>
+      <w:bookmarkStart w:id="37" w:name="_Toc236773781"/>
       <w:r>
         <w:rPr>
           <w:i/>
@@ -17331,7 +17365,7 @@
       <w:r>
         <w:t>s</w:t>
       </w:r>
-      <w:bookmarkEnd w:id="36"/>
+      <w:bookmarkEnd w:id="37"/>
     </w:p>
     <w:p>
       <w:pPr>
@@ -17399,20 +17433,20 @@
         <w:t>Requirements</w:t>
       </w:r>
       <w:r>
-        <w:t xml:space="preserve"> berupa dokumen kebutuhan sistem yang akan digunakan sebagai dasar penyusunan prioritas pengembangan </w:t>
+        <w:t xml:space="preserve"> berupa dokumen kebutuhan sistem yang akan digunakan sebagai dasar penyusunan prioritas pengembangan pada tahap </w:t>
+      </w:r>
+      <w:r>
+        <w:rPr>
+          <w:i/>
+        </w:rPr>
+        <w:t>Planning</w:t>
+      </w:r>
+      <w:r>
+        <w:t xml:space="preserve">. Dengan demikian, seluruh proses pengembangan model </w:t>
       </w:r>
       <w:r>
         <w:lastRenderedPageBreak/>
-        <w:t xml:space="preserve">pada tahap </w:t>
-      </w:r>
-      <w:r>
-        <w:rPr>
-          <w:i/>
-        </w:rPr>
-        <w:t>Planning</w:t>
-      </w:r>
-      <w:r>
-        <w:t>. Dengan demikian, seluruh proses pengembangan model sistem tetap berorientasi pada kebutuhan pengguna (</w:t>
+        <w:t>sistem tetap berorientasi pada kebutuhan pengguna (</w:t>
       </w:r>
       <w:r>
         <w:rPr>
@@ -17437,14 +17471,14 @@
           <w:i/>
         </w:rPr>
       </w:pPr>
-      <w:bookmarkStart w:id="37" w:name="_Toc236608642"/>
+      <w:bookmarkStart w:id="38" w:name="_Toc236773782"/>
       <w:r>
         <w:rPr>
           <w:i/>
         </w:rPr>
         <w:t>Planning</w:t>
       </w:r>
-      <w:bookmarkEnd w:id="37"/>
+      <w:bookmarkEnd w:id="38"/>
     </w:p>
     <w:p>
       <w:pPr>
@@ -17599,7 +17633,7 @@
     </w:p>
     <w:p>
       <w:pPr>
-        <w:spacing w:after="240" w:line="360" w:lineRule="auto"/>
+        <w:spacing w:line="360" w:lineRule="auto"/>
         <w:ind w:left="567" w:firstLine="567"/>
       </w:pPr>
       <w:r>
@@ -17646,14 +17680,14 @@
           <w:i/>
         </w:rPr>
       </w:pPr>
-      <w:bookmarkStart w:id="38" w:name="_Toc236608643"/>
+      <w:bookmarkStart w:id="39" w:name="_Toc236773783"/>
       <w:r>
         <w:rPr>
           <w:i/>
         </w:rPr>
         <w:t>Iteration Initialization</w:t>
       </w:r>
-      <w:bookmarkEnd w:id="38"/>
+      <w:bookmarkEnd w:id="39"/>
     </w:p>
     <w:p>
       <w:pPr>
@@ -17735,7 +17769,6 @@
         <w:ind w:left="1134" w:hanging="425"/>
       </w:pPr>
       <w:r>
-        <w:lastRenderedPageBreak/>
         <w:t>Alur ini menggambarkan urutan aktivitas sistem, seperti:</w:t>
       </w:r>
     </w:p>
@@ -17784,6 +17817,7 @@
         <w:ind w:left="1701" w:hanging="425"/>
       </w:pPr>
       <w:r>
+        <w:lastRenderedPageBreak/>
         <w:t>Pengajuan dan persetujuan pengadaan.</w:t>
       </w:r>
     </w:p>
@@ -17862,7 +17896,7 @@
         <w:pStyle w:val="ListParagraph"/>
         <w:numPr>
           <w:ilvl w:val="0"/>
-          <w:numId w:val="34"/>
+          <w:numId w:val="52"/>
         </w:numPr>
         <w:spacing w:line="360" w:lineRule="auto"/>
         <w:ind w:left="1134" w:hanging="425"/>
@@ -17887,7 +17921,7 @@
     </w:p>
     <w:p>
       <w:pPr>
-        <w:spacing w:after="240" w:line="360" w:lineRule="auto"/>
+        <w:spacing w:line="360" w:lineRule="auto"/>
         <w:ind w:left="567"/>
       </w:pPr>
       <w:r>
@@ -17916,14 +17950,14 @@
           <w:i/>
         </w:rPr>
       </w:pPr>
-      <w:bookmarkStart w:id="39" w:name="_Toc236608644"/>
+      <w:bookmarkStart w:id="40" w:name="_Toc236773784"/>
       <w:r>
         <w:rPr>
           <w:i/>
         </w:rPr>
         <w:t>Design</w:t>
       </w:r>
-      <w:bookmarkEnd w:id="39"/>
+      <w:bookmarkEnd w:id="40"/>
     </w:p>
     <w:p>
       <w:pPr>
@@ -17996,18 +18030,6 @@
       <w:r>
         <w:t xml:space="preserve"> sistem yang akan digunakan pada tahap implementasi dan pengujian.</w:t>
       </w:r>
-    </w:p>
-    <w:p>
-      <w:pPr>
-        <w:spacing w:after="240" w:line="360" w:lineRule="auto"/>
-        <w:ind w:firstLine="567"/>
-      </w:pPr>
-    </w:p>
-    <w:p>
-      <w:pPr>
-        <w:spacing w:after="240" w:line="360" w:lineRule="auto"/>
-        <w:ind w:firstLine="567"/>
-      </w:pPr>
     </w:p>
     <w:p>
       <w:pPr>
@@ -18022,15 +18044,14 @@
           <w:i/>
         </w:rPr>
       </w:pPr>
-      <w:bookmarkStart w:id="40" w:name="_Toc236608645"/>
+      <w:bookmarkStart w:id="41" w:name="_Toc236773785"/>
       <w:r>
         <w:rPr>
           <w:i/>
         </w:rPr>
-        <w:lastRenderedPageBreak/>
         <w:t>Implementation</w:t>
       </w:r>
-      <w:bookmarkEnd w:id="40"/>
+      <w:bookmarkEnd w:id="41"/>
     </w:p>
     <w:p>
       <w:pPr>
@@ -18143,14 +18164,14 @@
           <w:i/>
         </w:rPr>
       </w:pPr>
-      <w:bookmarkStart w:id="41" w:name="_Toc236608646"/>
+      <w:bookmarkStart w:id="42" w:name="_Toc236773786"/>
       <w:r>
         <w:rPr>
           <w:i/>
         </w:rPr>
         <w:t>System Testing</w:t>
       </w:r>
-      <w:bookmarkEnd w:id="41"/>
+      <w:bookmarkEnd w:id="42"/>
     </w:p>
     <w:p>
       <w:pPr>
@@ -18182,6 +18203,7 @@
         <w:rPr>
           <w:i/>
         </w:rPr>
+        <w:lastRenderedPageBreak/>
         <w:t>platform usability testing Maze</w:t>
       </w:r>
       <w:r>
@@ -18339,7 +18361,7 @@
           <w:szCs w:val="24"/>
         </w:rPr>
       </w:pPr>
-      <w:bookmarkStart w:id="42" w:name="_Toc236608701"/>
+      <w:bookmarkStart w:id="43" w:name="_Toc236608701"/>
       <w:r>
         <w:rPr>
           <w:b/>
@@ -18348,7 +18370,6 @@
           <w:sz w:val="24"/>
           <w:szCs w:val="24"/>
         </w:rPr>
-        <w:lastRenderedPageBreak/>
         <w:t xml:space="preserve">Tabel 3. </w:t>
       </w:r>
       <w:r>
@@ -18421,8 +18442,6 @@
         </w:rPr>
         <w:t>Usability Testing</w:t>
       </w:r>
-      <w:bookmarkStart w:id="43" w:name="_GoBack"/>
-      <w:bookmarkEnd w:id="42"/>
       <w:bookmarkEnd w:id="43"/>
     </w:p>
     <w:tbl>
@@ -18695,6 +18714,7 @@
               <w:jc w:val="left"/>
             </w:pPr>
             <w:r>
+              <w:lastRenderedPageBreak/>
               <w:t>5</w:t>
             </w:r>
           </w:p>
@@ -18916,11 +18936,7 @@
         <w:t>prototype</w:t>
       </w:r>
       <w:r>
-        <w:t xml:space="preserve"> sistem berdasarkan pengalaman mereka setelah menggunakan sistem secara langsung. Penggunaan kedua instrumen tersebut diharapkan mampu </w:t>
-      </w:r>
-      <w:r>
-        <w:lastRenderedPageBreak/>
-        <w:t xml:space="preserve">memberikan hasil evaluasi yang lebih komprehensif karena menggabungkan data objektif dari hasil </w:t>
+        <w:t xml:space="preserve"> sistem berdasarkan pengalaman mereka setelah menggunakan sistem secara langsung. Penggunaan kedua instrumen tersebut diharapkan mampu memberikan hasil evaluasi yang lebih komprehensif karena menggabungkan data objektif dari hasil </w:t>
       </w:r>
       <w:r>
         <w:rPr>
@@ -19244,7 +19260,11 @@
         <w:ind w:firstLine="567"/>
       </w:pPr>
       <w:r>
-        <w:t xml:space="preserve">Instrumen kuesioner disusun berdasarkan tujuan penelitian untuk mengevaluasi tingkat kemudahan penggunaan, kesesuaian fitur, serta penerimaan pengguna terhadap </w:t>
+        <w:t xml:space="preserve">Instrumen kuesioner disusun berdasarkan tujuan penelitian untuk mengevaluasi tingkat kemudahan penggunaan, kesesuaian fitur, serta penerimaan </w:t>
+      </w:r>
+      <w:r>
+        <w:lastRenderedPageBreak/>
+        <w:t xml:space="preserve">pengguna terhadap </w:t>
       </w:r>
       <w:r>
         <w:rPr>
@@ -19725,7 +19745,6 @@
               <w:jc w:val="center"/>
             </w:pPr>
             <w:r>
-              <w:lastRenderedPageBreak/>
               <w:t>P9</w:t>
             </w:r>
           </w:p>
@@ -19904,6 +19923,18 @@
       <w:r>
         <w:t>sistem yang telah dikembangkan.</w:t>
       </w:r>
+    </w:p>
+    <w:p>
+      <w:pPr>
+        <w:spacing w:before="240" w:line="360" w:lineRule="auto"/>
+        <w:ind w:firstLine="567"/>
+      </w:pPr>
+    </w:p>
+    <w:p>
+      <w:pPr>
+        <w:spacing w:before="240" w:line="360" w:lineRule="auto"/>
+        <w:ind w:firstLine="567"/>
+      </w:pPr>
     </w:p>
     <w:p>
       <w:pPr>
@@ -20173,7 +20204,7 @@
           <w:ilvl w:val="0"/>
           <w:numId w:val="30"/>
         </w:numPr>
-        <w:spacing w:after="240" w:line="360" w:lineRule="auto"/>
+        <w:spacing w:line="360" w:lineRule="auto"/>
         <w:ind w:left="567" w:hanging="425"/>
       </w:pPr>
       <w:r>
@@ -20249,11 +20280,7 @@
         <w:t>User Acceptance Test (UAT)</w:t>
       </w:r>
       <w:r>
-        <w:t xml:space="preserve"> yang menunjukkan </w:t>
-      </w:r>
-      <w:r>
-        <w:lastRenderedPageBreak/>
-        <w:t>tingkat penerimaan pengguna terhadap model sistem pengecekan stok dan pengadaan material di King Aluminium Malang.</w:t>
+        <w:t xml:space="preserve"> yang menunjukkan tingkat penerimaan pengguna terhadap model sistem pengecekan stok dan pengadaan material di King Aluminium Malang.</w:t>
       </w:r>
     </w:p>
     <w:p>
@@ -20269,7 +20296,7 @@
           <w:i/>
         </w:rPr>
       </w:pPr>
-      <w:bookmarkStart w:id="46" w:name="_Toc236608647"/>
+      <w:bookmarkStart w:id="46" w:name="_Toc236773787"/>
       <w:r>
         <w:rPr>
           <w:i/>
@@ -20354,7 +20381,7 @@
       <w:pPr>
         <w:pStyle w:val="Heading1"/>
       </w:pPr>
-      <w:bookmarkStart w:id="47" w:name="_Toc236608648"/>
+      <w:bookmarkStart w:id="47" w:name="_Toc236773788"/>
       <w:r>
         <w:lastRenderedPageBreak/>
         <w:t>BAB IV HASIL DAN PEMBAHASAN</w:t>
@@ -20371,7 +20398,7 @@
         <w:spacing w:line="360" w:lineRule="auto"/>
         <w:ind w:left="567" w:hanging="567"/>
       </w:pPr>
-      <w:bookmarkStart w:id="48" w:name="_Toc236608649"/>
+      <w:bookmarkStart w:id="48" w:name="_Toc236773789"/>
       <w:r>
         <w:t xml:space="preserve">Hasil </w:t>
       </w:r>
@@ -20411,7 +20438,7 @@
         <w:spacing w:line="360" w:lineRule="auto"/>
         <w:ind w:left="567" w:hanging="578"/>
       </w:pPr>
-      <w:bookmarkStart w:id="49" w:name="_Toc236608650"/>
+      <w:bookmarkStart w:id="49" w:name="_Toc236773790"/>
       <w:r>
         <w:t xml:space="preserve">Hasil </w:t>
       </w:r>
@@ -21178,7 +21205,7 @@
         <w:spacing w:line="360" w:lineRule="auto"/>
         <w:ind w:left="567" w:hanging="567"/>
       </w:pPr>
-      <w:bookmarkStart w:id="51" w:name="_Toc236608651"/>
+      <w:bookmarkStart w:id="51" w:name="_Toc236773791"/>
       <w:r>
         <w:t xml:space="preserve">Hasil </w:t>
       </w:r>
@@ -21202,49 +21229,43 @@
     <w:p>
       <w:pPr>
         <w:spacing w:line="360" w:lineRule="auto"/>
-        <w:rPr>
-          <w:b/>
-        </w:rPr>
-      </w:pPr>
-    </w:p>
-    <w:p>
-      <w:pPr>
-        <w:spacing w:line="360" w:lineRule="auto"/>
-        <w:rPr>
-          <w:b/>
-        </w:rPr>
-      </w:pPr>
-    </w:p>
-    <w:p>
-      <w:pPr>
-        <w:spacing w:line="360" w:lineRule="auto"/>
-        <w:rPr>
-          <w:b/>
-        </w:rPr>
-      </w:pPr>
-    </w:p>
-    <w:p>
-      <w:pPr>
-        <w:spacing w:line="360" w:lineRule="auto"/>
-        <w:rPr>
-          <w:b/>
-        </w:rPr>
-      </w:pPr>
-    </w:p>
-    <w:p>
-      <w:pPr>
-        <w:spacing w:line="360" w:lineRule="auto"/>
-        <w:rPr>
-          <w:b/>
-        </w:rPr>
-      </w:pPr>
-    </w:p>
-    <w:p>
-      <w:pPr>
-        <w:spacing w:line="360" w:lineRule="auto"/>
-        <w:rPr>
-          <w:b/>
-        </w:rPr>
+        <w:ind w:firstLine="567"/>
+      </w:pPr>
+    </w:p>
+    <w:p>
+      <w:pPr>
+        <w:spacing w:line="360" w:lineRule="auto"/>
+        <w:ind w:firstLine="567"/>
+      </w:pPr>
+    </w:p>
+    <w:p>
+      <w:pPr>
+        <w:spacing w:line="360" w:lineRule="auto"/>
+        <w:ind w:firstLine="567"/>
+      </w:pPr>
+    </w:p>
+    <w:p>
+      <w:pPr>
+        <w:spacing w:line="360" w:lineRule="auto"/>
+        <w:ind w:firstLine="567"/>
+      </w:pPr>
+    </w:p>
+    <w:p>
+      <w:pPr>
+        <w:spacing w:line="360" w:lineRule="auto"/>
+        <w:ind w:firstLine="567"/>
+      </w:pPr>
+    </w:p>
+    <w:p>
+      <w:pPr>
+        <w:spacing w:line="360" w:lineRule="auto"/>
+        <w:ind w:firstLine="567"/>
+      </w:pPr>
+    </w:p>
+    <w:p>
+      <w:pPr>
+        <w:spacing w:line="360" w:lineRule="auto"/>
+        <w:ind w:firstLine="567"/>
       </w:pPr>
     </w:p>
     <w:p>
@@ -23695,6 +23716,16 @@
         </w:tc>
       </w:tr>
     </w:tbl>
+    <w:p>
+      <w:pPr>
+        <w:spacing w:line="360" w:lineRule="auto"/>
+      </w:pPr>
+    </w:p>
+    <w:p>
+      <w:pPr>
+        <w:spacing w:line="360" w:lineRule="auto"/>
+      </w:pPr>
+    </w:p>
     <w:p>
       <w:pPr>
         <w:spacing w:line="360" w:lineRule="auto"/>
@@ -24899,7 +24930,7 @@
         <w:spacing w:line="360" w:lineRule="auto"/>
         <w:ind w:left="567" w:hanging="567"/>
       </w:pPr>
-      <w:bookmarkStart w:id="58" w:name="_Toc236608652"/>
+      <w:bookmarkStart w:id="58" w:name="_Toc236773792"/>
       <w:r>
         <w:t xml:space="preserve">Hasil </w:t>
       </w:r>
@@ -25163,17 +25194,14 @@
               <w:rPr>
                 <w:i/>
               </w:rPr>
-              <w:t>real-</w:t>
-            </w:r>
-            <w:r>
-              <w:rPr>
-                <w:i/>
-              </w:rPr>
+              <w:t>real-time</w:t>
+            </w:r>
+            <w:r>
+              <w:t xml:space="preserve"> dan berpotensi tidak </w:t>
+            </w:r>
+            <w:r>
               <w:lastRenderedPageBreak/>
-              <w:t>time</w:t>
-            </w:r>
-            <w:r>
-              <w:t xml:space="preserve"> dan berpotensi tidak sesuai dengan kondisi fisik di gudang.</w:t>
+              <w:t>sesuai dengan kondisi fisik di gudang.</w:t>
             </w:r>
           </w:p>
         </w:tc>
@@ -25489,7 +25517,7 @@
         <w:spacing w:line="360" w:lineRule="auto"/>
         <w:ind w:left="567" w:hanging="567"/>
       </w:pPr>
-      <w:bookmarkStart w:id="60" w:name="_Toc236608653"/>
+      <w:bookmarkStart w:id="60" w:name="_Toc236773793"/>
       <w:r>
         <w:lastRenderedPageBreak/>
         <w:t>Kebutuhan Fungsional</w:t>
@@ -26225,7 +26253,7 @@
         <w:spacing w:line="360" w:lineRule="auto"/>
         <w:ind w:left="567" w:hanging="567"/>
       </w:pPr>
-      <w:bookmarkStart w:id="62" w:name="_Toc236608654"/>
+      <w:bookmarkStart w:id="62" w:name="_Toc236773794"/>
       <w:r>
         <w:t>Identifikasi</w:t>
       </w:r>
@@ -27213,7 +27241,7 @@
         <w:spacing w:line="360" w:lineRule="auto"/>
         <w:ind w:left="567" w:hanging="567"/>
       </w:pPr>
-      <w:bookmarkStart w:id="65" w:name="_Toc236608655"/>
+      <w:bookmarkStart w:id="65" w:name="_Toc236773795"/>
       <w:r>
         <w:t xml:space="preserve">Penyusunan </w:t>
       </w:r>
@@ -27249,20 +27277,20 @@
         <w:t>user story</w:t>
       </w:r>
       <w:r>
-        <w:t xml:space="preserve"> dilakukan dengan menganalisis hasil wawancara untuk mengetahui tujuan, kebutuhan, dan aktivitas yang ingin dilakukan oleh masing-masing aktor ketika menggunakan sistem. Setiap kebutuhan pengguna </w:t>
+        <w:t xml:space="preserve"> dilakukan dengan menganalisis hasil wawancara untuk mengetahui tujuan, kebutuhan, dan aktivitas yang ingin dilakukan oleh masing-masing aktor ketika menggunakan sistem. Setiap kebutuhan pengguna kemudian dirumuskan menggunakan format </w:t>
+      </w:r>
+      <w:r>
+        <w:rPr>
+          <w:i/>
+        </w:rPr>
+        <w:t>user story</w:t>
+      </w:r>
+      <w:r>
+        <w:t xml:space="preserve"> agar lebih mudah dipahami </w:t>
       </w:r>
       <w:r>
         <w:lastRenderedPageBreak/>
-        <w:t xml:space="preserve">kemudian dirumuskan menggunakan format </w:t>
-      </w:r>
-      <w:r>
-        <w:rPr>
-          <w:i/>
-        </w:rPr>
-        <w:t>user story</w:t>
-      </w:r>
-      <w:r>
-        <w:t xml:space="preserve"> agar lebih mudah dipahami dan menjadi acuan dalam proses pengembangan model sistem menggunakan metode </w:t>
+        <w:t xml:space="preserve">dan menjadi acuan dalam proses pengembangan model sistem menggunakan metode </w:t>
       </w:r>
       <w:r>
         <w:rPr>
@@ -27741,7 +27769,6 @@
               <w:jc w:val="left"/>
             </w:pPr>
             <w:r>
-              <w:lastRenderedPageBreak/>
               <w:t>4</w:t>
             </w:r>
           </w:p>
@@ -27791,7 +27818,15 @@
                 <w:rStyle w:val="Strong"/>
                 <w:b w:val="0"/>
               </w:rPr>
-              <w:t>Sebagai Pemilik, saya ingin memberikan persetujuan pengadaan material sehingga proses pembelian dapat segera dilakukan.</w:t>
+              <w:t xml:space="preserve">Sebagai Pemilik, saya ingin memberikan persetujuan pengadaan material sehingga </w:t>
+            </w:r>
+            <w:r>
+              <w:rPr>
+                <w:rStyle w:val="Strong"/>
+                <w:b w:val="0"/>
+              </w:rPr>
+              <w:lastRenderedPageBreak/>
+              <w:t>proses pembelian dapat segera dilakukan.</w:t>
             </w:r>
           </w:p>
         </w:tc>
@@ -27808,6 +27843,7 @@
               <w:jc w:val="left"/>
             </w:pPr>
             <w:r>
+              <w:lastRenderedPageBreak/>
               <w:t>5</w:t>
             </w:r>
           </w:p>
@@ -28304,7 +28340,6 @@
               <w:jc w:val="center"/>
             </w:pPr>
             <w:r>
-              <w:lastRenderedPageBreak/>
               <w:t>5</w:t>
             </w:r>
           </w:p>
@@ -28385,6 +28420,7 @@
         <w:ind w:firstLine="567"/>
       </w:pPr>
       <w:r>
+        <w:lastRenderedPageBreak/>
         <w:t xml:space="preserve">Hasil analisis kebutuhan sistem ini kemudian menjadi dasar dalam tahap perancangan sistem, pembuatan diagram </w:t>
       </w:r>
       <w:r>
@@ -28425,7 +28461,7 @@
         <w:spacing w:line="360" w:lineRule="auto"/>
         <w:ind w:left="567" w:hanging="567"/>
       </w:pPr>
-      <w:bookmarkStart w:id="68" w:name="_Toc236608656"/>
+      <w:bookmarkStart w:id="68" w:name="_Toc236773796"/>
       <w:r>
         <w:t xml:space="preserve">Hasil </w:t>
       </w:r>
@@ -28552,7 +28588,7 @@
           <w:i/>
         </w:rPr>
       </w:pPr>
-      <w:bookmarkStart w:id="69" w:name="_Toc236608657"/>
+      <w:bookmarkStart w:id="69" w:name="_Toc236773797"/>
       <w:r>
         <w:rPr>
           <w:i/>
@@ -28657,11 +28693,7 @@
         <w:t>user story</w:t>
       </w:r>
       <w:r>
-        <w:t xml:space="preserve"> menggambarkan kebutuhan pengguna berdasarkan </w:t>
-      </w:r>
-      <w:r>
-        <w:lastRenderedPageBreak/>
-        <w:t xml:space="preserve">peran masing-masing aktor, sehingga fitur yang dikembangkan benar-benar sesuai dengan kondisi operasional di King Aluminium Malang. Dengan demikian, tahap </w:t>
+        <w:t xml:space="preserve"> menggambarkan kebutuhan pengguna berdasarkan peran masing-masing aktor, sehingga fitur yang dikembangkan benar-benar sesuai dengan kondisi operasional di King Aluminium Malang. Dengan demikian, tahap </w:t>
       </w:r>
       <w:r>
         <w:rPr>
@@ -28703,7 +28735,11 @@
         <w:t>user stories</w:t>
       </w:r>
       <w:r>
-        <w:t xml:space="preserve"> tersebut kemudian digunakan sebagai dasar dalam menentukan prioritas pengembangan fitur pada tahap </w:t>
+        <w:t xml:space="preserve"> tersebut kemudian digunakan sebagai dasar dalam menentukan prioritas </w:t>
+      </w:r>
+      <w:r>
+        <w:lastRenderedPageBreak/>
+        <w:t xml:space="preserve">pengembangan fitur pada tahap </w:t>
       </w:r>
       <w:r>
         <w:rPr>
@@ -28746,7 +28782,7 @@
           <w:i/>
         </w:rPr>
       </w:pPr>
-      <w:bookmarkStart w:id="70" w:name="_Toc236608658"/>
+      <w:bookmarkStart w:id="70" w:name="_Toc236773798"/>
       <w:r>
         <w:rPr>
           <w:i/>
@@ -28846,7 +28882,6 @@
           <w:sz w:val="24"/>
           <w:szCs w:val="24"/>
         </w:rPr>
-        <w:lastRenderedPageBreak/>
         <w:t xml:space="preserve">Tabel 4. </w:t>
       </w:r>
       <w:r>
@@ -29244,6 +29279,7 @@
               <w:rPr>
                 <w:rFonts w:cs="Times New Roman"/>
               </w:rPr>
+              <w:lastRenderedPageBreak/>
               <w:t>2</w:t>
             </w:r>
           </w:p>
@@ -29756,7 +29792,6 @@
               <w:rPr>
                 <w:rFonts w:cs="Times New Roman"/>
               </w:rPr>
-              <w:lastRenderedPageBreak/>
               <w:t>6</w:t>
             </w:r>
           </w:p>
@@ -29940,7 +29975,14 @@
               <w:rPr>
                 <w:rFonts w:cs="Times New Roman"/>
               </w:rPr>
-              <w:t>Informasi detail material diperlukan sebagai referensi.</w:t>
+              <w:t xml:space="preserve">Informasi detail material diperlukan </w:t>
+            </w:r>
+            <w:r>
+              <w:rPr>
+                <w:rFonts w:cs="Times New Roman"/>
+              </w:rPr>
+              <w:lastRenderedPageBreak/>
+              <w:t>sebagai referensi.</w:t>
             </w:r>
           </w:p>
         </w:tc>
@@ -29961,6 +30003,7 @@
               <w:rPr>
                 <w:rFonts w:cs="Times New Roman"/>
               </w:rPr>
+              <w:lastRenderedPageBreak/>
               <w:t>Data Material</w:t>
             </w:r>
           </w:p>
@@ -30286,7 +30329,6 @@
         <w:rPr>
           <w:i/>
         </w:rPr>
-        <w:lastRenderedPageBreak/>
         <w:t>Personal Extreme Programming (PXP)</w:t>
       </w:r>
       <w:r>
@@ -30776,6 +30818,7 @@
               <w:jc w:val="center"/>
             </w:pPr>
             <w:r>
+              <w:lastRenderedPageBreak/>
               <w:t>FT-08</w:t>
             </w:r>
           </w:p>
@@ -30872,7 +30915,7 @@
           <w:i/>
         </w:rPr>
       </w:pPr>
-      <w:bookmarkStart w:id="73" w:name="_Toc236608659"/>
+      <w:bookmarkStart w:id="73" w:name="_Toc236773799"/>
       <w:r>
         <w:rPr>
           <w:i/>
@@ -30932,11 +30975,7 @@
         <w:t>stakeholder</w:t>
       </w:r>
       <w:r>
-        <w:t xml:space="preserve"> yang terdiri atas pemilik usaha, staf administrasi, staf gudang, dan pengawas lapangan. Setiap fitur dievaluasi berdasarkan tingkat urgensi, </w:t>
-      </w:r>
-      <w:r>
-        <w:lastRenderedPageBreak/>
-        <w:t>ketergantungan terhadap fitur lain (</w:t>
+        <w:t xml:space="preserve"> yang terdiri atas pemilik usaha, staf administrasi, staf gudang, dan pengawas lapangan. Setiap fitur dievaluasi berdasarkan tingkat urgensi, ketergantungan terhadap fitur lain (</w:t>
       </w:r>
       <w:r>
         <w:rPr>
@@ -31264,7 +31303,11 @@
               <w:jc w:val="left"/>
             </w:pPr>
             <w:r>
-              <w:t>FT-02 Pengelolaan Data Material</w:t>
+              <w:t xml:space="preserve">FT-02 Pengelolaan </w:t>
+            </w:r>
+            <w:r>
+              <w:lastRenderedPageBreak/>
+              <w:t>Data Material</w:t>
             </w:r>
           </w:p>
         </w:tc>
@@ -31279,7 +31322,12 @@
               <w:jc w:val="left"/>
             </w:pPr>
             <w:r>
-              <w:t>Data material merupakan data master yang dibutuhkan fitur lainnya.</w:t>
+              <w:lastRenderedPageBreak/>
+              <w:t xml:space="preserve">Data material merupakan data master </w:t>
+            </w:r>
+            <w:r>
+              <w:lastRenderedPageBreak/>
+              <w:t>yang dibutuhkan fitur lainnya.</w:t>
             </w:r>
           </w:p>
         </w:tc>
@@ -31294,6 +31342,7 @@
               <w:jc w:val="left"/>
             </w:pPr>
             <w:r>
+              <w:lastRenderedPageBreak/>
               <w:t>Iterasi 2</w:t>
             </w:r>
           </w:p>
@@ -31557,7 +31606,6 @@
               <w:jc w:val="left"/>
             </w:pPr>
             <w:r>
-              <w:lastRenderedPageBreak/>
               <w:t>6</w:t>
             </w:r>
           </w:p>
@@ -31707,7 +31755,11 @@
         <w:ind w:firstLine="567"/>
       </w:pPr>
       <w:r>
-        <w:t>Berdasarkan hasil penentuan iterasi tersebut, setiap fitur ditempatkan pada iterasi yang sesuai dengan urutan proses bisnis dan tingkat ketergantungannya terhadap fitur lain. Fitur yang menjadi dasar operasional, seperti pengelolaan data material dan transaksi stok, ditempatkan pada iterasi awal agar dapat mendukung pengembangan fitur berikutnya. Sementara itu, fitur yang memanfaatkan hasil dari proses sebelumnya, seperti laporan material, ditempatkan pada iterasi akhir karena membutuhkan data yang telah dihasilkan dari seluruh proses operasional.</w:t>
+        <w:t xml:space="preserve">Berdasarkan hasil penentuan iterasi tersebut, setiap fitur ditempatkan pada iterasi yang sesuai dengan urutan proses bisnis dan tingkat ketergantungannya terhadap fitur lain. Fitur yang menjadi dasar operasional, seperti pengelolaan data material dan transaksi stok, ditempatkan pada iterasi awal agar dapat mendukung pengembangan fitur berikutnya. Sementara itu, fitur yang memanfaatkan hasil dari proses sebelumnya, seperti laporan material, ditempatkan pada iterasi akhir karena </w:t>
+      </w:r>
+      <w:r>
+        <w:lastRenderedPageBreak/>
+        <w:t>membutuhkan data yang telah dihasilkan dari seluruh proses operasional.</w:t>
       </w:r>
       <w:r>
         <w:t xml:space="preserve"> </w:t>
@@ -32089,9 +32141,8 @@
         <w:spacing w:line="360" w:lineRule="auto"/>
         <w:ind w:left="567" w:hanging="567"/>
       </w:pPr>
-      <w:bookmarkStart w:id="76" w:name="_Toc236608660"/>
-      <w:r>
-        <w:lastRenderedPageBreak/>
+      <w:bookmarkStart w:id="76" w:name="_Toc236773800"/>
+      <w:r>
         <w:t>Design</w:t>
       </w:r>
       <w:bookmarkEnd w:id="76"/>
@@ -32425,6 +32476,16 @@
     </w:p>
     <w:p>
       <w:pPr>
+        <w:spacing w:line="360" w:lineRule="auto"/>
+      </w:pPr>
+    </w:p>
+    <w:p>
+      <w:pPr>
+        <w:spacing w:line="360" w:lineRule="auto"/>
+      </w:pPr>
+    </w:p>
+    <w:p>
+      <w:pPr>
         <w:pStyle w:val="ListParagraph"/>
         <w:numPr>
           <w:ilvl w:val="0"/>
@@ -32442,6 +32503,7 @@
           <w:b/>
           <w:i/>
         </w:rPr>
+        <w:lastRenderedPageBreak/>
         <w:t>Use Case Diagram</w:t>
       </w:r>
     </w:p>
@@ -32521,12 +32583,11 @@
         <w:rPr>
           <w:noProof/>
         </w:rPr>
-        <w:lastRenderedPageBreak/>
         <w:drawing>
-          <wp:inline distT="0" distB="0" distL="0" distR="0" wp14:anchorId="48804CA3" wp14:editId="24057576">
-            <wp:extent cx="5029200" cy="7132095"/>
-            <wp:effectExtent l="0" t="0" r="0" b="0"/>
-            <wp:docPr id="5" name="Picture 5" descr="D:\Downloads\Use Case Diagram.drawio.png"/>
+          <wp:inline distT="0" distB="0" distL="0" distR="0" wp14:anchorId="096D3F35" wp14:editId="73350949">
+            <wp:extent cx="3810000" cy="5404506"/>
+            <wp:effectExtent l="0" t="0" r="0" b="5715"/>
+            <wp:docPr id="4" name="Picture 4" descr="C:\Users\user\Downloads\Use Case Diagram.drawio.png"/>
             <wp:cNvGraphicFramePr>
               <a:graphicFrameLocks xmlns:a="http://schemas.openxmlformats.org/drawingml/2006/main" noChangeAspect="1"/>
             </wp:cNvGraphicFramePr>
@@ -32534,7 +32595,7 @@
               <a:graphicData uri="http://schemas.openxmlformats.org/drawingml/2006/picture">
                 <pic:pic xmlns:pic="http://schemas.openxmlformats.org/drawingml/2006/picture">
                   <pic:nvPicPr>
-                    <pic:cNvPr id="0" name="Picture 1" descr="D:\Downloads\Use Case Diagram.drawio.png"/>
+                    <pic:cNvPr id="0" name="Picture 1" descr="C:\Users\user\Downloads\Use Case Diagram.drawio.png"/>
                     <pic:cNvPicPr>
                       <a:picLocks noChangeAspect="1" noChangeArrowheads="1"/>
                     </pic:cNvPicPr>
@@ -32555,7 +32616,7 @@
                   <pic:spPr bwMode="auto">
                     <a:xfrm>
                       <a:off x="0" y="0"/>
-                      <a:ext cx="5091439" cy="7220358"/>
+                      <a:ext cx="3835148" cy="5440178"/>
                     </a:xfrm>
                     <a:prstGeom prst="rect">
                       <a:avLst/>
@@ -32677,7 +32738,6 @@
       </w:r>
       <w:bookmarkEnd w:id="78"/>
     </w:p>
-    <w:p/>
     <w:p>
       <w:pPr>
         <w:pStyle w:val="ListParagraph"/>
@@ -32703,7 +32763,7 @@
     </w:p>
     <w:p>
       <w:pPr>
-        <w:spacing w:after="240" w:line="360" w:lineRule="auto"/>
+        <w:spacing w:line="360" w:lineRule="auto"/>
         <w:ind w:firstLine="567"/>
       </w:pPr>
       <w:r>
@@ -32724,7 +32784,7 @@
           <w:numId w:val="27"/>
         </w:numPr>
         <w:spacing w:line="360" w:lineRule="auto"/>
-        <w:ind w:left="567" w:hanging="283"/>
+        <w:ind w:left="1134" w:hanging="425"/>
       </w:pPr>
       <w:r>
         <w:rPr>
@@ -32739,7 +32799,7 @@
     <w:p>
       <w:pPr>
         <w:spacing w:line="360" w:lineRule="auto"/>
-        <w:ind w:firstLine="567"/>
+        <w:ind w:left="567" w:firstLine="567"/>
         <w:rPr>
           <w:rFonts w:eastAsia="Times New Roman" w:cs="Times New Roman"/>
           <w:szCs w:val="24"/>
@@ -32800,7 +32860,7 @@
     <w:p>
       <w:pPr>
         <w:spacing w:line="360" w:lineRule="auto"/>
-        <w:ind w:firstLine="567"/>
+        <w:ind w:left="567" w:firstLine="567"/>
       </w:pPr>
       <w:r>
         <w:rPr>
@@ -32943,6 +33003,7 @@
       <w:pPr>
         <w:keepNext/>
         <w:spacing w:after="240" w:line="360" w:lineRule="auto"/>
+        <w:ind w:left="567"/>
         <w:jc w:val="center"/>
       </w:pPr>
       <w:r>
@@ -32951,10 +33012,10 @@
         </w:rPr>
         <w:lastRenderedPageBreak/>
         <w:drawing>
-          <wp:inline distT="0" distB="0" distL="0" distR="0" wp14:anchorId="62B8A982" wp14:editId="7B40CD07">
-            <wp:extent cx="3554048" cy="7589520"/>
-            <wp:effectExtent l="0" t="0" r="8890" b="0"/>
-            <wp:docPr id="8" name="Picture 8" descr="D:\Downloads\Activity Diagram Pengajuan Material.drawio (1).png"/>
+          <wp:inline distT="0" distB="0" distL="0" distR="0" wp14:anchorId="5C0D9F25" wp14:editId="538FC1CD">
+            <wp:extent cx="3781425" cy="8096591"/>
+            <wp:effectExtent l="0" t="0" r="0" b="0"/>
+            <wp:docPr id="6" name="Picture 6" descr="C:\Users\user\Downloads\Activity Diagram Pengajuan Material.drawio.png"/>
             <wp:cNvGraphicFramePr>
               <a:graphicFrameLocks xmlns:a="http://schemas.openxmlformats.org/drawingml/2006/main" noChangeAspect="1"/>
             </wp:cNvGraphicFramePr>
@@ -32962,7 +33023,7 @@
               <a:graphicData uri="http://schemas.openxmlformats.org/drawingml/2006/picture">
                 <pic:pic xmlns:pic="http://schemas.openxmlformats.org/drawingml/2006/picture">
                   <pic:nvPicPr>
-                    <pic:cNvPr id="0" name="Picture 3" descr="D:\Downloads\Activity Diagram Pengajuan Material.drawio (1).png"/>
+                    <pic:cNvPr id="0" name="Picture 2" descr="C:\Users\user\Downloads\Activity Diagram Pengajuan Material.drawio.png"/>
                     <pic:cNvPicPr>
                       <a:picLocks noChangeAspect="1" noChangeArrowheads="1"/>
                     </pic:cNvPicPr>
@@ -32983,7 +33044,7 @@
                   <pic:spPr bwMode="auto">
                     <a:xfrm>
                       <a:off x="0" y="0"/>
-                      <a:ext cx="3559276" cy="7600684"/>
+                      <a:ext cx="3788340" cy="8111398"/>
                     </a:xfrm>
                     <a:prstGeom prst="rect">
                       <a:avLst/>
@@ -33003,6 +33064,7 @@
     <w:p>
       <w:pPr>
         <w:pStyle w:val="Caption"/>
+        <w:ind w:left="567"/>
         <w:jc w:val="center"/>
         <w:rPr>
           <w:b/>
@@ -33105,6 +33167,8 @@
       </w:r>
       <w:bookmarkEnd w:id="79"/>
     </w:p>
+    <w:p/>
+    <w:p/>
     <w:p>
       <w:pPr>
         <w:pStyle w:val="ListParagraph"/>
@@ -33113,13 +33177,12 @@
           <w:numId w:val="27"/>
         </w:numPr>
         <w:spacing w:line="360" w:lineRule="auto"/>
-        <w:ind w:left="567" w:hanging="283"/>
+        <w:ind w:left="1134" w:hanging="425"/>
       </w:pPr>
       <w:r>
         <w:rPr>
           <w:i/>
         </w:rPr>
-        <w:lastRenderedPageBreak/>
         <w:t>Activity Diagram</w:t>
       </w:r>
       <w:r>
@@ -33129,7 +33192,7 @@
     <w:p>
       <w:pPr>
         <w:spacing w:line="360" w:lineRule="auto"/>
-        <w:ind w:firstLine="567"/>
+        <w:ind w:left="567" w:firstLine="567"/>
       </w:pPr>
       <w:r>
         <w:rPr>
@@ -33160,17 +33223,19 @@
       <w:pPr>
         <w:keepNext/>
         <w:spacing w:after="240" w:line="360" w:lineRule="auto"/>
+        <w:ind w:left="567"/>
         <w:jc w:val="center"/>
       </w:pPr>
       <w:r>
         <w:rPr>
           <w:noProof/>
         </w:rPr>
+        <w:lastRenderedPageBreak/>
         <w:drawing>
-          <wp:inline distT="0" distB="0" distL="0" distR="0" wp14:anchorId="6DE5CADA" wp14:editId="59A922E3">
-            <wp:extent cx="2390775" cy="4891048"/>
-            <wp:effectExtent l="0" t="0" r="0" b="5080"/>
-            <wp:docPr id="9" name="Picture 9" descr="D:\Downloads\Activity Diagram Pengadaan Material.drawio.png"/>
+          <wp:inline distT="0" distB="0" distL="0" distR="0" wp14:anchorId="766AA34D" wp14:editId="5C6CB434">
+            <wp:extent cx="2781428" cy="5676900"/>
+            <wp:effectExtent l="0" t="0" r="0" b="0"/>
+            <wp:docPr id="12" name="Picture 12" descr="C:\Users\user\Downloads\Activity Diagram Pengadaan Material.drawio (1).png"/>
             <wp:cNvGraphicFramePr>
               <a:graphicFrameLocks xmlns:a="http://schemas.openxmlformats.org/drawingml/2006/main" noChangeAspect="1"/>
             </wp:cNvGraphicFramePr>
@@ -33178,7 +33243,7 @@
               <a:graphicData uri="http://schemas.openxmlformats.org/drawingml/2006/picture">
                 <pic:pic xmlns:pic="http://schemas.openxmlformats.org/drawingml/2006/picture">
                   <pic:nvPicPr>
-                    <pic:cNvPr id="0" name="Picture 4" descr="D:\Downloads\Activity Diagram Pengadaan Material.drawio.png"/>
+                    <pic:cNvPr id="0" name="Picture 4" descr="C:\Users\user\Downloads\Activity Diagram Pengadaan Material.drawio (1).png"/>
                     <pic:cNvPicPr>
                       <a:picLocks noChangeAspect="1" noChangeArrowheads="1"/>
                     </pic:cNvPicPr>
@@ -33199,7 +33264,7 @@
                   <pic:spPr bwMode="auto">
                     <a:xfrm>
                       <a:off x="0" y="0"/>
-                      <a:ext cx="2412250" cy="4934981"/>
+                      <a:ext cx="2781428" cy="5676900"/>
                     </a:xfrm>
                     <a:prstGeom prst="rect">
                       <a:avLst/>
@@ -33219,6 +33284,7 @@
     <w:p>
       <w:pPr>
         <w:pStyle w:val="Caption"/>
+        <w:ind w:left="567"/>
         <w:jc w:val="center"/>
         <w:rPr>
           <w:b/>
@@ -33321,6 +33387,7 @@
       </w:r>
       <w:bookmarkEnd w:id="80"/>
     </w:p>
+    <w:p/>
     <w:p>
       <w:pPr>
         <w:pStyle w:val="ListParagraph"/>
@@ -33329,13 +33396,12 @@
           <w:numId w:val="27"/>
         </w:numPr>
         <w:spacing w:line="360" w:lineRule="auto"/>
-        <w:ind w:left="567" w:hanging="283"/>
+        <w:ind w:left="1134" w:hanging="425"/>
       </w:pPr>
       <w:r>
         <w:rPr>
           <w:i/>
         </w:rPr>
-        <w:lastRenderedPageBreak/>
         <w:t>Activity Diagram</w:t>
       </w:r>
       <w:r>
@@ -33344,8 +33410,8 @@
     </w:p>
     <w:p>
       <w:pPr>
-        <w:spacing w:line="360" w:lineRule="auto"/>
-        <w:ind w:firstLine="567"/>
+        <w:spacing w:after="240" w:line="360" w:lineRule="auto"/>
+        <w:ind w:left="567" w:firstLine="567"/>
       </w:pPr>
       <w:r>
         <w:rPr>
@@ -33367,17 +33433,19 @@
       <w:pPr>
         <w:keepNext/>
         <w:spacing w:after="240" w:line="360" w:lineRule="auto"/>
+        <w:ind w:left="567"/>
         <w:jc w:val="center"/>
       </w:pPr>
       <w:r>
         <w:rPr>
           <w:noProof/>
         </w:rPr>
+        <w:lastRenderedPageBreak/>
         <w:drawing>
-          <wp:inline distT="0" distB="0" distL="0" distR="0" wp14:anchorId="0EA33F78" wp14:editId="062E1E79">
-            <wp:extent cx="2914650" cy="5122721"/>
-            <wp:effectExtent l="0" t="0" r="0" b="1905"/>
-            <wp:docPr id="11" name="Picture 11" descr="D:\Downloads\Activity Diagram Material Keluar.drawio (1).png"/>
+          <wp:inline distT="0" distB="0" distL="0" distR="0" wp14:anchorId="7ACE9FE7" wp14:editId="1A0CE2DC">
+            <wp:extent cx="2876550" cy="5057820"/>
+            <wp:effectExtent l="0" t="0" r="0" b="9525"/>
+            <wp:docPr id="13" name="Picture 13" descr="C:\Users\user\Downloads\Activity Diagram Material Keluar.drawio.png"/>
             <wp:cNvGraphicFramePr>
               <a:graphicFrameLocks xmlns:a="http://schemas.openxmlformats.org/drawingml/2006/main" noChangeAspect="1"/>
             </wp:cNvGraphicFramePr>
@@ -33385,7 +33453,7 @@
               <a:graphicData uri="http://schemas.openxmlformats.org/drawingml/2006/picture">
                 <pic:pic xmlns:pic="http://schemas.openxmlformats.org/drawingml/2006/picture">
                   <pic:nvPicPr>
-                    <pic:cNvPr id="0" name="Picture 6" descr="D:\Downloads\Activity Diagram Material Keluar.drawio (1).png"/>
+                    <pic:cNvPr id="0" name="Picture 5" descr="C:\Users\user\Downloads\Activity Diagram Material Keluar.drawio.png"/>
                     <pic:cNvPicPr>
                       <a:picLocks noChangeAspect="1" noChangeArrowheads="1"/>
                     </pic:cNvPicPr>
@@ -33406,7 +33474,7 @@
                   <pic:spPr bwMode="auto">
                     <a:xfrm>
                       <a:off x="0" y="0"/>
-                      <a:ext cx="2926730" cy="5143953"/>
+                      <a:ext cx="2881910" cy="5067245"/>
                     </a:xfrm>
                     <a:prstGeom prst="rect">
                       <a:avLst/>
@@ -33426,6 +33494,7 @@
     <w:p>
       <w:pPr>
         <w:pStyle w:val="Caption"/>
+        <w:ind w:left="567"/>
         <w:jc w:val="center"/>
         <w:rPr>
           <w:b/>
@@ -33549,76 +33618,76 @@
           <w:i/>
         </w:rPr>
       </w:pPr>
-      <w:bookmarkStart w:id="82" w:name="_Toc236608661"/>
+      <w:bookmarkStart w:id="82" w:name="_Toc236773801"/>
       <w:r>
         <w:rPr>
           <w:i/>
         </w:rPr>
+        <w:t>Implementation</w:t>
+      </w:r>
+      <w:bookmarkEnd w:id="82"/>
+    </w:p>
+    <w:p>
+      <w:pPr>
+        <w:spacing w:line="360" w:lineRule="auto"/>
+        <w:ind w:firstLine="567"/>
+      </w:pPr>
+      <w:r>
+        <w:t xml:space="preserve">Tahap </w:t>
+      </w:r>
+      <w:r>
+        <w:rPr>
+          <w:i/>
+        </w:rPr>
+        <w:t>Implementation</w:t>
+      </w:r>
+      <w:r>
+        <w:t xml:space="preserve"> pada metode </w:t>
+      </w:r>
+      <w:r>
+        <w:rPr>
+          <w:i/>
+        </w:rPr>
+        <w:t>Personal Extreme Programming (PXP)</w:t>
+      </w:r>
+      <w:r>
+        <w:t xml:space="preserve"> merupakan proses penerapan hasil perancangan sistem ke dalam bentuk </w:t>
+      </w:r>
+      <w:r>
+        <w:rPr>
+          <w:i/>
+        </w:rPr>
+        <w:t>prototype</w:t>
+      </w:r>
+      <w:r>
+        <w:t xml:space="preserve"> yang dapat digunakan untuk menggambarkan alur kerja sistem secara interaktif. Pada penelitian ini, implementasi tidak dilakukan dalam bentuk pengembangan aplikasi siap pakai, melainkan berupa </w:t>
+      </w:r>
+      <w:r>
+        <w:rPr>
+          <w:i/>
+        </w:rPr>
+        <w:t>high-fidelity prototype</w:t>
+      </w:r>
+      <w:r>
+        <w:t xml:space="preserve"> menggunakan Figma yang merepresentasikan seluruh kebutuhan fungsional hasil analisis pada tahap sebelumnya. </w:t>
+      </w:r>
+      <w:r>
+        <w:rPr>
+          <w:i/>
+        </w:rPr>
+        <w:t>Prototype</w:t>
+      </w:r>
+      <w:r>
+        <w:t xml:space="preserve"> tersebut dirancang agar menyerupai tampilan dan alur penggunaan sistem sesungguhnya sehingga dapat digunakan sebagai media evaluasi bersama pengguna.</w:t>
+      </w:r>
+    </w:p>
+    <w:p>
+      <w:pPr>
+        <w:spacing w:line="360" w:lineRule="auto"/>
+        <w:ind w:firstLine="567"/>
+      </w:pPr>
+      <w:r>
         <w:lastRenderedPageBreak/>
-        <w:t>Implementation</w:t>
-      </w:r>
-      <w:bookmarkEnd w:id="82"/>
-    </w:p>
-    <w:p>
-      <w:pPr>
-        <w:spacing w:line="360" w:lineRule="auto"/>
-        <w:ind w:firstLine="567"/>
-      </w:pPr>
-      <w:r>
-        <w:t xml:space="preserve">Tahap </w:t>
-      </w:r>
-      <w:r>
-        <w:rPr>
-          <w:i/>
-        </w:rPr>
-        <w:t>Implementation</w:t>
-      </w:r>
-      <w:r>
-        <w:t xml:space="preserve"> pada metode </w:t>
-      </w:r>
-      <w:r>
-        <w:rPr>
-          <w:i/>
-        </w:rPr>
-        <w:t>Personal Extreme Programming (PXP)</w:t>
-      </w:r>
-      <w:r>
-        <w:t xml:space="preserve"> merupakan proses penerapan hasil perancangan sistem ke dalam bentuk </w:t>
-      </w:r>
-      <w:r>
-        <w:rPr>
-          <w:i/>
-        </w:rPr>
-        <w:t>prototype</w:t>
-      </w:r>
-      <w:r>
-        <w:t xml:space="preserve"> yang dapat digunakan untuk menggambarkan alur kerja sistem secara interaktif. Pada penelitian ini, implementasi tidak dilakukan dalam bentuk pengembangan aplikasi siap pakai, melainkan berupa </w:t>
-      </w:r>
-      <w:r>
-        <w:rPr>
-          <w:i/>
-        </w:rPr>
-        <w:t>high-fidelity prototype</w:t>
-      </w:r>
-      <w:r>
-        <w:t xml:space="preserve"> menggunakan Figma yang merepresentasikan seluruh kebutuhan fungsional hasil analisis pada tahap sebelumnya. </w:t>
-      </w:r>
-      <w:r>
-        <w:rPr>
-          <w:i/>
-        </w:rPr>
-        <w:t>Prototype</w:t>
-      </w:r>
-      <w:r>
-        <w:t xml:space="preserve"> tersebut dirancang agar menyerupai tampilan dan alur penggunaan sistem sesungguhnya sehingga dapat digunakan sebagai media evaluasi bersama pengguna.</w:t>
-      </w:r>
-    </w:p>
-    <w:p>
-      <w:pPr>
-        <w:spacing w:line="360" w:lineRule="auto"/>
-        <w:ind w:firstLine="567"/>
-      </w:pPr>
-      <w:r>
         <w:t xml:space="preserve">Implementasi </w:t>
       </w:r>
       <w:r>
@@ -33822,7 +33891,6 @@
         <w:ind w:left="567" w:hanging="425"/>
       </w:pPr>
       <w:r>
-        <w:lastRenderedPageBreak/>
         <w:t>Fitur Ajukan Material yang digunakan oleh admin untuk mengajukan permohonan pembelian material kepada pemilik apabila stok yang tersedia tidak mencukupi.</w:t>
       </w:r>
     </w:p>
@@ -33856,7 +33924,7 @@
     </w:p>
     <w:p>
       <w:pPr>
-        <w:spacing w:line="360" w:lineRule="auto"/>
+        <w:spacing w:after="240" w:line="360" w:lineRule="auto"/>
         <w:ind w:firstLine="567"/>
       </w:pPr>
       <w:r>
@@ -33887,7 +33955,11 @@
         <w:t>high-fidelity prototype</w:t>
       </w:r>
       <w:r>
-        <w:t xml:space="preserve"> yang dirancang menyerupai sistem sebenarnya. Setiap halaman pada </w:t>
+        <w:t xml:space="preserve"> yang </w:t>
+      </w:r>
+      <w:r>
+        <w:lastRenderedPageBreak/>
+        <w:t xml:space="preserve">dirancang menyerupai sistem sebenarnya. Setiap halaman pada </w:t>
       </w:r>
       <w:r>
         <w:rPr>
@@ -34082,74 +34154,74 @@
         <w:ind w:firstLine="567"/>
       </w:pPr>
       <w:r>
+        <w:t xml:space="preserve">Halaman </w:t>
+      </w:r>
+      <w:r>
+        <w:rPr>
+          <w:i/>
+        </w:rPr>
+        <w:t>Login</w:t>
+      </w:r>
+      <w:r>
+        <w:t xml:space="preserve"> pada Gambar 4.5 berfungsi sebagai halaman autentikasi yang digunakan untuk memverifikasi identitas pengguna sebelum mengakses sistem pengecekan stok dan pengadaan material. Halaman ini merupakan gerbang awal bagi seluruh pengguna agar hanya pihak yang memiliki hak akses yang dapat menggunakan fitur-fitur yang tersedia pada sistem.</w:t>
+      </w:r>
+    </w:p>
+    <w:p>
+      <w:pPr>
+        <w:spacing w:line="360" w:lineRule="auto"/>
+        <w:ind w:firstLine="567"/>
+      </w:pPr>
+      <w:r>
+        <w:t xml:space="preserve">Pada halaman </w:t>
+      </w:r>
+      <w:r>
+        <w:rPr>
+          <w:i/>
+        </w:rPr>
+        <w:t>login</w:t>
+      </w:r>
+      <w:r>
+        <w:t xml:space="preserve"> terdapat dua kolom input, yaitu </w:t>
+      </w:r>
+      <w:r>
+        <w:rPr>
+          <w:i/>
+        </w:rPr>
+        <w:t xml:space="preserve">Username </w:t>
+      </w:r>
+      <w:r>
+        <w:t xml:space="preserve">dan </w:t>
+      </w:r>
+      <w:r>
+        <w:rPr>
+          <w:i/>
+        </w:rPr>
+        <w:t>Password</w:t>
+      </w:r>
+      <w:r>
+        <w:t xml:space="preserve">, yang harus diisi oleh pengguna sesuai dengan akun yang telah terdaftar. Setelah data autentikasi dimasukkan, pengguna dapat menekan tombol </w:t>
+      </w:r>
+      <w:r>
+        <w:rPr>
+          <w:i/>
+        </w:rPr>
+        <w:t>Login</w:t>
+      </w:r>
+      <w:r>
+        <w:t xml:space="preserve"> untuk melakukan proses verifikasi identitas.</w:t>
+      </w:r>
+    </w:p>
+    <w:p>
+      <w:pPr>
+        <w:keepNext/>
+        <w:spacing w:line="360" w:lineRule="auto"/>
+        <w:jc w:val="center"/>
+      </w:pPr>
+      <w:r>
+        <w:rPr>
+          <w:noProof/>
+        </w:rPr>
         <w:lastRenderedPageBreak/>
-        <w:t xml:space="preserve">Halaman </w:t>
-      </w:r>
-      <w:r>
-        <w:rPr>
-          <w:i/>
-        </w:rPr>
-        <w:t>Login</w:t>
-      </w:r>
-      <w:r>
-        <w:t xml:space="preserve"> pada Gambar 4.5 berfungsi sebagai halaman autentikasi yang digunakan untuk memverifikasi identitas pengguna sebelum mengakses sistem pengecekan stok dan pengadaan material. Halaman ini merupakan gerbang awal bagi seluruh pengguna agar hanya pihak yang memiliki hak akses yang dapat menggunakan fitur-fitur yang tersedia pada sistem.</w:t>
-      </w:r>
-    </w:p>
-    <w:p>
-      <w:pPr>
-        <w:spacing w:line="360" w:lineRule="auto"/>
-        <w:ind w:firstLine="567"/>
-      </w:pPr>
-      <w:r>
-        <w:t xml:space="preserve">Pada halaman </w:t>
-      </w:r>
-      <w:r>
-        <w:rPr>
-          <w:i/>
-        </w:rPr>
-        <w:t>login</w:t>
-      </w:r>
-      <w:r>
-        <w:t xml:space="preserve"> terdapat dua kolom input, yaitu </w:t>
-      </w:r>
-      <w:r>
-        <w:rPr>
-          <w:i/>
-        </w:rPr>
-        <w:t xml:space="preserve">Username </w:t>
-      </w:r>
-      <w:r>
-        <w:t xml:space="preserve">dan </w:t>
-      </w:r>
-      <w:r>
-        <w:rPr>
-          <w:i/>
-        </w:rPr>
-        <w:t>Password</w:t>
-      </w:r>
-      <w:r>
-        <w:t xml:space="preserve">, yang harus diisi oleh pengguna sesuai dengan akun yang telah terdaftar. Setelah data autentikasi dimasukkan, pengguna dapat menekan tombol </w:t>
-      </w:r>
-      <w:r>
-        <w:rPr>
-          <w:i/>
-        </w:rPr>
-        <w:t>Login</w:t>
-      </w:r>
-      <w:r>
-        <w:t xml:space="preserve"> untuk melakukan proses verifikasi identitas.</w:t>
-      </w:r>
-    </w:p>
-    <w:p>
-      <w:pPr>
-        <w:keepNext/>
-        <w:spacing w:line="360" w:lineRule="auto"/>
-        <w:jc w:val="center"/>
-      </w:pPr>
-      <w:r>
-        <w:rPr>
-          <w:noProof/>
-        </w:rPr>
         <w:drawing>
           <wp:inline distT="0" distB="0" distL="0" distR="0" wp14:anchorId="5FB539AE" wp14:editId="7FBD6EDA">
             <wp:extent cx="5038725" cy="3171825"/>
@@ -34328,37 +34400,34 @@
         <w:t>summary cards</w:t>
       </w:r>
       <w:r>
-        <w:t xml:space="preserve">) yang menampilkan jumlah total material yang terdaftar pada sistem, jumlah </w:t>
-      </w:r>
+        <w:t>) yang menampilkan jumlah total material yang terdaftar pada sistem, jumlah material dengan status stok aman, jumlah material dengan status stok menipis, serta total pengadaan material yang dilakukan pada bulan berjalan. Informasi tersebut disajikan secara ringkas agar pengguna dapat segera mengetahui kondisi persediaan material yang memerlukan perhatian.</w:t>
+      </w:r>
+    </w:p>
+    <w:p>
+      <w:pPr>
+        <w:spacing w:line="360" w:lineRule="auto"/>
+        <w:ind w:firstLine="567"/>
+      </w:pPr>
+      <w:r>
+        <w:t xml:space="preserve">Selain itu, </w:t>
+      </w:r>
+      <w:r>
+        <w:rPr>
+          <w:i/>
+        </w:rPr>
+        <w:t>dashboard</w:t>
+      </w:r>
+      <w:r>
+        <w:t xml:space="preserve"> juga menampilkan tabel Material Dengan Stok Saat Ini yang berisi informasi nama material, jumlah stok yang tersedia, batas minimum stok, serta status ketersediaan material. Status material ditampilkan menggunakan indikator warna, yaitu hijau untuk stok aman, kuning untuk stok menipis, dan merah untuk stok habis, sehingga memudahkan pengguna dalam mengidentifikasi material yang memerlukan tindakan lebih lanjut.</w:t>
+      </w:r>
+    </w:p>
+    <w:p>
+      <w:pPr>
+        <w:spacing w:line="360" w:lineRule="auto"/>
+        <w:ind w:firstLine="567"/>
+      </w:pPr>
       <w:r>
         <w:lastRenderedPageBreak/>
-        <w:t>material dengan status stok aman, jumlah material dengan status stok menipis, serta total pengadaan material yang dilakukan pada bulan berjalan. Informasi tersebut disajikan secara ringkas agar pengguna dapat segera mengetahui kondisi persediaan material yang memerlukan perhatian.</w:t>
-      </w:r>
-    </w:p>
-    <w:p>
-      <w:pPr>
-        <w:spacing w:line="360" w:lineRule="auto"/>
-        <w:ind w:firstLine="567"/>
-      </w:pPr>
-      <w:r>
-        <w:t xml:space="preserve">Selain itu, </w:t>
-      </w:r>
-      <w:r>
-        <w:rPr>
-          <w:i/>
-        </w:rPr>
-        <w:t>dashboard</w:t>
-      </w:r>
-      <w:r>
-        <w:t xml:space="preserve"> juga menampilkan tabel Material Dengan Stok Saat Ini yang berisi informasi nama material, jumlah stok yang tersedia, batas minimum stok, serta status ketersediaan material. Status material ditampilkan menggunakan indikator warna, yaitu hijau untuk stok aman, kuning untuk stok menipis, dan merah untuk stok habis, sehingga memudahkan pengguna dalam mengidentifikasi material yang memerlukan tindakan lebih lanjut.</w:t>
-      </w:r>
-    </w:p>
-    <w:p>
-      <w:pPr>
-        <w:spacing w:line="360" w:lineRule="auto"/>
-        <w:ind w:firstLine="567"/>
-      </w:pPr>
-      <w:r>
         <w:t xml:space="preserve">Pada sisi kanan halaman ditampilkan Ringkasan Pengadaan Bulan Ini yang memuat informasi mengenai material yang telah dilakukan pengadaan beserta jumlah dan tanggal pengadaan. Ringkasan ini berfungsi sebagai informasi cepat mengenai aktivitas pengadaan yang telah dilakukan selama periode berjalan. Melalui tampilan </w:t>
       </w:r>
       <w:r>
@@ -34523,35 +34592,38 @@
         <w:ind w:firstLine="567"/>
       </w:pPr>
       <w:r>
+        <w:t>Halaman Data Material pada Gambar 4.7 berfungsi sebagai halaman yang digunakan untuk mengelola data material yang tersedia di gudang. Halaman ini menampilkan daftar material dalam bentuk tabel yang memuat informasi berupa ID material, nama material, jenis material, jumlah stok, dan satuan sehingga pengguna dapat melakukan pemantauan serta pengelolaan data material secara terstruktur.</w:t>
+      </w:r>
+    </w:p>
+    <w:p>
+      <w:pPr>
+        <w:spacing w:line="360" w:lineRule="auto"/>
+        <w:ind w:firstLine="567"/>
+      </w:pPr>
+      <w:r>
+        <w:t>Setiap data material dilengkapi dengan tombol Edit dan Hapus pada kolom aksi. Tombol Edit digunakan untuk memperbarui informasi material apabila terjadi perubahan data, sedangkan tombol Hapus digunakan untuk menghapus data material yang sudah tidak digunakan atau tidak lagi tersedia di gudang.</w:t>
+      </w:r>
+    </w:p>
+    <w:p>
+      <w:pPr>
+        <w:spacing w:line="360" w:lineRule="auto"/>
+        <w:ind w:firstLine="567"/>
+      </w:pPr>
+      <w:r>
+        <w:t xml:space="preserve">Pada bagian bawah tabel tersedia fitur </w:t>
+      </w:r>
+      <w:r>
+        <w:rPr>
+          <w:i/>
+        </w:rPr>
+        <w:t>pagination</w:t>
+      </w:r>
+      <w:r>
+        <w:t xml:space="preserve"> yang berfungsi untuk membagi tampilan data ke dalam beberapa halaman apabila jumlah data material semakin banyak. Dengan adanya fitur tersebut, pengguna dapat mengakses dan </w:t>
+      </w:r>
+      <w:r>
         <w:lastRenderedPageBreak/>
-        <w:t>Halaman Data Material pada Gambar 4.7 berfungsi sebagai halaman yang digunakan untuk mengelola data material yang tersedia di gudang. Halaman ini menampilkan daftar material dalam bentuk tabel yang memuat informasi berupa ID material, nama material, jenis material, jumlah stok, dan satuan sehingga pengguna dapat melakukan pemantauan serta pengelolaan data material secara terstruktur.</w:t>
-      </w:r>
-    </w:p>
-    <w:p>
-      <w:pPr>
-        <w:spacing w:line="360" w:lineRule="auto"/>
-        <w:ind w:firstLine="567"/>
-      </w:pPr>
-      <w:r>
-        <w:t>Setiap data material dilengkapi dengan tombol Edit dan Hapus pada kolom aksi. Tombol Edit digunakan untuk memperbarui informasi material apabila terjadi perubahan data, sedangkan tombol Hapus digunakan untuk menghapus data material yang sudah tidak digunakan atau tidak lagi tersedia di gudang.</w:t>
-      </w:r>
-    </w:p>
-    <w:p>
-      <w:pPr>
-        <w:spacing w:line="360" w:lineRule="auto"/>
-        <w:ind w:firstLine="567"/>
-      </w:pPr>
-      <w:r>
-        <w:t xml:space="preserve">Pada bagian bawah tabel tersedia fitur </w:t>
-      </w:r>
-      <w:r>
-        <w:rPr>
-          <w:i/>
-        </w:rPr>
-        <w:t>pagination</w:t>
-      </w:r>
-      <w:r>
-        <w:t xml:space="preserve"> yang berfungsi untuk membagi tampilan data ke dalam beberapa halaman apabila jumlah data material semakin banyak. Dengan adanya fitur tersebut, pengguna dapat mengakses dan mengelola data material secara lebih efektif sesuai dengan kebutuhan operasional King Aluminium Malang.</w:t>
+        <w:t>mengelola data material secara lebih efektif sesuai dengan kebutuhan operasional King Aluminium Malang.</w:t>
       </w:r>
     </w:p>
     <w:p>
@@ -34706,38 +34778,38 @@
         <w:ind w:firstLine="567"/>
       </w:pPr>
       <w:r>
-        <w:t xml:space="preserve">Halaman Tambah Material pada Gambar 4.8 berfungsi sebagai halaman yang digunakan untuk menambahkan data material baru ke dalam sistem. Halaman ini memungkinkan pengguna mencatat informasi material yang akan disimpan sebagai </w:t>
+        <w:t>Halaman Tambah Material pada Gambar 4.8 berfungsi sebagai halaman yang digunakan untuk menambahkan data material baru ke dalam sistem. Halaman ini memungkinkan pengguna mencatat informasi material yang akan disimpan sebagai data persediaan sehingga proses pengelolaan stok dapat dilakukan secara lebih terstruktur dan terdokumentasi.</w:t>
+      </w:r>
+    </w:p>
+    <w:p>
+      <w:pPr>
+        <w:spacing w:line="360" w:lineRule="auto"/>
+        <w:ind w:firstLine="567"/>
+      </w:pPr>
+      <w:r>
+        <w:t xml:space="preserve">Pada halaman ini tersedia beberapa komponen </w:t>
+      </w:r>
+      <w:r>
+        <w:rPr>
+          <w:i/>
+        </w:rPr>
+        <w:t>input</w:t>
+      </w:r>
+      <w:r>
+        <w:t xml:space="preserve"> yang harus diisi oleh pengguna, yaitu Nama Material, Jenis Material, Jumlah Material, Satuan, dan Batas Minimum Stok. Setiap informasi tersebut digunakan sebagai data dasar dalam proses pencatatan material. Kolom Batas Minimum Stok berfungsi sebagai acuan sistem dalam menentukan kondisi ketersediaan material sehingga dapat memberikan informasi apabila stok berada di bawah batas yang telah ditentukan.</w:t>
+      </w:r>
+    </w:p>
+    <w:p>
+      <w:pPr>
+        <w:spacing w:line="360" w:lineRule="auto"/>
+        <w:ind w:firstLine="567"/>
+      </w:pPr>
+      <w:r>
+        <w:t xml:space="preserve">Pada bagian bawah halaman terdapat tombol Simpan dan Batal. Tombol Simpan digunakan untuk menyimpan data material yang telah diinput ke dalam sistem, sedangkan tombol Batal digunakan untuk membatalkan proses penambahan data dan mengembalikan pengguna ke halaman sebelumnya tanpa menyimpan perubahan. Dengan adanya halaman Tambah Material, proses pencatatan material </w:t>
       </w:r>
       <w:r>
         <w:lastRenderedPageBreak/>
-        <w:t>data persediaan sehingga proses pengelolaan stok dapat dilakukan secara lebih terstruktur dan terdokumentasi.</w:t>
-      </w:r>
-    </w:p>
-    <w:p>
-      <w:pPr>
-        <w:spacing w:line="360" w:lineRule="auto"/>
-        <w:ind w:firstLine="567"/>
-      </w:pPr>
-      <w:r>
-        <w:t xml:space="preserve">Pada halaman ini tersedia beberapa komponen </w:t>
-      </w:r>
-      <w:r>
-        <w:rPr>
-          <w:i/>
-        </w:rPr>
-        <w:t>input</w:t>
-      </w:r>
-      <w:r>
-        <w:t xml:space="preserve"> yang harus diisi oleh pengguna, yaitu Nama Material, Jenis Material, Jumlah Material, Satuan, dan Batas Minimum Stok. Setiap informasi tersebut digunakan sebagai data dasar dalam proses pencatatan material. Kolom Batas Minimum Stok berfungsi sebagai acuan sistem dalam menentukan kondisi ketersediaan material sehingga dapat memberikan informasi apabila stok berada di bawah batas yang telah ditentukan.</w:t>
-      </w:r>
-    </w:p>
-    <w:p>
-      <w:pPr>
-        <w:spacing w:line="360" w:lineRule="auto"/>
-        <w:ind w:firstLine="567"/>
-      </w:pPr>
-      <w:r>
-        <w:t>Pada bagian bawah halaman terdapat tombol Simpan dan Batal. Tombol Simpan digunakan untuk menyimpan data material yang telah diinput ke dalam sistem, sedangkan tombol Batal digunakan untuk membatalkan proses penambahan data dan mengembalikan pengguna ke halaman sebelumnya tanpa menyimpan perubahan. Dengan adanya halaman Tambah Material, proses pencatatan material baru dapat dilakukan secara lebih mudah, konsisten, dan mendukung pengelolaan data persediaan pada King Aluminium Malang.</w:t>
+        <w:t>baru dapat dilakukan secara lebih mudah, konsisten, dan mendukung pengelolaan data persediaan pada King Aluminium Malang.</w:t>
       </w:r>
     </w:p>
     <w:p>
@@ -34892,38 +34964,38 @@
         <w:ind w:firstLine="567"/>
       </w:pPr>
       <w:r>
-        <w:t xml:space="preserve">Halaman Pengecekan Stok Material pada Gambar 4.9 berfungsi sebagai halaman yang digunakan untuk memantau ketersediaan stok material di gudang. </w:t>
+        <w:t>Halaman Pengecekan Stok Material pada Gambar 4.9 berfungsi sebagai halaman yang digunakan untuk memantau ketersediaan stok material di gudang. Halaman ini menyajikan informasi mengenai jumlah stok setiap material beserta status ketersediaannya sehingga pengguna dapat mengetahui kondisi persediaan secara cepat dan menentukan apakah diperlukan tindakan pengadaan material.</w:t>
+      </w:r>
+    </w:p>
+    <w:p>
+      <w:pPr>
+        <w:spacing w:line="360" w:lineRule="auto"/>
+        <w:ind w:firstLine="567"/>
+      </w:pPr>
+      <w:r>
+        <w:t>Pada halaman ini ditampilkan daftar material dalam bentuk tabel yang memuat informasi berupa nama material, jumlah stok yang tersedia, batas minimum stok, serta status ketersediaan material. Status material ditampilkan menggunakan indikator warna untuk memudahkan pengguna dalam mengidentifikasi kondisi stok, yaitu hijau untuk status Aman, kuning untuk status Menipis, dan merah untuk status Habis.</w:t>
+      </w:r>
+    </w:p>
+    <w:p>
+      <w:pPr>
+        <w:spacing w:line="360" w:lineRule="auto"/>
+        <w:ind w:firstLine="720"/>
+      </w:pPr>
+      <w:r>
+        <w:t>Selain itu, pada bagian kanan atas halaman tersedia fitur pencarian (</w:t>
+      </w:r>
+      <w:r>
+        <w:rPr>
+          <w:i/>
+        </w:rPr>
+        <w:t>search</w:t>
+      </w:r>
+      <w:r>
+        <w:t xml:space="preserve">) yang memungkinkan pengguna mencari material berdasarkan nama sehingga proses pengecekan stok dapat dilakukan dengan lebih cepat dan efisien. Dengan adanya halaman Pengecekan Stok Material, pengguna dapat memonitor kondisi persediaan secara berkala dan mengidentifikasi material yang telah mencapai atau </w:t>
       </w:r>
       <w:r>
         <w:lastRenderedPageBreak/>
-        <w:t>Halaman ini menyajikan informasi mengenai jumlah stok setiap material beserta status ketersediaannya sehingga pengguna dapat mengetahui kondisi persediaan secara cepat dan menentukan apakah diperlukan tindakan pengadaan material.</w:t>
-      </w:r>
-    </w:p>
-    <w:p>
-      <w:pPr>
-        <w:spacing w:line="360" w:lineRule="auto"/>
-        <w:ind w:firstLine="567"/>
-      </w:pPr>
-      <w:r>
-        <w:t>Pada halaman ini ditampilkan daftar material dalam bentuk tabel yang memuat informasi berupa nama material, jumlah stok yang tersedia, batas minimum stok, serta status ketersediaan material. Status material ditampilkan menggunakan indikator warna untuk memudahkan pengguna dalam mengidentifikasi kondisi stok, yaitu hijau untuk status Aman, kuning untuk status Menipis, dan merah untuk status Habis.</w:t>
-      </w:r>
-    </w:p>
-    <w:p>
-      <w:pPr>
-        <w:spacing w:line="360" w:lineRule="auto"/>
-        <w:ind w:firstLine="720"/>
-      </w:pPr>
-      <w:r>
-        <w:t>Selain itu, pada bagian kanan atas halaman tersedia fitur pencarian (</w:t>
-      </w:r>
-      <w:r>
-        <w:rPr>
-          <w:i/>
-        </w:rPr>
-        <w:t>search</w:t>
-      </w:r>
-      <w:r>
-        <w:t>) yang memungkinkan pengguna mencari material berdasarkan nama sehingga proses pengecekan stok dapat dilakukan dengan lebih cepat dan efisien. Dengan adanya halaman Pengecekan Stok Material, pengguna dapat memonitor kondisi persediaan secara berkala dan mengidentifikasi material yang telah mencapai atau berada di bawah batas minimum stok sebagai dasar dalam proses pengadaan material pada King Aluminium Malang.</w:t>
+        <w:t>berada di bawah batas minimum stok sebagai dasar dalam proses pengadaan material pada King Aluminium Malang.</w:t>
       </w:r>
     </w:p>
     <w:p>
@@ -35078,8 +35150,65 @@
         <w:ind w:firstLine="567"/>
       </w:pPr>
       <w:r>
+        <w:t>Halaman Pengadaan Material pada Gambar 4.10 berfungsi sebagai halaman yang digunakan untuk memantau dan mengelola seluruh aktivitas pengadaan material. Halaman ini menyajikan informasi mengenai status setiap pengadaan sehingga pengguna dapat mengetahui perkembangan proses pengadaan material mulai dari pengajuan hingga selesai.</w:t>
+      </w:r>
+    </w:p>
+    <w:p>
+      <w:pPr>
+        <w:spacing w:line="360" w:lineRule="auto"/>
+        <w:ind w:firstLine="567"/>
+      </w:pPr>
+      <w:r>
+        <w:t>Pada bagian atas halaman ditampilkan beberapa kartu informasi (</w:t>
+      </w:r>
+      <w:r>
+        <w:rPr>
+          <w:i/>
+        </w:rPr>
+        <w:t>summary cards</w:t>
+      </w:r>
+      <w:r>
+        <w:t>) yang memuat ringkasan jumlah Total Pengadaan, Menunggu, Diproses, dan Selesai. Informasi tersebut memberikan gambaran umum mengenai kondisi pengadaan material yang sedang berlangsung sehingga memudahkan pengguna dalam melakukan pemantauan.</w:t>
+      </w:r>
+    </w:p>
+    <w:p>
+      <w:pPr>
+        <w:spacing w:line="360" w:lineRule="auto"/>
+        <w:ind w:firstLine="567"/>
+      </w:pPr>
+      <w:r>
+        <w:t>Selain itu, pada bagian kanan atas tersedia tombol Ajukan Pengadaan yang digunakan untuk membuat permohonan pengadaan material baru. Di bawahnya terdapat fitur pencarian (</w:t>
+      </w:r>
+      <w:r>
+        <w:rPr>
+          <w:i/>
+        </w:rPr>
+        <w:t>search</w:t>
+      </w:r>
+      <w:r>
+        <w:t>) dan filter status yang memungkinkan pengguna mencari data pengadaan berdasarkan nama material maupun menyaring data sesuai status pengadaannya.</w:t>
+      </w:r>
+    </w:p>
+    <w:p>
+      <w:pPr>
+        <w:spacing w:line="360" w:lineRule="auto"/>
+        <w:ind w:firstLine="567"/>
+      </w:pPr>
+      <w:r>
+        <w:t xml:space="preserve">Data pengadaan ditampilkan dalam bentuk tabel yang memuat informasi berupa ID pengadaan, nama material, jumlah material yang diajukan, </w:t>
+      </w:r>
+      <w:r>
+        <w:rPr>
+          <w:i/>
+        </w:rPr>
+        <w:t>supplier</w:t>
+      </w:r>
+      <w:r>
+        <w:t xml:space="preserve">, </w:t>
+      </w:r>
+      <w:r>
         <w:lastRenderedPageBreak/>
-        <w:t>Halaman Pengadaan Material pada Gambar 4.10 berfungsi sebagai halaman yang digunakan untuk memantau dan mengelola seluruh aktivitas pengadaan material. Halaman ini menyajikan informasi mengenai status setiap pengadaan sehingga pengguna dapat mengetahui perkembangan proses pengadaan material mulai dari pengajuan hingga selesai.</w:t>
+        <w:t>tanggal pemesanan, serta status pengadaan. Status pengadaan dibedakan menjadi tiga kategori, yaitu Menunggu, Diproses, dan Selesai, sehingga pengguna dapat memantau perkembangan setiap proses pengadaan secara lebih mudah dan terstruktur.</w:t>
       </w:r>
     </w:p>
     <w:p>
@@ -35088,60 +35217,6 @@
         <w:ind w:firstLine="567"/>
       </w:pPr>
       <w:r>
-        <w:t>Pada bagian atas halaman ditampilkan beberapa kartu informasi (</w:t>
-      </w:r>
-      <w:r>
-        <w:rPr>
-          <w:i/>
-        </w:rPr>
-        <w:t>summary cards</w:t>
-      </w:r>
-      <w:r>
-        <w:t>) yang memuat ringkasan jumlah Total Pengadaan, Menunggu, Diproses, dan Selesai. Informasi tersebut memberikan gambaran umum mengenai kondisi pengadaan material yang sedang berlangsung sehingga memudahkan pengguna dalam melakukan pemantauan.</w:t>
-      </w:r>
-    </w:p>
-    <w:p>
-      <w:pPr>
-        <w:spacing w:line="360" w:lineRule="auto"/>
-        <w:ind w:firstLine="567"/>
-      </w:pPr>
-      <w:r>
-        <w:t>Selain itu, pada bagian kanan atas tersedia tombol Ajukan Pengadaan yang digunakan untuk membuat permohonan pengadaan material baru. Di bawahnya terdapat fitur pencarian (</w:t>
-      </w:r>
-      <w:r>
-        <w:rPr>
-          <w:i/>
-        </w:rPr>
-        <w:t>search</w:t>
-      </w:r>
-      <w:r>
-        <w:t>) dan filter status yang memungkinkan pengguna mencari data pengadaan berdasarkan nama material maupun menyaring data sesuai status pengadaannya.</w:t>
-      </w:r>
-    </w:p>
-    <w:p>
-      <w:pPr>
-        <w:spacing w:line="360" w:lineRule="auto"/>
-        <w:ind w:firstLine="567"/>
-      </w:pPr>
-      <w:r>
-        <w:t xml:space="preserve">Data pengadaan ditampilkan dalam bentuk tabel yang memuat informasi berupa ID pengadaan, nama material, jumlah material yang diajukan, </w:t>
-      </w:r>
-      <w:r>
-        <w:rPr>
-          <w:i/>
-        </w:rPr>
-        <w:t>supplier</w:t>
-      </w:r>
-      <w:r>
-        <w:t>, tanggal pemesanan, serta status pengadaan. Status pengadaan dibedakan menjadi tiga kategori, yaitu Menunggu, Diproses, dan Selesai, sehingga pengguna dapat memantau perkembangan setiap proses pengadaan secara lebih mudah dan terstruktur.</w:t>
-      </w:r>
-    </w:p>
-    <w:p>
-      <w:pPr>
-        <w:spacing w:line="360" w:lineRule="auto"/>
-        <w:ind w:firstLine="567"/>
-      </w:pPr>
-      <w:r>
         <w:t>Dengan adanya halaman Pengadaan Material, proses monitoring aktivitas pengadaan dapat dilakukan secara lebih efektif, transparan, dan terdokumentasi. Informasi yang ditampilkan pada halaman ini membantu pengguna dalam mengawasi setiap proses pengadaan material serta memastikan kebutuhan material dapat dipenuhi sesuai dengan kondisi stok di King Aluminium Malang.</w:t>
       </w:r>
     </w:p>
@@ -35155,7 +35230,6 @@
         <w:rPr>
           <w:noProof/>
         </w:rPr>
-        <w:lastRenderedPageBreak/>
         <w:drawing>
           <wp:inline distT="0" distB="0" distL="0" distR="0" wp14:anchorId="66AAA355" wp14:editId="4D1E66F5">
             <wp:extent cx="5038725" cy="3171825"/>
@@ -35307,7 +35381,11 @@
         <w:ind w:firstLine="567"/>
       </w:pPr>
       <w:r>
-        <w:t xml:space="preserve">Pada halaman ini tersedia beberapa komponen input yang harus diisi oleh pengguna, yaitu Nama Material, Jumlah Material, Supplier, Tanggal Pemesanan, dan Estimasi Kedatangan. Informasi tersebut digunakan sebagai dasar dalam proses pengajuan pengadaan material, mulai dari menentukan material yang akan dipesan, jumlah kebutuhan, </w:t>
+        <w:t xml:space="preserve">Pada halaman ini tersedia beberapa komponen input yang harus diisi oleh pengguna, yaitu Nama Material, Jumlah Material, Supplier, Tanggal Pemesanan, dan Estimasi Kedatangan. Informasi tersebut digunakan sebagai dasar dalam proses pengajuan pengadaan material, mulai dari menentukan material yang akan dipesan, </w:t>
+      </w:r>
+      <w:r>
+        <w:lastRenderedPageBreak/>
+        <w:t xml:space="preserve">jumlah kebutuhan, </w:t>
       </w:r>
       <w:r>
         <w:rPr>
@@ -35331,11 +35409,7 @@
         <w:ind w:firstLine="567"/>
       </w:pPr>
       <w:r>
-        <w:t xml:space="preserve">Pada bagian bawah halaman terdapat tombol Ajukan Pengadaan dan Batal. Tombol Ajukan Pengadaan digunakan untuk mengirimkan permohonan pengadaan material agar dapat diproses pada tahap berikutnya, sedangkan tombol Batal digunakan untuk membatalkan proses pengajuan tanpa menyimpan perubahan. Dengan adanya halaman Ajukan Pengadaan, proses pengajuan kebutuhan material </w:t>
-      </w:r>
-      <w:r>
-        <w:lastRenderedPageBreak/>
-        <w:t>dapat dilakukan secara lebih terstruktur, terdokumentasi, dan mendukung kelancaran proses pengadaan material di King Aluminium Malang.</w:t>
+        <w:t>Pada bagian bawah halaman terdapat tombol Ajukan Pengadaan dan Batal. Tombol Ajukan Pengadaan digunakan untuk mengirimkan permohonan pengadaan material agar dapat diproses pada tahap berikutnya, sedangkan tombol Batal digunakan untuk membatalkan proses pengajuan tanpa menyimpan perubahan. Dengan adanya halaman Ajukan Pengadaan, proses pengajuan kebutuhan material dapat dilakukan secara lebih terstruktur, terdokumentasi, dan mendukung kelancaran proses pengadaan material di King Aluminium Malang.</w:t>
       </w:r>
     </w:p>
     <w:p>
@@ -35508,7 +35582,11 @@
         <w:t>summary cards</w:t>
       </w:r>
       <w:r>
-        <w:t>) yang memuat ringkasan jumlah Total Pengajuan, Menunggu, Disetujui, dan Ditolak. Informasi tersebut memberikan gambaran mengenai kondisi keseluruhan proses persetujuan pengadaan sehingga memudahkan pemilik usaha dalam memantau status setiap pengajuan yang masuk.</w:t>
+        <w:t xml:space="preserve">) yang memuat ringkasan jumlah Total Pengajuan, Menunggu, Disetujui, dan Ditolak. Informasi tersebut memberikan gambaran mengenai kondisi keseluruhan </w:t>
+      </w:r>
+      <w:r>
+        <w:lastRenderedPageBreak/>
+        <w:t>proses persetujuan pengadaan sehingga memudahkan pemilik usaha dalam memantau status setiap pengajuan yang masuk.</w:t>
       </w:r>
     </w:p>
     <w:p>
@@ -35526,11 +35604,7 @@
         <w:t>supplier</w:t>
       </w:r>
       <w:r>
-        <w:t xml:space="preserve">, tanggal pengajuan, estimasi kedatangan, status, serta aksi yang dapat dilakukan oleh pemilik usaha. Pada kolom Aksi, tersedia tombol Setujui dan Tolak yang digunakan untuk </w:t>
-      </w:r>
-      <w:r>
-        <w:lastRenderedPageBreak/>
-        <w:t>memberikan keputusan terhadap pengajuan yang masih berstatus Menunggu. Setelah keputusan diberikan, status pengajuan akan berubah menjadi Disetujui atau Ditolak sesuai dengan keputusan yang dipilih.</w:t>
+        <w:t>, tanggal pengajuan, estimasi kedatangan, status, serta aksi yang dapat dilakukan oleh pemilik usaha. Pada kolom Aksi, tersedia tombol Setujui dan Tolak yang digunakan untuk memberikan keputusan terhadap pengajuan yang masih berstatus Menunggu. Setelah keputusan diberikan, status pengajuan akan berubah menjadi Disetujui atau Ditolak sesuai dengan keputusan yang dipilih.</w:t>
       </w:r>
     </w:p>
     <w:p>
@@ -35693,7 +35767,11 @@
         <w:ind w:firstLine="567"/>
       </w:pPr>
       <w:r>
-        <w:t>Halaman Riwayat Transaksi pada Gambar 4.13 berfungsi sebagai media untuk menampilkan seluruh riwayat aktivitas yang berkaitan dengan pengelolaan material, mulai dari proses pengadaan, penerimaan material, hingga pengeluaran stok. Halaman ini dirancang untuk menyediakan dokumentasi transaksi yang tersimpan secara terpusat sehingga setiap aktivitas material dapat ditelusuri kembali dengan mudah.</w:t>
+        <w:t xml:space="preserve">Halaman Riwayat Transaksi pada Gambar 4.13 berfungsi sebagai media untuk menampilkan seluruh riwayat aktivitas yang berkaitan dengan pengelolaan material, mulai dari proses pengadaan, penerimaan material, hingga pengeluaran stok. Halaman ini dirancang untuk menyediakan dokumentasi transaksi yang </w:t>
+      </w:r>
+      <w:r>
+        <w:lastRenderedPageBreak/>
+        <w:t>tersimpan secara terpusat sehingga setiap aktivitas material dapat ditelusuri kembali dengan mudah.</w:t>
       </w:r>
     </w:p>
     <w:p>
@@ -35711,11 +35789,7 @@
         <w:t>summary cards</w:t>
       </w:r>
       <w:r>
-        <w:t xml:space="preserve">) yang menyajikan ringkasan jumlah Total Transaksi, Pengadaan, Penerimaan </w:t>
-      </w:r>
-      <w:r>
-        <w:lastRenderedPageBreak/>
-        <w:t>Material, dan Pengeluaran Stok. Informasi tersebut memberikan gambaran mengenai aktivitas transaksi yang telah terjadi sehingga pengguna dapat memantau kondisi operasional secara lebih cepat.</w:t>
+        <w:t>) yang menyajikan ringkasan jumlah Total Transaksi, Pengadaan, Penerimaan Material, dan Pengeluaran Stok. Informasi tersebut memberikan gambaran mengenai aktivitas transaksi yang telah terjadi sehingga pengguna dapat memantau kondisi operasional secara lebih cepat.</w:t>
       </w:r>
     </w:p>
     <w:p>
@@ -35816,7 +35890,7 @@
       <w:pPr>
         <w:pStyle w:val="Heading1"/>
       </w:pPr>
-      <w:bookmarkStart w:id="92" w:name="_Toc236608662"/>
+      <w:bookmarkStart w:id="92" w:name="_Toc236773802"/>
       <w:r>
         <w:lastRenderedPageBreak/>
         <w:t>DAFTAR PUSTAKA</w:t>
@@ -36189,7 +36263,7 @@
     <w:sectPr>
       <w:footerReference w:type="first" r:id="rId33"/>
       <w:pgSz w:w="11906" w:h="16838" w:code="9"/>
-      <w:pgMar w:top="2268" w:right="1701" w:bottom="1701" w:left="2268" w:header="720" w:footer="720" w:gutter="0"/>
+      <w:pgMar w:top="1701" w:right="1701" w:bottom="1701" w:left="2268" w:header="720" w:footer="720" w:gutter="0"/>
       <w:pgNumType w:start="1"/>
       <w:cols w:space="708"/>
       <w:titlePg/>
@@ -36279,28 +36353,12 @@
 
 <file path=word/footer2.xml><?xml version="1.0" encoding="utf-8"?>
 <w:ftr xmlns:wpc="http://schemas.microsoft.com/office/word/2010/wordprocessingCanvas" xmlns:cx="http://schemas.microsoft.com/office/drawing/2014/chartex" xmlns:cx1="http://schemas.microsoft.com/office/drawing/2015/9/8/chartex" xmlns:cx2="http://schemas.microsoft.com/office/drawing/2015/10/21/chartex" xmlns:cx3="http://schemas.microsoft.com/office/drawing/2016/5/9/chartex" xmlns:cx4="http://schemas.microsoft.com/office/drawing/2016/5/10/chartex" xmlns:cx5="http://schemas.microsoft.com/office/drawing/2016/5/11/chartex" xmlns:cx6="http://schemas.microsoft.com/office/drawing/2016/5/12/chartex" xmlns:cx7="http://schemas.microsoft.com/office/drawing/2016/5/13/chartex" xmlns:cx8="http://schemas.microsoft.com/office/drawing/2016/5/14/chartex" xmlns:mc="http://schemas.openxmlformats.org/markup-compatibility/2006" xmlns:aink="http://schemas.microsoft.com/office/drawing/2016/ink" xmlns:am3d="http://schemas.microsoft.com/office/drawing/2017/model3d" xmlns:o="urn:schemas-microsoft-com:office:office" xmlns:r="http://schemas.openxmlformats.org/officeDocument/2006/relationships" xmlns:m="http://schemas.openxmlformats.org/officeDocument/2006/math" xmlns:v="urn:schemas-microsoft-com:vml" xmlns:wp14="http://schemas.microsoft.com/office/word/2010/wordprocessingDrawing" xmlns:wp="http://schemas.openxmlformats.org/drawingml/2006/wordprocessingDrawing" xmlns:w10="urn:schemas-microsoft-com:office:word" xmlns:w="http://schemas.openxmlformats.org/wordprocessingml/2006/main" xmlns:w14="http://schemas.microsoft.com/office/word/2010/wordml" xmlns:w15="http://schemas.microsoft.com/office/word/2012/wordml" xmlns:w16cid="http://schemas.microsoft.com/office/word/2016/wordml/cid" xmlns:w16se="http://schemas.microsoft.com/office/word/2015/wordml/symex" xmlns:wpg="http://schemas.microsoft.com/office/word/2010/wordprocessingGroup" xmlns:wpi="http://schemas.microsoft.com/office/word/2010/wordprocessingInk" xmlns:wne="http://schemas.microsoft.com/office/word/2006/wordml" xmlns:wps="http://schemas.microsoft.com/office/word/2010/wordprocessingShape" mc:Ignorable="w14 w15 w16se w16cid wp14">
-  <w:sdt>
-    <w:sdtPr>
-      <w:id w:val="504558017"/>
-      <w:docPartObj>
-        <w:docPartGallery w:val="Page Numbers (Bottom of Page)"/>
-        <w:docPartUnique/>
-      </w:docPartObj>
-    </w:sdtPr>
-    <w:sdtEndPr>
-      <w:rPr>
-        <w:noProof/>
-      </w:rPr>
-    </w:sdtEndPr>
-    <w:sdtContent>
-      <w:p>
-        <w:pPr>
-          <w:pStyle w:val="Footer"/>
-          <w:jc w:val="center"/>
-        </w:pPr>
-      </w:p>
-    </w:sdtContent>
-  </w:sdt>
+  <w:p>
+    <w:pPr>
+      <w:pStyle w:val="Footer"/>
+      <w:jc w:val="center"/>
+    </w:pPr>
+  </w:p>
   <w:p>
     <w:pPr>
       <w:pStyle w:val="Footer"/>
@@ -36457,7 +36515,7 @@
           <v:path o:extrusionok="f" gradientshapeok="t" o:connecttype="rect"/>
           <o:lock v:ext="edit" aspectratio="t"/>
         </v:shapetype>
-        <v:shape id="WordPictureWatermark37415595" o:spid="_x0000_s2056" type="#_x0000_t75" style="position:absolute;left:0;text-align:left;margin-left:0;margin-top:0;width:450.1pt;height:445.1pt;z-index:-251656192;mso-position-horizontal:center;mso-position-horizontal-relative:margin;mso-position-vertical:center;mso-position-vertical-relative:margin" o:allowincell="f">
+        <v:shape id="WordPictureWatermark37415595" o:spid="_x0000_s2056" type="#_x0000_t75" style="position:absolute;left:0;text-align:left;margin-left:0;margin-top:0;width:396.5pt;height:392.1pt;z-index:-251656192;mso-position-horizontal:center;mso-position-horizontal-relative:margin;mso-position-vertical:center;mso-position-vertical-relative:margin" o:allowincell="f">
           <v:imagedata r:id="rId1" o:title="watermark-logo-umm (1)" gain="19661f" blacklevel="22938f"/>
           <w10:wrap anchorx="margin" anchory="margin"/>
         </v:shape>
@@ -36537,7 +36595,7 @@
           <v:path o:extrusionok="f" gradientshapeok="t" o:connecttype="rect"/>
           <o:lock v:ext="edit" aspectratio="t"/>
         </v:shapetype>
-        <v:shape id="WordPictureWatermark37415598" o:spid="_x0000_s2059" type="#_x0000_t75" style="position:absolute;left:0;text-align:left;margin-left:0;margin-top:0;width:450.1pt;height:445.1pt;z-index:-251653120;mso-position-horizontal:center;mso-position-horizontal-relative:margin;mso-position-vertical:center;mso-position-vertical-relative:margin" o:allowincell="f">
+        <v:shape id="WordPictureWatermark37415598" o:spid="_x0000_s2059" type="#_x0000_t75" style="position:absolute;left:0;text-align:left;margin-left:0;margin-top:0;width:397.2pt;height:392.8pt;z-index:-251653120;mso-position-horizontal:center;mso-position-horizontal-relative:margin;mso-position-vertical:center;mso-position-vertical-relative:margin" o:allowincell="f">
           <v:imagedata r:id="rId1" o:title="watermark-logo-umm (1)" gain="19661f" blacklevel="22938f"/>
           <w10:wrap anchorx="margin" anchory="margin"/>
         </v:shape>
@@ -36577,7 +36635,7 @@
           <v:path o:extrusionok="f" gradientshapeok="t" o:connecttype="rect"/>
           <o:lock v:ext="edit" aspectratio="t"/>
         </v:shapetype>
-        <v:shape id="WordPictureWatermark37415596" o:spid="_x0000_s2057" type="#_x0000_t75" style="position:absolute;left:0;text-align:left;margin-left:0;margin-top:0;width:450.1pt;height:445.1pt;z-index:-251655168;mso-position-horizontal:center;mso-position-horizontal-relative:margin;mso-position-vertical:center;mso-position-vertical-relative:margin" o:allowincell="f">
+        <v:shape id="WordPictureWatermark37415596" o:spid="_x0000_s2057" type="#_x0000_t75" style="position:absolute;left:0;text-align:left;margin-left:0;margin-top:0;width:393.9pt;height:389.5pt;z-index:-251655168;mso-position-horizontal:center;mso-position-horizontal-relative:margin;mso-position-vertical:center;mso-position-vertical-relative:margin" o:allowincell="f">
           <v:imagedata r:id="rId1" o:title="watermark-logo-umm (1)" gain="19661f" blacklevel="22938f"/>
           <w10:wrap anchorx="margin" anchory="margin"/>
         </v:shape>
@@ -36590,12 +36648,98 @@
 <file path=word/numbering.xml><?xml version="1.0" encoding="utf-8"?>
 <w:numbering xmlns:wpc="http://schemas.microsoft.com/office/word/2010/wordprocessingCanvas" xmlns:cx="http://schemas.microsoft.com/office/drawing/2014/chartex" xmlns:cx1="http://schemas.microsoft.com/office/drawing/2015/9/8/chartex" xmlns:cx2="http://schemas.microsoft.com/office/drawing/2015/10/21/chartex" xmlns:cx3="http://schemas.microsoft.com/office/drawing/2016/5/9/chartex" xmlns:cx4="http://schemas.microsoft.com/office/drawing/2016/5/10/chartex" xmlns:cx5="http://schemas.microsoft.com/office/drawing/2016/5/11/chartex" xmlns:cx6="http://schemas.microsoft.com/office/drawing/2016/5/12/chartex" xmlns:cx7="http://schemas.microsoft.com/office/drawing/2016/5/13/chartex" xmlns:cx8="http://schemas.microsoft.com/office/drawing/2016/5/14/chartex" xmlns:mc="http://schemas.openxmlformats.org/markup-compatibility/2006" xmlns:aink="http://schemas.microsoft.com/office/drawing/2016/ink" xmlns:am3d="http://schemas.microsoft.com/office/drawing/2017/model3d" xmlns:o="urn:schemas-microsoft-com:office:office" xmlns:r="http://schemas.openxmlformats.org/officeDocument/2006/relationships" xmlns:m="http://schemas.openxmlformats.org/officeDocument/2006/math" xmlns:v="urn:schemas-microsoft-com:vml" xmlns:wp14="http://schemas.microsoft.com/office/word/2010/wordprocessingDrawing" xmlns:wp="http://schemas.openxmlformats.org/drawingml/2006/wordprocessingDrawing" xmlns:w10="urn:schemas-microsoft-com:office:word" xmlns:w="http://schemas.openxmlformats.org/wordprocessingml/2006/main" xmlns:w14="http://schemas.microsoft.com/office/word/2010/wordml" xmlns:w15="http://schemas.microsoft.com/office/word/2012/wordml" xmlns:w16cid="http://schemas.microsoft.com/office/word/2016/wordml/cid" xmlns:w16se="http://schemas.microsoft.com/office/word/2015/wordml/symex" xmlns:wpg="http://schemas.microsoft.com/office/word/2010/wordprocessingGroup" xmlns:wpi="http://schemas.microsoft.com/office/word/2010/wordprocessingInk" xmlns:wne="http://schemas.microsoft.com/office/word/2006/wordml" xmlns:wps="http://schemas.microsoft.com/office/word/2010/wordprocessingShape" mc:Ignorable="w14 w15 w16se w16cid wp14">
   <w:abstractNum w:abstractNumId="0" w15:restartNumberingAfterBreak="0">
+    <w:nsid w:val="01845B0E"/>
+    <w:multiLevelType w:val="hybridMultilevel"/>
+    <w:tmpl w:val="F73A0FD2"/>
+    <w:lvl w:ilvl="0" w:tplc="38090019">
+      <w:start w:val="1"/>
+      <w:numFmt w:val="lowerLetter"/>
+      <w:lvlText w:val="%1."/>
+      <w:lvlJc w:val="left"/>
+      <w:pPr>
+        <w:ind w:left="720" w:hanging="360"/>
+      </w:pPr>
+    </w:lvl>
+    <w:lvl w:ilvl="1" w:tplc="38090019" w:tentative="1">
+      <w:start w:val="1"/>
+      <w:numFmt w:val="lowerLetter"/>
+      <w:lvlText w:val="%2."/>
+      <w:lvlJc w:val="left"/>
+      <w:pPr>
+        <w:ind w:left="1440" w:hanging="360"/>
+      </w:pPr>
+    </w:lvl>
+    <w:lvl w:ilvl="2" w:tplc="3809001B" w:tentative="1">
+      <w:start w:val="1"/>
+      <w:numFmt w:val="lowerRoman"/>
+      <w:lvlText w:val="%3."/>
+      <w:lvlJc w:val="right"/>
+      <w:pPr>
+        <w:ind w:left="2160" w:hanging="180"/>
+      </w:pPr>
+    </w:lvl>
+    <w:lvl w:ilvl="3" w:tplc="3809000F" w:tentative="1">
+      <w:start w:val="1"/>
+      <w:numFmt w:val="decimal"/>
+      <w:lvlText w:val="%4."/>
+      <w:lvlJc w:val="left"/>
+      <w:pPr>
+        <w:ind w:left="2880" w:hanging="360"/>
+      </w:pPr>
+    </w:lvl>
+    <w:lvl w:ilvl="4" w:tplc="38090019" w:tentative="1">
+      <w:start w:val="1"/>
+      <w:numFmt w:val="lowerLetter"/>
+      <w:lvlText w:val="%5."/>
+      <w:lvlJc w:val="left"/>
+      <w:pPr>
+        <w:ind w:left="3600" w:hanging="360"/>
+      </w:pPr>
+    </w:lvl>
+    <w:lvl w:ilvl="5" w:tplc="3809001B" w:tentative="1">
+      <w:start w:val="1"/>
+      <w:numFmt w:val="lowerRoman"/>
+      <w:lvlText w:val="%6."/>
+      <w:lvlJc w:val="right"/>
+      <w:pPr>
+        <w:ind w:left="4320" w:hanging="180"/>
+      </w:pPr>
+    </w:lvl>
+    <w:lvl w:ilvl="6" w:tplc="3809000F" w:tentative="1">
+      <w:start w:val="1"/>
+      <w:numFmt w:val="decimal"/>
+      <w:lvlText w:val="%7."/>
+      <w:lvlJc w:val="left"/>
+      <w:pPr>
+        <w:ind w:left="5040" w:hanging="360"/>
+      </w:pPr>
+    </w:lvl>
+    <w:lvl w:ilvl="7" w:tplc="38090019" w:tentative="1">
+      <w:start w:val="1"/>
+      <w:numFmt w:val="lowerLetter"/>
+      <w:lvlText w:val="%8."/>
+      <w:lvlJc w:val="left"/>
+      <w:pPr>
+        <w:ind w:left="5760" w:hanging="360"/>
+      </w:pPr>
+    </w:lvl>
+    <w:lvl w:ilvl="8" w:tplc="3809001B" w:tentative="1">
+      <w:start w:val="1"/>
+      <w:numFmt w:val="lowerRoman"/>
+      <w:lvlText w:val="%9."/>
+      <w:lvlJc w:val="right"/>
+      <w:pPr>
+        <w:ind w:left="6480" w:hanging="180"/>
+      </w:pPr>
+    </w:lvl>
+  </w:abstractNum>
+  <w:abstractNum w:abstractNumId="1" w15:restartNumberingAfterBreak="0">
     <w:nsid w:val="02291894"/>
     <w:multiLevelType w:val="hybridMultilevel"/>
-    <w:tmpl w:val="0F048FC6"/>
-    <w:lvl w:ilvl="0" w:tplc="01DE1A3A">
-      <w:start w:val="1"/>
-      <w:numFmt w:val="decimal"/>
+    <w:tmpl w:val="5776CB40"/>
+    <w:lvl w:ilvl="0" w:tplc="38090019">
+      <w:start w:val="1"/>
+      <w:numFmt w:val="lowerLetter"/>
       <w:lvlText w:val="%1."/>
       <w:lvlJc w:val="left"/>
       <w:pPr>
@@ -36678,7 +36822,7 @@
       </w:pPr>
     </w:lvl>
   </w:abstractNum>
-  <w:abstractNum w:abstractNumId="1" w15:restartNumberingAfterBreak="0">
+  <w:abstractNum w:abstractNumId="2" w15:restartNumberingAfterBreak="0">
     <w:nsid w:val="04A55333"/>
     <w:multiLevelType w:val="hybridMultilevel"/>
     <w:tmpl w:val="2248AA96"/>
@@ -36764,13 +36908,13 @@
       </w:pPr>
     </w:lvl>
   </w:abstractNum>
-  <w:abstractNum w:abstractNumId="2" w15:restartNumberingAfterBreak="0">
+  <w:abstractNum w:abstractNumId="3" w15:restartNumberingAfterBreak="0">
     <w:nsid w:val="0594218C"/>
     <w:multiLevelType w:val="hybridMultilevel"/>
-    <w:tmpl w:val="AA54C568"/>
-    <w:lvl w:ilvl="0" w:tplc="3809000F">
-      <w:start w:val="1"/>
-      <w:numFmt w:val="decimal"/>
+    <w:tmpl w:val="68C0F60C"/>
+    <w:lvl w:ilvl="0" w:tplc="38090019">
+      <w:start w:val="1"/>
+      <w:numFmt w:val="lowerLetter"/>
       <w:lvlText w:val="%1."/>
       <w:lvlJc w:val="left"/>
       <w:pPr>
@@ -36850,7 +36994,7 @@
       </w:pPr>
     </w:lvl>
   </w:abstractNum>
-  <w:abstractNum w:abstractNumId="3" w15:restartNumberingAfterBreak="0">
+  <w:abstractNum w:abstractNumId="4" w15:restartNumberingAfterBreak="0">
     <w:nsid w:val="05CB66CE"/>
     <w:multiLevelType w:val="hybridMultilevel"/>
     <w:tmpl w:val="51A24BEE"/>
@@ -36936,13 +37080,13 @@
       </w:pPr>
     </w:lvl>
   </w:abstractNum>
-  <w:abstractNum w:abstractNumId="4" w15:restartNumberingAfterBreak="0">
+  <w:abstractNum w:abstractNumId="5" w15:restartNumberingAfterBreak="0">
     <w:nsid w:val="075213C0"/>
     <w:multiLevelType w:val="hybridMultilevel"/>
-    <w:tmpl w:val="D78CAE02"/>
-    <w:lvl w:ilvl="0" w:tplc="3809000F">
-      <w:start w:val="1"/>
-      <w:numFmt w:val="decimal"/>
+    <w:tmpl w:val="0C545BC2"/>
+    <w:lvl w:ilvl="0" w:tplc="38090019">
+      <w:start w:val="1"/>
+      <w:numFmt w:val="lowerLetter"/>
       <w:lvlText w:val="%1."/>
       <w:lvlJc w:val="left"/>
       <w:pPr>
@@ -37022,13 +37166,13 @@
       </w:pPr>
     </w:lvl>
   </w:abstractNum>
-  <w:abstractNum w:abstractNumId="5" w15:restartNumberingAfterBreak="0">
+  <w:abstractNum w:abstractNumId="6" w15:restartNumberingAfterBreak="0">
     <w:nsid w:val="09A10C08"/>
     <w:multiLevelType w:val="hybridMultilevel"/>
-    <w:tmpl w:val="5DA8702C"/>
-    <w:lvl w:ilvl="0" w:tplc="3809000F">
-      <w:start w:val="1"/>
-      <w:numFmt w:val="decimal"/>
+    <w:tmpl w:val="2C5899B2"/>
+    <w:lvl w:ilvl="0" w:tplc="38090019">
+      <w:start w:val="1"/>
+      <w:numFmt w:val="lowerLetter"/>
       <w:lvlText w:val="%1."/>
       <w:lvlJc w:val="left"/>
       <w:pPr>
@@ -37108,13 +37252,13 @@
       </w:pPr>
     </w:lvl>
   </w:abstractNum>
-  <w:abstractNum w:abstractNumId="6" w15:restartNumberingAfterBreak="0">
+  <w:abstractNum w:abstractNumId="7" w15:restartNumberingAfterBreak="0">
     <w:nsid w:val="0C9B5867"/>
     <w:multiLevelType w:val="hybridMultilevel"/>
-    <w:tmpl w:val="A6DE25BC"/>
-    <w:lvl w:ilvl="0" w:tplc="3809000F">
-      <w:start w:val="1"/>
-      <w:numFmt w:val="decimal"/>
+    <w:tmpl w:val="22EE8D7A"/>
+    <w:lvl w:ilvl="0" w:tplc="38090019">
+      <w:start w:val="1"/>
+      <w:numFmt w:val="lowerLetter"/>
       <w:lvlText w:val="%1."/>
       <w:lvlJc w:val="left"/>
       <w:pPr>
@@ -37194,13 +37338,13 @@
       </w:pPr>
     </w:lvl>
   </w:abstractNum>
-  <w:abstractNum w:abstractNumId="7" w15:restartNumberingAfterBreak="0">
+  <w:abstractNum w:abstractNumId="8" w15:restartNumberingAfterBreak="0">
     <w:nsid w:val="0EFC0E6E"/>
     <w:multiLevelType w:val="hybridMultilevel"/>
-    <w:tmpl w:val="722C6CD4"/>
-    <w:lvl w:ilvl="0" w:tplc="3809000F">
-      <w:start w:val="1"/>
-      <w:numFmt w:val="decimal"/>
+    <w:tmpl w:val="C2B29B6E"/>
+    <w:lvl w:ilvl="0" w:tplc="38090019">
+      <w:start w:val="1"/>
+      <w:numFmt w:val="lowerLetter"/>
       <w:lvlText w:val="%1."/>
       <w:lvlJc w:val="left"/>
       <w:pPr>
@@ -37280,13 +37424,13 @@
       </w:pPr>
     </w:lvl>
   </w:abstractNum>
-  <w:abstractNum w:abstractNumId="8" w15:restartNumberingAfterBreak="0">
+  <w:abstractNum w:abstractNumId="9" w15:restartNumberingAfterBreak="0">
     <w:nsid w:val="11366E6B"/>
     <w:multiLevelType w:val="hybridMultilevel"/>
-    <w:tmpl w:val="B62C2B34"/>
-    <w:lvl w:ilvl="0" w:tplc="3809000F">
-      <w:start w:val="1"/>
-      <w:numFmt w:val="decimal"/>
+    <w:tmpl w:val="26D4F5FA"/>
+    <w:lvl w:ilvl="0" w:tplc="38090019">
+      <w:start w:val="1"/>
+      <w:numFmt w:val="lowerLetter"/>
       <w:lvlText w:val="%1."/>
       <w:lvlJc w:val="left"/>
       <w:pPr>
@@ -37366,7 +37510,96 @@
       </w:pPr>
     </w:lvl>
   </w:abstractNum>
-  <w:abstractNum w:abstractNumId="9" w15:restartNumberingAfterBreak="0">
+  <w:abstractNum w:abstractNumId="10" w15:restartNumberingAfterBreak="0">
+    <w:nsid w:val="11494EED"/>
+    <w:multiLevelType w:val="hybridMultilevel"/>
+    <w:tmpl w:val="33689D72"/>
+    <w:lvl w:ilvl="0" w:tplc="5D784518">
+      <w:start w:val="2"/>
+      <w:numFmt w:val="lowerLetter"/>
+      <w:lvlText w:val="%1."/>
+      <w:lvlJc w:val="left"/>
+      <w:pPr>
+        <w:ind w:left="720" w:hanging="360"/>
+      </w:pPr>
+      <w:rPr>
+        <w:rFonts w:hint="default"/>
+      </w:rPr>
+    </w:lvl>
+    <w:lvl w:ilvl="1" w:tplc="38090019" w:tentative="1">
+      <w:start w:val="1"/>
+      <w:numFmt w:val="lowerLetter"/>
+      <w:lvlText w:val="%2."/>
+      <w:lvlJc w:val="left"/>
+      <w:pPr>
+        <w:ind w:left="1440" w:hanging="360"/>
+      </w:pPr>
+    </w:lvl>
+    <w:lvl w:ilvl="2" w:tplc="3809001B" w:tentative="1">
+      <w:start w:val="1"/>
+      <w:numFmt w:val="lowerRoman"/>
+      <w:lvlText w:val="%3."/>
+      <w:lvlJc w:val="right"/>
+      <w:pPr>
+        <w:ind w:left="2160" w:hanging="180"/>
+      </w:pPr>
+    </w:lvl>
+    <w:lvl w:ilvl="3" w:tplc="3809000F" w:tentative="1">
+      <w:start w:val="1"/>
+      <w:numFmt w:val="decimal"/>
+      <w:lvlText w:val="%4."/>
+      <w:lvlJc w:val="left"/>
+      <w:pPr>
+        <w:ind w:left="2880" w:hanging="360"/>
+      </w:pPr>
+    </w:lvl>
+    <w:lvl w:ilvl="4" w:tplc="38090019" w:tentative="1">
+      <w:start w:val="1"/>
+      <w:numFmt w:val="lowerLetter"/>
+      <w:lvlText w:val="%5."/>
+      <w:lvlJc w:val="left"/>
+      <w:pPr>
+        <w:ind w:left="3600" w:hanging="360"/>
+      </w:pPr>
+    </w:lvl>
+    <w:lvl w:ilvl="5" w:tplc="3809001B" w:tentative="1">
+      <w:start w:val="1"/>
+      <w:numFmt w:val="lowerRoman"/>
+      <w:lvlText w:val="%6."/>
+      <w:lvlJc w:val="right"/>
+      <w:pPr>
+        <w:ind w:left="4320" w:hanging="180"/>
+      </w:pPr>
+    </w:lvl>
+    <w:lvl w:ilvl="6" w:tplc="3809000F" w:tentative="1">
+      <w:start w:val="1"/>
+      <w:numFmt w:val="decimal"/>
+      <w:lvlText w:val="%7."/>
+      <w:lvlJc w:val="left"/>
+      <w:pPr>
+        <w:ind w:left="5040" w:hanging="360"/>
+      </w:pPr>
+    </w:lvl>
+    <w:lvl w:ilvl="7" w:tplc="38090019" w:tentative="1">
+      <w:start w:val="1"/>
+      <w:numFmt w:val="lowerLetter"/>
+      <w:lvlText w:val="%8."/>
+      <w:lvlJc w:val="left"/>
+      <w:pPr>
+        <w:ind w:left="5760" w:hanging="360"/>
+      </w:pPr>
+    </w:lvl>
+    <w:lvl w:ilvl="8" w:tplc="3809001B" w:tentative="1">
+      <w:start w:val="1"/>
+      <w:numFmt w:val="lowerRoman"/>
+      <w:lvlText w:val="%9."/>
+      <w:lvlJc w:val="right"/>
+      <w:pPr>
+        <w:ind w:left="6480" w:hanging="180"/>
+      </w:pPr>
+    </w:lvl>
+  </w:abstractNum>
+  <w:abstractNum w:abstractNumId="11" w15:restartNumberingAfterBreak="0">
     <w:nsid w:val="12463154"/>
     <w:multiLevelType w:val="hybridMultilevel"/>
     <w:tmpl w:val="57D2AE3C"/>
@@ -37452,10 +37685,96 @@
       </w:pPr>
     </w:lvl>
   </w:abstractNum>
-  <w:abstractNum w:abstractNumId="10" w15:restartNumberingAfterBreak="0">
+  <w:abstractNum w:abstractNumId="12" w15:restartNumberingAfterBreak="0">
     <w:nsid w:val="17B54321"/>
     <w:multiLevelType w:val="hybridMultilevel"/>
-    <w:tmpl w:val="39E8C896"/>
+    <w:tmpl w:val="7474F2E4"/>
+    <w:lvl w:ilvl="0" w:tplc="38090019">
+      <w:start w:val="1"/>
+      <w:numFmt w:val="lowerLetter"/>
+      <w:lvlText w:val="%1."/>
+      <w:lvlJc w:val="left"/>
+      <w:pPr>
+        <w:ind w:left="720" w:hanging="360"/>
+      </w:pPr>
+    </w:lvl>
+    <w:lvl w:ilvl="1" w:tplc="38090019" w:tentative="1">
+      <w:start w:val="1"/>
+      <w:numFmt w:val="lowerLetter"/>
+      <w:lvlText w:val="%2."/>
+      <w:lvlJc w:val="left"/>
+      <w:pPr>
+        <w:ind w:left="1440" w:hanging="360"/>
+      </w:pPr>
+    </w:lvl>
+    <w:lvl w:ilvl="2" w:tplc="3809001B" w:tentative="1">
+      <w:start w:val="1"/>
+      <w:numFmt w:val="lowerRoman"/>
+      <w:lvlText w:val="%3."/>
+      <w:lvlJc w:val="right"/>
+      <w:pPr>
+        <w:ind w:left="2160" w:hanging="180"/>
+      </w:pPr>
+    </w:lvl>
+    <w:lvl w:ilvl="3" w:tplc="3809000F" w:tentative="1">
+      <w:start w:val="1"/>
+      <w:numFmt w:val="decimal"/>
+      <w:lvlText w:val="%4."/>
+      <w:lvlJc w:val="left"/>
+      <w:pPr>
+        <w:ind w:left="2880" w:hanging="360"/>
+      </w:pPr>
+    </w:lvl>
+    <w:lvl w:ilvl="4" w:tplc="38090019" w:tentative="1">
+      <w:start w:val="1"/>
+      <w:numFmt w:val="lowerLetter"/>
+      <w:lvlText w:val="%5."/>
+      <w:lvlJc w:val="left"/>
+      <w:pPr>
+        <w:ind w:left="3600" w:hanging="360"/>
+      </w:pPr>
+    </w:lvl>
+    <w:lvl w:ilvl="5" w:tplc="3809001B" w:tentative="1">
+      <w:start w:val="1"/>
+      <w:numFmt w:val="lowerRoman"/>
+      <w:lvlText w:val="%6."/>
+      <w:lvlJc w:val="right"/>
+      <w:pPr>
+        <w:ind w:left="4320" w:hanging="180"/>
+      </w:pPr>
+    </w:lvl>
+    <w:lvl w:ilvl="6" w:tplc="3809000F" w:tentative="1">
+      <w:start w:val="1"/>
+      <w:numFmt w:val="decimal"/>
+      <w:lvlText w:val="%7."/>
+      <w:lvlJc w:val="left"/>
+      <w:pPr>
+        <w:ind w:left="5040" w:hanging="360"/>
+      </w:pPr>
+    </w:lvl>
+    <w:lvl w:ilvl="7" w:tplc="38090019" w:tentative="1">
+      <w:start w:val="1"/>
+      <w:numFmt w:val="lowerLetter"/>
+      <w:lvlText w:val="%8."/>
+      <w:lvlJc w:val="left"/>
+      <w:pPr>
+        <w:ind w:left="5760" w:hanging="360"/>
+      </w:pPr>
+    </w:lvl>
+    <w:lvl w:ilvl="8" w:tplc="3809001B" w:tentative="1">
+      <w:start w:val="1"/>
+      <w:numFmt w:val="lowerRoman"/>
+      <w:lvlText w:val="%9."/>
+      <w:lvlJc w:val="right"/>
+      <w:pPr>
+        <w:ind w:left="6480" w:hanging="180"/>
+      </w:pPr>
+    </w:lvl>
+  </w:abstractNum>
+  <w:abstractNum w:abstractNumId="13" w15:restartNumberingAfterBreak="0">
+    <w:nsid w:val="1A584884"/>
+    <w:multiLevelType w:val="hybridMultilevel"/>
+    <w:tmpl w:val="67D4BFB8"/>
     <w:lvl w:ilvl="0" w:tplc="3809000F">
       <w:start w:val="1"/>
       <w:numFmt w:val="decimal"/>
@@ -37465,7 +37784,7 @@
         <w:ind w:left="720" w:hanging="360"/>
       </w:pPr>
     </w:lvl>
-    <w:lvl w:ilvl="1" w:tplc="38090019" w:tentative="1">
+    <w:lvl w:ilvl="1" w:tplc="38090019">
       <w:start w:val="1"/>
       <w:numFmt w:val="lowerLetter"/>
       <w:lvlText w:val="%2."/>
@@ -37538,7 +37857,96 @@
       </w:pPr>
     </w:lvl>
   </w:abstractNum>
-  <w:abstractNum w:abstractNumId="11" w15:restartNumberingAfterBreak="0">
+  <w:abstractNum w:abstractNumId="14" w15:restartNumberingAfterBreak="0">
+    <w:nsid w:val="1CC976FE"/>
+    <w:multiLevelType w:val="hybridMultilevel"/>
+    <w:tmpl w:val="8E4A21E0"/>
+    <w:lvl w:ilvl="0" w:tplc="DBB2F310">
+      <w:start w:val="3"/>
+      <w:numFmt w:val="lowerLetter"/>
+      <w:lvlText w:val="%1."/>
+      <w:lvlJc w:val="left"/>
+      <w:pPr>
+        <w:ind w:left="720" w:hanging="360"/>
+      </w:pPr>
+      <w:rPr>
+        <w:rFonts w:hint="default"/>
+      </w:rPr>
+    </w:lvl>
+    <w:lvl w:ilvl="1" w:tplc="38090019" w:tentative="1">
+      <w:start w:val="1"/>
+      <w:numFmt w:val="lowerLetter"/>
+      <w:lvlText w:val="%2."/>
+      <w:lvlJc w:val="left"/>
+      <w:pPr>
+        <w:ind w:left="1440" w:hanging="360"/>
+      </w:pPr>
+    </w:lvl>
+    <w:lvl w:ilvl="2" w:tplc="3809001B" w:tentative="1">
+      <w:start w:val="1"/>
+      <w:numFmt w:val="lowerRoman"/>
+      <w:lvlText w:val="%3."/>
+      <w:lvlJc w:val="right"/>
+      <w:pPr>
+        <w:ind w:left="2160" w:hanging="180"/>
+      </w:pPr>
+    </w:lvl>
+    <w:lvl w:ilvl="3" w:tplc="3809000F" w:tentative="1">
+      <w:start w:val="1"/>
+      <w:numFmt w:val="decimal"/>
+      <w:lvlText w:val="%4."/>
+      <w:lvlJc w:val="left"/>
+      <w:pPr>
+        <w:ind w:left="2880" w:hanging="360"/>
+      </w:pPr>
+    </w:lvl>
+    <w:lvl w:ilvl="4" w:tplc="38090019" w:tentative="1">
+      <w:start w:val="1"/>
+      <w:numFmt w:val="lowerLetter"/>
+      <w:lvlText w:val="%5."/>
+      <w:lvlJc w:val="left"/>
+      <w:pPr>
+        <w:ind w:left="3600" w:hanging="360"/>
+      </w:pPr>
+    </w:lvl>
+    <w:lvl w:ilvl="5" w:tplc="3809001B" w:tentative="1">
+      <w:start w:val="1"/>
+      <w:numFmt w:val="lowerRoman"/>
+      <w:lvlText w:val="%6."/>
+      <w:lvlJc w:val="right"/>
+      <w:pPr>
+        <w:ind w:left="4320" w:hanging="180"/>
+      </w:pPr>
+    </w:lvl>
+    <w:lvl w:ilvl="6" w:tplc="3809000F" w:tentative="1">
+      <w:start w:val="1"/>
+      <w:numFmt w:val="decimal"/>
+      <w:lvlText w:val="%7."/>
+      <w:lvlJc w:val="left"/>
+      <w:pPr>
+        <w:ind w:left="5040" w:hanging="360"/>
+      </w:pPr>
+    </w:lvl>
+    <w:lvl w:ilvl="7" w:tplc="38090019" w:tentative="1">
+      <w:start w:val="1"/>
+      <w:numFmt w:val="lowerLetter"/>
+      <w:lvlText w:val="%8."/>
+      <w:lvlJc w:val="left"/>
+      <w:pPr>
+        <w:ind w:left="5760" w:hanging="360"/>
+      </w:pPr>
+    </w:lvl>
+    <w:lvl w:ilvl="8" w:tplc="3809001B" w:tentative="1">
+      <w:start w:val="1"/>
+      <w:numFmt w:val="lowerRoman"/>
+      <w:lvlText w:val="%9."/>
+      <w:lvlJc w:val="right"/>
+      <w:pPr>
+        <w:ind w:left="6480" w:hanging="180"/>
+      </w:pPr>
+    </w:lvl>
+  </w:abstractNum>
+  <w:abstractNum w:abstractNumId="15" w15:restartNumberingAfterBreak="0">
     <w:nsid w:val="1F025009"/>
     <w:multiLevelType w:val="hybridMultilevel"/>
     <w:tmpl w:val="70F6F152"/>
@@ -37624,7 +38032,7 @@
       </w:pPr>
     </w:lvl>
   </w:abstractNum>
-  <w:abstractNum w:abstractNumId="12" w15:restartNumberingAfterBreak="0">
+  <w:abstractNum w:abstractNumId="16" w15:restartNumberingAfterBreak="0">
     <w:nsid w:val="25655515"/>
     <w:multiLevelType w:val="hybridMultilevel"/>
     <w:tmpl w:val="6CC2A56A"/>
@@ -37714,10 +38122,10 @@
       </w:pPr>
     </w:lvl>
   </w:abstractNum>
-  <w:abstractNum w:abstractNumId="13" w15:restartNumberingAfterBreak="0">
+  <w:abstractNum w:abstractNumId="17" w15:restartNumberingAfterBreak="0">
     <w:nsid w:val="26F4299A"/>
     <w:multiLevelType w:val="hybridMultilevel"/>
-    <w:tmpl w:val="84FC5BFE"/>
+    <w:tmpl w:val="6958B0EC"/>
     <w:lvl w:ilvl="0" w:tplc="3809000F">
       <w:start w:val="1"/>
       <w:numFmt w:val="decimal"/>
@@ -37727,9 +38135,9 @@
         <w:ind w:left="720" w:hanging="360"/>
       </w:pPr>
     </w:lvl>
-    <w:lvl w:ilvl="1" w:tplc="3809000F">
-      <w:start w:val="1"/>
-      <w:numFmt w:val="decimal"/>
+    <w:lvl w:ilvl="1" w:tplc="38090019">
+      <w:start w:val="1"/>
+      <w:numFmt w:val="lowerLetter"/>
       <w:lvlText w:val="%2."/>
       <w:lvlJc w:val="left"/>
       <w:pPr>
@@ -37800,10 +38208,185 @@
       </w:pPr>
     </w:lvl>
   </w:abstractNum>
-  <w:abstractNum w:abstractNumId="14" w15:restartNumberingAfterBreak="0">
+  <w:abstractNum w:abstractNumId="18" w15:restartNumberingAfterBreak="0">
     <w:nsid w:val="27047623"/>
     <w:multiLevelType w:val="hybridMultilevel"/>
-    <w:tmpl w:val="F028EEE6"/>
+    <w:tmpl w:val="9BF48D88"/>
+    <w:lvl w:ilvl="0" w:tplc="38090019">
+      <w:start w:val="1"/>
+      <w:numFmt w:val="lowerLetter"/>
+      <w:lvlText w:val="%1."/>
+      <w:lvlJc w:val="left"/>
+      <w:pPr>
+        <w:ind w:left="720" w:hanging="360"/>
+      </w:pPr>
+      <w:rPr>
+        <w:rFonts w:hint="default"/>
+      </w:rPr>
+    </w:lvl>
+    <w:lvl w:ilvl="1" w:tplc="38090019" w:tentative="1">
+      <w:start w:val="1"/>
+      <w:numFmt w:val="lowerLetter"/>
+      <w:lvlText w:val="%2."/>
+      <w:lvlJc w:val="left"/>
+      <w:pPr>
+        <w:ind w:left="1440" w:hanging="360"/>
+      </w:pPr>
+    </w:lvl>
+    <w:lvl w:ilvl="2" w:tplc="3809001B" w:tentative="1">
+      <w:start w:val="1"/>
+      <w:numFmt w:val="lowerRoman"/>
+      <w:lvlText w:val="%3."/>
+      <w:lvlJc w:val="right"/>
+      <w:pPr>
+        <w:ind w:left="2160" w:hanging="180"/>
+      </w:pPr>
+    </w:lvl>
+    <w:lvl w:ilvl="3" w:tplc="3809000F" w:tentative="1">
+      <w:start w:val="1"/>
+      <w:numFmt w:val="decimal"/>
+      <w:lvlText w:val="%4."/>
+      <w:lvlJc w:val="left"/>
+      <w:pPr>
+        <w:ind w:left="2880" w:hanging="360"/>
+      </w:pPr>
+    </w:lvl>
+    <w:lvl w:ilvl="4" w:tplc="38090019" w:tentative="1">
+      <w:start w:val="1"/>
+      <w:numFmt w:val="lowerLetter"/>
+      <w:lvlText w:val="%5."/>
+      <w:lvlJc w:val="left"/>
+      <w:pPr>
+        <w:ind w:left="3600" w:hanging="360"/>
+      </w:pPr>
+    </w:lvl>
+    <w:lvl w:ilvl="5" w:tplc="3809001B" w:tentative="1">
+      <w:start w:val="1"/>
+      <w:numFmt w:val="lowerRoman"/>
+      <w:lvlText w:val="%6."/>
+      <w:lvlJc w:val="right"/>
+      <w:pPr>
+        <w:ind w:left="4320" w:hanging="180"/>
+      </w:pPr>
+    </w:lvl>
+    <w:lvl w:ilvl="6" w:tplc="3809000F" w:tentative="1">
+      <w:start w:val="1"/>
+      <w:numFmt w:val="decimal"/>
+      <w:lvlText w:val="%7."/>
+      <w:lvlJc w:val="left"/>
+      <w:pPr>
+        <w:ind w:left="5040" w:hanging="360"/>
+      </w:pPr>
+    </w:lvl>
+    <w:lvl w:ilvl="7" w:tplc="38090019" w:tentative="1">
+      <w:start w:val="1"/>
+      <w:numFmt w:val="lowerLetter"/>
+      <w:lvlText w:val="%8."/>
+      <w:lvlJc w:val="left"/>
+      <w:pPr>
+        <w:ind w:left="5760" w:hanging="360"/>
+      </w:pPr>
+    </w:lvl>
+    <w:lvl w:ilvl="8" w:tplc="3809001B" w:tentative="1">
+      <w:start w:val="1"/>
+      <w:numFmt w:val="lowerRoman"/>
+      <w:lvlText w:val="%9."/>
+      <w:lvlJc w:val="right"/>
+      <w:pPr>
+        <w:ind w:left="6480" w:hanging="180"/>
+      </w:pPr>
+    </w:lvl>
+  </w:abstractNum>
+  <w:abstractNum w:abstractNumId="19" w15:restartNumberingAfterBreak="0">
+    <w:nsid w:val="277D0F55"/>
+    <w:multiLevelType w:val="hybridMultilevel"/>
+    <w:tmpl w:val="E0B044B6"/>
+    <w:lvl w:ilvl="0" w:tplc="38090019">
+      <w:start w:val="1"/>
+      <w:numFmt w:val="lowerLetter"/>
+      <w:lvlText w:val="%1."/>
+      <w:lvlJc w:val="left"/>
+      <w:pPr>
+        <w:ind w:left="720" w:hanging="360"/>
+      </w:pPr>
+    </w:lvl>
+    <w:lvl w:ilvl="1" w:tplc="38090019" w:tentative="1">
+      <w:start w:val="1"/>
+      <w:numFmt w:val="lowerLetter"/>
+      <w:lvlText w:val="%2."/>
+      <w:lvlJc w:val="left"/>
+      <w:pPr>
+        <w:ind w:left="1440" w:hanging="360"/>
+      </w:pPr>
+    </w:lvl>
+    <w:lvl w:ilvl="2" w:tplc="3809001B" w:tentative="1">
+      <w:start w:val="1"/>
+      <w:numFmt w:val="lowerRoman"/>
+      <w:lvlText w:val="%3."/>
+      <w:lvlJc w:val="right"/>
+      <w:pPr>
+        <w:ind w:left="2160" w:hanging="180"/>
+      </w:pPr>
+    </w:lvl>
+    <w:lvl w:ilvl="3" w:tplc="3809000F" w:tentative="1">
+      <w:start w:val="1"/>
+      <w:numFmt w:val="decimal"/>
+      <w:lvlText w:val="%4."/>
+      <w:lvlJc w:val="left"/>
+      <w:pPr>
+        <w:ind w:left="2880" w:hanging="360"/>
+      </w:pPr>
+    </w:lvl>
+    <w:lvl w:ilvl="4" w:tplc="38090019" w:tentative="1">
+      <w:start w:val="1"/>
+      <w:numFmt w:val="lowerLetter"/>
+      <w:lvlText w:val="%5."/>
+      <w:lvlJc w:val="left"/>
+      <w:pPr>
+        <w:ind w:left="3600" w:hanging="360"/>
+      </w:pPr>
+    </w:lvl>
+    <w:lvl w:ilvl="5" w:tplc="3809001B" w:tentative="1">
+      <w:start w:val="1"/>
+      <w:numFmt w:val="lowerRoman"/>
+      <w:lvlText w:val="%6."/>
+      <w:lvlJc w:val="right"/>
+      <w:pPr>
+        <w:ind w:left="4320" w:hanging="180"/>
+      </w:pPr>
+    </w:lvl>
+    <w:lvl w:ilvl="6" w:tplc="3809000F" w:tentative="1">
+      <w:start w:val="1"/>
+      <w:numFmt w:val="decimal"/>
+      <w:lvlText w:val="%7."/>
+      <w:lvlJc w:val="left"/>
+      <w:pPr>
+        <w:ind w:left="5040" w:hanging="360"/>
+      </w:pPr>
+    </w:lvl>
+    <w:lvl w:ilvl="7" w:tplc="38090019" w:tentative="1">
+      <w:start w:val="1"/>
+      <w:numFmt w:val="lowerLetter"/>
+      <w:lvlText w:val="%8."/>
+      <w:lvlJc w:val="left"/>
+      <w:pPr>
+        <w:ind w:left="5760" w:hanging="360"/>
+      </w:pPr>
+    </w:lvl>
+    <w:lvl w:ilvl="8" w:tplc="3809001B" w:tentative="1">
+      <w:start w:val="1"/>
+      <w:numFmt w:val="lowerRoman"/>
+      <w:lvlText w:val="%9."/>
+      <w:lvlJc w:val="right"/>
+      <w:pPr>
+        <w:ind w:left="6480" w:hanging="180"/>
+      </w:pPr>
+    </w:lvl>
+  </w:abstractNum>
+  <w:abstractNum w:abstractNumId="20" w15:restartNumberingAfterBreak="0">
+    <w:nsid w:val="29846FD0"/>
+    <w:multiLevelType w:val="hybridMultilevel"/>
+    <w:tmpl w:val="90B024BC"/>
     <w:lvl w:ilvl="0" w:tplc="3809000F">
       <w:start w:val="1"/>
       <w:numFmt w:val="decimal"/>
@@ -37812,6 +38395,92 @@
       <w:pPr>
         <w:ind w:left="720" w:hanging="360"/>
       </w:pPr>
+    </w:lvl>
+    <w:lvl w:ilvl="1" w:tplc="38090019">
+      <w:start w:val="1"/>
+      <w:numFmt w:val="lowerLetter"/>
+      <w:lvlText w:val="%2."/>
+      <w:lvlJc w:val="left"/>
+      <w:pPr>
+        <w:ind w:left="1440" w:hanging="360"/>
+      </w:pPr>
+    </w:lvl>
+    <w:lvl w:ilvl="2" w:tplc="3809001B" w:tentative="1">
+      <w:start w:val="1"/>
+      <w:numFmt w:val="lowerRoman"/>
+      <w:lvlText w:val="%3."/>
+      <w:lvlJc w:val="right"/>
+      <w:pPr>
+        <w:ind w:left="2160" w:hanging="180"/>
+      </w:pPr>
+    </w:lvl>
+    <w:lvl w:ilvl="3" w:tplc="3809000F" w:tentative="1">
+      <w:start w:val="1"/>
+      <w:numFmt w:val="decimal"/>
+      <w:lvlText w:val="%4."/>
+      <w:lvlJc w:val="left"/>
+      <w:pPr>
+        <w:ind w:left="2880" w:hanging="360"/>
+      </w:pPr>
+    </w:lvl>
+    <w:lvl w:ilvl="4" w:tplc="38090019" w:tentative="1">
+      <w:start w:val="1"/>
+      <w:numFmt w:val="lowerLetter"/>
+      <w:lvlText w:val="%5."/>
+      <w:lvlJc w:val="left"/>
+      <w:pPr>
+        <w:ind w:left="3600" w:hanging="360"/>
+      </w:pPr>
+    </w:lvl>
+    <w:lvl w:ilvl="5" w:tplc="3809001B" w:tentative="1">
+      <w:start w:val="1"/>
+      <w:numFmt w:val="lowerRoman"/>
+      <w:lvlText w:val="%6."/>
+      <w:lvlJc w:val="right"/>
+      <w:pPr>
+        <w:ind w:left="4320" w:hanging="180"/>
+      </w:pPr>
+    </w:lvl>
+    <w:lvl w:ilvl="6" w:tplc="3809000F" w:tentative="1">
+      <w:start w:val="1"/>
+      <w:numFmt w:val="decimal"/>
+      <w:lvlText w:val="%7."/>
+      <w:lvlJc w:val="left"/>
+      <w:pPr>
+        <w:ind w:left="5040" w:hanging="360"/>
+      </w:pPr>
+    </w:lvl>
+    <w:lvl w:ilvl="7" w:tplc="38090019" w:tentative="1">
+      <w:start w:val="1"/>
+      <w:numFmt w:val="lowerLetter"/>
+      <w:lvlText w:val="%8."/>
+      <w:lvlJc w:val="left"/>
+      <w:pPr>
+        <w:ind w:left="5760" w:hanging="360"/>
+      </w:pPr>
+    </w:lvl>
+    <w:lvl w:ilvl="8" w:tplc="3809001B" w:tentative="1">
+      <w:start w:val="1"/>
+      <w:numFmt w:val="lowerRoman"/>
+      <w:lvlText w:val="%9."/>
+      <w:lvlJc w:val="right"/>
+      <w:pPr>
+        <w:ind w:left="6480" w:hanging="180"/>
+      </w:pPr>
+    </w:lvl>
+  </w:abstractNum>
+  <w:abstractNum w:abstractNumId="21" w15:restartNumberingAfterBreak="0">
+    <w:nsid w:val="2B422C1F"/>
+    <w:multiLevelType w:val="hybridMultilevel"/>
+    <w:tmpl w:val="0632E6A4"/>
+    <w:lvl w:ilvl="0" w:tplc="38090019">
+      <w:start w:val="1"/>
+      <w:numFmt w:val="lowerLetter"/>
+      <w:lvlText w:val="%1."/>
+      <w:lvlJc w:val="left"/>
+      <w:pPr>
+        <w:ind w:left="720" w:hanging="360"/>
+      </w:pPr>
       <w:rPr>
         <w:rFonts w:hint="default"/>
       </w:rPr>
@@ -37889,268 +38558,7 @@
       </w:pPr>
     </w:lvl>
   </w:abstractNum>
-  <w:abstractNum w:abstractNumId="15" w15:restartNumberingAfterBreak="0">
-    <w:nsid w:val="277D0F55"/>
-    <w:multiLevelType w:val="hybridMultilevel"/>
-    <w:tmpl w:val="5D2CCD24"/>
-    <w:lvl w:ilvl="0" w:tplc="3809000F">
-      <w:start w:val="1"/>
-      <w:numFmt w:val="decimal"/>
-      <w:lvlText w:val="%1."/>
-      <w:lvlJc w:val="left"/>
-      <w:pPr>
-        <w:ind w:left="720" w:hanging="360"/>
-      </w:pPr>
-    </w:lvl>
-    <w:lvl w:ilvl="1" w:tplc="38090019" w:tentative="1">
-      <w:start w:val="1"/>
-      <w:numFmt w:val="lowerLetter"/>
-      <w:lvlText w:val="%2."/>
-      <w:lvlJc w:val="left"/>
-      <w:pPr>
-        <w:ind w:left="1440" w:hanging="360"/>
-      </w:pPr>
-    </w:lvl>
-    <w:lvl w:ilvl="2" w:tplc="3809001B" w:tentative="1">
-      <w:start w:val="1"/>
-      <w:numFmt w:val="lowerRoman"/>
-      <w:lvlText w:val="%3."/>
-      <w:lvlJc w:val="right"/>
-      <w:pPr>
-        <w:ind w:left="2160" w:hanging="180"/>
-      </w:pPr>
-    </w:lvl>
-    <w:lvl w:ilvl="3" w:tplc="3809000F" w:tentative="1">
-      <w:start w:val="1"/>
-      <w:numFmt w:val="decimal"/>
-      <w:lvlText w:val="%4."/>
-      <w:lvlJc w:val="left"/>
-      <w:pPr>
-        <w:ind w:left="2880" w:hanging="360"/>
-      </w:pPr>
-    </w:lvl>
-    <w:lvl w:ilvl="4" w:tplc="38090019" w:tentative="1">
-      <w:start w:val="1"/>
-      <w:numFmt w:val="lowerLetter"/>
-      <w:lvlText w:val="%5."/>
-      <w:lvlJc w:val="left"/>
-      <w:pPr>
-        <w:ind w:left="3600" w:hanging="360"/>
-      </w:pPr>
-    </w:lvl>
-    <w:lvl w:ilvl="5" w:tplc="3809001B" w:tentative="1">
-      <w:start w:val="1"/>
-      <w:numFmt w:val="lowerRoman"/>
-      <w:lvlText w:val="%6."/>
-      <w:lvlJc w:val="right"/>
-      <w:pPr>
-        <w:ind w:left="4320" w:hanging="180"/>
-      </w:pPr>
-    </w:lvl>
-    <w:lvl w:ilvl="6" w:tplc="3809000F" w:tentative="1">
-      <w:start w:val="1"/>
-      <w:numFmt w:val="decimal"/>
-      <w:lvlText w:val="%7."/>
-      <w:lvlJc w:val="left"/>
-      <w:pPr>
-        <w:ind w:left="5040" w:hanging="360"/>
-      </w:pPr>
-    </w:lvl>
-    <w:lvl w:ilvl="7" w:tplc="38090019" w:tentative="1">
-      <w:start w:val="1"/>
-      <w:numFmt w:val="lowerLetter"/>
-      <w:lvlText w:val="%8."/>
-      <w:lvlJc w:val="left"/>
-      <w:pPr>
-        <w:ind w:left="5760" w:hanging="360"/>
-      </w:pPr>
-    </w:lvl>
-    <w:lvl w:ilvl="8" w:tplc="3809001B" w:tentative="1">
-      <w:start w:val="1"/>
-      <w:numFmt w:val="lowerRoman"/>
-      <w:lvlText w:val="%9."/>
-      <w:lvlJc w:val="right"/>
-      <w:pPr>
-        <w:ind w:left="6480" w:hanging="180"/>
-      </w:pPr>
-    </w:lvl>
-  </w:abstractNum>
-  <w:abstractNum w:abstractNumId="16" w15:restartNumberingAfterBreak="0">
-    <w:nsid w:val="29846FD0"/>
-    <w:multiLevelType w:val="hybridMultilevel"/>
-    <w:tmpl w:val="C26417C0"/>
-    <w:lvl w:ilvl="0" w:tplc="3809000F">
-      <w:start w:val="1"/>
-      <w:numFmt w:val="decimal"/>
-      <w:lvlText w:val="%1."/>
-      <w:lvlJc w:val="left"/>
-      <w:pPr>
-        <w:ind w:left="720" w:hanging="360"/>
-      </w:pPr>
-    </w:lvl>
-    <w:lvl w:ilvl="1" w:tplc="3809000F">
-      <w:start w:val="1"/>
-      <w:numFmt w:val="decimal"/>
-      <w:lvlText w:val="%2."/>
-      <w:lvlJc w:val="left"/>
-      <w:pPr>
-        <w:ind w:left="1440" w:hanging="360"/>
-      </w:pPr>
-    </w:lvl>
-    <w:lvl w:ilvl="2" w:tplc="3809001B" w:tentative="1">
-      <w:start w:val="1"/>
-      <w:numFmt w:val="lowerRoman"/>
-      <w:lvlText w:val="%3."/>
-      <w:lvlJc w:val="right"/>
-      <w:pPr>
-        <w:ind w:left="2160" w:hanging="180"/>
-      </w:pPr>
-    </w:lvl>
-    <w:lvl w:ilvl="3" w:tplc="3809000F" w:tentative="1">
-      <w:start w:val="1"/>
-      <w:numFmt w:val="decimal"/>
-      <w:lvlText w:val="%4."/>
-      <w:lvlJc w:val="left"/>
-      <w:pPr>
-        <w:ind w:left="2880" w:hanging="360"/>
-      </w:pPr>
-    </w:lvl>
-    <w:lvl w:ilvl="4" w:tplc="38090019" w:tentative="1">
-      <w:start w:val="1"/>
-      <w:numFmt w:val="lowerLetter"/>
-      <w:lvlText w:val="%5."/>
-      <w:lvlJc w:val="left"/>
-      <w:pPr>
-        <w:ind w:left="3600" w:hanging="360"/>
-      </w:pPr>
-    </w:lvl>
-    <w:lvl w:ilvl="5" w:tplc="3809001B" w:tentative="1">
-      <w:start w:val="1"/>
-      <w:numFmt w:val="lowerRoman"/>
-      <w:lvlText w:val="%6."/>
-      <w:lvlJc w:val="right"/>
-      <w:pPr>
-        <w:ind w:left="4320" w:hanging="180"/>
-      </w:pPr>
-    </w:lvl>
-    <w:lvl w:ilvl="6" w:tplc="3809000F" w:tentative="1">
-      <w:start w:val="1"/>
-      <w:numFmt w:val="decimal"/>
-      <w:lvlText w:val="%7."/>
-      <w:lvlJc w:val="left"/>
-      <w:pPr>
-        <w:ind w:left="5040" w:hanging="360"/>
-      </w:pPr>
-    </w:lvl>
-    <w:lvl w:ilvl="7" w:tplc="38090019" w:tentative="1">
-      <w:start w:val="1"/>
-      <w:numFmt w:val="lowerLetter"/>
-      <w:lvlText w:val="%8."/>
-      <w:lvlJc w:val="left"/>
-      <w:pPr>
-        <w:ind w:left="5760" w:hanging="360"/>
-      </w:pPr>
-    </w:lvl>
-    <w:lvl w:ilvl="8" w:tplc="3809001B" w:tentative="1">
-      <w:start w:val="1"/>
-      <w:numFmt w:val="lowerRoman"/>
-      <w:lvlText w:val="%9."/>
-      <w:lvlJc w:val="right"/>
-      <w:pPr>
-        <w:ind w:left="6480" w:hanging="180"/>
-      </w:pPr>
-    </w:lvl>
-  </w:abstractNum>
-  <w:abstractNum w:abstractNumId="17" w15:restartNumberingAfterBreak="0">
-    <w:nsid w:val="2B422C1F"/>
-    <w:multiLevelType w:val="hybridMultilevel"/>
-    <w:tmpl w:val="C5B40C46"/>
-    <w:lvl w:ilvl="0" w:tplc="706A10DE">
-      <w:start w:val="3"/>
-      <w:numFmt w:val="decimal"/>
-      <w:lvlText w:val="%1."/>
-      <w:lvlJc w:val="left"/>
-      <w:pPr>
-        <w:ind w:left="720" w:hanging="360"/>
-      </w:pPr>
-      <w:rPr>
-        <w:rFonts w:hint="default"/>
-      </w:rPr>
-    </w:lvl>
-    <w:lvl w:ilvl="1" w:tplc="38090019" w:tentative="1">
-      <w:start w:val="1"/>
-      <w:numFmt w:val="lowerLetter"/>
-      <w:lvlText w:val="%2."/>
-      <w:lvlJc w:val="left"/>
-      <w:pPr>
-        <w:ind w:left="1440" w:hanging="360"/>
-      </w:pPr>
-    </w:lvl>
-    <w:lvl w:ilvl="2" w:tplc="3809001B" w:tentative="1">
-      <w:start w:val="1"/>
-      <w:numFmt w:val="lowerRoman"/>
-      <w:lvlText w:val="%3."/>
-      <w:lvlJc w:val="right"/>
-      <w:pPr>
-        <w:ind w:left="2160" w:hanging="180"/>
-      </w:pPr>
-    </w:lvl>
-    <w:lvl w:ilvl="3" w:tplc="3809000F" w:tentative="1">
-      <w:start w:val="1"/>
-      <w:numFmt w:val="decimal"/>
-      <w:lvlText w:val="%4."/>
-      <w:lvlJc w:val="left"/>
-      <w:pPr>
-        <w:ind w:left="2880" w:hanging="360"/>
-      </w:pPr>
-    </w:lvl>
-    <w:lvl w:ilvl="4" w:tplc="38090019" w:tentative="1">
-      <w:start w:val="1"/>
-      <w:numFmt w:val="lowerLetter"/>
-      <w:lvlText w:val="%5."/>
-      <w:lvlJc w:val="left"/>
-      <w:pPr>
-        <w:ind w:left="3600" w:hanging="360"/>
-      </w:pPr>
-    </w:lvl>
-    <w:lvl w:ilvl="5" w:tplc="3809001B" w:tentative="1">
-      <w:start w:val="1"/>
-      <w:numFmt w:val="lowerRoman"/>
-      <w:lvlText w:val="%6."/>
-      <w:lvlJc w:val="right"/>
-      <w:pPr>
-        <w:ind w:left="4320" w:hanging="180"/>
-      </w:pPr>
-    </w:lvl>
-    <w:lvl w:ilvl="6" w:tplc="3809000F" w:tentative="1">
-      <w:start w:val="1"/>
-      <w:numFmt w:val="decimal"/>
-      <w:lvlText w:val="%7."/>
-      <w:lvlJc w:val="left"/>
-      <w:pPr>
-        <w:ind w:left="5040" w:hanging="360"/>
-      </w:pPr>
-    </w:lvl>
-    <w:lvl w:ilvl="7" w:tplc="38090019" w:tentative="1">
-      <w:start w:val="1"/>
-      <w:numFmt w:val="lowerLetter"/>
-      <w:lvlText w:val="%8."/>
-      <w:lvlJc w:val="left"/>
-      <w:pPr>
-        <w:ind w:left="5760" w:hanging="360"/>
-      </w:pPr>
-    </w:lvl>
-    <w:lvl w:ilvl="8" w:tplc="3809001B" w:tentative="1">
-      <w:start w:val="1"/>
-      <w:numFmt w:val="lowerRoman"/>
-      <w:lvlText w:val="%9."/>
-      <w:lvlJc w:val="right"/>
-      <w:pPr>
-        <w:ind w:left="6480" w:hanging="180"/>
-      </w:pPr>
-    </w:lvl>
-  </w:abstractNum>
-  <w:abstractNum w:abstractNumId="18" w15:restartNumberingAfterBreak="0">
+  <w:abstractNum w:abstractNumId="22" w15:restartNumberingAfterBreak="0">
     <w:nsid w:val="2BE77FDC"/>
     <w:multiLevelType w:val="hybridMultilevel"/>
     <w:tmpl w:val="053E9A0E"/>
@@ -38240,15 +38648,15 @@
       </w:pPr>
     </w:lvl>
   </w:abstractNum>
-  <w:abstractNum w:abstractNumId="19" w15:restartNumberingAfterBreak="0">
+  <w:abstractNum w:abstractNumId="23" w15:restartNumberingAfterBreak="0">
     <w:nsid w:val="2E7D216A"/>
     <w:multiLevelType w:val="hybridMultilevel"/>
-    <w:tmpl w:val="A4B4010A"/>
-    <w:lvl w:ilvl="0" w:tplc="626C3484">
-      <w:start w:val="1"/>
-      <w:numFmt w:val="decimal"/>
-      <w:lvlText w:val="2.%1"/>
-      <w:lvlJc w:val="right"/>
+    <w:tmpl w:val="7D60631C"/>
+    <w:lvl w:ilvl="0" w:tplc="38090019">
+      <w:start w:val="1"/>
+      <w:numFmt w:val="lowerLetter"/>
+      <w:lvlText w:val="%1."/>
+      <w:lvlJc w:val="left"/>
       <w:pPr>
         <w:ind w:left="720" w:hanging="360"/>
       </w:pPr>
@@ -38329,20 +38737,20 @@
       </w:pPr>
     </w:lvl>
   </w:abstractNum>
-  <w:abstractNum w:abstractNumId="20" w15:restartNumberingAfterBreak="0">
-    <w:nsid w:val="32621E2A"/>
+  <w:abstractNum w:abstractNumId="24" w15:restartNumberingAfterBreak="0">
+    <w:nsid w:val="323E44DA"/>
     <w:multiLevelType w:val="hybridMultilevel"/>
-    <w:tmpl w:val="C4DEF8CA"/>
-    <w:lvl w:ilvl="0" w:tplc="3809000F">
-      <w:start w:val="1"/>
-      <w:numFmt w:val="decimal"/>
+    <w:tmpl w:val="5C7EE776"/>
+    <w:lvl w:ilvl="0" w:tplc="38090019">
+      <w:start w:val="1"/>
+      <w:numFmt w:val="lowerLetter"/>
       <w:lvlText w:val="%1."/>
       <w:lvlJc w:val="left"/>
       <w:pPr>
         <w:ind w:left="720" w:hanging="360"/>
       </w:pPr>
     </w:lvl>
-    <w:lvl w:ilvl="1" w:tplc="38090019">
+    <w:lvl w:ilvl="1" w:tplc="38090019" w:tentative="1">
       <w:start w:val="1"/>
       <w:numFmt w:val="lowerLetter"/>
       <w:lvlText w:val="%2."/>
@@ -38415,7 +38823,93 @@
       </w:pPr>
     </w:lvl>
   </w:abstractNum>
-  <w:abstractNum w:abstractNumId="21" w15:restartNumberingAfterBreak="0">
+  <w:abstractNum w:abstractNumId="25" w15:restartNumberingAfterBreak="0">
+    <w:nsid w:val="32621E2A"/>
+    <w:multiLevelType w:val="hybridMultilevel"/>
+    <w:tmpl w:val="3FD8B4BC"/>
+    <w:lvl w:ilvl="0" w:tplc="38090019">
+      <w:start w:val="1"/>
+      <w:numFmt w:val="lowerLetter"/>
+      <w:lvlText w:val="%1."/>
+      <w:lvlJc w:val="left"/>
+      <w:pPr>
+        <w:ind w:left="720" w:hanging="360"/>
+      </w:pPr>
+    </w:lvl>
+    <w:lvl w:ilvl="1" w:tplc="38090019">
+      <w:start w:val="1"/>
+      <w:numFmt w:val="lowerLetter"/>
+      <w:lvlText w:val="%2."/>
+      <w:lvlJc w:val="left"/>
+      <w:pPr>
+        <w:ind w:left="1440" w:hanging="360"/>
+      </w:pPr>
+    </w:lvl>
+    <w:lvl w:ilvl="2" w:tplc="3809001B" w:tentative="1">
+      <w:start w:val="1"/>
+      <w:numFmt w:val="lowerRoman"/>
+      <w:lvlText w:val="%3."/>
+      <w:lvlJc w:val="right"/>
+      <w:pPr>
+        <w:ind w:left="2160" w:hanging="180"/>
+      </w:pPr>
+    </w:lvl>
+    <w:lvl w:ilvl="3" w:tplc="3809000F" w:tentative="1">
+      <w:start w:val="1"/>
+      <w:numFmt w:val="decimal"/>
+      <w:lvlText w:val="%4."/>
+      <w:lvlJc w:val="left"/>
+      <w:pPr>
+        <w:ind w:left="2880" w:hanging="360"/>
+      </w:pPr>
+    </w:lvl>
+    <w:lvl w:ilvl="4" w:tplc="38090019" w:tentative="1">
+      <w:start w:val="1"/>
+      <w:numFmt w:val="lowerLetter"/>
+      <w:lvlText w:val="%5."/>
+      <w:lvlJc w:val="left"/>
+      <w:pPr>
+        <w:ind w:left="3600" w:hanging="360"/>
+      </w:pPr>
+    </w:lvl>
+    <w:lvl w:ilvl="5" w:tplc="3809001B" w:tentative="1">
+      <w:start w:val="1"/>
+      <w:numFmt w:val="lowerRoman"/>
+      <w:lvlText w:val="%6."/>
+      <w:lvlJc w:val="right"/>
+      <w:pPr>
+        <w:ind w:left="4320" w:hanging="180"/>
+      </w:pPr>
+    </w:lvl>
+    <w:lvl w:ilvl="6" w:tplc="3809000F" w:tentative="1">
+      <w:start w:val="1"/>
+      <w:numFmt w:val="decimal"/>
+      <w:lvlText w:val="%7."/>
+      <w:lvlJc w:val="left"/>
+      <w:pPr>
+        <w:ind w:left="5040" w:hanging="360"/>
+      </w:pPr>
+    </w:lvl>
+    <w:lvl w:ilvl="7" w:tplc="38090019" w:tentative="1">
+      <w:start w:val="1"/>
+      <w:numFmt w:val="lowerLetter"/>
+      <w:lvlText w:val="%8."/>
+      <w:lvlJc w:val="left"/>
+      <w:pPr>
+        <w:ind w:left="5760" w:hanging="360"/>
+      </w:pPr>
+    </w:lvl>
+    <w:lvl w:ilvl="8" w:tplc="3809001B" w:tentative="1">
+      <w:start w:val="1"/>
+      <w:numFmt w:val="lowerRoman"/>
+      <w:lvlText w:val="%9."/>
+      <w:lvlJc w:val="right"/>
+      <w:pPr>
+        <w:ind w:left="6480" w:hanging="180"/>
+      </w:pPr>
+    </w:lvl>
+  </w:abstractNum>
+  <w:abstractNum w:abstractNumId="26" w15:restartNumberingAfterBreak="0">
     <w:nsid w:val="32E81BFA"/>
     <w:multiLevelType w:val="hybridMultilevel"/>
     <w:tmpl w:val="FDAC5F7C"/>
@@ -38504,13 +38998,13 @@
       </w:pPr>
     </w:lvl>
   </w:abstractNum>
-  <w:abstractNum w:abstractNumId="22" w15:restartNumberingAfterBreak="0">
+  <w:abstractNum w:abstractNumId="27" w15:restartNumberingAfterBreak="0">
     <w:nsid w:val="3BF974B6"/>
     <w:multiLevelType w:val="hybridMultilevel"/>
-    <w:tmpl w:val="5DA8702C"/>
-    <w:lvl w:ilvl="0" w:tplc="3809000F">
-      <w:start w:val="1"/>
-      <w:numFmt w:val="decimal"/>
+    <w:tmpl w:val="5FBE8832"/>
+    <w:lvl w:ilvl="0" w:tplc="38090019">
+      <w:start w:val="1"/>
+      <w:numFmt w:val="lowerLetter"/>
       <w:lvlText w:val="%1."/>
       <w:lvlJc w:val="left"/>
       <w:pPr>
@@ -38590,13 +39084,13 @@
       </w:pPr>
     </w:lvl>
   </w:abstractNum>
-  <w:abstractNum w:abstractNumId="23" w15:restartNumberingAfterBreak="0">
-    <w:nsid w:val="3DBA50C8"/>
+  <w:abstractNum w:abstractNumId="28" w15:restartNumberingAfterBreak="0">
+    <w:nsid w:val="3CD045BD"/>
     <w:multiLevelType w:val="hybridMultilevel"/>
-    <w:tmpl w:val="B66E4D62"/>
-    <w:lvl w:ilvl="0" w:tplc="3809000F">
-      <w:start w:val="1"/>
-      <w:numFmt w:val="decimal"/>
+    <w:tmpl w:val="395CFC76"/>
+    <w:lvl w:ilvl="0" w:tplc="38090019">
+      <w:start w:val="1"/>
+      <w:numFmt w:val="lowerLetter"/>
       <w:lvlText w:val="%1."/>
       <w:lvlJc w:val="left"/>
       <w:pPr>
@@ -38676,13 +39170,13 @@
       </w:pPr>
     </w:lvl>
   </w:abstractNum>
-  <w:abstractNum w:abstractNumId="24" w15:restartNumberingAfterBreak="0">
-    <w:nsid w:val="3F5568E9"/>
+  <w:abstractNum w:abstractNumId="29" w15:restartNumberingAfterBreak="0">
+    <w:nsid w:val="3DBA50C8"/>
     <w:multiLevelType w:val="hybridMultilevel"/>
-    <w:tmpl w:val="FD72C1C0"/>
-    <w:lvl w:ilvl="0" w:tplc="3809000F">
-      <w:start w:val="1"/>
-      <w:numFmt w:val="decimal"/>
+    <w:tmpl w:val="DAB0188E"/>
+    <w:lvl w:ilvl="0" w:tplc="38090019">
+      <w:start w:val="1"/>
+      <w:numFmt w:val="lowerLetter"/>
       <w:lvlText w:val="%1."/>
       <w:lvlJc w:val="left"/>
       <w:pPr>
@@ -38762,13 +39256,13 @@
       </w:pPr>
     </w:lvl>
   </w:abstractNum>
-  <w:abstractNum w:abstractNumId="25" w15:restartNumberingAfterBreak="0">
-    <w:nsid w:val="450E5AB8"/>
+  <w:abstractNum w:abstractNumId="30" w15:restartNumberingAfterBreak="0">
+    <w:nsid w:val="3F5568E9"/>
     <w:multiLevelType w:val="hybridMultilevel"/>
-    <w:tmpl w:val="F76C7F3E"/>
-    <w:lvl w:ilvl="0" w:tplc="3809000F">
-      <w:start w:val="1"/>
-      <w:numFmt w:val="decimal"/>
+    <w:tmpl w:val="68C265CC"/>
+    <w:lvl w:ilvl="0" w:tplc="38090019">
+      <w:start w:val="1"/>
+      <w:numFmt w:val="lowerLetter"/>
       <w:lvlText w:val="%1."/>
       <w:lvlJc w:val="left"/>
       <w:pPr>
@@ -38848,7 +39342,93 @@
       </w:pPr>
     </w:lvl>
   </w:abstractNum>
-  <w:abstractNum w:abstractNumId="26" w15:restartNumberingAfterBreak="0">
+  <w:abstractNum w:abstractNumId="31" w15:restartNumberingAfterBreak="0">
+    <w:nsid w:val="450E5AB8"/>
+    <w:multiLevelType w:val="hybridMultilevel"/>
+    <w:tmpl w:val="B02E6DB8"/>
+    <w:lvl w:ilvl="0" w:tplc="38090019">
+      <w:start w:val="1"/>
+      <w:numFmt w:val="lowerLetter"/>
+      <w:lvlText w:val="%1."/>
+      <w:lvlJc w:val="left"/>
+      <w:pPr>
+        <w:ind w:left="720" w:hanging="360"/>
+      </w:pPr>
+    </w:lvl>
+    <w:lvl w:ilvl="1" w:tplc="38090019" w:tentative="1">
+      <w:start w:val="1"/>
+      <w:numFmt w:val="lowerLetter"/>
+      <w:lvlText w:val="%2."/>
+      <w:lvlJc w:val="left"/>
+      <w:pPr>
+        <w:ind w:left="1440" w:hanging="360"/>
+      </w:pPr>
+    </w:lvl>
+    <w:lvl w:ilvl="2" w:tplc="3809001B" w:tentative="1">
+      <w:start w:val="1"/>
+      <w:numFmt w:val="lowerRoman"/>
+      <w:lvlText w:val="%3."/>
+      <w:lvlJc w:val="right"/>
+      <w:pPr>
+        <w:ind w:left="2160" w:hanging="180"/>
+      </w:pPr>
+    </w:lvl>
+    <w:lvl w:ilvl="3" w:tplc="3809000F" w:tentative="1">
+      <w:start w:val="1"/>
+      <w:numFmt w:val="decimal"/>
+      <w:lvlText w:val="%4."/>
+      <w:lvlJc w:val="left"/>
+      <w:pPr>
+        <w:ind w:left="2880" w:hanging="360"/>
+      </w:pPr>
+    </w:lvl>
+    <w:lvl w:ilvl="4" w:tplc="38090019" w:tentative="1">
+      <w:start w:val="1"/>
+      <w:numFmt w:val="lowerLetter"/>
+      <w:lvlText w:val="%5."/>
+      <w:lvlJc w:val="left"/>
+      <w:pPr>
+        <w:ind w:left="3600" w:hanging="360"/>
+      </w:pPr>
+    </w:lvl>
+    <w:lvl w:ilvl="5" w:tplc="3809001B" w:tentative="1">
+      <w:start w:val="1"/>
+      <w:numFmt w:val="lowerRoman"/>
+      <w:lvlText w:val="%6."/>
+      <w:lvlJc w:val="right"/>
+      <w:pPr>
+        <w:ind w:left="4320" w:hanging="180"/>
+      </w:pPr>
+    </w:lvl>
+    <w:lvl w:ilvl="6" w:tplc="3809000F" w:tentative="1">
+      <w:start w:val="1"/>
+      <w:numFmt w:val="decimal"/>
+      <w:lvlText w:val="%7."/>
+      <w:lvlJc w:val="left"/>
+      <w:pPr>
+        <w:ind w:left="5040" w:hanging="360"/>
+      </w:pPr>
+    </w:lvl>
+    <w:lvl w:ilvl="7" w:tplc="38090019" w:tentative="1">
+      <w:start w:val="1"/>
+      <w:numFmt w:val="lowerLetter"/>
+      <w:lvlText w:val="%8."/>
+      <w:lvlJc w:val="left"/>
+      <w:pPr>
+        <w:ind w:left="5760" w:hanging="360"/>
+      </w:pPr>
+    </w:lvl>
+    <w:lvl w:ilvl="8" w:tplc="3809001B" w:tentative="1">
+      <w:start w:val="1"/>
+      <w:numFmt w:val="lowerRoman"/>
+      <w:lvlText w:val="%9."/>
+      <w:lvlJc w:val="right"/>
+      <w:pPr>
+        <w:ind w:left="6480" w:hanging="180"/>
+      </w:pPr>
+    </w:lvl>
+  </w:abstractNum>
+  <w:abstractNum w:abstractNumId="32" w15:restartNumberingAfterBreak="0">
     <w:nsid w:val="47012EF6"/>
     <w:multiLevelType w:val="hybridMultilevel"/>
     <w:tmpl w:val="9E743C50"/>
@@ -38934,7 +39514,7 @@
       </w:pPr>
     </w:lvl>
   </w:abstractNum>
-  <w:abstractNum w:abstractNumId="27" w15:restartNumberingAfterBreak="0">
+  <w:abstractNum w:abstractNumId="33" w15:restartNumberingAfterBreak="0">
     <w:nsid w:val="47D32FFC"/>
     <w:multiLevelType w:val="hybridMultilevel"/>
     <w:tmpl w:val="1B18BE12"/>
@@ -39024,7 +39604,7 @@
       </w:pPr>
     </w:lvl>
   </w:abstractNum>
-  <w:abstractNum w:abstractNumId="28" w15:restartNumberingAfterBreak="0">
+  <w:abstractNum w:abstractNumId="34" w15:restartNumberingAfterBreak="0">
     <w:nsid w:val="49725454"/>
     <w:multiLevelType w:val="hybridMultilevel"/>
     <w:tmpl w:val="8B303EE4"/>
@@ -39115,10 +39695,96 @@
       </w:pPr>
     </w:lvl>
   </w:abstractNum>
-  <w:abstractNum w:abstractNumId="29" w15:restartNumberingAfterBreak="0">
+  <w:abstractNum w:abstractNumId="35" w15:restartNumberingAfterBreak="0">
     <w:nsid w:val="4B524E88"/>
     <w:multiLevelType w:val="hybridMultilevel"/>
-    <w:tmpl w:val="1318E456"/>
+    <w:tmpl w:val="FD3A3B6E"/>
+    <w:lvl w:ilvl="0" w:tplc="38090019">
+      <w:start w:val="1"/>
+      <w:numFmt w:val="lowerLetter"/>
+      <w:lvlText w:val="%1."/>
+      <w:lvlJc w:val="left"/>
+      <w:pPr>
+        <w:ind w:left="720" w:hanging="360"/>
+      </w:pPr>
+    </w:lvl>
+    <w:lvl w:ilvl="1" w:tplc="38090019" w:tentative="1">
+      <w:start w:val="1"/>
+      <w:numFmt w:val="lowerLetter"/>
+      <w:lvlText w:val="%2."/>
+      <w:lvlJc w:val="left"/>
+      <w:pPr>
+        <w:ind w:left="1440" w:hanging="360"/>
+      </w:pPr>
+    </w:lvl>
+    <w:lvl w:ilvl="2" w:tplc="3809001B" w:tentative="1">
+      <w:start w:val="1"/>
+      <w:numFmt w:val="lowerRoman"/>
+      <w:lvlText w:val="%3."/>
+      <w:lvlJc w:val="right"/>
+      <w:pPr>
+        <w:ind w:left="2160" w:hanging="180"/>
+      </w:pPr>
+    </w:lvl>
+    <w:lvl w:ilvl="3" w:tplc="3809000F" w:tentative="1">
+      <w:start w:val="1"/>
+      <w:numFmt w:val="decimal"/>
+      <w:lvlText w:val="%4."/>
+      <w:lvlJc w:val="left"/>
+      <w:pPr>
+        <w:ind w:left="2880" w:hanging="360"/>
+      </w:pPr>
+    </w:lvl>
+    <w:lvl w:ilvl="4" w:tplc="38090019" w:tentative="1">
+      <w:start w:val="1"/>
+      <w:numFmt w:val="lowerLetter"/>
+      <w:lvlText w:val="%5."/>
+      <w:lvlJc w:val="left"/>
+      <w:pPr>
+        <w:ind w:left="3600" w:hanging="360"/>
+      </w:pPr>
+    </w:lvl>
+    <w:lvl w:ilvl="5" w:tplc="3809001B" w:tentative="1">
+      <w:start w:val="1"/>
+      <w:numFmt w:val="lowerRoman"/>
+      <w:lvlText w:val="%6."/>
+      <w:lvlJc w:val="right"/>
+      <w:pPr>
+        <w:ind w:left="4320" w:hanging="180"/>
+      </w:pPr>
+    </w:lvl>
+    <w:lvl w:ilvl="6" w:tplc="3809000F" w:tentative="1">
+      <w:start w:val="1"/>
+      <w:numFmt w:val="decimal"/>
+      <w:lvlText w:val="%7."/>
+      <w:lvlJc w:val="left"/>
+      <w:pPr>
+        <w:ind w:left="5040" w:hanging="360"/>
+      </w:pPr>
+    </w:lvl>
+    <w:lvl w:ilvl="7" w:tplc="38090019" w:tentative="1">
+      <w:start w:val="1"/>
+      <w:numFmt w:val="lowerLetter"/>
+      <w:lvlText w:val="%8."/>
+      <w:lvlJc w:val="left"/>
+      <w:pPr>
+        <w:ind w:left="5760" w:hanging="360"/>
+      </w:pPr>
+    </w:lvl>
+    <w:lvl w:ilvl="8" w:tplc="3809001B" w:tentative="1">
+      <w:start w:val="1"/>
+      <w:numFmt w:val="lowerRoman"/>
+      <w:lvlText w:val="%9."/>
+      <w:lvlJc w:val="right"/>
+      <w:pPr>
+        <w:ind w:left="6480" w:hanging="180"/>
+      </w:pPr>
+    </w:lvl>
+  </w:abstractNum>
+  <w:abstractNum w:abstractNumId="36" w15:restartNumberingAfterBreak="0">
+    <w:nsid w:val="4F470B14"/>
+    <w:multiLevelType w:val="hybridMultilevel"/>
+    <w:tmpl w:val="0C9E89A8"/>
     <w:lvl w:ilvl="0" w:tplc="3809000F">
       <w:start w:val="1"/>
       <w:numFmt w:val="decimal"/>
@@ -39128,7 +39794,7 @@
         <w:ind w:left="720" w:hanging="360"/>
       </w:pPr>
     </w:lvl>
-    <w:lvl w:ilvl="1" w:tplc="38090019" w:tentative="1">
+    <w:lvl w:ilvl="1" w:tplc="38090019">
       <w:start w:val="1"/>
       <w:numFmt w:val="lowerLetter"/>
       <w:lvlText w:val="%2."/>
@@ -39201,10 +39867,96 @@
       </w:pPr>
     </w:lvl>
   </w:abstractNum>
-  <w:abstractNum w:abstractNumId="30" w15:restartNumberingAfterBreak="0">
-    <w:nsid w:val="4F470B14"/>
+  <w:abstractNum w:abstractNumId="37" w15:restartNumberingAfterBreak="0">
+    <w:nsid w:val="51266053"/>
     <w:multiLevelType w:val="hybridMultilevel"/>
-    <w:tmpl w:val="6484737E"/>
+    <w:tmpl w:val="531CAD8C"/>
+    <w:lvl w:ilvl="0" w:tplc="38090019">
+      <w:start w:val="1"/>
+      <w:numFmt w:val="lowerLetter"/>
+      <w:lvlText w:val="%1."/>
+      <w:lvlJc w:val="left"/>
+      <w:pPr>
+        <w:ind w:left="720" w:hanging="360"/>
+      </w:pPr>
+    </w:lvl>
+    <w:lvl w:ilvl="1" w:tplc="38090019" w:tentative="1">
+      <w:start w:val="1"/>
+      <w:numFmt w:val="lowerLetter"/>
+      <w:lvlText w:val="%2."/>
+      <w:lvlJc w:val="left"/>
+      <w:pPr>
+        <w:ind w:left="1440" w:hanging="360"/>
+      </w:pPr>
+    </w:lvl>
+    <w:lvl w:ilvl="2" w:tplc="3809001B" w:tentative="1">
+      <w:start w:val="1"/>
+      <w:numFmt w:val="lowerRoman"/>
+      <w:lvlText w:val="%3."/>
+      <w:lvlJc w:val="right"/>
+      <w:pPr>
+        <w:ind w:left="2160" w:hanging="180"/>
+      </w:pPr>
+    </w:lvl>
+    <w:lvl w:ilvl="3" w:tplc="3809000F" w:tentative="1">
+      <w:start w:val="1"/>
+      <w:numFmt w:val="decimal"/>
+      <w:lvlText w:val="%4."/>
+      <w:lvlJc w:val="left"/>
+      <w:pPr>
+        <w:ind w:left="2880" w:hanging="360"/>
+      </w:pPr>
+    </w:lvl>
+    <w:lvl w:ilvl="4" w:tplc="38090019" w:tentative="1">
+      <w:start w:val="1"/>
+      <w:numFmt w:val="lowerLetter"/>
+      <w:lvlText w:val="%5."/>
+      <w:lvlJc w:val="left"/>
+      <w:pPr>
+        <w:ind w:left="3600" w:hanging="360"/>
+      </w:pPr>
+    </w:lvl>
+    <w:lvl w:ilvl="5" w:tplc="3809001B" w:tentative="1">
+      <w:start w:val="1"/>
+      <w:numFmt w:val="lowerRoman"/>
+      <w:lvlText w:val="%6."/>
+      <w:lvlJc w:val="right"/>
+      <w:pPr>
+        <w:ind w:left="4320" w:hanging="180"/>
+      </w:pPr>
+    </w:lvl>
+    <w:lvl w:ilvl="6" w:tplc="3809000F" w:tentative="1">
+      <w:start w:val="1"/>
+      <w:numFmt w:val="decimal"/>
+      <w:lvlText w:val="%7."/>
+      <w:lvlJc w:val="left"/>
+      <w:pPr>
+        <w:ind w:left="5040" w:hanging="360"/>
+      </w:pPr>
+    </w:lvl>
+    <w:lvl w:ilvl="7" w:tplc="38090019" w:tentative="1">
+      <w:start w:val="1"/>
+      <w:numFmt w:val="lowerLetter"/>
+      <w:lvlText w:val="%8."/>
+      <w:lvlJc w:val="left"/>
+      <w:pPr>
+        <w:ind w:left="5760" w:hanging="360"/>
+      </w:pPr>
+    </w:lvl>
+    <w:lvl w:ilvl="8" w:tplc="3809001B" w:tentative="1">
+      <w:start w:val="1"/>
+      <w:numFmt w:val="lowerRoman"/>
+      <w:lvlText w:val="%9."/>
+      <w:lvlJc w:val="right"/>
+      <w:pPr>
+        <w:ind w:left="6480" w:hanging="180"/>
+      </w:pPr>
+    </w:lvl>
+  </w:abstractNum>
+  <w:abstractNum w:abstractNumId="38" w15:restartNumberingAfterBreak="0">
+    <w:nsid w:val="53F36488"/>
+    <w:multiLevelType w:val="hybridMultilevel"/>
+    <w:tmpl w:val="7C94BC48"/>
     <w:lvl w:ilvl="0" w:tplc="3809000F">
       <w:start w:val="1"/>
       <w:numFmt w:val="decimal"/>
@@ -39214,9 +39966,9 @@
         <w:ind w:left="720" w:hanging="360"/>
       </w:pPr>
     </w:lvl>
-    <w:lvl w:ilvl="1" w:tplc="3809000F">
-      <w:start w:val="1"/>
-      <w:numFmt w:val="decimal"/>
+    <w:lvl w:ilvl="1" w:tplc="38090019">
+      <w:start w:val="1"/>
+      <w:numFmt w:val="lowerLetter"/>
       <w:lvlText w:val="%2."/>
       <w:lvlJc w:val="left"/>
       <w:pPr>
@@ -39287,179 +40039,7 @@
       </w:pPr>
     </w:lvl>
   </w:abstractNum>
-  <w:abstractNum w:abstractNumId="31" w15:restartNumberingAfterBreak="0">
-    <w:nsid w:val="51266053"/>
-    <w:multiLevelType w:val="hybridMultilevel"/>
-    <w:tmpl w:val="2E4432A2"/>
-    <w:lvl w:ilvl="0" w:tplc="3809000F">
-      <w:start w:val="1"/>
-      <w:numFmt w:val="decimal"/>
-      <w:lvlText w:val="%1."/>
-      <w:lvlJc w:val="left"/>
-      <w:pPr>
-        <w:ind w:left="720" w:hanging="360"/>
-      </w:pPr>
-    </w:lvl>
-    <w:lvl w:ilvl="1" w:tplc="38090019" w:tentative="1">
-      <w:start w:val="1"/>
-      <w:numFmt w:val="lowerLetter"/>
-      <w:lvlText w:val="%2."/>
-      <w:lvlJc w:val="left"/>
-      <w:pPr>
-        <w:ind w:left="1440" w:hanging="360"/>
-      </w:pPr>
-    </w:lvl>
-    <w:lvl w:ilvl="2" w:tplc="3809001B" w:tentative="1">
-      <w:start w:val="1"/>
-      <w:numFmt w:val="lowerRoman"/>
-      <w:lvlText w:val="%3."/>
-      <w:lvlJc w:val="right"/>
-      <w:pPr>
-        <w:ind w:left="2160" w:hanging="180"/>
-      </w:pPr>
-    </w:lvl>
-    <w:lvl w:ilvl="3" w:tplc="3809000F" w:tentative="1">
-      <w:start w:val="1"/>
-      <w:numFmt w:val="decimal"/>
-      <w:lvlText w:val="%4."/>
-      <w:lvlJc w:val="left"/>
-      <w:pPr>
-        <w:ind w:left="2880" w:hanging="360"/>
-      </w:pPr>
-    </w:lvl>
-    <w:lvl w:ilvl="4" w:tplc="38090019" w:tentative="1">
-      <w:start w:val="1"/>
-      <w:numFmt w:val="lowerLetter"/>
-      <w:lvlText w:val="%5."/>
-      <w:lvlJc w:val="left"/>
-      <w:pPr>
-        <w:ind w:left="3600" w:hanging="360"/>
-      </w:pPr>
-    </w:lvl>
-    <w:lvl w:ilvl="5" w:tplc="3809001B" w:tentative="1">
-      <w:start w:val="1"/>
-      <w:numFmt w:val="lowerRoman"/>
-      <w:lvlText w:val="%6."/>
-      <w:lvlJc w:val="right"/>
-      <w:pPr>
-        <w:ind w:left="4320" w:hanging="180"/>
-      </w:pPr>
-    </w:lvl>
-    <w:lvl w:ilvl="6" w:tplc="3809000F" w:tentative="1">
-      <w:start w:val="1"/>
-      <w:numFmt w:val="decimal"/>
-      <w:lvlText w:val="%7."/>
-      <w:lvlJc w:val="left"/>
-      <w:pPr>
-        <w:ind w:left="5040" w:hanging="360"/>
-      </w:pPr>
-    </w:lvl>
-    <w:lvl w:ilvl="7" w:tplc="38090019" w:tentative="1">
-      <w:start w:val="1"/>
-      <w:numFmt w:val="lowerLetter"/>
-      <w:lvlText w:val="%8."/>
-      <w:lvlJc w:val="left"/>
-      <w:pPr>
-        <w:ind w:left="5760" w:hanging="360"/>
-      </w:pPr>
-    </w:lvl>
-    <w:lvl w:ilvl="8" w:tplc="3809001B" w:tentative="1">
-      <w:start w:val="1"/>
-      <w:numFmt w:val="lowerRoman"/>
-      <w:lvlText w:val="%9."/>
-      <w:lvlJc w:val="right"/>
-      <w:pPr>
-        <w:ind w:left="6480" w:hanging="180"/>
-      </w:pPr>
-    </w:lvl>
-  </w:abstractNum>
-  <w:abstractNum w:abstractNumId="32" w15:restartNumberingAfterBreak="0">
-    <w:nsid w:val="53F36488"/>
-    <w:multiLevelType w:val="hybridMultilevel"/>
-    <w:tmpl w:val="099AB656"/>
-    <w:lvl w:ilvl="0" w:tplc="3809000F">
-      <w:start w:val="1"/>
-      <w:numFmt w:val="decimal"/>
-      <w:lvlText w:val="%1."/>
-      <w:lvlJc w:val="left"/>
-      <w:pPr>
-        <w:ind w:left="720" w:hanging="360"/>
-      </w:pPr>
-    </w:lvl>
-    <w:lvl w:ilvl="1" w:tplc="3809000F">
-      <w:start w:val="1"/>
-      <w:numFmt w:val="decimal"/>
-      <w:lvlText w:val="%2."/>
-      <w:lvlJc w:val="left"/>
-      <w:pPr>
-        <w:ind w:left="1440" w:hanging="360"/>
-      </w:pPr>
-    </w:lvl>
-    <w:lvl w:ilvl="2" w:tplc="3809001B" w:tentative="1">
-      <w:start w:val="1"/>
-      <w:numFmt w:val="lowerRoman"/>
-      <w:lvlText w:val="%3."/>
-      <w:lvlJc w:val="right"/>
-      <w:pPr>
-        <w:ind w:left="2160" w:hanging="180"/>
-      </w:pPr>
-    </w:lvl>
-    <w:lvl w:ilvl="3" w:tplc="3809000F" w:tentative="1">
-      <w:start w:val="1"/>
-      <w:numFmt w:val="decimal"/>
-      <w:lvlText w:val="%4."/>
-      <w:lvlJc w:val="left"/>
-      <w:pPr>
-        <w:ind w:left="2880" w:hanging="360"/>
-      </w:pPr>
-    </w:lvl>
-    <w:lvl w:ilvl="4" w:tplc="38090019" w:tentative="1">
-      <w:start w:val="1"/>
-      <w:numFmt w:val="lowerLetter"/>
-      <w:lvlText w:val="%5."/>
-      <w:lvlJc w:val="left"/>
-      <w:pPr>
-        <w:ind w:left="3600" w:hanging="360"/>
-      </w:pPr>
-    </w:lvl>
-    <w:lvl w:ilvl="5" w:tplc="3809001B" w:tentative="1">
-      <w:start w:val="1"/>
-      <w:numFmt w:val="lowerRoman"/>
-      <w:lvlText w:val="%6."/>
-      <w:lvlJc w:val="right"/>
-      <w:pPr>
-        <w:ind w:left="4320" w:hanging="180"/>
-      </w:pPr>
-    </w:lvl>
-    <w:lvl w:ilvl="6" w:tplc="3809000F" w:tentative="1">
-      <w:start w:val="1"/>
-      <w:numFmt w:val="decimal"/>
-      <w:lvlText w:val="%7."/>
-      <w:lvlJc w:val="left"/>
-      <w:pPr>
-        <w:ind w:left="5040" w:hanging="360"/>
-      </w:pPr>
-    </w:lvl>
-    <w:lvl w:ilvl="7" w:tplc="38090019" w:tentative="1">
-      <w:start w:val="1"/>
-      <w:numFmt w:val="lowerLetter"/>
-      <w:lvlText w:val="%8."/>
-      <w:lvlJc w:val="left"/>
-      <w:pPr>
-        <w:ind w:left="5760" w:hanging="360"/>
-      </w:pPr>
-    </w:lvl>
-    <w:lvl w:ilvl="8" w:tplc="3809001B" w:tentative="1">
-      <w:start w:val="1"/>
-      <w:numFmt w:val="lowerRoman"/>
-      <w:lvlText w:val="%9."/>
-      <w:lvlJc w:val="right"/>
-      <w:pPr>
-        <w:ind w:left="6480" w:hanging="180"/>
-      </w:pPr>
-    </w:lvl>
-  </w:abstractNum>
-  <w:abstractNum w:abstractNumId="33" w15:restartNumberingAfterBreak="0">
+  <w:abstractNum w:abstractNumId="39" w15:restartNumberingAfterBreak="0">
     <w:nsid w:val="54877EBF"/>
     <w:multiLevelType w:val="hybridMultilevel"/>
     <w:tmpl w:val="668C7824"/>
@@ -39549,7 +40129,7 @@
       </w:pPr>
     </w:lvl>
   </w:abstractNum>
-  <w:abstractNum w:abstractNumId="34" w15:restartNumberingAfterBreak="0">
+  <w:abstractNum w:abstractNumId="40" w15:restartNumberingAfterBreak="0">
     <w:nsid w:val="54AA4DEA"/>
     <w:multiLevelType w:val="hybridMultilevel"/>
     <w:tmpl w:val="86468FCE"/>
@@ -39638,13 +40218,13 @@
       </w:pPr>
     </w:lvl>
   </w:abstractNum>
-  <w:abstractNum w:abstractNumId="35" w15:restartNumberingAfterBreak="0">
+  <w:abstractNum w:abstractNumId="41" w15:restartNumberingAfterBreak="0">
     <w:nsid w:val="5CF03077"/>
     <w:multiLevelType w:val="hybridMultilevel"/>
-    <w:tmpl w:val="F0489ED8"/>
-    <w:lvl w:ilvl="0" w:tplc="3E42C464">
-      <w:start w:val="2"/>
-      <w:numFmt w:val="decimal"/>
+    <w:tmpl w:val="87EA8586"/>
+    <w:lvl w:ilvl="0" w:tplc="38090019">
+      <w:start w:val="1"/>
+      <w:numFmt w:val="lowerLetter"/>
       <w:lvlText w:val="%1."/>
       <w:lvlJc w:val="left"/>
       <w:pPr>
@@ -39727,7 +40307,7 @@
       </w:pPr>
     </w:lvl>
   </w:abstractNum>
-  <w:abstractNum w:abstractNumId="36" w15:restartNumberingAfterBreak="0">
+  <w:abstractNum w:abstractNumId="42" w15:restartNumberingAfterBreak="0">
     <w:nsid w:val="5D263B2C"/>
     <w:multiLevelType w:val="hybridMultilevel"/>
     <w:tmpl w:val="74E02B48"/>
@@ -39816,13 +40396,13 @@
       </w:pPr>
     </w:lvl>
   </w:abstractNum>
-  <w:abstractNum w:abstractNumId="37" w15:restartNumberingAfterBreak="0">
+  <w:abstractNum w:abstractNumId="43" w15:restartNumberingAfterBreak="0">
     <w:nsid w:val="5FFC0394"/>
     <w:multiLevelType w:val="hybridMultilevel"/>
-    <w:tmpl w:val="F0DA89EA"/>
-    <w:lvl w:ilvl="0" w:tplc="3809000F">
-      <w:start w:val="1"/>
-      <w:numFmt w:val="decimal"/>
+    <w:tmpl w:val="A2F669E4"/>
+    <w:lvl w:ilvl="0" w:tplc="38090019">
+      <w:start w:val="1"/>
+      <w:numFmt w:val="lowerLetter"/>
       <w:lvlText w:val="%1."/>
       <w:lvlJc w:val="left"/>
       <w:pPr>
@@ -39902,7 +40482,7 @@
       </w:pPr>
     </w:lvl>
   </w:abstractNum>
-  <w:abstractNum w:abstractNumId="38" w15:restartNumberingAfterBreak="0">
+  <w:abstractNum w:abstractNumId="44" w15:restartNumberingAfterBreak="0">
     <w:nsid w:val="652B6F3A"/>
     <w:multiLevelType w:val="hybridMultilevel"/>
     <w:tmpl w:val="60120D3E"/>
@@ -39991,13 +40571,13 @@
       </w:pPr>
     </w:lvl>
   </w:abstractNum>
-  <w:abstractNum w:abstractNumId="39" w15:restartNumberingAfterBreak="0">
+  <w:abstractNum w:abstractNumId="45" w15:restartNumberingAfterBreak="0">
     <w:nsid w:val="656E0CAC"/>
     <w:multiLevelType w:val="hybridMultilevel"/>
-    <w:tmpl w:val="937C61A0"/>
-    <w:lvl w:ilvl="0" w:tplc="3809000F">
-      <w:start w:val="1"/>
-      <w:numFmt w:val="decimal"/>
+    <w:tmpl w:val="3BBC0F72"/>
+    <w:lvl w:ilvl="0" w:tplc="38090019">
+      <w:start w:val="1"/>
+      <w:numFmt w:val="lowerLetter"/>
       <w:lvlText w:val="%1."/>
       <w:lvlJc w:val="left"/>
       <w:pPr>
@@ -40077,7 +40657,7 @@
       </w:pPr>
     </w:lvl>
   </w:abstractNum>
-  <w:abstractNum w:abstractNumId="40" w15:restartNumberingAfterBreak="0">
+  <w:abstractNum w:abstractNumId="46" w15:restartNumberingAfterBreak="0">
     <w:nsid w:val="65A37C38"/>
     <w:multiLevelType w:val="hybridMultilevel"/>
     <w:tmpl w:val="06DA52FC"/>
@@ -40169,13 +40749,13 @@
       </w:pPr>
     </w:lvl>
   </w:abstractNum>
-  <w:abstractNum w:abstractNumId="41" w15:restartNumberingAfterBreak="0">
+  <w:abstractNum w:abstractNumId="47" w15:restartNumberingAfterBreak="0">
     <w:nsid w:val="661B5D83"/>
     <w:multiLevelType w:val="hybridMultilevel"/>
-    <w:tmpl w:val="8CDEB7C0"/>
-    <w:lvl w:ilvl="0" w:tplc="3809000F">
-      <w:start w:val="1"/>
-      <w:numFmt w:val="decimal"/>
+    <w:tmpl w:val="3982B156"/>
+    <w:lvl w:ilvl="0" w:tplc="38090019">
+      <w:start w:val="1"/>
+      <w:numFmt w:val="lowerLetter"/>
       <w:lvlText w:val="%1."/>
       <w:lvlJc w:val="left"/>
       <w:pPr>
@@ -40255,13 +40835,13 @@
       </w:pPr>
     </w:lvl>
   </w:abstractNum>
-  <w:abstractNum w:abstractNumId="42" w15:restartNumberingAfterBreak="0">
+  <w:abstractNum w:abstractNumId="48" w15:restartNumberingAfterBreak="0">
     <w:nsid w:val="6B991741"/>
     <w:multiLevelType w:val="hybridMultilevel"/>
-    <w:tmpl w:val="B7A4BD4A"/>
-    <w:lvl w:ilvl="0" w:tplc="3809000F">
-      <w:start w:val="1"/>
-      <w:numFmt w:val="decimal"/>
+    <w:tmpl w:val="3202E766"/>
+    <w:lvl w:ilvl="0" w:tplc="38090019">
+      <w:start w:val="1"/>
+      <w:numFmt w:val="lowerLetter"/>
       <w:lvlText w:val="%1."/>
       <w:lvlJc w:val="left"/>
       <w:pPr>
@@ -40341,13 +40921,13 @@
       </w:pPr>
     </w:lvl>
   </w:abstractNum>
-  <w:abstractNum w:abstractNumId="43" w15:restartNumberingAfterBreak="0">
+  <w:abstractNum w:abstractNumId="49" w15:restartNumberingAfterBreak="0">
     <w:nsid w:val="6BD058A7"/>
     <w:multiLevelType w:val="hybridMultilevel"/>
-    <w:tmpl w:val="19D8EC44"/>
-    <w:lvl w:ilvl="0" w:tplc="3809000F">
-      <w:start w:val="1"/>
-      <w:numFmt w:val="decimal"/>
+    <w:tmpl w:val="F774B9E4"/>
+    <w:lvl w:ilvl="0" w:tplc="38090019">
+      <w:start w:val="1"/>
+      <w:numFmt w:val="lowerLetter"/>
       <w:lvlText w:val="%1."/>
       <w:lvlJc w:val="left"/>
       <w:pPr>
@@ -40427,7 +41007,7 @@
       </w:pPr>
     </w:lvl>
   </w:abstractNum>
-  <w:abstractNum w:abstractNumId="44" w15:restartNumberingAfterBreak="0">
+  <w:abstractNum w:abstractNumId="50" w15:restartNumberingAfterBreak="0">
     <w:nsid w:val="6E3D6318"/>
     <w:multiLevelType w:val="hybridMultilevel"/>
     <w:tmpl w:val="D774188E"/>
@@ -40517,7 +41097,7 @@
       </w:pPr>
     </w:lvl>
   </w:abstractNum>
-  <w:abstractNum w:abstractNumId="45" w15:restartNumberingAfterBreak="0">
+  <w:abstractNum w:abstractNumId="51" w15:restartNumberingAfterBreak="0">
     <w:nsid w:val="7AC64A60"/>
     <w:multiLevelType w:val="hybridMultilevel"/>
     <w:tmpl w:val="D69A709A"/>
@@ -40606,7 +41186,7 @@
       </w:pPr>
     </w:lvl>
   </w:abstractNum>
-  <w:abstractNum w:abstractNumId="46" w15:restartNumberingAfterBreak="0">
+  <w:abstractNum w:abstractNumId="52" w15:restartNumberingAfterBreak="0">
     <w:nsid w:val="7F39738D"/>
     <w:multiLevelType w:val="hybridMultilevel"/>
     <w:tmpl w:val="77E27EA8"/>
@@ -40697,145 +41277,163 @@
     </w:lvl>
   </w:abstractNum>
   <w:num w:numId="1">
+    <w:abstractNumId w:val="11"/>
+  </w:num>
+  <w:num w:numId="2">
+    <w:abstractNumId w:val="44"/>
+  </w:num>
+  <w:num w:numId="3">
+    <w:abstractNumId w:val="31"/>
+  </w:num>
+  <w:num w:numId="4">
+    <w:abstractNumId w:val="47"/>
+  </w:num>
+  <w:num w:numId="5">
+    <w:abstractNumId w:val="35"/>
+  </w:num>
+  <w:num w:numId="6">
+    <w:abstractNumId w:val="51"/>
+  </w:num>
+  <w:num w:numId="7">
+    <w:abstractNumId w:val="33"/>
+  </w:num>
+  <w:num w:numId="8">
+    <w:abstractNumId w:val="32"/>
+  </w:num>
+  <w:num w:numId="9">
+    <w:abstractNumId w:val="15"/>
+  </w:num>
+  <w:num w:numId="10">
+    <w:abstractNumId w:val="4"/>
+  </w:num>
+  <w:num w:numId="11">
+    <w:abstractNumId w:val="46"/>
+  </w:num>
+  <w:num w:numId="12">
+    <w:abstractNumId w:val="49"/>
+  </w:num>
+  <w:num w:numId="13">
+    <w:abstractNumId w:val="34"/>
+  </w:num>
+  <w:num w:numId="14">
+    <w:abstractNumId w:val="25"/>
+  </w:num>
+  <w:num w:numId="15">
+    <w:abstractNumId w:val="20"/>
+  </w:num>
+  <w:num w:numId="16">
+    <w:abstractNumId w:val="36"/>
+  </w:num>
+  <w:num w:numId="17">
+    <w:abstractNumId w:val="5"/>
+  </w:num>
+  <w:num w:numId="18">
+    <w:abstractNumId w:val="38"/>
+  </w:num>
+  <w:num w:numId="19">
+    <w:abstractNumId w:val="17"/>
+  </w:num>
+  <w:num w:numId="20">
+    <w:abstractNumId w:val="48"/>
+  </w:num>
+  <w:num w:numId="21">
+    <w:abstractNumId w:val="40"/>
+  </w:num>
+  <w:num w:numId="22">
+    <w:abstractNumId w:val="39"/>
+  </w:num>
+  <w:num w:numId="23">
+    <w:abstractNumId w:val="2"/>
+  </w:num>
+  <w:num w:numId="24">
+    <w:abstractNumId w:val="50"/>
+  </w:num>
+  <w:num w:numId="25">
+    <w:abstractNumId w:val="3"/>
+  </w:num>
+  <w:num w:numId="26">
+    <w:abstractNumId w:val="1"/>
+  </w:num>
+  <w:num w:numId="27">
+    <w:abstractNumId w:val="23"/>
+  </w:num>
+  <w:num w:numId="28">
+    <w:abstractNumId w:val="52"/>
+  </w:num>
+  <w:num w:numId="29">
+    <w:abstractNumId w:val="22"/>
+  </w:num>
+  <w:num w:numId="30">
+    <w:abstractNumId w:val="29"/>
+  </w:num>
+  <w:num w:numId="31">
     <w:abstractNumId w:val="9"/>
   </w:num>
-  <w:num w:numId="2">
-    <w:abstractNumId w:val="38"/>
+  <w:num w:numId="32">
+    <w:abstractNumId w:val="27"/>
   </w:num>
-  <w:num w:numId="3">
-    <w:abstractNumId w:val="25"/>
+  <w:num w:numId="33">
+    <w:abstractNumId w:val="6"/>
   </w:num>
-  <w:num w:numId="4">
+  <w:num w:numId="34">
     <w:abstractNumId w:val="41"/>
   </w:num>
-  <w:num w:numId="5">
-    <w:abstractNumId w:val="29"/>
+  <w:num w:numId="35">
+    <w:abstractNumId w:val="42"/>
   </w:num>
-  <w:num w:numId="6">
+  <w:num w:numId="36">
+    <w:abstractNumId w:val="26"/>
+  </w:num>
+  <w:num w:numId="37">
+    <w:abstractNumId w:val="16"/>
+  </w:num>
+  <w:num w:numId="38">
+    <w:abstractNumId w:val="18"/>
+  </w:num>
+  <w:num w:numId="39">
+    <w:abstractNumId w:val="19"/>
+  </w:num>
+  <w:num w:numId="40">
+    <w:abstractNumId w:val="7"/>
+  </w:num>
+  <w:num w:numId="41">
+    <w:abstractNumId w:val="21"/>
+  </w:num>
+  <w:num w:numId="42">
+    <w:abstractNumId w:val="8"/>
+  </w:num>
+  <w:num w:numId="43">
     <w:abstractNumId w:val="45"/>
   </w:num>
-  <w:num w:numId="7">
-    <w:abstractNumId w:val="27"/>
+  <w:num w:numId="44">
+    <w:abstractNumId w:val="12"/>
   </w:num>
-  <w:num w:numId="8">
-    <w:abstractNumId w:val="26"/>
+  <w:num w:numId="45">
+    <w:abstractNumId w:val="30"/>
   </w:num>
-  <w:num w:numId="9">
-    <w:abstractNumId w:val="11"/>
-  </w:num>
-  <w:num w:numId="10">
-    <w:abstractNumId w:val="3"/>
-  </w:num>
-  <w:num w:numId="11">
-    <w:abstractNumId w:val="40"/>
-  </w:num>
-  <w:num w:numId="12">
+  <w:num w:numId="46">
     <w:abstractNumId w:val="43"/>
   </w:num>
-  <w:num w:numId="13">
+  <w:num w:numId="47">
+    <w:abstractNumId w:val="37"/>
+  </w:num>
+  <w:num w:numId="48">
+    <w:abstractNumId w:val="24"/>
+  </w:num>
+  <w:num w:numId="49">
     <w:abstractNumId w:val="28"/>
   </w:num>
-  <w:num w:numId="14">
-    <w:abstractNumId w:val="20"/>
-  </w:num>
-  <w:num w:numId="15">
-    <w:abstractNumId w:val="16"/>
-  </w:num>
-  <w:num w:numId="16">
-    <w:abstractNumId w:val="30"/>
-  </w:num>
-  <w:num w:numId="17">
-    <w:abstractNumId w:val="4"/>
-  </w:num>
-  <w:num w:numId="18">
-    <w:abstractNumId w:val="32"/>
-  </w:num>
-  <w:num w:numId="19">
+  <w:num w:numId="50">
     <w:abstractNumId w:val="13"/>
   </w:num>
-  <w:num w:numId="20">
-    <w:abstractNumId w:val="42"/>
-  </w:num>
-  <w:num w:numId="21">
-    <w:abstractNumId w:val="34"/>
-  </w:num>
-  <w:num w:numId="22">
-    <w:abstractNumId w:val="33"/>
-  </w:num>
-  <w:num w:numId="23">
-    <w:abstractNumId w:val="1"/>
-  </w:num>
-  <w:num w:numId="24">
-    <w:abstractNumId w:val="44"/>
-  </w:num>
-  <w:num w:numId="25">
-    <w:abstractNumId w:val="2"/>
-  </w:num>
-  <w:num w:numId="26">
+  <w:num w:numId="51">
     <w:abstractNumId w:val="0"/>
   </w:num>
-  <w:num w:numId="27">
-    <w:abstractNumId w:val="19"/>
-  </w:num>
-  <w:num w:numId="28">
-    <w:abstractNumId w:val="46"/>
-  </w:num>
-  <w:num w:numId="29">
-    <w:abstractNumId w:val="18"/>
-  </w:num>
-  <w:num w:numId="30">
-    <w:abstractNumId w:val="23"/>
-  </w:num>
-  <w:num w:numId="31">
-    <w:abstractNumId w:val="8"/>
-  </w:num>
-  <w:num w:numId="32">
-    <w:abstractNumId w:val="22"/>
-  </w:num>
-  <w:num w:numId="33">
-    <w:abstractNumId w:val="5"/>
-  </w:num>
-  <w:num w:numId="34">
-    <w:abstractNumId w:val="35"/>
-  </w:num>
-  <w:num w:numId="35">
-    <w:abstractNumId w:val="36"/>
-  </w:num>
-  <w:num w:numId="36">
-    <w:abstractNumId w:val="21"/>
-  </w:num>
-  <w:num w:numId="37">
-    <w:abstractNumId w:val="12"/>
-  </w:num>
-  <w:num w:numId="38">
-    <w:abstractNumId w:val="14"/>
-  </w:num>
-  <w:num w:numId="39">
-    <w:abstractNumId w:val="15"/>
-  </w:num>
-  <w:num w:numId="40">
-    <w:abstractNumId w:val="6"/>
-  </w:num>
-  <w:num w:numId="41">
-    <w:abstractNumId w:val="17"/>
-  </w:num>
-  <w:num w:numId="42">
-    <w:abstractNumId w:val="7"/>
-  </w:num>
-  <w:num w:numId="43">
-    <w:abstractNumId w:val="39"/>
-  </w:num>
-  <w:num w:numId="44">
+  <w:num w:numId="52">
     <w:abstractNumId w:val="10"/>
   </w:num>
-  <w:num w:numId="45">
-    <w:abstractNumId w:val="24"/>
-  </w:num>
-  <w:num w:numId="46">
-    <w:abstractNumId w:val="37"/>
-  </w:num>
-  <w:num w:numId="47">
-    <w:abstractNumId w:val="31"/>
+  <w:num w:numId="53">
+    <w:abstractNumId w:val="14"/>
   </w:num>
   <w:numIdMacAtCleanup w:val="47"/>
 </w:numbering>
@@ -41971,7 +42569,7 @@
 </file>
 
 <file path=customXml/itemProps1.xml><?xml version="1.0" encoding="utf-8"?>
-<ds:datastoreItem xmlns:ds="http://schemas.openxmlformats.org/officeDocument/2006/customXml" ds:itemID="{89174F20-530C-48EA-8636-82D9B5409975}">
+<ds:datastoreItem xmlns:ds="http://schemas.openxmlformats.org/officeDocument/2006/customXml" ds:itemID="{4A592834-CE92-4870-89B6-C2AB01349F39}">
   <ds:schemaRefs>
     <ds:schemaRef ds:uri="http://schemas.openxmlformats.org/officeDocument/2006/bibliography"/>
   </ds:schemaRefs>
